--- a/reports/MODEL VERSION SELECT.docx
+++ b/reports/MODEL VERSION SELECT.docx
@@ -117,7 +117,7 @@
             <w:pPr>
               <w:jc w:val="center"/>
               <w:rPr>
-                <w:rFonts w:ascii="TH SarabunPSK" w:hAnsi="TH SarabunPSK" w:cs="TH SarabunPSK" w:hint="cs"/>
+                <w:rFonts w:ascii="TH SarabunPSK" w:hAnsi="TH SarabunPSK" w:cs="TH SarabunPSK"/>
                 <w:b/>
                 <w:bCs/>
                 <w:sz w:val="28"/>
@@ -143,7 +143,7 @@
             <w:pPr>
               <w:jc w:val="center"/>
               <w:rPr>
-                <w:rFonts w:ascii="TH SarabunPSK" w:hAnsi="TH SarabunPSK" w:cs="TH SarabunPSK" w:hint="cs"/>
+                <w:rFonts w:ascii="TH SarabunPSK" w:hAnsi="TH SarabunPSK" w:cs="TH SarabunPSK"/>
                 <w:b/>
                 <w:bCs/>
                 <w:sz w:val="28"/>
@@ -169,7 +169,7 @@
             <w:pPr>
               <w:jc w:val="center"/>
               <w:rPr>
-                <w:rFonts w:ascii="TH SarabunPSK" w:hAnsi="TH SarabunPSK" w:cs="TH SarabunPSK" w:hint="cs"/>
+                <w:rFonts w:ascii="TH SarabunPSK" w:hAnsi="TH SarabunPSK" w:cs="TH SarabunPSK"/>
                 <w:b/>
                 <w:bCs/>
                 <w:sz w:val="28"/>
@@ -230,7 +230,7 @@
             <w:pPr>
               <w:jc w:val="center"/>
               <w:rPr>
-                <w:rFonts w:ascii="TH SarabunPSK" w:hAnsi="TH SarabunPSK" w:cs="TH SarabunPSK" w:hint="cs"/>
+                <w:rFonts w:ascii="TH SarabunPSK" w:hAnsi="TH SarabunPSK" w:cs="TH SarabunPSK"/>
                 <w:b/>
                 <w:bCs/>
                 <w:sz w:val="28"/>
@@ -265,7 +265,7 @@
             <w:pPr>
               <w:jc w:val="center"/>
               <w:rPr>
-                <w:rFonts w:ascii="TH SarabunPSK" w:hAnsi="TH SarabunPSK" w:cs="TH SarabunPSK" w:hint="cs"/>
+                <w:rFonts w:ascii="TH SarabunPSK" w:hAnsi="TH SarabunPSK" w:cs="TH SarabunPSK"/>
                 <w:b/>
                 <w:bCs/>
                 <w:sz w:val="28"/>
@@ -291,7 +291,7 @@
             <w:pPr>
               <w:jc w:val="center"/>
               <w:rPr>
-                <w:rFonts w:ascii="TH SarabunPSK" w:hAnsi="TH SarabunPSK" w:cs="TH SarabunPSK" w:hint="cs"/>
+                <w:rFonts w:ascii="TH SarabunPSK" w:hAnsi="TH SarabunPSK" w:cs="TH SarabunPSK"/>
                 <w:b/>
                 <w:bCs/>
                 <w:sz w:val="28"/>
@@ -317,7 +317,7 @@
             <w:pPr>
               <w:jc w:val="center"/>
               <w:rPr>
-                <w:rFonts w:ascii="TH SarabunPSK" w:hAnsi="TH SarabunPSK" w:cs="TH SarabunPSK" w:hint="cs"/>
+                <w:rFonts w:ascii="TH SarabunPSK" w:hAnsi="TH SarabunPSK" w:cs="TH SarabunPSK"/>
                 <w:b/>
                 <w:bCs/>
                 <w:sz w:val="28"/>
@@ -345,7 +345,7 @@
             <w:pPr>
               <w:jc w:val="center"/>
               <w:rPr>
-                <w:rFonts w:ascii="TH SarabunPSK" w:hAnsi="TH SarabunPSK" w:cs="TH SarabunPSK" w:hint="cs"/>
+                <w:rFonts w:ascii="TH SarabunPSK" w:hAnsi="TH SarabunPSK" w:cs="TH SarabunPSK"/>
                 <w:b/>
                 <w:bCs/>
                 <w:sz w:val="28"/>
@@ -369,7 +369,7 @@
             <w:pPr>
               <w:jc w:val="center"/>
               <w:rPr>
-                <w:rFonts w:ascii="TH SarabunPSK" w:hAnsi="TH SarabunPSK" w:cs="TH SarabunPSK" w:hint="cs"/>
+                <w:rFonts w:ascii="TH SarabunPSK" w:hAnsi="TH SarabunPSK" w:cs="TH SarabunPSK"/>
                 <w:b/>
                 <w:bCs/>
                 <w:sz w:val="28"/>
@@ -393,7 +393,7 @@
             <w:pPr>
               <w:jc w:val="center"/>
               <w:rPr>
-                <w:rFonts w:ascii="TH SarabunPSK" w:hAnsi="TH SarabunPSK" w:cs="TH SarabunPSK" w:hint="cs"/>
+                <w:rFonts w:ascii="TH SarabunPSK" w:hAnsi="TH SarabunPSK" w:cs="TH SarabunPSK"/>
                 <w:b/>
                 <w:bCs/>
                 <w:sz w:val="28"/>
@@ -417,7 +417,7 @@
             <w:pPr>
               <w:jc w:val="center"/>
               <w:rPr>
-                <w:rFonts w:ascii="TH SarabunPSK" w:hAnsi="TH SarabunPSK" w:cs="TH SarabunPSK" w:hint="cs"/>
+                <w:rFonts w:ascii="TH SarabunPSK" w:hAnsi="TH SarabunPSK" w:cs="TH SarabunPSK"/>
                 <w:b/>
                 <w:bCs/>
                 <w:sz w:val="28"/>
@@ -441,7 +441,7 @@
             <w:pPr>
               <w:jc w:val="center"/>
               <w:rPr>
-                <w:rFonts w:ascii="TH SarabunPSK" w:hAnsi="TH SarabunPSK" w:cs="TH SarabunPSK" w:hint="cs"/>
+                <w:rFonts w:ascii="TH SarabunPSK" w:hAnsi="TH SarabunPSK" w:cs="TH SarabunPSK"/>
                 <w:b/>
                 <w:bCs/>
                 <w:sz w:val="28"/>
@@ -465,7 +465,7 @@
             <w:pPr>
               <w:jc w:val="center"/>
               <w:rPr>
-                <w:rFonts w:ascii="TH SarabunPSK" w:hAnsi="TH SarabunPSK" w:cs="TH SarabunPSK" w:hint="cs"/>
+                <w:rFonts w:ascii="TH SarabunPSK" w:hAnsi="TH SarabunPSK" w:cs="TH SarabunPSK"/>
                 <w:b/>
                 <w:bCs/>
                 <w:sz w:val="28"/>
@@ -489,7 +489,7 @@
             <w:pPr>
               <w:jc w:val="center"/>
               <w:rPr>
-                <w:rFonts w:ascii="TH SarabunPSK" w:hAnsi="TH SarabunPSK" w:cs="TH SarabunPSK" w:hint="cs"/>
+                <w:rFonts w:ascii="TH SarabunPSK" w:hAnsi="TH SarabunPSK" w:cs="TH SarabunPSK"/>
                 <w:b/>
                 <w:bCs/>
                 <w:sz w:val="28"/>
@@ -513,7 +513,7 @@
             <w:pPr>
               <w:jc w:val="center"/>
               <w:rPr>
-                <w:rFonts w:ascii="TH SarabunPSK" w:hAnsi="TH SarabunPSK" w:cs="TH SarabunPSK" w:hint="cs"/>
+                <w:rFonts w:ascii="TH SarabunPSK" w:hAnsi="TH SarabunPSK" w:cs="TH SarabunPSK"/>
                 <w:b/>
                 <w:bCs/>
                 <w:sz w:val="28"/>
@@ -539,7 +539,7 @@
             <w:pPr>
               <w:jc w:val="center"/>
               <w:rPr>
-                <w:rFonts w:ascii="TH SarabunPSK" w:hAnsi="TH SarabunPSK" w:cs="TH SarabunPSK" w:hint="cs"/>
+                <w:rFonts w:ascii="TH SarabunPSK" w:hAnsi="TH SarabunPSK" w:cs="TH SarabunPSK"/>
                 <w:b/>
                 <w:bCs/>
                 <w:sz w:val="28"/>
@@ -563,7 +563,7 @@
             <w:pPr>
               <w:jc w:val="center"/>
               <w:rPr>
-                <w:rFonts w:ascii="TH SarabunPSK" w:hAnsi="TH SarabunPSK" w:cs="TH SarabunPSK" w:hint="cs"/>
+                <w:rFonts w:ascii="TH SarabunPSK" w:hAnsi="TH SarabunPSK" w:cs="TH SarabunPSK"/>
                 <w:b/>
                 <w:bCs/>
                 <w:sz w:val="28"/>
@@ -587,7 +587,7 @@
             <w:pPr>
               <w:jc w:val="center"/>
               <w:rPr>
-                <w:rFonts w:ascii="TH SarabunPSK" w:hAnsi="TH SarabunPSK" w:cs="TH SarabunPSK" w:hint="cs"/>
+                <w:rFonts w:ascii="TH SarabunPSK" w:hAnsi="TH SarabunPSK" w:cs="TH SarabunPSK"/>
                 <w:b/>
                 <w:bCs/>
                 <w:sz w:val="28"/>
@@ -611,7 +611,7 @@
             <w:pPr>
               <w:jc w:val="center"/>
               <w:rPr>
-                <w:rFonts w:ascii="TH SarabunPSK" w:hAnsi="TH SarabunPSK" w:cs="TH SarabunPSK" w:hint="cs"/>
+                <w:rFonts w:ascii="TH SarabunPSK" w:hAnsi="TH SarabunPSK" w:cs="TH SarabunPSK"/>
                 <w:b/>
                 <w:bCs/>
                 <w:sz w:val="28"/>
@@ -635,7 +635,7 @@
             <w:pPr>
               <w:jc w:val="center"/>
               <w:rPr>
-                <w:rFonts w:ascii="TH SarabunPSK" w:hAnsi="TH SarabunPSK" w:cs="TH SarabunPSK" w:hint="cs"/>
+                <w:rFonts w:ascii="TH SarabunPSK" w:hAnsi="TH SarabunPSK" w:cs="TH SarabunPSK"/>
                 <w:b/>
                 <w:bCs/>
                 <w:sz w:val="28"/>
@@ -659,7 +659,7 @@
             <w:pPr>
               <w:jc w:val="center"/>
               <w:rPr>
-                <w:rFonts w:ascii="TH SarabunPSK" w:hAnsi="TH SarabunPSK" w:cs="TH SarabunPSK" w:hint="cs"/>
+                <w:rFonts w:ascii="TH SarabunPSK" w:hAnsi="TH SarabunPSK" w:cs="TH SarabunPSK"/>
                 <w:b/>
                 <w:bCs/>
                 <w:sz w:val="28"/>
@@ -683,7 +683,7 @@
             <w:pPr>
               <w:jc w:val="center"/>
               <w:rPr>
-                <w:rFonts w:ascii="TH SarabunPSK" w:hAnsi="TH SarabunPSK" w:cs="TH SarabunPSK" w:hint="cs"/>
+                <w:rFonts w:ascii="TH SarabunPSK" w:hAnsi="TH SarabunPSK" w:cs="TH SarabunPSK"/>
                 <w:b/>
                 <w:bCs/>
                 <w:sz w:val="28"/>
@@ -707,7 +707,7 @@
             <w:pPr>
               <w:jc w:val="center"/>
               <w:rPr>
-                <w:rFonts w:ascii="TH SarabunPSK" w:hAnsi="TH SarabunPSK" w:cs="TH SarabunPSK" w:hint="cs"/>
+                <w:rFonts w:ascii="TH SarabunPSK" w:hAnsi="TH SarabunPSK" w:cs="TH SarabunPSK"/>
                 <w:b/>
                 <w:bCs/>
                 <w:sz w:val="28"/>
@@ -733,7 +733,7 @@
             <w:pPr>
               <w:jc w:val="center"/>
               <w:rPr>
-                <w:rFonts w:ascii="TH SarabunPSK" w:hAnsi="TH SarabunPSK" w:cs="TH SarabunPSK" w:hint="cs"/>
+                <w:rFonts w:ascii="TH SarabunPSK" w:hAnsi="TH SarabunPSK" w:cs="TH SarabunPSK"/>
                 <w:b/>
                 <w:bCs/>
                 <w:sz w:val="28"/>
@@ -757,7 +757,7 @@
             <w:pPr>
               <w:jc w:val="center"/>
               <w:rPr>
-                <w:rFonts w:ascii="TH SarabunPSK" w:hAnsi="TH SarabunPSK" w:cs="TH SarabunPSK" w:hint="cs"/>
+                <w:rFonts w:ascii="TH SarabunPSK" w:hAnsi="TH SarabunPSK" w:cs="TH SarabunPSK"/>
                 <w:b/>
                 <w:bCs/>
                 <w:sz w:val="28"/>
@@ -781,7 +781,7 @@
             <w:pPr>
               <w:jc w:val="center"/>
               <w:rPr>
-                <w:rFonts w:ascii="TH SarabunPSK" w:hAnsi="TH SarabunPSK" w:cs="TH SarabunPSK" w:hint="cs"/>
+                <w:rFonts w:ascii="TH SarabunPSK" w:hAnsi="TH SarabunPSK" w:cs="TH SarabunPSK"/>
                 <w:b/>
                 <w:bCs/>
                 <w:sz w:val="28"/>
@@ -805,7 +805,7 @@
             <w:pPr>
               <w:jc w:val="center"/>
               <w:rPr>
-                <w:rFonts w:ascii="TH SarabunPSK" w:hAnsi="TH SarabunPSK" w:cs="TH SarabunPSK" w:hint="cs"/>
+                <w:rFonts w:ascii="TH SarabunPSK" w:hAnsi="TH SarabunPSK" w:cs="TH SarabunPSK"/>
                 <w:b/>
                 <w:bCs/>
                 <w:sz w:val="28"/>
@@ -829,7 +829,7 @@
             <w:pPr>
               <w:jc w:val="center"/>
               <w:rPr>
-                <w:rFonts w:ascii="TH SarabunPSK" w:hAnsi="TH SarabunPSK" w:cs="TH SarabunPSK" w:hint="cs"/>
+                <w:rFonts w:ascii="TH SarabunPSK" w:hAnsi="TH SarabunPSK" w:cs="TH SarabunPSK"/>
                 <w:b/>
                 <w:bCs/>
                 <w:sz w:val="28"/>
@@ -853,7 +853,7 @@
             <w:pPr>
               <w:jc w:val="center"/>
               <w:rPr>
-                <w:rFonts w:ascii="TH SarabunPSK" w:hAnsi="TH SarabunPSK" w:cs="TH SarabunPSK" w:hint="cs"/>
+                <w:rFonts w:ascii="TH SarabunPSK" w:hAnsi="TH SarabunPSK" w:cs="TH SarabunPSK"/>
                 <w:b/>
                 <w:bCs/>
                 <w:sz w:val="28"/>
@@ -877,7 +877,7 @@
             <w:pPr>
               <w:jc w:val="center"/>
               <w:rPr>
-                <w:rFonts w:ascii="TH SarabunPSK" w:hAnsi="TH SarabunPSK" w:cs="TH SarabunPSK" w:hint="cs"/>
+                <w:rFonts w:ascii="TH SarabunPSK" w:hAnsi="TH SarabunPSK" w:cs="TH SarabunPSK"/>
                 <w:b/>
                 <w:bCs/>
                 <w:sz w:val="28"/>
@@ -901,7 +901,7 @@
             <w:pPr>
               <w:jc w:val="center"/>
               <w:rPr>
-                <w:rFonts w:ascii="TH SarabunPSK" w:hAnsi="TH SarabunPSK" w:cs="TH SarabunPSK" w:hint="cs"/>
+                <w:rFonts w:ascii="TH SarabunPSK" w:hAnsi="TH SarabunPSK" w:cs="TH SarabunPSK"/>
                 <w:b/>
                 <w:bCs/>
                 <w:sz w:val="28"/>
@@ -927,7 +927,7 @@
             <w:pPr>
               <w:jc w:val="center"/>
               <w:rPr>
-                <w:rFonts w:ascii="TH SarabunPSK" w:hAnsi="TH SarabunPSK" w:cs="TH SarabunPSK" w:hint="cs"/>
+                <w:rFonts w:ascii="TH SarabunPSK" w:hAnsi="TH SarabunPSK" w:cs="TH SarabunPSK"/>
                 <w:b/>
                 <w:bCs/>
                 <w:sz w:val="28"/>
@@ -951,7 +951,7 @@
             <w:pPr>
               <w:jc w:val="center"/>
               <w:rPr>
-                <w:rFonts w:ascii="TH SarabunPSK" w:hAnsi="TH SarabunPSK" w:cs="TH SarabunPSK" w:hint="cs"/>
+                <w:rFonts w:ascii="TH SarabunPSK" w:hAnsi="TH SarabunPSK" w:cs="TH SarabunPSK"/>
                 <w:b/>
                 <w:bCs/>
                 <w:sz w:val="28"/>
@@ -975,7 +975,7 @@
             <w:pPr>
               <w:jc w:val="center"/>
               <w:rPr>
-                <w:rFonts w:ascii="TH SarabunPSK" w:hAnsi="TH SarabunPSK" w:cs="TH SarabunPSK" w:hint="cs"/>
+                <w:rFonts w:ascii="TH SarabunPSK" w:hAnsi="TH SarabunPSK" w:cs="TH SarabunPSK"/>
                 <w:b/>
                 <w:bCs/>
                 <w:sz w:val="28"/>
@@ -999,7 +999,7 @@
             <w:pPr>
               <w:jc w:val="center"/>
               <w:rPr>
-                <w:rFonts w:ascii="TH SarabunPSK" w:hAnsi="TH SarabunPSK" w:cs="TH SarabunPSK" w:hint="cs"/>
+                <w:rFonts w:ascii="TH SarabunPSK" w:hAnsi="TH SarabunPSK" w:cs="TH SarabunPSK"/>
                 <w:b/>
                 <w:bCs/>
                 <w:sz w:val="28"/>
@@ -1024,7 +1024,7 @@
             <w:pPr>
               <w:jc w:val="center"/>
               <w:rPr>
-                <w:rFonts w:ascii="TH SarabunPSK" w:hAnsi="TH SarabunPSK" w:cs="TH SarabunPSK" w:hint="cs"/>
+                <w:rFonts w:ascii="TH SarabunPSK" w:hAnsi="TH SarabunPSK" w:cs="TH SarabunPSK"/>
                 <w:b/>
                 <w:bCs/>
                 <w:sz w:val="28"/>
@@ -1048,7 +1048,7 @@
             <w:pPr>
               <w:jc w:val="center"/>
               <w:rPr>
-                <w:rFonts w:ascii="TH SarabunPSK" w:hAnsi="TH SarabunPSK" w:cs="TH SarabunPSK" w:hint="cs"/>
+                <w:rFonts w:ascii="TH SarabunPSK" w:hAnsi="TH SarabunPSK" w:cs="TH SarabunPSK"/>
                 <w:b/>
                 <w:bCs/>
                 <w:sz w:val="28"/>
@@ -1072,7 +1072,7 @@
             <w:pPr>
               <w:jc w:val="center"/>
               <w:rPr>
-                <w:rFonts w:ascii="TH SarabunPSK" w:hAnsi="TH SarabunPSK" w:cs="TH SarabunPSK" w:hint="cs"/>
+                <w:rFonts w:ascii="TH SarabunPSK" w:hAnsi="TH SarabunPSK" w:cs="TH SarabunPSK"/>
                 <w:b/>
                 <w:bCs/>
                 <w:sz w:val="28"/>
@@ -1096,7 +1096,7 @@
             <w:pPr>
               <w:jc w:val="center"/>
               <w:rPr>
-                <w:rFonts w:ascii="TH SarabunPSK" w:hAnsi="TH SarabunPSK" w:cs="TH SarabunPSK" w:hint="cs"/>
+                <w:rFonts w:ascii="TH SarabunPSK" w:hAnsi="TH SarabunPSK" w:cs="TH SarabunPSK"/>
                 <w:b/>
                 <w:bCs/>
                 <w:sz w:val="28"/>
@@ -1122,7 +1122,7 @@
             <w:pPr>
               <w:jc w:val="center"/>
               <w:rPr>
-                <w:rFonts w:ascii="TH SarabunPSK" w:hAnsi="TH SarabunPSK" w:cs="TH SarabunPSK" w:hint="cs"/>
+                <w:rFonts w:ascii="TH SarabunPSK" w:hAnsi="TH SarabunPSK" w:cs="TH SarabunPSK"/>
                 <w:b/>
                 <w:bCs/>
                 <w:sz w:val="28"/>
@@ -1146,7 +1146,7 @@
             <w:pPr>
               <w:jc w:val="center"/>
               <w:rPr>
-                <w:rFonts w:ascii="TH SarabunPSK" w:hAnsi="TH SarabunPSK" w:cs="TH SarabunPSK" w:hint="cs"/>
+                <w:rFonts w:ascii="TH SarabunPSK" w:hAnsi="TH SarabunPSK" w:cs="TH SarabunPSK"/>
                 <w:b/>
                 <w:bCs/>
                 <w:sz w:val="28"/>
@@ -1170,7 +1170,7 @@
             <w:pPr>
               <w:jc w:val="center"/>
               <w:rPr>
-                <w:rFonts w:ascii="TH SarabunPSK" w:hAnsi="TH SarabunPSK" w:cs="TH SarabunPSK" w:hint="cs"/>
+                <w:rFonts w:ascii="TH SarabunPSK" w:hAnsi="TH SarabunPSK" w:cs="TH SarabunPSK"/>
                 <w:b/>
                 <w:bCs/>
                 <w:sz w:val="28"/>
@@ -1194,7 +1194,7 @@
             <w:pPr>
               <w:jc w:val="center"/>
               <w:rPr>
-                <w:rFonts w:ascii="TH SarabunPSK" w:hAnsi="TH SarabunPSK" w:cs="TH SarabunPSK" w:hint="cs"/>
+                <w:rFonts w:ascii="TH SarabunPSK" w:hAnsi="TH SarabunPSK" w:cs="TH SarabunPSK"/>
                 <w:b/>
                 <w:bCs/>
                 <w:sz w:val="28"/>
@@ -1218,7 +1218,7 @@
             <w:pPr>
               <w:jc w:val="center"/>
               <w:rPr>
-                <w:rFonts w:ascii="TH SarabunPSK" w:hAnsi="TH SarabunPSK" w:cs="TH SarabunPSK" w:hint="cs"/>
+                <w:rFonts w:ascii="TH SarabunPSK" w:hAnsi="TH SarabunPSK" w:cs="TH SarabunPSK"/>
                 <w:b/>
                 <w:bCs/>
                 <w:sz w:val="28"/>
@@ -1242,7 +1242,7 @@
             <w:pPr>
               <w:jc w:val="center"/>
               <w:rPr>
-                <w:rFonts w:ascii="TH SarabunPSK" w:hAnsi="TH SarabunPSK" w:cs="TH SarabunPSK" w:hint="cs"/>
+                <w:rFonts w:ascii="TH SarabunPSK" w:hAnsi="TH SarabunPSK" w:cs="TH SarabunPSK"/>
                 <w:b/>
                 <w:bCs/>
                 <w:sz w:val="28"/>
@@ -1266,7 +1266,7 @@
             <w:pPr>
               <w:jc w:val="center"/>
               <w:rPr>
-                <w:rFonts w:ascii="TH SarabunPSK" w:hAnsi="TH SarabunPSK" w:cs="TH SarabunPSK" w:hint="cs"/>
+                <w:rFonts w:ascii="TH SarabunPSK" w:hAnsi="TH SarabunPSK" w:cs="TH SarabunPSK"/>
                 <w:b/>
                 <w:bCs/>
                 <w:sz w:val="28"/>
@@ -1290,7 +1290,7 @@
             <w:pPr>
               <w:jc w:val="center"/>
               <w:rPr>
-                <w:rFonts w:ascii="TH SarabunPSK" w:hAnsi="TH SarabunPSK" w:cs="TH SarabunPSK" w:hint="cs"/>
+                <w:rFonts w:ascii="TH SarabunPSK" w:hAnsi="TH SarabunPSK" w:cs="TH SarabunPSK"/>
                 <w:b/>
                 <w:bCs/>
                 <w:sz w:val="28"/>
@@ -1316,7 +1316,7 @@
             <w:pPr>
               <w:jc w:val="center"/>
               <w:rPr>
-                <w:rFonts w:ascii="TH SarabunPSK" w:hAnsi="TH SarabunPSK" w:cs="TH SarabunPSK" w:hint="cs"/>
+                <w:rFonts w:ascii="TH SarabunPSK" w:hAnsi="TH SarabunPSK" w:cs="TH SarabunPSK"/>
                 <w:b/>
                 <w:bCs/>
                 <w:sz w:val="28"/>
@@ -1340,7 +1340,7 @@
             <w:pPr>
               <w:jc w:val="center"/>
               <w:rPr>
-                <w:rFonts w:ascii="TH SarabunPSK" w:hAnsi="TH SarabunPSK" w:cs="TH SarabunPSK" w:hint="cs"/>
+                <w:rFonts w:ascii="TH SarabunPSK" w:hAnsi="TH SarabunPSK" w:cs="TH SarabunPSK"/>
                 <w:b/>
                 <w:bCs/>
                 <w:sz w:val="28"/>
@@ -1364,7 +1364,7 @@
             <w:pPr>
               <w:jc w:val="center"/>
               <w:rPr>
-                <w:rFonts w:ascii="TH SarabunPSK" w:hAnsi="TH SarabunPSK" w:cs="TH SarabunPSK" w:hint="cs"/>
+                <w:rFonts w:ascii="TH SarabunPSK" w:hAnsi="TH SarabunPSK" w:cs="TH SarabunPSK"/>
                 <w:b/>
                 <w:bCs/>
                 <w:sz w:val="28"/>
@@ -1388,7 +1388,7 @@
             <w:pPr>
               <w:jc w:val="center"/>
               <w:rPr>
-                <w:rFonts w:ascii="TH SarabunPSK" w:hAnsi="TH SarabunPSK" w:cs="TH SarabunPSK" w:hint="cs"/>
+                <w:rFonts w:ascii="TH SarabunPSK" w:hAnsi="TH SarabunPSK" w:cs="TH SarabunPSK"/>
                 <w:b/>
                 <w:bCs/>
                 <w:sz w:val="28"/>
@@ -1412,7 +1412,7 @@
             <w:pPr>
               <w:jc w:val="center"/>
               <w:rPr>
-                <w:rFonts w:ascii="TH SarabunPSK" w:hAnsi="TH SarabunPSK" w:cs="TH SarabunPSK" w:hint="cs"/>
+                <w:rFonts w:ascii="TH SarabunPSK" w:hAnsi="TH SarabunPSK" w:cs="TH SarabunPSK"/>
                 <w:b/>
                 <w:bCs/>
                 <w:sz w:val="28"/>
@@ -1436,7 +1436,7 @@
             <w:pPr>
               <w:jc w:val="center"/>
               <w:rPr>
-                <w:rFonts w:ascii="TH SarabunPSK" w:hAnsi="TH SarabunPSK" w:cs="TH SarabunPSK" w:hint="cs"/>
+                <w:rFonts w:ascii="TH SarabunPSK" w:hAnsi="TH SarabunPSK" w:cs="TH SarabunPSK"/>
                 <w:b/>
                 <w:bCs/>
                 <w:sz w:val="28"/>
@@ -1460,7 +1460,7 @@
             <w:pPr>
               <w:jc w:val="center"/>
               <w:rPr>
-                <w:rFonts w:ascii="TH SarabunPSK" w:hAnsi="TH SarabunPSK" w:cs="TH SarabunPSK" w:hint="cs"/>
+                <w:rFonts w:ascii="TH SarabunPSK" w:hAnsi="TH SarabunPSK" w:cs="TH SarabunPSK"/>
                 <w:b/>
                 <w:bCs/>
                 <w:sz w:val="28"/>
@@ -1484,7 +1484,7 @@
             <w:pPr>
               <w:jc w:val="center"/>
               <w:rPr>
-                <w:rFonts w:ascii="TH SarabunPSK" w:hAnsi="TH SarabunPSK" w:cs="TH SarabunPSK" w:hint="cs"/>
+                <w:rFonts w:ascii="TH SarabunPSK" w:hAnsi="TH SarabunPSK" w:cs="TH SarabunPSK"/>
                 <w:b/>
                 <w:bCs/>
                 <w:sz w:val="28"/>
@@ -1510,7 +1510,7 @@
             <w:pPr>
               <w:jc w:val="center"/>
               <w:rPr>
-                <w:rFonts w:ascii="TH SarabunPSK" w:hAnsi="TH SarabunPSK" w:cs="TH SarabunPSK" w:hint="cs"/>
+                <w:rFonts w:ascii="TH SarabunPSK" w:hAnsi="TH SarabunPSK" w:cs="TH SarabunPSK"/>
                 <w:b/>
                 <w:bCs/>
                 <w:sz w:val="28"/>
@@ -1534,7 +1534,7 @@
             <w:pPr>
               <w:jc w:val="center"/>
               <w:rPr>
-                <w:rFonts w:ascii="TH SarabunPSK" w:hAnsi="TH SarabunPSK" w:cs="TH SarabunPSK" w:hint="cs"/>
+                <w:rFonts w:ascii="TH SarabunPSK" w:hAnsi="TH SarabunPSK" w:cs="TH SarabunPSK"/>
                 <w:b/>
                 <w:bCs/>
                 <w:sz w:val="28"/>
@@ -1558,7 +1558,7 @@
             <w:pPr>
               <w:jc w:val="center"/>
               <w:rPr>
-                <w:rFonts w:ascii="TH SarabunPSK" w:hAnsi="TH SarabunPSK" w:cs="TH SarabunPSK" w:hint="cs"/>
+                <w:rFonts w:ascii="TH SarabunPSK" w:hAnsi="TH SarabunPSK" w:cs="TH SarabunPSK"/>
                 <w:b/>
                 <w:bCs/>
                 <w:sz w:val="28"/>
@@ -1582,7 +1582,7 @@
             <w:pPr>
               <w:jc w:val="center"/>
               <w:rPr>
-                <w:rFonts w:ascii="TH SarabunPSK" w:hAnsi="TH SarabunPSK" w:cs="TH SarabunPSK" w:hint="cs"/>
+                <w:rFonts w:ascii="TH SarabunPSK" w:hAnsi="TH SarabunPSK" w:cs="TH SarabunPSK"/>
                 <w:b/>
                 <w:bCs/>
                 <w:sz w:val="28"/>
@@ -1606,7 +1606,7 @@
             <w:pPr>
               <w:jc w:val="center"/>
               <w:rPr>
-                <w:rFonts w:ascii="TH SarabunPSK" w:hAnsi="TH SarabunPSK" w:cs="TH SarabunPSK" w:hint="cs"/>
+                <w:rFonts w:ascii="TH SarabunPSK" w:hAnsi="TH SarabunPSK" w:cs="TH SarabunPSK"/>
                 <w:b/>
                 <w:bCs/>
                 <w:sz w:val="28"/>
@@ -1630,7 +1630,7 @@
             <w:pPr>
               <w:jc w:val="center"/>
               <w:rPr>
-                <w:rFonts w:ascii="TH SarabunPSK" w:hAnsi="TH SarabunPSK" w:cs="TH SarabunPSK" w:hint="cs"/>
+                <w:rFonts w:ascii="TH SarabunPSK" w:hAnsi="TH SarabunPSK" w:cs="TH SarabunPSK"/>
                 <w:b/>
                 <w:bCs/>
                 <w:sz w:val="28"/>
@@ -1654,7 +1654,7 @@
             <w:pPr>
               <w:jc w:val="center"/>
               <w:rPr>
-                <w:rFonts w:ascii="TH SarabunPSK" w:hAnsi="TH SarabunPSK" w:cs="TH SarabunPSK" w:hint="cs"/>
+                <w:rFonts w:ascii="TH SarabunPSK" w:hAnsi="TH SarabunPSK" w:cs="TH SarabunPSK"/>
                 <w:b/>
                 <w:bCs/>
                 <w:sz w:val="28"/>
@@ -1678,7 +1678,7 @@
             <w:pPr>
               <w:jc w:val="center"/>
               <w:rPr>
-                <w:rFonts w:ascii="TH SarabunPSK" w:hAnsi="TH SarabunPSK" w:cs="TH SarabunPSK" w:hint="cs"/>
+                <w:rFonts w:ascii="TH SarabunPSK" w:hAnsi="TH SarabunPSK" w:cs="TH SarabunPSK"/>
                 <w:b/>
                 <w:bCs/>
                 <w:sz w:val="28"/>
@@ -1704,7 +1704,7 @@
             <w:pPr>
               <w:jc w:val="center"/>
               <w:rPr>
-                <w:rFonts w:ascii="TH SarabunPSK" w:hAnsi="TH SarabunPSK" w:cs="TH SarabunPSK" w:hint="cs"/>
+                <w:rFonts w:ascii="TH SarabunPSK" w:hAnsi="TH SarabunPSK" w:cs="TH SarabunPSK"/>
                 <w:b/>
                 <w:bCs/>
                 <w:sz w:val="28"/>
@@ -1728,7 +1728,7 @@
             <w:pPr>
               <w:jc w:val="center"/>
               <w:rPr>
-                <w:rFonts w:ascii="TH SarabunPSK" w:hAnsi="TH SarabunPSK" w:cs="TH SarabunPSK" w:hint="cs"/>
+                <w:rFonts w:ascii="TH SarabunPSK" w:hAnsi="TH SarabunPSK" w:cs="TH SarabunPSK"/>
                 <w:b/>
                 <w:bCs/>
                 <w:sz w:val="28"/>
@@ -1752,7 +1752,7 @@
             <w:pPr>
               <w:jc w:val="center"/>
               <w:rPr>
-                <w:rFonts w:ascii="TH SarabunPSK" w:hAnsi="TH SarabunPSK" w:cs="TH SarabunPSK" w:hint="cs"/>
+                <w:rFonts w:ascii="TH SarabunPSK" w:hAnsi="TH SarabunPSK" w:cs="TH SarabunPSK"/>
                 <w:b/>
                 <w:bCs/>
                 <w:sz w:val="28"/>
@@ -1776,7 +1776,7 @@
             <w:pPr>
               <w:jc w:val="center"/>
               <w:rPr>
-                <w:rFonts w:ascii="TH SarabunPSK" w:hAnsi="TH SarabunPSK" w:cs="TH SarabunPSK" w:hint="cs"/>
+                <w:rFonts w:ascii="TH SarabunPSK" w:hAnsi="TH SarabunPSK" w:cs="TH SarabunPSK"/>
                 <w:b/>
                 <w:bCs/>
                 <w:sz w:val="28"/>
@@ -1800,7 +1800,7 @@
             <w:pPr>
               <w:jc w:val="center"/>
               <w:rPr>
-                <w:rFonts w:ascii="TH SarabunPSK" w:hAnsi="TH SarabunPSK" w:cs="TH SarabunPSK" w:hint="cs"/>
+                <w:rFonts w:ascii="TH SarabunPSK" w:hAnsi="TH SarabunPSK" w:cs="TH SarabunPSK"/>
                 <w:b/>
                 <w:bCs/>
                 <w:sz w:val="28"/>
@@ -1824,7 +1824,7 @@
             <w:pPr>
               <w:jc w:val="center"/>
               <w:rPr>
-                <w:rFonts w:ascii="TH SarabunPSK" w:hAnsi="TH SarabunPSK" w:cs="TH SarabunPSK" w:hint="cs"/>
+                <w:rFonts w:ascii="TH SarabunPSK" w:hAnsi="TH SarabunPSK" w:cs="TH SarabunPSK"/>
                 <w:b/>
                 <w:bCs/>
                 <w:sz w:val="28"/>
@@ -1848,7 +1848,7 @@
             <w:pPr>
               <w:jc w:val="center"/>
               <w:rPr>
-                <w:rFonts w:ascii="TH SarabunPSK" w:hAnsi="TH SarabunPSK" w:cs="TH SarabunPSK" w:hint="cs"/>
+                <w:rFonts w:ascii="TH SarabunPSK" w:hAnsi="TH SarabunPSK" w:cs="TH SarabunPSK"/>
                 <w:b/>
                 <w:bCs/>
                 <w:sz w:val="28"/>
@@ -1872,7 +1872,7 @@
             <w:pPr>
               <w:jc w:val="center"/>
               <w:rPr>
-                <w:rFonts w:ascii="TH SarabunPSK" w:hAnsi="TH SarabunPSK" w:cs="TH SarabunPSK" w:hint="cs"/>
+                <w:rFonts w:ascii="TH SarabunPSK" w:hAnsi="TH SarabunPSK" w:cs="TH SarabunPSK"/>
                 <w:b/>
                 <w:bCs/>
                 <w:sz w:val="28"/>
@@ -1898,7 +1898,7 @@
             <w:pPr>
               <w:jc w:val="center"/>
               <w:rPr>
-                <w:rFonts w:ascii="TH SarabunPSK" w:hAnsi="TH SarabunPSK" w:cs="TH SarabunPSK" w:hint="cs"/>
+                <w:rFonts w:ascii="TH SarabunPSK" w:hAnsi="TH SarabunPSK" w:cs="TH SarabunPSK"/>
                 <w:b/>
                 <w:bCs/>
                 <w:sz w:val="28"/>
@@ -1922,7 +1922,7 @@
             <w:pPr>
               <w:jc w:val="center"/>
               <w:rPr>
-                <w:rFonts w:ascii="TH SarabunPSK" w:hAnsi="TH SarabunPSK" w:cs="TH SarabunPSK" w:hint="cs"/>
+                <w:rFonts w:ascii="TH SarabunPSK" w:hAnsi="TH SarabunPSK" w:cs="TH SarabunPSK"/>
                 <w:b/>
                 <w:bCs/>
                 <w:sz w:val="28"/>
@@ -1946,7 +1946,7 @@
             <w:pPr>
               <w:jc w:val="center"/>
               <w:rPr>
-                <w:rFonts w:ascii="TH SarabunPSK" w:hAnsi="TH SarabunPSK" w:cs="TH SarabunPSK" w:hint="cs"/>
+                <w:rFonts w:ascii="TH SarabunPSK" w:hAnsi="TH SarabunPSK" w:cs="TH SarabunPSK"/>
                 <w:b/>
                 <w:bCs/>
                 <w:sz w:val="28"/>
@@ -1970,7 +1970,7 @@
             <w:pPr>
               <w:jc w:val="center"/>
               <w:rPr>
-                <w:rFonts w:ascii="TH SarabunPSK" w:hAnsi="TH SarabunPSK" w:cs="TH SarabunPSK" w:hint="cs"/>
+                <w:rFonts w:ascii="TH SarabunPSK" w:hAnsi="TH SarabunPSK" w:cs="TH SarabunPSK"/>
                 <w:b/>
                 <w:bCs/>
                 <w:sz w:val="28"/>
@@ -1994,7 +1994,7 @@
             <w:pPr>
               <w:jc w:val="center"/>
               <w:rPr>
-                <w:rFonts w:ascii="TH SarabunPSK" w:hAnsi="TH SarabunPSK" w:cs="TH SarabunPSK" w:hint="cs"/>
+                <w:rFonts w:ascii="TH SarabunPSK" w:hAnsi="TH SarabunPSK" w:cs="TH SarabunPSK"/>
                 <w:b/>
                 <w:bCs/>
                 <w:sz w:val="28"/>
@@ -2018,7 +2018,7 @@
             <w:pPr>
               <w:jc w:val="center"/>
               <w:rPr>
-                <w:rFonts w:ascii="TH SarabunPSK" w:hAnsi="TH SarabunPSK" w:cs="TH SarabunPSK" w:hint="cs"/>
+                <w:rFonts w:ascii="TH SarabunPSK" w:hAnsi="TH SarabunPSK" w:cs="TH SarabunPSK"/>
                 <w:b/>
                 <w:bCs/>
                 <w:sz w:val="28"/>
@@ -2042,7 +2042,7 @@
             <w:pPr>
               <w:jc w:val="center"/>
               <w:rPr>
-                <w:rFonts w:ascii="TH SarabunPSK" w:hAnsi="TH SarabunPSK" w:cs="TH SarabunPSK" w:hint="cs"/>
+                <w:rFonts w:ascii="TH SarabunPSK" w:hAnsi="TH SarabunPSK" w:cs="TH SarabunPSK"/>
                 <w:b/>
                 <w:bCs/>
                 <w:sz w:val="28"/>
@@ -2066,7 +2066,7 @@
             <w:pPr>
               <w:jc w:val="center"/>
               <w:rPr>
-                <w:rFonts w:ascii="TH SarabunPSK" w:hAnsi="TH SarabunPSK" w:cs="TH SarabunPSK" w:hint="cs"/>
+                <w:rFonts w:ascii="TH SarabunPSK" w:hAnsi="TH SarabunPSK" w:cs="TH SarabunPSK"/>
                 <w:b/>
                 <w:bCs/>
                 <w:sz w:val="28"/>
@@ -2092,7 +2092,7 @@
             <w:pPr>
               <w:jc w:val="center"/>
               <w:rPr>
-                <w:rFonts w:ascii="TH SarabunPSK" w:hAnsi="TH SarabunPSK" w:cs="TH SarabunPSK" w:hint="cs"/>
+                <w:rFonts w:ascii="TH SarabunPSK" w:hAnsi="TH SarabunPSK" w:cs="TH SarabunPSK"/>
                 <w:b/>
                 <w:bCs/>
                 <w:sz w:val="28"/>
@@ -2116,7 +2116,7 @@
             <w:pPr>
               <w:jc w:val="center"/>
               <w:rPr>
-                <w:rFonts w:ascii="TH SarabunPSK" w:hAnsi="TH SarabunPSK" w:cs="TH SarabunPSK" w:hint="cs"/>
+                <w:rFonts w:ascii="TH SarabunPSK" w:hAnsi="TH SarabunPSK" w:cs="TH SarabunPSK"/>
                 <w:b/>
                 <w:bCs/>
                 <w:sz w:val="28"/>
@@ -2140,7 +2140,7 @@
             <w:pPr>
               <w:jc w:val="center"/>
               <w:rPr>
-                <w:rFonts w:ascii="TH SarabunPSK" w:hAnsi="TH SarabunPSK" w:cs="TH SarabunPSK" w:hint="cs"/>
+                <w:rFonts w:ascii="TH SarabunPSK" w:hAnsi="TH SarabunPSK" w:cs="TH SarabunPSK"/>
                 <w:b/>
                 <w:bCs/>
                 <w:sz w:val="28"/>
@@ -2164,7 +2164,7 @@
             <w:pPr>
               <w:jc w:val="center"/>
               <w:rPr>
-                <w:rFonts w:ascii="TH SarabunPSK" w:hAnsi="TH SarabunPSK" w:cs="TH SarabunPSK" w:hint="cs"/>
+                <w:rFonts w:ascii="TH SarabunPSK" w:hAnsi="TH SarabunPSK" w:cs="TH SarabunPSK"/>
                 <w:b/>
                 <w:bCs/>
                 <w:sz w:val="28"/>
@@ -2188,7 +2188,7 @@
             <w:pPr>
               <w:jc w:val="center"/>
               <w:rPr>
-                <w:rFonts w:ascii="TH SarabunPSK" w:hAnsi="TH SarabunPSK" w:cs="TH SarabunPSK" w:hint="cs"/>
+                <w:rFonts w:ascii="TH SarabunPSK" w:hAnsi="TH SarabunPSK" w:cs="TH SarabunPSK"/>
                 <w:b/>
                 <w:bCs/>
                 <w:sz w:val="28"/>
@@ -2212,7 +2212,7 @@
             <w:pPr>
               <w:jc w:val="center"/>
               <w:rPr>
-                <w:rFonts w:ascii="TH SarabunPSK" w:hAnsi="TH SarabunPSK" w:cs="TH SarabunPSK" w:hint="cs"/>
+                <w:rFonts w:ascii="TH SarabunPSK" w:hAnsi="TH SarabunPSK" w:cs="TH SarabunPSK"/>
                 <w:b/>
                 <w:bCs/>
                 <w:sz w:val="28"/>
@@ -2236,7 +2236,7 @@
             <w:pPr>
               <w:jc w:val="center"/>
               <w:rPr>
-                <w:rFonts w:ascii="TH SarabunPSK" w:hAnsi="TH SarabunPSK" w:cs="TH SarabunPSK" w:hint="cs"/>
+                <w:rFonts w:ascii="TH SarabunPSK" w:hAnsi="TH SarabunPSK" w:cs="TH SarabunPSK"/>
                 <w:b/>
                 <w:bCs/>
                 <w:sz w:val="28"/>
@@ -2260,7 +2260,7 @@
             <w:pPr>
               <w:jc w:val="center"/>
               <w:rPr>
-                <w:rFonts w:ascii="TH SarabunPSK" w:hAnsi="TH SarabunPSK" w:cs="TH SarabunPSK" w:hint="cs"/>
+                <w:rFonts w:ascii="TH SarabunPSK" w:hAnsi="TH SarabunPSK" w:cs="TH SarabunPSK"/>
                 <w:b/>
                 <w:bCs/>
                 <w:sz w:val="28"/>
@@ -2281,7 +2281,7 @@
       <w:pPr>
         <w:jc w:val="center"/>
         <w:rPr>
-          <w:rFonts w:ascii="TH SarabunPSK" w:hAnsi="TH SarabunPSK" w:cs="TH SarabunPSK" w:hint="cs"/>
+          <w:rFonts w:ascii="TH SarabunPSK" w:hAnsi="TH SarabunPSK" w:cs="TH SarabunPSK"/>
           <w:b/>
           <w:bCs/>
           <w:sz w:val="36"/>
@@ -2364,6 +2364,7217 @@
           <w:szCs w:val="40"/>
         </w:rPr>
         <w:lastRenderedPageBreak/>
+        <w:drawing>
+          <wp:inline distT="0" distB="0" distL="0" distR="0" wp14:anchorId="1F801006" wp14:editId="583F46E6">
+            <wp:extent cx="6858000" cy="3816350"/>
+            <wp:effectExtent l="0" t="0" r="0" b="0"/>
+            <wp:docPr id="2097340406" name="Picture 1"/>
+            <wp:cNvGraphicFramePr>
+              <a:graphicFrameLocks xmlns:a="http://schemas.openxmlformats.org/drawingml/2006/main" noChangeAspect="1"/>
+            </wp:cNvGraphicFramePr>
+            <a:graphic xmlns:a="http://schemas.openxmlformats.org/drawingml/2006/main">
+              <a:graphicData uri="http://schemas.openxmlformats.org/drawingml/2006/picture">
+                <pic:pic xmlns:pic="http://schemas.openxmlformats.org/drawingml/2006/picture">
+                  <pic:nvPicPr>
+                    <pic:cNvPr id="2097340406" name=""/>
+                    <pic:cNvPicPr/>
+                  </pic:nvPicPr>
+                  <pic:blipFill>
+                    <a:blip r:embed="rId5"/>
+                    <a:stretch>
+                      <a:fillRect/>
+                    </a:stretch>
+                  </pic:blipFill>
+                  <pic:spPr>
+                    <a:xfrm>
+                      <a:off x="0" y="0"/>
+                      <a:ext cx="6858000" cy="3816350"/>
+                    </a:xfrm>
+                    <a:prstGeom prst="rect">
+                      <a:avLst/>
+                    </a:prstGeom>
+                  </pic:spPr>
+                </pic:pic>
+              </a:graphicData>
+            </a:graphic>
+          </wp:inline>
+        </w:drawing>
+      </w:r>
+    </w:p>
+    <w:p>
+      <w:pPr>
+        <w:jc w:val="center"/>
+        <w:rPr>
+          <w:rFonts w:ascii="TH SarabunPSK" w:hAnsi="TH SarabunPSK" w:cs="TH SarabunPSK"/>
+          <w:sz w:val="32"/>
+          <w:szCs w:val="40"/>
+        </w:rPr>
+      </w:pPr>
+      <w:r>
+        <w:rPr>
+          <w:rFonts w:ascii="TH SarabunPSK" w:hAnsi="TH SarabunPSK" w:cs="TH SarabunPSK"/>
+          <w:sz w:val="32"/>
+          <w:szCs w:val="40"/>
+        </w:rPr>
+        <w:drawing>
+          <wp:inline distT="0" distB="0" distL="0" distR="0" wp14:anchorId="3B2EA6D0" wp14:editId="21F2829A">
+            <wp:extent cx="6858000" cy="3864610"/>
+            <wp:effectExtent l="0" t="0" r="0" b="2540"/>
+            <wp:docPr id="1812935495" name="Picture 1"/>
+            <wp:cNvGraphicFramePr>
+              <a:graphicFrameLocks xmlns:a="http://schemas.openxmlformats.org/drawingml/2006/main" noChangeAspect="1"/>
+            </wp:cNvGraphicFramePr>
+            <a:graphic xmlns:a="http://schemas.openxmlformats.org/drawingml/2006/main">
+              <a:graphicData uri="http://schemas.openxmlformats.org/drawingml/2006/picture">
+                <pic:pic xmlns:pic="http://schemas.openxmlformats.org/drawingml/2006/picture">
+                  <pic:nvPicPr>
+                    <pic:cNvPr id="1812935495" name=""/>
+                    <pic:cNvPicPr/>
+                  </pic:nvPicPr>
+                  <pic:blipFill>
+                    <a:blip r:embed="rId6"/>
+                    <a:stretch>
+                      <a:fillRect/>
+                    </a:stretch>
+                  </pic:blipFill>
+                  <pic:spPr>
+                    <a:xfrm>
+                      <a:off x="0" y="0"/>
+                      <a:ext cx="6858000" cy="3864610"/>
+                    </a:xfrm>
+                    <a:prstGeom prst="rect">
+                      <a:avLst/>
+                    </a:prstGeom>
+                  </pic:spPr>
+                </pic:pic>
+              </a:graphicData>
+            </a:graphic>
+          </wp:inline>
+        </w:drawing>
+      </w:r>
+    </w:p>
+    <w:p>
+      <w:pPr>
+        <w:jc w:val="center"/>
+        <w:rPr>
+          <w:rFonts w:ascii="TH SarabunPSK" w:hAnsi="TH SarabunPSK" w:cs="TH SarabunPSK"/>
+          <w:sz w:val="32"/>
+          <w:szCs w:val="40"/>
+        </w:rPr>
+      </w:pPr>
+    </w:p>
+    <w:p>
+      <w:pPr>
+        <w:jc w:val="center"/>
+        <w:rPr>
+          <w:rFonts w:ascii="TH SarabunPSK" w:hAnsi="TH SarabunPSK" w:cs="TH SarabunPSK"/>
+          <w:sz w:val="32"/>
+          <w:szCs w:val="40"/>
+        </w:rPr>
+      </w:pPr>
+    </w:p>
+    <w:p>
+      <w:pPr>
+        <w:jc w:val="center"/>
+        <w:rPr>
+          <w:rFonts w:ascii="TH SarabunPSK" w:hAnsi="TH SarabunPSK" w:cs="TH SarabunPSK"/>
+          <w:sz w:val="32"/>
+          <w:szCs w:val="40"/>
+        </w:rPr>
+      </w:pPr>
+    </w:p>
+    <w:p>
+      <w:pPr>
+        <w:rPr>
+          <w:rFonts w:ascii="TH SarabunPSK" w:hAnsi="TH SarabunPSK" w:cs="TH SarabunPSK"/>
+          <w:sz w:val="24"/>
+          <w:szCs w:val="32"/>
+        </w:rPr>
+      </w:pPr>
+      <w:r>
+        <w:rPr>
+          <w:rFonts w:ascii="TH SarabunPSK" w:hAnsi="TH SarabunPSK" w:cs="TH SarabunPSK" w:hint="cs"/>
+          <w:sz w:val="24"/>
+          <w:szCs w:val="32"/>
+          <w:cs/>
+        </w:rPr>
+        <w:lastRenderedPageBreak/>
+        <w:t xml:space="preserve">ลูกค้า </w:t>
+      </w:r>
+      <w:r>
+        <w:rPr>
+          <w:rFonts w:ascii="TH SarabunPSK" w:hAnsi="TH SarabunPSK" w:cs="TH SarabunPSK"/>
+          <w:sz w:val="24"/>
+          <w:szCs w:val="32"/>
+        </w:rPr>
+        <w:t xml:space="preserve">: </w:t>
+      </w:r>
+      <w:r>
+        <w:rPr>
+          <w:rFonts w:ascii="TH SarabunPSK" w:hAnsi="TH SarabunPSK" w:cs="TH SarabunPSK"/>
+          <w:sz w:val="32"/>
+          <w:szCs w:val="40"/>
+        </w:rPr>
+        <w:t>C000722</w:t>
+      </w:r>
+      <w:r>
+        <w:rPr>
+          <w:rFonts w:ascii="TH SarabunPSK" w:hAnsi="TH SarabunPSK" w:cs="TH SarabunPSK"/>
+          <w:sz w:val="32"/>
+          <w:szCs w:val="40"/>
+        </w:rPr>
+        <w:t xml:space="preserve"> </w:t>
+      </w:r>
+    </w:p>
+    <w:p>
+      <w:pPr>
+        <w:rPr>
+          <w:rFonts w:ascii="TH SarabunPSK" w:hAnsi="TH SarabunPSK" w:cs="TH SarabunPSK" w:hint="cs"/>
+          <w:b/>
+          <w:bCs/>
+          <w:sz w:val="32"/>
+          <w:szCs w:val="40"/>
+          <w:u w:val="single"/>
+          <w:cs/>
+        </w:rPr>
+      </w:pPr>
+      <w:r>
+        <w:rPr>
+          <w:rFonts w:ascii="TH SarabunPSK" w:hAnsi="TH SarabunPSK" w:cs="TH SarabunPSK"/>
+          <w:b/>
+          <w:bCs/>
+          <w:sz w:val="32"/>
+          <w:szCs w:val="40"/>
+          <w:u w:val="single"/>
+        </w:rPr>
+        <w:t xml:space="preserve">6 </w:t>
+      </w:r>
+      <w:r>
+        <w:rPr>
+          <w:rFonts w:ascii="TH SarabunPSK" w:hAnsi="TH SarabunPSK" w:cs="TH SarabunPSK" w:hint="cs"/>
+          <w:b/>
+          <w:bCs/>
+          <w:sz w:val="24"/>
+          <w:szCs w:val="32"/>
+          <w:u w:val="single"/>
+          <w:cs/>
+        </w:rPr>
+        <w:t>เดือน</w:t>
+      </w:r>
+    </w:p>
+    <w:tbl>
+      <w:tblPr>
+        <w:tblW w:w="0" w:type="auto"/>
+        <w:jc w:val="center"/>
+        <w:tblCellSpacing w:w="15" w:type="dxa"/>
+        <w:tblBorders>
+          <w:top w:val="single" w:sz="4" w:space="0" w:color="auto"/>
+          <w:left w:val="single" w:sz="4" w:space="0" w:color="auto"/>
+          <w:bottom w:val="single" w:sz="4" w:space="0" w:color="auto"/>
+          <w:right w:val="single" w:sz="4" w:space="0" w:color="auto"/>
+          <w:insideH w:val="single" w:sz="4" w:space="0" w:color="auto"/>
+          <w:insideV w:val="single" w:sz="4" w:space="0" w:color="auto"/>
+        </w:tblBorders>
+        <w:tblCellMar>
+          <w:top w:w="15" w:type="dxa"/>
+          <w:left w:w="15" w:type="dxa"/>
+          <w:bottom w:w="15" w:type="dxa"/>
+          <w:right w:w="15" w:type="dxa"/>
+        </w:tblCellMar>
+        <w:tblLook w:val="04A0" w:firstRow="1" w:lastRow="0" w:firstColumn="1" w:lastColumn="0" w:noHBand="0" w:noVBand="1"/>
+      </w:tblPr>
+      <w:tblGrid>
+        <w:gridCol w:w="709"/>
+        <w:gridCol w:w="1251"/>
+        <w:gridCol w:w="779"/>
+        <w:gridCol w:w="863"/>
+        <w:gridCol w:w="1213"/>
+        <w:gridCol w:w="933"/>
+        <w:gridCol w:w="850"/>
+        <w:gridCol w:w="773"/>
+        <w:gridCol w:w="634"/>
+        <w:gridCol w:w="973"/>
+        <w:gridCol w:w="1391"/>
+      </w:tblGrid>
+      <w:tr>
+        <w:trPr>
+          <w:tblHeader/>
+          <w:tblCellSpacing w:w="15" w:type="dxa"/>
+          <w:jc w:val="center"/>
+        </w:trPr>
+        <w:tc>
+          <w:tcPr>
+            <w:tcW w:w="0" w:type="auto"/>
+            <w:vAlign w:val="center"/>
+            <w:hideMark/>
+          </w:tcPr>
+          <w:p>
+            <w:pPr>
+              <w:jc w:val="center"/>
+              <w:rPr>
+                <w:rFonts w:ascii="TH SarabunPSK" w:hAnsi="TH SarabunPSK" w:cs="TH SarabunPSK" w:hint="cs"/>
+                <w:b/>
+                <w:bCs/>
+                <w:szCs w:val="22"/>
+              </w:rPr>
+            </w:pPr>
+            <w:r>
+              <w:rPr>
+                <w:rFonts w:ascii="TH SarabunPSK" w:hAnsi="TH SarabunPSK" w:cs="TH SarabunPSK" w:hint="cs"/>
+                <w:b/>
+                <w:bCs/>
+                <w:szCs w:val="22"/>
+              </w:rPr>
+              <w:t>order no</w:t>
+            </w:r>
+          </w:p>
+        </w:tc>
+        <w:tc>
+          <w:tcPr>
+            <w:tcW w:w="0" w:type="auto"/>
+            <w:vAlign w:val="center"/>
+            <w:hideMark/>
+          </w:tcPr>
+          <w:p>
+            <w:pPr>
+              <w:jc w:val="center"/>
+              <w:rPr>
+                <w:rFonts w:ascii="TH SarabunPSK" w:hAnsi="TH SarabunPSK" w:cs="TH SarabunPSK" w:hint="cs"/>
+                <w:b/>
+                <w:bCs/>
+                <w:szCs w:val="22"/>
+              </w:rPr>
+            </w:pPr>
+            <w:proofErr w:type="spellStart"/>
+            <w:r>
+              <w:rPr>
+                <w:rFonts w:ascii="TH SarabunPSK" w:hAnsi="TH SarabunPSK" w:cs="TH SarabunPSK" w:hint="cs"/>
+                <w:b/>
+                <w:bCs/>
+                <w:szCs w:val="22"/>
+              </w:rPr>
+              <w:t>order_id</w:t>
+            </w:r>
+            <w:proofErr w:type="spellEnd"/>
+          </w:p>
+        </w:tc>
+        <w:tc>
+          <w:tcPr>
+            <w:tcW w:w="0" w:type="auto"/>
+            <w:vAlign w:val="center"/>
+            <w:hideMark/>
+          </w:tcPr>
+          <w:p>
+            <w:pPr>
+              <w:jc w:val="center"/>
+              <w:rPr>
+                <w:rFonts w:ascii="TH SarabunPSK" w:hAnsi="TH SarabunPSK" w:cs="TH SarabunPSK" w:hint="cs"/>
+                <w:b/>
+                <w:bCs/>
+                <w:szCs w:val="22"/>
+              </w:rPr>
+            </w:pPr>
+            <w:r>
+              <w:rPr>
+                <w:rFonts w:ascii="TH SarabunPSK" w:hAnsi="TH SarabunPSK" w:cs="TH SarabunPSK" w:hint="cs"/>
+                <w:b/>
+                <w:bCs/>
+                <w:szCs w:val="22"/>
+              </w:rPr>
+              <w:t>days back</w:t>
+            </w:r>
+          </w:p>
+        </w:tc>
+        <w:tc>
+          <w:tcPr>
+            <w:tcW w:w="0" w:type="auto"/>
+            <w:vAlign w:val="center"/>
+            <w:hideMark/>
+          </w:tcPr>
+          <w:p>
+            <w:pPr>
+              <w:jc w:val="center"/>
+              <w:rPr>
+                <w:rFonts w:ascii="TH SarabunPSK" w:hAnsi="TH SarabunPSK" w:cs="TH SarabunPSK" w:hint="cs"/>
+                <w:b/>
+                <w:bCs/>
+                <w:szCs w:val="22"/>
+              </w:rPr>
+            </w:pPr>
+            <w:proofErr w:type="spellStart"/>
+            <w:r>
+              <w:rPr>
+                <w:rFonts w:ascii="TH SarabunPSK" w:hAnsi="TH SarabunPSK" w:cs="TH SarabunPSK" w:hint="cs"/>
+                <w:b/>
+                <w:bCs/>
+                <w:szCs w:val="22"/>
+              </w:rPr>
+              <w:t>order_date</w:t>
+            </w:r>
+            <w:proofErr w:type="spellEnd"/>
+          </w:p>
+        </w:tc>
+        <w:tc>
+          <w:tcPr>
+            <w:tcW w:w="0" w:type="auto"/>
+            <w:vAlign w:val="center"/>
+            <w:hideMark/>
+          </w:tcPr>
+          <w:p>
+            <w:pPr>
+              <w:jc w:val="center"/>
+              <w:rPr>
+                <w:rFonts w:ascii="TH SarabunPSK" w:hAnsi="TH SarabunPSK" w:cs="TH SarabunPSK" w:hint="cs"/>
+                <w:b/>
+                <w:bCs/>
+                <w:szCs w:val="22"/>
+              </w:rPr>
+            </w:pPr>
+            <w:r>
+              <w:rPr>
+                <w:rFonts w:ascii="TH SarabunPSK" w:hAnsi="TH SarabunPSK" w:cs="TH SarabunPSK" w:hint="cs"/>
+                <w:b/>
+                <w:bCs/>
+                <w:szCs w:val="22"/>
+              </w:rPr>
+              <w:t>category</w:t>
+            </w:r>
+          </w:p>
+        </w:tc>
+        <w:tc>
+          <w:tcPr>
+            <w:tcW w:w="0" w:type="auto"/>
+            <w:vAlign w:val="center"/>
+            <w:hideMark/>
+          </w:tcPr>
+          <w:p>
+            <w:pPr>
+              <w:jc w:val="center"/>
+              <w:rPr>
+                <w:rFonts w:ascii="TH SarabunPSK" w:hAnsi="TH SarabunPSK" w:cs="TH SarabunPSK" w:hint="cs"/>
+                <w:b/>
+                <w:bCs/>
+                <w:szCs w:val="22"/>
+              </w:rPr>
+            </w:pPr>
+            <w:r>
+              <w:rPr>
+                <w:rFonts w:ascii="TH SarabunPSK" w:hAnsi="TH SarabunPSK" w:cs="TH SarabunPSK" w:hint="cs"/>
+                <w:b/>
+                <w:bCs/>
+                <w:szCs w:val="22"/>
+              </w:rPr>
+              <w:t>brand</w:t>
+            </w:r>
+          </w:p>
+        </w:tc>
+        <w:tc>
+          <w:tcPr>
+            <w:tcW w:w="0" w:type="auto"/>
+            <w:vAlign w:val="center"/>
+            <w:hideMark/>
+          </w:tcPr>
+          <w:p>
+            <w:pPr>
+              <w:jc w:val="center"/>
+              <w:rPr>
+                <w:rFonts w:ascii="TH SarabunPSK" w:hAnsi="TH SarabunPSK" w:cs="TH SarabunPSK" w:hint="cs"/>
+                <w:b/>
+                <w:bCs/>
+                <w:szCs w:val="22"/>
+              </w:rPr>
+            </w:pPr>
+            <w:r>
+              <w:rPr>
+                <w:rFonts w:ascii="TH SarabunPSK" w:hAnsi="TH SarabunPSK" w:cs="TH SarabunPSK" w:hint="cs"/>
+                <w:b/>
+                <w:bCs/>
+                <w:szCs w:val="22"/>
+              </w:rPr>
+              <w:t>payment</w:t>
+            </w:r>
+          </w:p>
+        </w:tc>
+        <w:tc>
+          <w:tcPr>
+            <w:tcW w:w="0" w:type="auto"/>
+            <w:vAlign w:val="center"/>
+            <w:hideMark/>
+          </w:tcPr>
+          <w:p>
+            <w:pPr>
+              <w:jc w:val="center"/>
+              <w:rPr>
+                <w:rFonts w:ascii="TH SarabunPSK" w:hAnsi="TH SarabunPSK" w:cs="TH SarabunPSK" w:hint="cs"/>
+                <w:b/>
+                <w:bCs/>
+                <w:szCs w:val="22"/>
+              </w:rPr>
+            </w:pPr>
+            <w:r>
+              <w:rPr>
+                <w:rFonts w:ascii="TH SarabunPSK" w:hAnsi="TH SarabunPSK" w:cs="TH SarabunPSK" w:hint="cs"/>
+                <w:b/>
+                <w:bCs/>
+                <w:szCs w:val="22"/>
+              </w:rPr>
+              <w:t>channel</w:t>
+            </w:r>
+          </w:p>
+        </w:tc>
+        <w:tc>
+          <w:tcPr>
+            <w:tcW w:w="0" w:type="auto"/>
+            <w:vAlign w:val="center"/>
+            <w:hideMark/>
+          </w:tcPr>
+          <w:p>
+            <w:pPr>
+              <w:jc w:val="center"/>
+              <w:rPr>
+                <w:rFonts w:ascii="TH SarabunPSK" w:hAnsi="TH SarabunPSK" w:cs="TH SarabunPSK" w:hint="cs"/>
+                <w:b/>
+                <w:bCs/>
+                <w:szCs w:val="22"/>
+              </w:rPr>
+            </w:pPr>
+            <w:r>
+              <w:rPr>
+                <w:rFonts w:ascii="TH SarabunPSK" w:hAnsi="TH SarabunPSK" w:cs="TH SarabunPSK" w:hint="cs"/>
+                <w:b/>
+                <w:bCs/>
+                <w:szCs w:val="22"/>
+              </w:rPr>
+              <w:t>amount</w:t>
+            </w:r>
+          </w:p>
+        </w:tc>
+        <w:tc>
+          <w:tcPr>
+            <w:tcW w:w="0" w:type="auto"/>
+            <w:vAlign w:val="center"/>
+            <w:hideMark/>
+          </w:tcPr>
+          <w:p>
+            <w:pPr>
+              <w:jc w:val="center"/>
+              <w:rPr>
+                <w:rFonts w:ascii="TH SarabunPSK" w:hAnsi="TH SarabunPSK" w:cs="TH SarabunPSK" w:hint="cs"/>
+                <w:b/>
+                <w:bCs/>
+                <w:szCs w:val="22"/>
+              </w:rPr>
+            </w:pPr>
+            <w:r>
+              <w:rPr>
+                <w:rFonts w:ascii="TH SarabunPSK" w:hAnsi="TH SarabunPSK" w:cs="TH SarabunPSK" w:hint="cs"/>
+                <w:b/>
+                <w:bCs/>
+                <w:szCs w:val="22"/>
+              </w:rPr>
+              <w:t>returned</w:t>
+            </w:r>
+          </w:p>
+        </w:tc>
+        <w:tc>
+          <w:tcPr>
+            <w:tcW w:w="0" w:type="auto"/>
+            <w:vAlign w:val="center"/>
+            <w:hideMark/>
+          </w:tcPr>
+          <w:p>
+            <w:pPr>
+              <w:jc w:val="center"/>
+              <w:rPr>
+                <w:rFonts w:ascii="TH SarabunPSK" w:hAnsi="TH SarabunPSK" w:cs="TH SarabunPSK" w:hint="cs"/>
+                <w:b/>
+                <w:bCs/>
+                <w:szCs w:val="22"/>
+              </w:rPr>
+            </w:pPr>
+            <w:r>
+              <w:rPr>
+                <w:rFonts w:ascii="TH SarabunPSK" w:hAnsi="TH SarabunPSK" w:cs="TH SarabunPSK" w:hint="cs"/>
+                <w:b/>
+                <w:bCs/>
+                <w:szCs w:val="22"/>
+              </w:rPr>
+              <w:t>reason</w:t>
+            </w:r>
+          </w:p>
+        </w:tc>
+      </w:tr>
+      <w:tr>
+        <w:trPr>
+          <w:tblCellSpacing w:w="15" w:type="dxa"/>
+          <w:jc w:val="center"/>
+        </w:trPr>
+        <w:tc>
+          <w:tcPr>
+            <w:tcW w:w="0" w:type="auto"/>
+            <w:vAlign w:val="center"/>
+            <w:hideMark/>
+          </w:tcPr>
+          <w:p>
+            <w:pPr>
+              <w:jc w:val="center"/>
+              <w:rPr>
+                <w:rFonts w:ascii="TH SarabunPSK" w:hAnsi="TH SarabunPSK" w:cs="TH SarabunPSK" w:hint="cs"/>
+                <w:szCs w:val="22"/>
+              </w:rPr>
+            </w:pPr>
+            <w:r>
+              <w:rPr>
+                <w:rFonts w:ascii="TH SarabunPSK" w:hAnsi="TH SarabunPSK" w:cs="TH SarabunPSK" w:hint="cs"/>
+                <w:szCs w:val="22"/>
+              </w:rPr>
+              <w:t>10</w:t>
+            </w:r>
+          </w:p>
+        </w:tc>
+        <w:tc>
+          <w:tcPr>
+            <w:tcW w:w="0" w:type="auto"/>
+            <w:vAlign w:val="center"/>
+            <w:hideMark/>
+          </w:tcPr>
+          <w:p>
+            <w:pPr>
+              <w:jc w:val="center"/>
+              <w:rPr>
+                <w:rFonts w:ascii="TH SarabunPSK" w:hAnsi="TH SarabunPSK" w:cs="TH SarabunPSK" w:hint="cs"/>
+                <w:szCs w:val="22"/>
+              </w:rPr>
+            </w:pPr>
+            <w:r>
+              <w:rPr>
+                <w:rFonts w:ascii="TH SarabunPSK" w:hAnsi="TH SarabunPSK" w:cs="TH SarabunPSK" w:hint="cs"/>
+                <w:szCs w:val="22"/>
+              </w:rPr>
+              <w:t>LGS1ORD0002729</w:t>
+            </w:r>
+          </w:p>
+        </w:tc>
+        <w:tc>
+          <w:tcPr>
+            <w:tcW w:w="0" w:type="auto"/>
+            <w:vAlign w:val="center"/>
+            <w:hideMark/>
+          </w:tcPr>
+          <w:p>
+            <w:pPr>
+              <w:jc w:val="center"/>
+              <w:rPr>
+                <w:rFonts w:ascii="TH SarabunPSK" w:hAnsi="TH SarabunPSK" w:cs="TH SarabunPSK" w:hint="cs"/>
+                <w:szCs w:val="22"/>
+              </w:rPr>
+            </w:pPr>
+            <w:r>
+              <w:rPr>
+                <w:rFonts w:ascii="TH SarabunPSK" w:hAnsi="TH SarabunPSK" w:cs="TH SarabunPSK" w:hint="cs"/>
+                <w:szCs w:val="22"/>
+              </w:rPr>
+              <w:t>177</w:t>
+            </w:r>
+          </w:p>
+        </w:tc>
+        <w:tc>
+          <w:tcPr>
+            <w:tcW w:w="0" w:type="auto"/>
+            <w:vAlign w:val="center"/>
+            <w:hideMark/>
+          </w:tcPr>
+          <w:p>
+            <w:pPr>
+              <w:jc w:val="center"/>
+              <w:rPr>
+                <w:rFonts w:ascii="TH SarabunPSK" w:hAnsi="TH SarabunPSK" w:cs="TH SarabunPSK" w:hint="cs"/>
+                <w:szCs w:val="22"/>
+              </w:rPr>
+            </w:pPr>
+            <w:r>
+              <w:rPr>
+                <w:rFonts w:ascii="TH SarabunPSK" w:hAnsi="TH SarabunPSK" w:cs="TH SarabunPSK" w:hint="cs"/>
+                <w:szCs w:val="22"/>
+              </w:rPr>
+              <w:t>2025-08-05</w:t>
+            </w:r>
+          </w:p>
+        </w:tc>
+        <w:tc>
+          <w:tcPr>
+            <w:tcW w:w="0" w:type="auto"/>
+            <w:vAlign w:val="center"/>
+            <w:hideMark/>
+          </w:tcPr>
+          <w:p>
+            <w:pPr>
+              <w:jc w:val="center"/>
+              <w:rPr>
+                <w:rFonts w:ascii="TH SarabunPSK" w:hAnsi="TH SarabunPSK" w:cs="TH SarabunPSK" w:hint="cs"/>
+                <w:szCs w:val="22"/>
+              </w:rPr>
+            </w:pPr>
+            <w:r>
+              <w:rPr>
+                <w:rFonts w:ascii="TH SarabunPSK" w:hAnsi="TH SarabunPSK" w:cs="TH SarabunPSK" w:hint="cs"/>
+                <w:szCs w:val="22"/>
+              </w:rPr>
+              <w:t>Fashion</w:t>
+            </w:r>
+          </w:p>
+        </w:tc>
+        <w:tc>
+          <w:tcPr>
+            <w:tcW w:w="0" w:type="auto"/>
+            <w:vAlign w:val="center"/>
+            <w:hideMark/>
+          </w:tcPr>
+          <w:p>
+            <w:pPr>
+              <w:jc w:val="center"/>
+              <w:rPr>
+                <w:rFonts w:ascii="TH SarabunPSK" w:hAnsi="TH SarabunPSK" w:cs="TH SarabunPSK" w:hint="cs"/>
+                <w:szCs w:val="22"/>
+              </w:rPr>
+            </w:pPr>
+            <w:proofErr w:type="spellStart"/>
+            <w:r>
+              <w:rPr>
+                <w:rFonts w:ascii="TH SarabunPSK" w:hAnsi="TH SarabunPSK" w:cs="TH SarabunPSK" w:hint="cs"/>
+                <w:szCs w:val="22"/>
+              </w:rPr>
+              <w:t>UrbanWear</w:t>
+            </w:r>
+            <w:proofErr w:type="spellEnd"/>
+          </w:p>
+        </w:tc>
+        <w:tc>
+          <w:tcPr>
+            <w:tcW w:w="0" w:type="auto"/>
+            <w:vAlign w:val="center"/>
+            <w:hideMark/>
+          </w:tcPr>
+          <w:p>
+            <w:pPr>
+              <w:jc w:val="center"/>
+              <w:rPr>
+                <w:rFonts w:ascii="TH SarabunPSK" w:hAnsi="TH SarabunPSK" w:cs="TH SarabunPSK" w:hint="cs"/>
+                <w:szCs w:val="22"/>
+              </w:rPr>
+            </w:pPr>
+            <w:proofErr w:type="spellStart"/>
+            <w:r>
+              <w:rPr>
+                <w:rFonts w:ascii="TH SarabunPSK" w:hAnsi="TH SarabunPSK" w:cs="TH SarabunPSK" w:hint="cs"/>
+                <w:szCs w:val="22"/>
+              </w:rPr>
+              <w:t>Credit_Card</w:t>
+            </w:r>
+            <w:proofErr w:type="spellEnd"/>
+          </w:p>
+        </w:tc>
+        <w:tc>
+          <w:tcPr>
+            <w:tcW w:w="0" w:type="auto"/>
+            <w:vAlign w:val="center"/>
+            <w:hideMark/>
+          </w:tcPr>
+          <w:p>
+            <w:pPr>
+              <w:jc w:val="center"/>
+              <w:rPr>
+                <w:rFonts w:ascii="TH SarabunPSK" w:hAnsi="TH SarabunPSK" w:cs="TH SarabunPSK" w:hint="cs"/>
+                <w:szCs w:val="22"/>
+              </w:rPr>
+            </w:pPr>
+            <w:r>
+              <w:rPr>
+                <w:rFonts w:ascii="TH SarabunPSK" w:hAnsi="TH SarabunPSK" w:cs="TH SarabunPSK" w:hint="cs"/>
+                <w:szCs w:val="22"/>
+              </w:rPr>
+              <w:t>Shopee</w:t>
+            </w:r>
+          </w:p>
+        </w:tc>
+        <w:tc>
+          <w:tcPr>
+            <w:tcW w:w="0" w:type="auto"/>
+            <w:vAlign w:val="center"/>
+            <w:hideMark/>
+          </w:tcPr>
+          <w:p>
+            <w:pPr>
+              <w:jc w:val="center"/>
+              <w:rPr>
+                <w:rFonts w:ascii="TH SarabunPSK" w:hAnsi="TH SarabunPSK" w:cs="TH SarabunPSK" w:hint="cs"/>
+                <w:szCs w:val="22"/>
+              </w:rPr>
+            </w:pPr>
+            <w:r>
+              <w:rPr>
+                <w:rFonts w:ascii="TH SarabunPSK" w:hAnsi="TH SarabunPSK" w:cs="TH SarabunPSK" w:hint="cs"/>
+                <w:szCs w:val="22"/>
+              </w:rPr>
+              <w:t>787.94</w:t>
+            </w:r>
+          </w:p>
+        </w:tc>
+        <w:tc>
+          <w:tcPr>
+            <w:tcW w:w="0" w:type="auto"/>
+            <w:vAlign w:val="center"/>
+            <w:hideMark/>
+          </w:tcPr>
+          <w:p>
+            <w:pPr>
+              <w:jc w:val="center"/>
+              <w:rPr>
+                <w:rFonts w:ascii="TH SarabunPSK" w:hAnsi="TH SarabunPSK" w:cs="TH SarabunPSK" w:hint="cs"/>
+                <w:szCs w:val="22"/>
+              </w:rPr>
+            </w:pPr>
+            <w:r>
+              <w:rPr>
+                <w:rFonts w:ascii="TH SarabunPSK" w:hAnsi="TH SarabunPSK" w:cs="TH SarabunPSK" w:hint="cs"/>
+                <w:szCs w:val="22"/>
+              </w:rPr>
+              <w:t>Returned</w:t>
+            </w:r>
+          </w:p>
+        </w:tc>
+        <w:tc>
+          <w:tcPr>
+            <w:tcW w:w="0" w:type="auto"/>
+            <w:vAlign w:val="center"/>
+            <w:hideMark/>
+          </w:tcPr>
+          <w:p>
+            <w:pPr>
+              <w:jc w:val="center"/>
+              <w:rPr>
+                <w:rFonts w:ascii="TH SarabunPSK" w:hAnsi="TH SarabunPSK" w:cs="TH SarabunPSK" w:hint="cs"/>
+                <w:szCs w:val="22"/>
+              </w:rPr>
+            </w:pPr>
+            <w:r>
+              <w:rPr>
+                <w:rFonts w:ascii="TH SarabunPSK" w:hAnsi="TH SarabunPSK" w:cs="TH SarabunPSK" w:hint="cs"/>
+                <w:szCs w:val="22"/>
+              </w:rPr>
+              <w:t>Not as Expected</w:t>
+            </w:r>
+          </w:p>
+        </w:tc>
+      </w:tr>
+      <w:tr>
+        <w:trPr>
+          <w:tblCellSpacing w:w="15" w:type="dxa"/>
+          <w:jc w:val="center"/>
+        </w:trPr>
+        <w:tc>
+          <w:tcPr>
+            <w:tcW w:w="0" w:type="auto"/>
+            <w:vAlign w:val="center"/>
+            <w:hideMark/>
+          </w:tcPr>
+          <w:p>
+            <w:pPr>
+              <w:jc w:val="center"/>
+              <w:rPr>
+                <w:rFonts w:ascii="TH SarabunPSK" w:hAnsi="TH SarabunPSK" w:cs="TH SarabunPSK" w:hint="cs"/>
+                <w:szCs w:val="22"/>
+              </w:rPr>
+            </w:pPr>
+            <w:r>
+              <w:rPr>
+                <w:rFonts w:ascii="TH SarabunPSK" w:hAnsi="TH SarabunPSK" w:cs="TH SarabunPSK" w:hint="cs"/>
+                <w:szCs w:val="22"/>
+              </w:rPr>
+              <w:t>11</w:t>
+            </w:r>
+          </w:p>
+        </w:tc>
+        <w:tc>
+          <w:tcPr>
+            <w:tcW w:w="0" w:type="auto"/>
+            <w:vAlign w:val="center"/>
+            <w:hideMark/>
+          </w:tcPr>
+          <w:p>
+            <w:pPr>
+              <w:jc w:val="center"/>
+              <w:rPr>
+                <w:rFonts w:ascii="TH SarabunPSK" w:hAnsi="TH SarabunPSK" w:cs="TH SarabunPSK" w:hint="cs"/>
+                <w:szCs w:val="22"/>
+              </w:rPr>
+            </w:pPr>
+            <w:r>
+              <w:rPr>
+                <w:rFonts w:ascii="TH SarabunPSK" w:hAnsi="TH SarabunPSK" w:cs="TH SarabunPSK" w:hint="cs"/>
+                <w:szCs w:val="22"/>
+              </w:rPr>
+              <w:t>LGS1ORD0002882</w:t>
+            </w:r>
+          </w:p>
+        </w:tc>
+        <w:tc>
+          <w:tcPr>
+            <w:tcW w:w="0" w:type="auto"/>
+            <w:vAlign w:val="center"/>
+            <w:hideMark/>
+          </w:tcPr>
+          <w:p>
+            <w:pPr>
+              <w:jc w:val="center"/>
+              <w:rPr>
+                <w:rFonts w:ascii="TH SarabunPSK" w:hAnsi="TH SarabunPSK" w:cs="TH SarabunPSK" w:hint="cs"/>
+                <w:szCs w:val="22"/>
+              </w:rPr>
+            </w:pPr>
+            <w:r>
+              <w:rPr>
+                <w:rFonts w:ascii="TH SarabunPSK" w:hAnsi="TH SarabunPSK" w:cs="TH SarabunPSK" w:hint="cs"/>
+                <w:szCs w:val="22"/>
+              </w:rPr>
+              <w:t>165</w:t>
+            </w:r>
+          </w:p>
+        </w:tc>
+        <w:tc>
+          <w:tcPr>
+            <w:tcW w:w="0" w:type="auto"/>
+            <w:vAlign w:val="center"/>
+            <w:hideMark/>
+          </w:tcPr>
+          <w:p>
+            <w:pPr>
+              <w:jc w:val="center"/>
+              <w:rPr>
+                <w:rFonts w:ascii="TH SarabunPSK" w:hAnsi="TH SarabunPSK" w:cs="TH SarabunPSK" w:hint="cs"/>
+                <w:szCs w:val="22"/>
+              </w:rPr>
+            </w:pPr>
+            <w:r>
+              <w:rPr>
+                <w:rFonts w:ascii="TH SarabunPSK" w:hAnsi="TH SarabunPSK" w:cs="TH SarabunPSK" w:hint="cs"/>
+                <w:szCs w:val="22"/>
+              </w:rPr>
+              <w:t>2025-08-17</w:t>
+            </w:r>
+          </w:p>
+        </w:tc>
+        <w:tc>
+          <w:tcPr>
+            <w:tcW w:w="0" w:type="auto"/>
+            <w:vAlign w:val="center"/>
+            <w:hideMark/>
+          </w:tcPr>
+          <w:p>
+            <w:pPr>
+              <w:jc w:val="center"/>
+              <w:rPr>
+                <w:rFonts w:ascii="TH SarabunPSK" w:hAnsi="TH SarabunPSK" w:cs="TH SarabunPSK" w:hint="cs"/>
+                <w:szCs w:val="22"/>
+              </w:rPr>
+            </w:pPr>
+            <w:r>
+              <w:rPr>
+                <w:rFonts w:ascii="TH SarabunPSK" w:hAnsi="TH SarabunPSK" w:cs="TH SarabunPSK" w:hint="cs"/>
+                <w:szCs w:val="22"/>
+              </w:rPr>
+              <w:t>Health</w:t>
+            </w:r>
+          </w:p>
+        </w:tc>
+        <w:tc>
+          <w:tcPr>
+            <w:tcW w:w="0" w:type="auto"/>
+            <w:vAlign w:val="center"/>
+            <w:hideMark/>
+          </w:tcPr>
+          <w:p>
+            <w:pPr>
+              <w:jc w:val="center"/>
+              <w:rPr>
+                <w:rFonts w:ascii="TH SarabunPSK" w:hAnsi="TH SarabunPSK" w:cs="TH SarabunPSK" w:hint="cs"/>
+                <w:szCs w:val="22"/>
+              </w:rPr>
+            </w:pPr>
+            <w:proofErr w:type="spellStart"/>
+            <w:r>
+              <w:rPr>
+                <w:rFonts w:ascii="TH SarabunPSK" w:hAnsi="TH SarabunPSK" w:cs="TH SarabunPSK" w:hint="cs"/>
+                <w:szCs w:val="22"/>
+              </w:rPr>
+              <w:t>MediCare</w:t>
+            </w:r>
+            <w:proofErr w:type="spellEnd"/>
+          </w:p>
+        </w:tc>
+        <w:tc>
+          <w:tcPr>
+            <w:tcW w:w="0" w:type="auto"/>
+            <w:vAlign w:val="center"/>
+            <w:hideMark/>
+          </w:tcPr>
+          <w:p>
+            <w:pPr>
+              <w:jc w:val="center"/>
+              <w:rPr>
+                <w:rFonts w:ascii="TH SarabunPSK" w:hAnsi="TH SarabunPSK" w:cs="TH SarabunPSK" w:hint="cs"/>
+                <w:szCs w:val="22"/>
+              </w:rPr>
+            </w:pPr>
+            <w:proofErr w:type="spellStart"/>
+            <w:r>
+              <w:rPr>
+                <w:rFonts w:ascii="TH SarabunPSK" w:hAnsi="TH SarabunPSK" w:cs="TH SarabunPSK" w:hint="cs"/>
+                <w:szCs w:val="22"/>
+              </w:rPr>
+              <w:t>Credit_Card</w:t>
+            </w:r>
+            <w:proofErr w:type="spellEnd"/>
+          </w:p>
+        </w:tc>
+        <w:tc>
+          <w:tcPr>
+            <w:tcW w:w="0" w:type="auto"/>
+            <w:vAlign w:val="center"/>
+            <w:hideMark/>
+          </w:tcPr>
+          <w:p>
+            <w:pPr>
+              <w:jc w:val="center"/>
+              <w:rPr>
+                <w:rFonts w:ascii="TH SarabunPSK" w:hAnsi="TH SarabunPSK" w:cs="TH SarabunPSK" w:hint="cs"/>
+                <w:szCs w:val="22"/>
+              </w:rPr>
+            </w:pPr>
+            <w:r>
+              <w:rPr>
+                <w:rFonts w:ascii="TH SarabunPSK" w:hAnsi="TH SarabunPSK" w:cs="TH SarabunPSK" w:hint="cs"/>
+                <w:szCs w:val="22"/>
+              </w:rPr>
+              <w:t>Shopee</w:t>
+            </w:r>
+          </w:p>
+        </w:tc>
+        <w:tc>
+          <w:tcPr>
+            <w:tcW w:w="0" w:type="auto"/>
+            <w:vAlign w:val="center"/>
+            <w:hideMark/>
+          </w:tcPr>
+          <w:p>
+            <w:pPr>
+              <w:jc w:val="center"/>
+              <w:rPr>
+                <w:rFonts w:ascii="TH SarabunPSK" w:hAnsi="TH SarabunPSK" w:cs="TH SarabunPSK" w:hint="cs"/>
+                <w:szCs w:val="22"/>
+              </w:rPr>
+            </w:pPr>
+            <w:r>
+              <w:rPr>
+                <w:rFonts w:ascii="TH SarabunPSK" w:hAnsi="TH SarabunPSK" w:cs="TH SarabunPSK" w:hint="cs"/>
+                <w:szCs w:val="22"/>
+              </w:rPr>
+              <w:t>4334.52</w:t>
+            </w:r>
+          </w:p>
+        </w:tc>
+        <w:tc>
+          <w:tcPr>
+            <w:tcW w:w="0" w:type="auto"/>
+            <w:vAlign w:val="center"/>
+            <w:hideMark/>
+          </w:tcPr>
+          <w:p>
+            <w:pPr>
+              <w:jc w:val="center"/>
+              <w:rPr>
+                <w:rFonts w:ascii="TH SarabunPSK" w:hAnsi="TH SarabunPSK" w:cs="TH SarabunPSK" w:hint="cs"/>
+                <w:szCs w:val="22"/>
+              </w:rPr>
+            </w:pPr>
+            <w:r>
+              <w:rPr>
+                <w:rFonts w:ascii="TH SarabunPSK" w:hAnsi="TH SarabunPSK" w:cs="TH SarabunPSK" w:hint="cs"/>
+                <w:szCs w:val="22"/>
+              </w:rPr>
+              <w:t>Not Returned</w:t>
+            </w:r>
+          </w:p>
+        </w:tc>
+        <w:tc>
+          <w:tcPr>
+            <w:tcW w:w="0" w:type="auto"/>
+            <w:vAlign w:val="center"/>
+            <w:hideMark/>
+          </w:tcPr>
+          <w:p>
+            <w:pPr>
+              <w:jc w:val="center"/>
+              <w:rPr>
+                <w:rFonts w:ascii="TH SarabunPSK" w:hAnsi="TH SarabunPSK" w:cs="TH SarabunPSK" w:hint="cs"/>
+                <w:szCs w:val="22"/>
+              </w:rPr>
+            </w:pPr>
+            <w:r>
+              <w:rPr>
+                <w:rFonts w:ascii="TH SarabunPSK" w:hAnsi="TH SarabunPSK" w:cs="TH SarabunPSK" w:hint="cs"/>
+                <w:szCs w:val="22"/>
+              </w:rPr>
+              <w:t>Not Returned</w:t>
+            </w:r>
+          </w:p>
+        </w:tc>
+      </w:tr>
+      <w:tr>
+        <w:trPr>
+          <w:tblCellSpacing w:w="15" w:type="dxa"/>
+          <w:jc w:val="center"/>
+        </w:trPr>
+        <w:tc>
+          <w:tcPr>
+            <w:tcW w:w="0" w:type="auto"/>
+            <w:vAlign w:val="center"/>
+            <w:hideMark/>
+          </w:tcPr>
+          <w:p>
+            <w:pPr>
+              <w:jc w:val="center"/>
+              <w:rPr>
+                <w:rFonts w:ascii="TH SarabunPSK" w:hAnsi="TH SarabunPSK" w:cs="TH SarabunPSK" w:hint="cs"/>
+                <w:szCs w:val="22"/>
+              </w:rPr>
+            </w:pPr>
+            <w:r>
+              <w:rPr>
+                <w:rFonts w:ascii="TH SarabunPSK" w:hAnsi="TH SarabunPSK" w:cs="TH SarabunPSK" w:hint="cs"/>
+                <w:szCs w:val="22"/>
+              </w:rPr>
+              <w:t>12</w:t>
+            </w:r>
+          </w:p>
+        </w:tc>
+        <w:tc>
+          <w:tcPr>
+            <w:tcW w:w="0" w:type="auto"/>
+            <w:vAlign w:val="center"/>
+            <w:hideMark/>
+          </w:tcPr>
+          <w:p>
+            <w:pPr>
+              <w:jc w:val="center"/>
+              <w:rPr>
+                <w:rFonts w:ascii="TH SarabunPSK" w:hAnsi="TH SarabunPSK" w:cs="TH SarabunPSK" w:hint="cs"/>
+                <w:szCs w:val="22"/>
+              </w:rPr>
+            </w:pPr>
+            <w:r>
+              <w:rPr>
+                <w:rFonts w:ascii="TH SarabunPSK" w:hAnsi="TH SarabunPSK" w:cs="TH SarabunPSK" w:hint="cs"/>
+                <w:szCs w:val="22"/>
+              </w:rPr>
+              <w:t>LGS1ORD0003517</w:t>
+            </w:r>
+          </w:p>
+        </w:tc>
+        <w:tc>
+          <w:tcPr>
+            <w:tcW w:w="0" w:type="auto"/>
+            <w:vAlign w:val="center"/>
+            <w:hideMark/>
+          </w:tcPr>
+          <w:p>
+            <w:pPr>
+              <w:jc w:val="center"/>
+              <w:rPr>
+                <w:rFonts w:ascii="TH SarabunPSK" w:hAnsi="TH SarabunPSK" w:cs="TH SarabunPSK" w:hint="cs"/>
+                <w:szCs w:val="22"/>
+              </w:rPr>
+            </w:pPr>
+            <w:r>
+              <w:rPr>
+                <w:rFonts w:ascii="TH SarabunPSK" w:hAnsi="TH SarabunPSK" w:cs="TH SarabunPSK" w:hint="cs"/>
+                <w:szCs w:val="22"/>
+              </w:rPr>
+              <w:t>115</w:t>
+            </w:r>
+          </w:p>
+        </w:tc>
+        <w:tc>
+          <w:tcPr>
+            <w:tcW w:w="0" w:type="auto"/>
+            <w:vAlign w:val="center"/>
+            <w:hideMark/>
+          </w:tcPr>
+          <w:p>
+            <w:pPr>
+              <w:jc w:val="center"/>
+              <w:rPr>
+                <w:rFonts w:ascii="TH SarabunPSK" w:hAnsi="TH SarabunPSK" w:cs="TH SarabunPSK" w:hint="cs"/>
+                <w:szCs w:val="22"/>
+              </w:rPr>
+            </w:pPr>
+            <w:r>
+              <w:rPr>
+                <w:rFonts w:ascii="TH SarabunPSK" w:hAnsi="TH SarabunPSK" w:cs="TH SarabunPSK" w:hint="cs"/>
+                <w:szCs w:val="22"/>
+              </w:rPr>
+              <w:t>2025-10-06</w:t>
+            </w:r>
+          </w:p>
+        </w:tc>
+        <w:tc>
+          <w:tcPr>
+            <w:tcW w:w="0" w:type="auto"/>
+            <w:vAlign w:val="center"/>
+            <w:hideMark/>
+          </w:tcPr>
+          <w:p>
+            <w:pPr>
+              <w:jc w:val="center"/>
+              <w:rPr>
+                <w:rFonts w:ascii="TH SarabunPSK" w:hAnsi="TH SarabunPSK" w:cs="TH SarabunPSK" w:hint="cs"/>
+                <w:szCs w:val="22"/>
+              </w:rPr>
+            </w:pPr>
+            <w:r>
+              <w:rPr>
+                <w:rFonts w:ascii="TH SarabunPSK" w:hAnsi="TH SarabunPSK" w:cs="TH SarabunPSK" w:hint="cs"/>
+                <w:szCs w:val="22"/>
+              </w:rPr>
+              <w:t>Electronics</w:t>
+            </w:r>
+          </w:p>
+        </w:tc>
+        <w:tc>
+          <w:tcPr>
+            <w:tcW w:w="0" w:type="auto"/>
+            <w:vAlign w:val="center"/>
+            <w:hideMark/>
+          </w:tcPr>
+          <w:p>
+            <w:pPr>
+              <w:jc w:val="center"/>
+              <w:rPr>
+                <w:rFonts w:ascii="TH SarabunPSK" w:hAnsi="TH SarabunPSK" w:cs="TH SarabunPSK" w:hint="cs"/>
+                <w:szCs w:val="22"/>
+              </w:rPr>
+            </w:pPr>
+            <w:proofErr w:type="spellStart"/>
+            <w:r>
+              <w:rPr>
+                <w:rFonts w:ascii="TH SarabunPSK" w:hAnsi="TH SarabunPSK" w:cs="TH SarabunPSK" w:hint="cs"/>
+                <w:szCs w:val="22"/>
+              </w:rPr>
+              <w:t>GadgetWorld</w:t>
+            </w:r>
+            <w:proofErr w:type="spellEnd"/>
+          </w:p>
+        </w:tc>
+        <w:tc>
+          <w:tcPr>
+            <w:tcW w:w="0" w:type="auto"/>
+            <w:vAlign w:val="center"/>
+            <w:hideMark/>
+          </w:tcPr>
+          <w:p>
+            <w:pPr>
+              <w:jc w:val="center"/>
+              <w:rPr>
+                <w:rFonts w:ascii="TH SarabunPSK" w:hAnsi="TH SarabunPSK" w:cs="TH SarabunPSK" w:hint="cs"/>
+                <w:szCs w:val="22"/>
+              </w:rPr>
+            </w:pPr>
+            <w:r>
+              <w:rPr>
+                <w:rFonts w:ascii="TH SarabunPSK" w:hAnsi="TH SarabunPSK" w:cs="TH SarabunPSK" w:hint="cs"/>
+                <w:szCs w:val="22"/>
+              </w:rPr>
+              <w:t>COD</w:t>
+            </w:r>
+          </w:p>
+        </w:tc>
+        <w:tc>
+          <w:tcPr>
+            <w:tcW w:w="0" w:type="auto"/>
+            <w:vAlign w:val="center"/>
+            <w:hideMark/>
+          </w:tcPr>
+          <w:p>
+            <w:pPr>
+              <w:jc w:val="center"/>
+              <w:rPr>
+                <w:rFonts w:ascii="TH SarabunPSK" w:hAnsi="TH SarabunPSK" w:cs="TH SarabunPSK" w:hint="cs"/>
+                <w:szCs w:val="22"/>
+              </w:rPr>
+            </w:pPr>
+            <w:r>
+              <w:rPr>
+                <w:rFonts w:ascii="TH SarabunPSK" w:hAnsi="TH SarabunPSK" w:cs="TH SarabunPSK" w:hint="cs"/>
+                <w:szCs w:val="22"/>
+              </w:rPr>
+              <w:t>Web</w:t>
+            </w:r>
+          </w:p>
+        </w:tc>
+        <w:tc>
+          <w:tcPr>
+            <w:tcW w:w="0" w:type="auto"/>
+            <w:vAlign w:val="center"/>
+            <w:hideMark/>
+          </w:tcPr>
+          <w:p>
+            <w:pPr>
+              <w:jc w:val="center"/>
+              <w:rPr>
+                <w:rFonts w:ascii="TH SarabunPSK" w:hAnsi="TH SarabunPSK" w:cs="TH SarabunPSK" w:hint="cs"/>
+                <w:szCs w:val="22"/>
+              </w:rPr>
+            </w:pPr>
+            <w:r>
+              <w:rPr>
+                <w:rFonts w:ascii="TH SarabunPSK" w:hAnsi="TH SarabunPSK" w:cs="TH SarabunPSK" w:hint="cs"/>
+                <w:szCs w:val="22"/>
+              </w:rPr>
+              <w:t>1412.41</w:t>
+            </w:r>
+          </w:p>
+        </w:tc>
+        <w:tc>
+          <w:tcPr>
+            <w:tcW w:w="0" w:type="auto"/>
+            <w:vAlign w:val="center"/>
+            <w:hideMark/>
+          </w:tcPr>
+          <w:p>
+            <w:pPr>
+              <w:jc w:val="center"/>
+              <w:rPr>
+                <w:rFonts w:ascii="TH SarabunPSK" w:hAnsi="TH SarabunPSK" w:cs="TH SarabunPSK" w:hint="cs"/>
+                <w:szCs w:val="22"/>
+              </w:rPr>
+            </w:pPr>
+            <w:r>
+              <w:rPr>
+                <w:rFonts w:ascii="TH SarabunPSK" w:hAnsi="TH SarabunPSK" w:cs="TH SarabunPSK" w:hint="cs"/>
+                <w:szCs w:val="22"/>
+              </w:rPr>
+              <w:t>Returned</w:t>
+            </w:r>
+          </w:p>
+        </w:tc>
+        <w:tc>
+          <w:tcPr>
+            <w:tcW w:w="0" w:type="auto"/>
+            <w:vAlign w:val="center"/>
+            <w:hideMark/>
+          </w:tcPr>
+          <w:p>
+            <w:pPr>
+              <w:jc w:val="center"/>
+              <w:rPr>
+                <w:rFonts w:ascii="TH SarabunPSK" w:hAnsi="TH SarabunPSK" w:cs="TH SarabunPSK" w:hint="cs"/>
+                <w:szCs w:val="22"/>
+              </w:rPr>
+            </w:pPr>
+            <w:r>
+              <w:rPr>
+                <w:rFonts w:ascii="TH SarabunPSK" w:hAnsi="TH SarabunPSK" w:cs="TH SarabunPSK" w:hint="cs"/>
+                <w:szCs w:val="22"/>
+              </w:rPr>
+              <w:t>Not as Expected</w:t>
+            </w:r>
+          </w:p>
+        </w:tc>
+      </w:tr>
+      <w:tr>
+        <w:trPr>
+          <w:tblCellSpacing w:w="15" w:type="dxa"/>
+          <w:jc w:val="center"/>
+        </w:trPr>
+        <w:tc>
+          <w:tcPr>
+            <w:tcW w:w="0" w:type="auto"/>
+            <w:vAlign w:val="center"/>
+            <w:hideMark/>
+          </w:tcPr>
+          <w:p>
+            <w:pPr>
+              <w:jc w:val="center"/>
+              <w:rPr>
+                <w:rFonts w:ascii="TH SarabunPSK" w:hAnsi="TH SarabunPSK" w:cs="TH SarabunPSK" w:hint="cs"/>
+                <w:szCs w:val="22"/>
+              </w:rPr>
+            </w:pPr>
+            <w:r>
+              <w:rPr>
+                <w:rFonts w:ascii="TH SarabunPSK" w:hAnsi="TH SarabunPSK" w:cs="TH SarabunPSK" w:hint="cs"/>
+                <w:szCs w:val="22"/>
+              </w:rPr>
+              <w:t>13</w:t>
+            </w:r>
+          </w:p>
+        </w:tc>
+        <w:tc>
+          <w:tcPr>
+            <w:tcW w:w="0" w:type="auto"/>
+            <w:vAlign w:val="center"/>
+            <w:hideMark/>
+          </w:tcPr>
+          <w:p>
+            <w:pPr>
+              <w:jc w:val="center"/>
+              <w:rPr>
+                <w:rFonts w:ascii="TH SarabunPSK" w:hAnsi="TH SarabunPSK" w:cs="TH SarabunPSK" w:hint="cs"/>
+                <w:szCs w:val="22"/>
+              </w:rPr>
+            </w:pPr>
+            <w:r>
+              <w:rPr>
+                <w:rFonts w:ascii="TH SarabunPSK" w:hAnsi="TH SarabunPSK" w:cs="TH SarabunPSK" w:hint="cs"/>
+                <w:szCs w:val="22"/>
+              </w:rPr>
+              <w:t>LGS1ORD0004206</w:t>
+            </w:r>
+          </w:p>
+        </w:tc>
+        <w:tc>
+          <w:tcPr>
+            <w:tcW w:w="0" w:type="auto"/>
+            <w:vAlign w:val="center"/>
+            <w:hideMark/>
+          </w:tcPr>
+          <w:p>
+            <w:pPr>
+              <w:jc w:val="center"/>
+              <w:rPr>
+                <w:rFonts w:ascii="TH SarabunPSK" w:hAnsi="TH SarabunPSK" w:cs="TH SarabunPSK" w:hint="cs"/>
+                <w:szCs w:val="22"/>
+              </w:rPr>
+            </w:pPr>
+            <w:r>
+              <w:rPr>
+                <w:rFonts w:ascii="TH SarabunPSK" w:hAnsi="TH SarabunPSK" w:cs="TH SarabunPSK" w:hint="cs"/>
+                <w:szCs w:val="22"/>
+              </w:rPr>
+              <w:t>60</w:t>
+            </w:r>
+          </w:p>
+        </w:tc>
+        <w:tc>
+          <w:tcPr>
+            <w:tcW w:w="0" w:type="auto"/>
+            <w:vAlign w:val="center"/>
+            <w:hideMark/>
+          </w:tcPr>
+          <w:p>
+            <w:pPr>
+              <w:jc w:val="center"/>
+              <w:rPr>
+                <w:rFonts w:ascii="TH SarabunPSK" w:hAnsi="TH SarabunPSK" w:cs="TH SarabunPSK" w:hint="cs"/>
+                <w:szCs w:val="22"/>
+              </w:rPr>
+            </w:pPr>
+            <w:r>
+              <w:rPr>
+                <w:rFonts w:ascii="TH SarabunPSK" w:hAnsi="TH SarabunPSK" w:cs="TH SarabunPSK" w:hint="cs"/>
+                <w:szCs w:val="22"/>
+              </w:rPr>
+              <w:t>2025-11-30</w:t>
+            </w:r>
+          </w:p>
+        </w:tc>
+        <w:tc>
+          <w:tcPr>
+            <w:tcW w:w="0" w:type="auto"/>
+            <w:vAlign w:val="center"/>
+            <w:hideMark/>
+          </w:tcPr>
+          <w:p>
+            <w:pPr>
+              <w:jc w:val="center"/>
+              <w:rPr>
+                <w:rFonts w:ascii="TH SarabunPSK" w:hAnsi="TH SarabunPSK" w:cs="TH SarabunPSK" w:hint="cs"/>
+                <w:szCs w:val="22"/>
+              </w:rPr>
+            </w:pPr>
+            <w:r>
+              <w:rPr>
+                <w:rFonts w:ascii="TH SarabunPSK" w:hAnsi="TH SarabunPSK" w:cs="TH SarabunPSK" w:hint="cs"/>
+                <w:szCs w:val="22"/>
+              </w:rPr>
+              <w:t>Fashion</w:t>
+            </w:r>
+          </w:p>
+        </w:tc>
+        <w:tc>
+          <w:tcPr>
+            <w:tcW w:w="0" w:type="auto"/>
+            <w:vAlign w:val="center"/>
+            <w:hideMark/>
+          </w:tcPr>
+          <w:p>
+            <w:pPr>
+              <w:jc w:val="center"/>
+              <w:rPr>
+                <w:rFonts w:ascii="TH SarabunPSK" w:hAnsi="TH SarabunPSK" w:cs="TH SarabunPSK" w:hint="cs"/>
+                <w:szCs w:val="22"/>
+              </w:rPr>
+            </w:pPr>
+            <w:proofErr w:type="spellStart"/>
+            <w:r>
+              <w:rPr>
+                <w:rFonts w:ascii="TH SarabunPSK" w:hAnsi="TH SarabunPSK" w:cs="TH SarabunPSK" w:hint="cs"/>
+                <w:szCs w:val="22"/>
+              </w:rPr>
+              <w:t>UrbanWear</w:t>
+            </w:r>
+            <w:proofErr w:type="spellEnd"/>
+          </w:p>
+        </w:tc>
+        <w:tc>
+          <w:tcPr>
+            <w:tcW w:w="0" w:type="auto"/>
+            <w:vAlign w:val="center"/>
+            <w:hideMark/>
+          </w:tcPr>
+          <w:p>
+            <w:pPr>
+              <w:jc w:val="center"/>
+              <w:rPr>
+                <w:rFonts w:ascii="TH SarabunPSK" w:hAnsi="TH SarabunPSK" w:cs="TH SarabunPSK" w:hint="cs"/>
+                <w:szCs w:val="22"/>
+              </w:rPr>
+            </w:pPr>
+            <w:proofErr w:type="spellStart"/>
+            <w:r>
+              <w:rPr>
+                <w:rFonts w:ascii="TH SarabunPSK" w:hAnsi="TH SarabunPSK" w:cs="TH SarabunPSK" w:hint="cs"/>
+                <w:szCs w:val="22"/>
+              </w:rPr>
+              <w:t>Credit_Card</w:t>
+            </w:r>
+            <w:proofErr w:type="spellEnd"/>
+          </w:p>
+        </w:tc>
+        <w:tc>
+          <w:tcPr>
+            <w:tcW w:w="0" w:type="auto"/>
+            <w:vAlign w:val="center"/>
+            <w:hideMark/>
+          </w:tcPr>
+          <w:p>
+            <w:pPr>
+              <w:jc w:val="center"/>
+              <w:rPr>
+                <w:rFonts w:ascii="TH SarabunPSK" w:hAnsi="TH SarabunPSK" w:cs="TH SarabunPSK" w:hint="cs"/>
+                <w:szCs w:val="22"/>
+              </w:rPr>
+            </w:pPr>
+            <w:proofErr w:type="spellStart"/>
+            <w:r>
+              <w:rPr>
+                <w:rFonts w:ascii="TH SarabunPSK" w:hAnsi="TH SarabunPSK" w:cs="TH SarabunPSK" w:hint="cs"/>
+                <w:szCs w:val="22"/>
+              </w:rPr>
+              <w:t>TV_Show</w:t>
+            </w:r>
+            <w:proofErr w:type="spellEnd"/>
+          </w:p>
+        </w:tc>
+        <w:tc>
+          <w:tcPr>
+            <w:tcW w:w="0" w:type="auto"/>
+            <w:vAlign w:val="center"/>
+            <w:hideMark/>
+          </w:tcPr>
+          <w:p>
+            <w:pPr>
+              <w:jc w:val="center"/>
+              <w:rPr>
+                <w:rFonts w:ascii="TH SarabunPSK" w:hAnsi="TH SarabunPSK" w:cs="TH SarabunPSK" w:hint="cs"/>
+                <w:szCs w:val="22"/>
+              </w:rPr>
+            </w:pPr>
+            <w:r>
+              <w:rPr>
+                <w:rFonts w:ascii="TH SarabunPSK" w:hAnsi="TH SarabunPSK" w:cs="TH SarabunPSK" w:hint="cs"/>
+                <w:szCs w:val="22"/>
+              </w:rPr>
+              <w:t>585.88</w:t>
+            </w:r>
+          </w:p>
+        </w:tc>
+        <w:tc>
+          <w:tcPr>
+            <w:tcW w:w="0" w:type="auto"/>
+            <w:vAlign w:val="center"/>
+            <w:hideMark/>
+          </w:tcPr>
+          <w:p>
+            <w:pPr>
+              <w:jc w:val="center"/>
+              <w:rPr>
+                <w:rFonts w:ascii="TH SarabunPSK" w:hAnsi="TH SarabunPSK" w:cs="TH SarabunPSK" w:hint="cs"/>
+                <w:szCs w:val="22"/>
+              </w:rPr>
+            </w:pPr>
+            <w:r>
+              <w:rPr>
+                <w:rFonts w:ascii="TH SarabunPSK" w:hAnsi="TH SarabunPSK" w:cs="TH SarabunPSK" w:hint="cs"/>
+                <w:szCs w:val="22"/>
+              </w:rPr>
+              <w:t>Not Returned</w:t>
+            </w:r>
+          </w:p>
+        </w:tc>
+        <w:tc>
+          <w:tcPr>
+            <w:tcW w:w="0" w:type="auto"/>
+            <w:vAlign w:val="center"/>
+            <w:hideMark/>
+          </w:tcPr>
+          <w:p>
+            <w:pPr>
+              <w:jc w:val="center"/>
+              <w:rPr>
+                <w:rFonts w:ascii="TH SarabunPSK" w:hAnsi="TH SarabunPSK" w:cs="TH SarabunPSK" w:hint="cs"/>
+                <w:szCs w:val="22"/>
+              </w:rPr>
+            </w:pPr>
+            <w:r>
+              <w:rPr>
+                <w:rFonts w:ascii="TH SarabunPSK" w:hAnsi="TH SarabunPSK" w:cs="TH SarabunPSK" w:hint="cs"/>
+                <w:szCs w:val="22"/>
+              </w:rPr>
+              <w:t>Not Returned</w:t>
+            </w:r>
+          </w:p>
+        </w:tc>
+      </w:tr>
+      <w:tr>
+        <w:trPr>
+          <w:tblCellSpacing w:w="15" w:type="dxa"/>
+          <w:jc w:val="center"/>
+        </w:trPr>
+        <w:tc>
+          <w:tcPr>
+            <w:tcW w:w="0" w:type="auto"/>
+            <w:vAlign w:val="center"/>
+            <w:hideMark/>
+          </w:tcPr>
+          <w:p>
+            <w:pPr>
+              <w:jc w:val="center"/>
+              <w:rPr>
+                <w:rFonts w:ascii="TH SarabunPSK" w:hAnsi="TH SarabunPSK" w:cs="TH SarabunPSK" w:hint="cs"/>
+                <w:szCs w:val="22"/>
+              </w:rPr>
+            </w:pPr>
+            <w:r>
+              <w:rPr>
+                <w:rFonts w:ascii="TH SarabunPSK" w:hAnsi="TH SarabunPSK" w:cs="TH SarabunPSK" w:hint="cs"/>
+                <w:szCs w:val="22"/>
+              </w:rPr>
+              <w:t>14</w:t>
+            </w:r>
+          </w:p>
+        </w:tc>
+        <w:tc>
+          <w:tcPr>
+            <w:tcW w:w="0" w:type="auto"/>
+            <w:vAlign w:val="center"/>
+            <w:hideMark/>
+          </w:tcPr>
+          <w:p>
+            <w:pPr>
+              <w:jc w:val="center"/>
+              <w:rPr>
+                <w:rFonts w:ascii="TH SarabunPSK" w:hAnsi="TH SarabunPSK" w:cs="TH SarabunPSK" w:hint="cs"/>
+                <w:szCs w:val="22"/>
+              </w:rPr>
+            </w:pPr>
+            <w:r>
+              <w:rPr>
+                <w:rFonts w:ascii="TH SarabunPSK" w:hAnsi="TH SarabunPSK" w:cs="TH SarabunPSK" w:hint="cs"/>
+                <w:szCs w:val="22"/>
+              </w:rPr>
+              <w:t>LGS1ORD0004436</w:t>
+            </w:r>
+          </w:p>
+        </w:tc>
+        <w:tc>
+          <w:tcPr>
+            <w:tcW w:w="0" w:type="auto"/>
+            <w:vAlign w:val="center"/>
+            <w:hideMark/>
+          </w:tcPr>
+          <w:p>
+            <w:pPr>
+              <w:jc w:val="center"/>
+              <w:rPr>
+                <w:rFonts w:ascii="TH SarabunPSK" w:hAnsi="TH SarabunPSK" w:cs="TH SarabunPSK" w:hint="cs"/>
+                <w:szCs w:val="22"/>
+              </w:rPr>
+            </w:pPr>
+            <w:r>
+              <w:rPr>
+                <w:rFonts w:ascii="TH SarabunPSK" w:hAnsi="TH SarabunPSK" w:cs="TH SarabunPSK" w:hint="cs"/>
+                <w:szCs w:val="22"/>
+              </w:rPr>
+              <w:t>42</w:t>
+            </w:r>
+          </w:p>
+        </w:tc>
+        <w:tc>
+          <w:tcPr>
+            <w:tcW w:w="0" w:type="auto"/>
+            <w:vAlign w:val="center"/>
+            <w:hideMark/>
+          </w:tcPr>
+          <w:p>
+            <w:pPr>
+              <w:jc w:val="center"/>
+              <w:rPr>
+                <w:rFonts w:ascii="TH SarabunPSK" w:hAnsi="TH SarabunPSK" w:cs="TH SarabunPSK" w:hint="cs"/>
+                <w:szCs w:val="22"/>
+              </w:rPr>
+            </w:pPr>
+            <w:r>
+              <w:rPr>
+                <w:rFonts w:ascii="TH SarabunPSK" w:hAnsi="TH SarabunPSK" w:cs="TH SarabunPSK" w:hint="cs"/>
+                <w:szCs w:val="22"/>
+              </w:rPr>
+              <w:t>2025-12-18</w:t>
+            </w:r>
+          </w:p>
+        </w:tc>
+        <w:tc>
+          <w:tcPr>
+            <w:tcW w:w="0" w:type="auto"/>
+            <w:vAlign w:val="center"/>
+            <w:hideMark/>
+          </w:tcPr>
+          <w:p>
+            <w:pPr>
+              <w:jc w:val="center"/>
+              <w:rPr>
+                <w:rFonts w:ascii="TH SarabunPSK" w:hAnsi="TH SarabunPSK" w:cs="TH SarabunPSK" w:hint="cs"/>
+                <w:szCs w:val="22"/>
+              </w:rPr>
+            </w:pPr>
+            <w:proofErr w:type="spellStart"/>
+            <w:r>
+              <w:rPr>
+                <w:rFonts w:ascii="TH SarabunPSK" w:hAnsi="TH SarabunPSK" w:cs="TH SarabunPSK" w:hint="cs"/>
+                <w:szCs w:val="22"/>
+              </w:rPr>
+              <w:t>Home_Appliance</w:t>
+            </w:r>
+            <w:proofErr w:type="spellEnd"/>
+          </w:p>
+        </w:tc>
+        <w:tc>
+          <w:tcPr>
+            <w:tcW w:w="0" w:type="auto"/>
+            <w:vAlign w:val="center"/>
+            <w:hideMark/>
+          </w:tcPr>
+          <w:p>
+            <w:pPr>
+              <w:jc w:val="center"/>
+              <w:rPr>
+                <w:rFonts w:ascii="TH SarabunPSK" w:hAnsi="TH SarabunPSK" w:cs="TH SarabunPSK" w:hint="cs"/>
+                <w:szCs w:val="22"/>
+              </w:rPr>
+            </w:pPr>
+            <w:proofErr w:type="spellStart"/>
+            <w:r>
+              <w:rPr>
+                <w:rFonts w:ascii="TH SarabunPSK" w:hAnsi="TH SarabunPSK" w:cs="TH SarabunPSK" w:hint="cs"/>
+                <w:szCs w:val="22"/>
+              </w:rPr>
+              <w:t>CleanMate</w:t>
+            </w:r>
+            <w:proofErr w:type="spellEnd"/>
+          </w:p>
+        </w:tc>
+        <w:tc>
+          <w:tcPr>
+            <w:tcW w:w="0" w:type="auto"/>
+            <w:vAlign w:val="center"/>
+            <w:hideMark/>
+          </w:tcPr>
+          <w:p>
+            <w:pPr>
+              <w:jc w:val="center"/>
+              <w:rPr>
+                <w:rFonts w:ascii="TH SarabunPSK" w:hAnsi="TH SarabunPSK" w:cs="TH SarabunPSK" w:hint="cs"/>
+                <w:szCs w:val="22"/>
+              </w:rPr>
+            </w:pPr>
+            <w:r>
+              <w:rPr>
+                <w:rFonts w:ascii="TH SarabunPSK" w:hAnsi="TH SarabunPSK" w:cs="TH SarabunPSK" w:hint="cs"/>
+                <w:szCs w:val="22"/>
+              </w:rPr>
+              <w:t>COD</w:t>
+            </w:r>
+          </w:p>
+        </w:tc>
+        <w:tc>
+          <w:tcPr>
+            <w:tcW w:w="0" w:type="auto"/>
+            <w:vAlign w:val="center"/>
+            <w:hideMark/>
+          </w:tcPr>
+          <w:p>
+            <w:pPr>
+              <w:jc w:val="center"/>
+              <w:rPr>
+                <w:rFonts w:ascii="TH SarabunPSK" w:hAnsi="TH SarabunPSK" w:cs="TH SarabunPSK" w:hint="cs"/>
+                <w:szCs w:val="22"/>
+              </w:rPr>
+            </w:pPr>
+            <w:r>
+              <w:rPr>
+                <w:rFonts w:ascii="TH SarabunPSK" w:hAnsi="TH SarabunPSK" w:cs="TH SarabunPSK" w:hint="cs"/>
+                <w:szCs w:val="22"/>
+              </w:rPr>
+              <w:t>Shopee</w:t>
+            </w:r>
+          </w:p>
+        </w:tc>
+        <w:tc>
+          <w:tcPr>
+            <w:tcW w:w="0" w:type="auto"/>
+            <w:vAlign w:val="center"/>
+            <w:hideMark/>
+          </w:tcPr>
+          <w:p>
+            <w:pPr>
+              <w:jc w:val="center"/>
+              <w:rPr>
+                <w:rFonts w:ascii="TH SarabunPSK" w:hAnsi="TH SarabunPSK" w:cs="TH SarabunPSK" w:hint="cs"/>
+                <w:szCs w:val="22"/>
+              </w:rPr>
+            </w:pPr>
+            <w:r>
+              <w:rPr>
+                <w:rFonts w:ascii="TH SarabunPSK" w:hAnsi="TH SarabunPSK" w:cs="TH SarabunPSK" w:hint="cs"/>
+                <w:szCs w:val="22"/>
+              </w:rPr>
+              <w:t>2676.22</w:t>
+            </w:r>
+          </w:p>
+        </w:tc>
+        <w:tc>
+          <w:tcPr>
+            <w:tcW w:w="0" w:type="auto"/>
+            <w:vAlign w:val="center"/>
+            <w:hideMark/>
+          </w:tcPr>
+          <w:p>
+            <w:pPr>
+              <w:jc w:val="center"/>
+              <w:rPr>
+                <w:rFonts w:ascii="TH SarabunPSK" w:hAnsi="TH SarabunPSK" w:cs="TH SarabunPSK" w:hint="cs"/>
+                <w:szCs w:val="22"/>
+              </w:rPr>
+            </w:pPr>
+            <w:r>
+              <w:rPr>
+                <w:rFonts w:ascii="TH SarabunPSK" w:hAnsi="TH SarabunPSK" w:cs="TH SarabunPSK" w:hint="cs"/>
+                <w:szCs w:val="22"/>
+              </w:rPr>
+              <w:t>Returned</w:t>
+            </w:r>
+          </w:p>
+        </w:tc>
+        <w:tc>
+          <w:tcPr>
+            <w:tcW w:w="0" w:type="auto"/>
+            <w:vAlign w:val="center"/>
+            <w:hideMark/>
+          </w:tcPr>
+          <w:p>
+            <w:pPr>
+              <w:jc w:val="center"/>
+              <w:rPr>
+                <w:rFonts w:ascii="TH SarabunPSK" w:hAnsi="TH SarabunPSK" w:cs="TH SarabunPSK" w:hint="cs"/>
+                <w:szCs w:val="22"/>
+              </w:rPr>
+            </w:pPr>
+            <w:r>
+              <w:rPr>
+                <w:rFonts w:ascii="TH SarabunPSK" w:hAnsi="TH SarabunPSK" w:cs="TH SarabunPSK" w:hint="cs"/>
+                <w:szCs w:val="22"/>
+              </w:rPr>
+              <w:t>Damaged Packaging</w:t>
+            </w:r>
+          </w:p>
+        </w:tc>
+      </w:tr>
+      <w:tr>
+        <w:trPr>
+          <w:tblCellSpacing w:w="15" w:type="dxa"/>
+          <w:jc w:val="center"/>
+        </w:trPr>
+        <w:tc>
+          <w:tcPr>
+            <w:tcW w:w="0" w:type="auto"/>
+            <w:vAlign w:val="center"/>
+            <w:hideMark/>
+          </w:tcPr>
+          <w:p>
+            <w:pPr>
+              <w:jc w:val="center"/>
+              <w:rPr>
+                <w:rFonts w:ascii="TH SarabunPSK" w:hAnsi="TH SarabunPSK" w:cs="TH SarabunPSK" w:hint="cs"/>
+                <w:szCs w:val="22"/>
+              </w:rPr>
+            </w:pPr>
+            <w:r>
+              <w:rPr>
+                <w:rFonts w:ascii="TH SarabunPSK" w:hAnsi="TH SarabunPSK" w:cs="TH SarabunPSK" w:hint="cs"/>
+                <w:szCs w:val="22"/>
+              </w:rPr>
+              <w:t>15</w:t>
+            </w:r>
+          </w:p>
+        </w:tc>
+        <w:tc>
+          <w:tcPr>
+            <w:tcW w:w="0" w:type="auto"/>
+            <w:vAlign w:val="center"/>
+            <w:hideMark/>
+          </w:tcPr>
+          <w:p>
+            <w:pPr>
+              <w:jc w:val="center"/>
+              <w:rPr>
+                <w:rFonts w:ascii="TH SarabunPSK" w:hAnsi="TH SarabunPSK" w:cs="TH SarabunPSK" w:hint="cs"/>
+                <w:szCs w:val="22"/>
+              </w:rPr>
+            </w:pPr>
+            <w:r>
+              <w:rPr>
+                <w:rFonts w:ascii="TH SarabunPSK" w:hAnsi="TH SarabunPSK" w:cs="TH SarabunPSK" w:hint="cs"/>
+                <w:szCs w:val="22"/>
+              </w:rPr>
+              <w:t>LGS1ORD0004473</w:t>
+            </w:r>
+          </w:p>
+        </w:tc>
+        <w:tc>
+          <w:tcPr>
+            <w:tcW w:w="0" w:type="auto"/>
+            <w:vAlign w:val="center"/>
+            <w:hideMark/>
+          </w:tcPr>
+          <w:p>
+            <w:pPr>
+              <w:jc w:val="center"/>
+              <w:rPr>
+                <w:rFonts w:ascii="TH SarabunPSK" w:hAnsi="TH SarabunPSK" w:cs="TH SarabunPSK" w:hint="cs"/>
+                <w:szCs w:val="22"/>
+              </w:rPr>
+            </w:pPr>
+            <w:r>
+              <w:rPr>
+                <w:rFonts w:ascii="TH SarabunPSK" w:hAnsi="TH SarabunPSK" w:cs="TH SarabunPSK" w:hint="cs"/>
+                <w:szCs w:val="22"/>
+              </w:rPr>
+              <w:t>39</w:t>
+            </w:r>
+          </w:p>
+        </w:tc>
+        <w:tc>
+          <w:tcPr>
+            <w:tcW w:w="0" w:type="auto"/>
+            <w:vAlign w:val="center"/>
+            <w:hideMark/>
+          </w:tcPr>
+          <w:p>
+            <w:pPr>
+              <w:jc w:val="center"/>
+              <w:rPr>
+                <w:rFonts w:ascii="TH SarabunPSK" w:hAnsi="TH SarabunPSK" w:cs="TH SarabunPSK" w:hint="cs"/>
+                <w:szCs w:val="22"/>
+              </w:rPr>
+            </w:pPr>
+            <w:r>
+              <w:rPr>
+                <w:rFonts w:ascii="TH SarabunPSK" w:hAnsi="TH SarabunPSK" w:cs="TH SarabunPSK" w:hint="cs"/>
+                <w:szCs w:val="22"/>
+              </w:rPr>
+              <w:t>2025-12-21</w:t>
+            </w:r>
+          </w:p>
+        </w:tc>
+        <w:tc>
+          <w:tcPr>
+            <w:tcW w:w="0" w:type="auto"/>
+            <w:vAlign w:val="center"/>
+            <w:hideMark/>
+          </w:tcPr>
+          <w:p>
+            <w:pPr>
+              <w:jc w:val="center"/>
+              <w:rPr>
+                <w:rFonts w:ascii="TH SarabunPSK" w:hAnsi="TH SarabunPSK" w:cs="TH SarabunPSK" w:hint="cs"/>
+                <w:szCs w:val="22"/>
+              </w:rPr>
+            </w:pPr>
+            <w:r>
+              <w:rPr>
+                <w:rFonts w:ascii="TH SarabunPSK" w:hAnsi="TH SarabunPSK" w:cs="TH SarabunPSK" w:hint="cs"/>
+                <w:szCs w:val="22"/>
+              </w:rPr>
+              <w:t>Electronics</w:t>
+            </w:r>
+          </w:p>
+        </w:tc>
+        <w:tc>
+          <w:tcPr>
+            <w:tcW w:w="0" w:type="auto"/>
+            <w:vAlign w:val="center"/>
+            <w:hideMark/>
+          </w:tcPr>
+          <w:p>
+            <w:pPr>
+              <w:jc w:val="center"/>
+              <w:rPr>
+                <w:rFonts w:ascii="TH SarabunPSK" w:hAnsi="TH SarabunPSK" w:cs="TH SarabunPSK" w:hint="cs"/>
+                <w:szCs w:val="22"/>
+              </w:rPr>
+            </w:pPr>
+            <w:proofErr w:type="spellStart"/>
+            <w:r>
+              <w:rPr>
+                <w:rFonts w:ascii="TH SarabunPSK" w:hAnsi="TH SarabunPSK" w:cs="TH SarabunPSK" w:hint="cs"/>
+                <w:szCs w:val="22"/>
+              </w:rPr>
+              <w:t>GadgetWorld</w:t>
+            </w:r>
+            <w:proofErr w:type="spellEnd"/>
+          </w:p>
+        </w:tc>
+        <w:tc>
+          <w:tcPr>
+            <w:tcW w:w="0" w:type="auto"/>
+            <w:vAlign w:val="center"/>
+            <w:hideMark/>
+          </w:tcPr>
+          <w:p>
+            <w:pPr>
+              <w:jc w:val="center"/>
+              <w:rPr>
+                <w:rFonts w:ascii="TH SarabunPSK" w:hAnsi="TH SarabunPSK" w:cs="TH SarabunPSK" w:hint="cs"/>
+                <w:szCs w:val="22"/>
+              </w:rPr>
+            </w:pPr>
+            <w:proofErr w:type="spellStart"/>
+            <w:r>
+              <w:rPr>
+                <w:rFonts w:ascii="TH SarabunPSK" w:hAnsi="TH SarabunPSK" w:cs="TH SarabunPSK" w:hint="cs"/>
+                <w:szCs w:val="22"/>
+              </w:rPr>
+              <w:t>Credit_Card</w:t>
+            </w:r>
+            <w:proofErr w:type="spellEnd"/>
+          </w:p>
+        </w:tc>
+        <w:tc>
+          <w:tcPr>
+            <w:tcW w:w="0" w:type="auto"/>
+            <w:vAlign w:val="center"/>
+            <w:hideMark/>
+          </w:tcPr>
+          <w:p>
+            <w:pPr>
+              <w:jc w:val="center"/>
+              <w:rPr>
+                <w:rFonts w:ascii="TH SarabunPSK" w:hAnsi="TH SarabunPSK" w:cs="TH SarabunPSK" w:hint="cs"/>
+                <w:szCs w:val="22"/>
+              </w:rPr>
+            </w:pPr>
+            <w:proofErr w:type="spellStart"/>
+            <w:r>
+              <w:rPr>
+                <w:rFonts w:ascii="TH SarabunPSK" w:hAnsi="TH SarabunPSK" w:cs="TH SarabunPSK" w:hint="cs"/>
+                <w:szCs w:val="22"/>
+              </w:rPr>
+              <w:t>CallCenter</w:t>
+            </w:r>
+            <w:proofErr w:type="spellEnd"/>
+          </w:p>
+        </w:tc>
+        <w:tc>
+          <w:tcPr>
+            <w:tcW w:w="0" w:type="auto"/>
+            <w:vAlign w:val="center"/>
+            <w:hideMark/>
+          </w:tcPr>
+          <w:p>
+            <w:pPr>
+              <w:jc w:val="center"/>
+              <w:rPr>
+                <w:rFonts w:ascii="TH SarabunPSK" w:hAnsi="TH SarabunPSK" w:cs="TH SarabunPSK" w:hint="cs"/>
+                <w:szCs w:val="22"/>
+              </w:rPr>
+            </w:pPr>
+            <w:r>
+              <w:rPr>
+                <w:rFonts w:ascii="TH SarabunPSK" w:hAnsi="TH SarabunPSK" w:cs="TH SarabunPSK" w:hint="cs"/>
+                <w:szCs w:val="22"/>
+              </w:rPr>
+              <w:t>6344.81</w:t>
+            </w:r>
+          </w:p>
+        </w:tc>
+        <w:tc>
+          <w:tcPr>
+            <w:tcW w:w="0" w:type="auto"/>
+            <w:vAlign w:val="center"/>
+            <w:hideMark/>
+          </w:tcPr>
+          <w:p>
+            <w:pPr>
+              <w:jc w:val="center"/>
+              <w:rPr>
+                <w:rFonts w:ascii="TH SarabunPSK" w:hAnsi="TH SarabunPSK" w:cs="TH SarabunPSK" w:hint="cs"/>
+                <w:szCs w:val="22"/>
+              </w:rPr>
+            </w:pPr>
+            <w:r>
+              <w:rPr>
+                <w:rFonts w:ascii="TH SarabunPSK" w:hAnsi="TH SarabunPSK" w:cs="TH SarabunPSK" w:hint="cs"/>
+                <w:szCs w:val="22"/>
+              </w:rPr>
+              <w:t>Not Returned</w:t>
+            </w:r>
+          </w:p>
+        </w:tc>
+        <w:tc>
+          <w:tcPr>
+            <w:tcW w:w="0" w:type="auto"/>
+            <w:vAlign w:val="center"/>
+            <w:hideMark/>
+          </w:tcPr>
+          <w:p>
+            <w:pPr>
+              <w:jc w:val="center"/>
+              <w:rPr>
+                <w:rFonts w:ascii="TH SarabunPSK" w:hAnsi="TH SarabunPSK" w:cs="TH SarabunPSK" w:hint="cs"/>
+                <w:szCs w:val="22"/>
+              </w:rPr>
+            </w:pPr>
+            <w:r>
+              <w:rPr>
+                <w:rFonts w:ascii="TH SarabunPSK" w:hAnsi="TH SarabunPSK" w:cs="TH SarabunPSK" w:hint="cs"/>
+                <w:szCs w:val="22"/>
+              </w:rPr>
+              <w:t>Not Returned</w:t>
+            </w:r>
+          </w:p>
+        </w:tc>
+      </w:tr>
+    </w:tbl>
+    <w:p>
+      <w:pPr>
+        <w:rPr>
+          <w:rFonts w:ascii="TH SarabunPSK" w:hAnsi="TH SarabunPSK" w:cs="TH SarabunPSK"/>
+          <w:sz w:val="32"/>
+          <w:szCs w:val="40"/>
+        </w:rPr>
+      </w:pPr>
+    </w:p>
+    <w:p>
+      <w:pPr>
+        <w:rPr>
+          <w:rFonts w:ascii="TH SarabunPSK" w:hAnsi="TH SarabunPSK" w:cs="TH SarabunPSK"/>
+          <w:b/>
+          <w:bCs/>
+          <w:sz w:val="24"/>
+          <w:szCs w:val="32"/>
+          <w:u w:val="single"/>
+        </w:rPr>
+      </w:pPr>
+      <w:r>
+        <w:rPr>
+          <w:rFonts w:ascii="TH SarabunPSK" w:hAnsi="TH SarabunPSK" w:cs="TH SarabunPSK"/>
+          <w:b/>
+          <w:bCs/>
+          <w:sz w:val="32"/>
+          <w:szCs w:val="40"/>
+          <w:u w:val="single"/>
+        </w:rPr>
+        <w:t>1</w:t>
+      </w:r>
+      <w:r>
+        <w:rPr>
+          <w:rFonts w:ascii="TH SarabunPSK" w:hAnsi="TH SarabunPSK" w:cs="TH SarabunPSK"/>
+          <w:b/>
+          <w:bCs/>
+          <w:sz w:val="24"/>
+          <w:szCs w:val="32"/>
+          <w:u w:val="single"/>
+        </w:rPr>
+        <w:t xml:space="preserve"> </w:t>
+      </w:r>
+      <w:r>
+        <w:rPr>
+          <w:rFonts w:ascii="TH SarabunPSK" w:hAnsi="TH SarabunPSK" w:cs="TH SarabunPSK" w:hint="cs"/>
+          <w:b/>
+          <w:bCs/>
+          <w:sz w:val="24"/>
+          <w:szCs w:val="32"/>
+          <w:u w:val="single"/>
+          <w:cs/>
+        </w:rPr>
+        <w:t>ปี</w:t>
+      </w:r>
+    </w:p>
+    <w:tbl>
+      <w:tblPr>
+        <w:tblW w:w="0" w:type="auto"/>
+        <w:tblCellSpacing w:w="15" w:type="dxa"/>
+        <w:tblBorders>
+          <w:top w:val="single" w:sz="4" w:space="0" w:color="auto"/>
+          <w:left w:val="single" w:sz="4" w:space="0" w:color="auto"/>
+          <w:bottom w:val="single" w:sz="4" w:space="0" w:color="auto"/>
+          <w:right w:val="single" w:sz="4" w:space="0" w:color="auto"/>
+          <w:insideH w:val="single" w:sz="4" w:space="0" w:color="auto"/>
+          <w:insideV w:val="single" w:sz="4" w:space="0" w:color="auto"/>
+        </w:tblBorders>
+        <w:tblCellMar>
+          <w:top w:w="15" w:type="dxa"/>
+          <w:left w:w="15" w:type="dxa"/>
+          <w:bottom w:w="15" w:type="dxa"/>
+          <w:right w:w="15" w:type="dxa"/>
+        </w:tblCellMar>
+        <w:tblLook w:val="04A0" w:firstRow="1" w:lastRow="0" w:firstColumn="1" w:lastColumn="0" w:noHBand="0" w:noVBand="1"/>
+      </w:tblPr>
+      <w:tblGrid>
+        <w:gridCol w:w="709"/>
+        <w:gridCol w:w="1251"/>
+        <w:gridCol w:w="779"/>
+        <w:gridCol w:w="863"/>
+        <w:gridCol w:w="1213"/>
+        <w:gridCol w:w="933"/>
+        <w:gridCol w:w="850"/>
+        <w:gridCol w:w="773"/>
+        <w:gridCol w:w="674"/>
+        <w:gridCol w:w="973"/>
+        <w:gridCol w:w="1391"/>
+      </w:tblGrid>
+      <w:tr>
+        <w:trPr>
+          <w:tblHeader/>
+          <w:tblCellSpacing w:w="15" w:type="dxa"/>
+        </w:trPr>
+        <w:tc>
+          <w:tcPr>
+            <w:tcW w:w="0" w:type="auto"/>
+            <w:vAlign w:val="center"/>
+            <w:hideMark/>
+          </w:tcPr>
+          <w:p>
+            <w:pPr>
+              <w:jc w:val="center"/>
+              <w:rPr>
+                <w:rFonts w:ascii="TH SarabunPSK" w:hAnsi="TH SarabunPSK" w:cs="TH SarabunPSK" w:hint="cs"/>
+                <w:b/>
+                <w:bCs/>
+                <w:szCs w:val="22"/>
+              </w:rPr>
+            </w:pPr>
+            <w:r>
+              <w:rPr>
+                <w:rFonts w:ascii="TH SarabunPSK" w:hAnsi="TH SarabunPSK" w:cs="TH SarabunPSK" w:hint="cs"/>
+                <w:b/>
+                <w:bCs/>
+                <w:szCs w:val="22"/>
+              </w:rPr>
+              <w:t>order no</w:t>
+            </w:r>
+          </w:p>
+        </w:tc>
+        <w:tc>
+          <w:tcPr>
+            <w:tcW w:w="0" w:type="auto"/>
+            <w:vAlign w:val="center"/>
+            <w:hideMark/>
+          </w:tcPr>
+          <w:p>
+            <w:pPr>
+              <w:jc w:val="center"/>
+              <w:rPr>
+                <w:rFonts w:ascii="TH SarabunPSK" w:hAnsi="TH SarabunPSK" w:cs="TH SarabunPSK" w:hint="cs"/>
+                <w:b/>
+                <w:bCs/>
+                <w:szCs w:val="22"/>
+              </w:rPr>
+            </w:pPr>
+            <w:proofErr w:type="spellStart"/>
+            <w:r>
+              <w:rPr>
+                <w:rFonts w:ascii="TH SarabunPSK" w:hAnsi="TH SarabunPSK" w:cs="TH SarabunPSK" w:hint="cs"/>
+                <w:b/>
+                <w:bCs/>
+                <w:szCs w:val="22"/>
+              </w:rPr>
+              <w:t>order_id</w:t>
+            </w:r>
+            <w:proofErr w:type="spellEnd"/>
+          </w:p>
+        </w:tc>
+        <w:tc>
+          <w:tcPr>
+            <w:tcW w:w="0" w:type="auto"/>
+            <w:vAlign w:val="center"/>
+            <w:hideMark/>
+          </w:tcPr>
+          <w:p>
+            <w:pPr>
+              <w:jc w:val="center"/>
+              <w:rPr>
+                <w:rFonts w:ascii="TH SarabunPSK" w:hAnsi="TH SarabunPSK" w:cs="TH SarabunPSK" w:hint="cs"/>
+                <w:b/>
+                <w:bCs/>
+                <w:szCs w:val="22"/>
+              </w:rPr>
+            </w:pPr>
+            <w:r>
+              <w:rPr>
+                <w:rFonts w:ascii="TH SarabunPSK" w:hAnsi="TH SarabunPSK" w:cs="TH SarabunPSK" w:hint="cs"/>
+                <w:b/>
+                <w:bCs/>
+                <w:szCs w:val="22"/>
+              </w:rPr>
+              <w:t>days back</w:t>
+            </w:r>
+          </w:p>
+        </w:tc>
+        <w:tc>
+          <w:tcPr>
+            <w:tcW w:w="0" w:type="auto"/>
+            <w:vAlign w:val="center"/>
+            <w:hideMark/>
+          </w:tcPr>
+          <w:p>
+            <w:pPr>
+              <w:jc w:val="center"/>
+              <w:rPr>
+                <w:rFonts w:ascii="TH SarabunPSK" w:hAnsi="TH SarabunPSK" w:cs="TH SarabunPSK" w:hint="cs"/>
+                <w:b/>
+                <w:bCs/>
+                <w:szCs w:val="22"/>
+              </w:rPr>
+            </w:pPr>
+            <w:proofErr w:type="spellStart"/>
+            <w:r>
+              <w:rPr>
+                <w:rFonts w:ascii="TH SarabunPSK" w:hAnsi="TH SarabunPSK" w:cs="TH SarabunPSK" w:hint="cs"/>
+                <w:b/>
+                <w:bCs/>
+                <w:szCs w:val="22"/>
+              </w:rPr>
+              <w:t>order_date</w:t>
+            </w:r>
+            <w:proofErr w:type="spellEnd"/>
+          </w:p>
+        </w:tc>
+        <w:tc>
+          <w:tcPr>
+            <w:tcW w:w="0" w:type="auto"/>
+            <w:vAlign w:val="center"/>
+            <w:hideMark/>
+          </w:tcPr>
+          <w:p>
+            <w:pPr>
+              <w:jc w:val="center"/>
+              <w:rPr>
+                <w:rFonts w:ascii="TH SarabunPSK" w:hAnsi="TH SarabunPSK" w:cs="TH SarabunPSK" w:hint="cs"/>
+                <w:b/>
+                <w:bCs/>
+                <w:szCs w:val="22"/>
+              </w:rPr>
+            </w:pPr>
+            <w:r>
+              <w:rPr>
+                <w:rFonts w:ascii="TH SarabunPSK" w:hAnsi="TH SarabunPSK" w:cs="TH SarabunPSK" w:hint="cs"/>
+                <w:b/>
+                <w:bCs/>
+                <w:szCs w:val="22"/>
+              </w:rPr>
+              <w:t>category</w:t>
+            </w:r>
+          </w:p>
+        </w:tc>
+        <w:tc>
+          <w:tcPr>
+            <w:tcW w:w="0" w:type="auto"/>
+            <w:vAlign w:val="center"/>
+            <w:hideMark/>
+          </w:tcPr>
+          <w:p>
+            <w:pPr>
+              <w:jc w:val="center"/>
+              <w:rPr>
+                <w:rFonts w:ascii="TH SarabunPSK" w:hAnsi="TH SarabunPSK" w:cs="TH SarabunPSK" w:hint="cs"/>
+                <w:b/>
+                <w:bCs/>
+                <w:szCs w:val="22"/>
+              </w:rPr>
+            </w:pPr>
+            <w:r>
+              <w:rPr>
+                <w:rFonts w:ascii="TH SarabunPSK" w:hAnsi="TH SarabunPSK" w:cs="TH SarabunPSK" w:hint="cs"/>
+                <w:b/>
+                <w:bCs/>
+                <w:szCs w:val="22"/>
+              </w:rPr>
+              <w:t>brand</w:t>
+            </w:r>
+          </w:p>
+        </w:tc>
+        <w:tc>
+          <w:tcPr>
+            <w:tcW w:w="0" w:type="auto"/>
+            <w:vAlign w:val="center"/>
+            <w:hideMark/>
+          </w:tcPr>
+          <w:p>
+            <w:pPr>
+              <w:jc w:val="center"/>
+              <w:rPr>
+                <w:rFonts w:ascii="TH SarabunPSK" w:hAnsi="TH SarabunPSK" w:cs="TH SarabunPSK" w:hint="cs"/>
+                <w:b/>
+                <w:bCs/>
+                <w:szCs w:val="22"/>
+              </w:rPr>
+            </w:pPr>
+            <w:r>
+              <w:rPr>
+                <w:rFonts w:ascii="TH SarabunPSK" w:hAnsi="TH SarabunPSK" w:cs="TH SarabunPSK" w:hint="cs"/>
+                <w:b/>
+                <w:bCs/>
+                <w:szCs w:val="22"/>
+              </w:rPr>
+              <w:t>payment</w:t>
+            </w:r>
+          </w:p>
+        </w:tc>
+        <w:tc>
+          <w:tcPr>
+            <w:tcW w:w="0" w:type="auto"/>
+            <w:vAlign w:val="center"/>
+            <w:hideMark/>
+          </w:tcPr>
+          <w:p>
+            <w:pPr>
+              <w:jc w:val="center"/>
+              <w:rPr>
+                <w:rFonts w:ascii="TH SarabunPSK" w:hAnsi="TH SarabunPSK" w:cs="TH SarabunPSK" w:hint="cs"/>
+                <w:b/>
+                <w:bCs/>
+                <w:szCs w:val="22"/>
+              </w:rPr>
+            </w:pPr>
+            <w:r>
+              <w:rPr>
+                <w:rFonts w:ascii="TH SarabunPSK" w:hAnsi="TH SarabunPSK" w:cs="TH SarabunPSK" w:hint="cs"/>
+                <w:b/>
+                <w:bCs/>
+                <w:szCs w:val="22"/>
+              </w:rPr>
+              <w:t>channel</w:t>
+            </w:r>
+          </w:p>
+        </w:tc>
+        <w:tc>
+          <w:tcPr>
+            <w:tcW w:w="0" w:type="auto"/>
+            <w:vAlign w:val="center"/>
+            <w:hideMark/>
+          </w:tcPr>
+          <w:p>
+            <w:pPr>
+              <w:jc w:val="center"/>
+              <w:rPr>
+                <w:rFonts w:ascii="TH SarabunPSK" w:hAnsi="TH SarabunPSK" w:cs="TH SarabunPSK" w:hint="cs"/>
+                <w:b/>
+                <w:bCs/>
+                <w:szCs w:val="22"/>
+              </w:rPr>
+            </w:pPr>
+            <w:r>
+              <w:rPr>
+                <w:rFonts w:ascii="TH SarabunPSK" w:hAnsi="TH SarabunPSK" w:cs="TH SarabunPSK" w:hint="cs"/>
+                <w:b/>
+                <w:bCs/>
+                <w:szCs w:val="22"/>
+              </w:rPr>
+              <w:t>amount</w:t>
+            </w:r>
+          </w:p>
+        </w:tc>
+        <w:tc>
+          <w:tcPr>
+            <w:tcW w:w="0" w:type="auto"/>
+            <w:vAlign w:val="center"/>
+            <w:hideMark/>
+          </w:tcPr>
+          <w:p>
+            <w:pPr>
+              <w:jc w:val="center"/>
+              <w:rPr>
+                <w:rFonts w:ascii="TH SarabunPSK" w:hAnsi="TH SarabunPSK" w:cs="TH SarabunPSK" w:hint="cs"/>
+                <w:b/>
+                <w:bCs/>
+                <w:szCs w:val="22"/>
+              </w:rPr>
+            </w:pPr>
+            <w:r>
+              <w:rPr>
+                <w:rFonts w:ascii="TH SarabunPSK" w:hAnsi="TH SarabunPSK" w:cs="TH SarabunPSK" w:hint="cs"/>
+                <w:b/>
+                <w:bCs/>
+                <w:szCs w:val="22"/>
+              </w:rPr>
+              <w:t>returned</w:t>
+            </w:r>
+          </w:p>
+        </w:tc>
+        <w:tc>
+          <w:tcPr>
+            <w:tcW w:w="0" w:type="auto"/>
+            <w:vAlign w:val="center"/>
+            <w:hideMark/>
+          </w:tcPr>
+          <w:p>
+            <w:pPr>
+              <w:jc w:val="center"/>
+              <w:rPr>
+                <w:rFonts w:ascii="TH SarabunPSK" w:hAnsi="TH SarabunPSK" w:cs="TH SarabunPSK" w:hint="cs"/>
+                <w:b/>
+                <w:bCs/>
+                <w:szCs w:val="22"/>
+              </w:rPr>
+            </w:pPr>
+            <w:r>
+              <w:rPr>
+                <w:rFonts w:ascii="TH SarabunPSK" w:hAnsi="TH SarabunPSK" w:cs="TH SarabunPSK" w:hint="cs"/>
+                <w:b/>
+                <w:bCs/>
+                <w:szCs w:val="22"/>
+              </w:rPr>
+              <w:t>reason</w:t>
+            </w:r>
+          </w:p>
+        </w:tc>
+      </w:tr>
+      <w:tr>
+        <w:trPr>
+          <w:tblCellSpacing w:w="15" w:type="dxa"/>
+        </w:trPr>
+        <w:tc>
+          <w:tcPr>
+            <w:tcW w:w="0" w:type="auto"/>
+            <w:vAlign w:val="center"/>
+            <w:hideMark/>
+          </w:tcPr>
+          <w:p>
+            <w:pPr>
+              <w:jc w:val="center"/>
+              <w:rPr>
+                <w:rFonts w:ascii="TH SarabunPSK" w:hAnsi="TH SarabunPSK" w:cs="TH SarabunPSK" w:hint="cs"/>
+                <w:szCs w:val="22"/>
+              </w:rPr>
+            </w:pPr>
+            <w:r>
+              <w:rPr>
+                <w:rFonts w:ascii="TH SarabunPSK" w:hAnsi="TH SarabunPSK" w:cs="TH SarabunPSK" w:hint="cs"/>
+                <w:szCs w:val="22"/>
+              </w:rPr>
+              <w:t>1</w:t>
+            </w:r>
+          </w:p>
+        </w:tc>
+        <w:tc>
+          <w:tcPr>
+            <w:tcW w:w="0" w:type="auto"/>
+            <w:vAlign w:val="center"/>
+            <w:hideMark/>
+          </w:tcPr>
+          <w:p>
+            <w:pPr>
+              <w:jc w:val="center"/>
+              <w:rPr>
+                <w:rFonts w:ascii="TH SarabunPSK" w:hAnsi="TH SarabunPSK" w:cs="TH SarabunPSK" w:hint="cs"/>
+                <w:szCs w:val="22"/>
+              </w:rPr>
+            </w:pPr>
+            <w:r>
+              <w:rPr>
+                <w:rFonts w:ascii="TH SarabunPSK" w:hAnsi="TH SarabunPSK" w:cs="TH SarabunPSK" w:hint="cs"/>
+                <w:szCs w:val="22"/>
+              </w:rPr>
+              <w:t>LGS1ORD0000369</w:t>
+            </w:r>
+          </w:p>
+        </w:tc>
+        <w:tc>
+          <w:tcPr>
+            <w:tcW w:w="0" w:type="auto"/>
+            <w:vAlign w:val="center"/>
+            <w:hideMark/>
+          </w:tcPr>
+          <w:p>
+            <w:pPr>
+              <w:jc w:val="center"/>
+              <w:rPr>
+                <w:rFonts w:ascii="TH SarabunPSK" w:hAnsi="TH SarabunPSK" w:cs="TH SarabunPSK" w:hint="cs"/>
+                <w:szCs w:val="22"/>
+              </w:rPr>
+            </w:pPr>
+            <w:r>
+              <w:rPr>
+                <w:rFonts w:ascii="TH SarabunPSK" w:hAnsi="TH SarabunPSK" w:cs="TH SarabunPSK" w:hint="cs"/>
+                <w:szCs w:val="22"/>
+              </w:rPr>
+              <w:t>364</w:t>
+            </w:r>
+          </w:p>
+        </w:tc>
+        <w:tc>
+          <w:tcPr>
+            <w:tcW w:w="0" w:type="auto"/>
+            <w:vAlign w:val="center"/>
+            <w:hideMark/>
+          </w:tcPr>
+          <w:p>
+            <w:pPr>
+              <w:jc w:val="center"/>
+              <w:rPr>
+                <w:rFonts w:ascii="TH SarabunPSK" w:hAnsi="TH SarabunPSK" w:cs="TH SarabunPSK" w:hint="cs"/>
+                <w:szCs w:val="22"/>
+              </w:rPr>
+            </w:pPr>
+            <w:r>
+              <w:rPr>
+                <w:rFonts w:ascii="TH SarabunPSK" w:hAnsi="TH SarabunPSK" w:cs="TH SarabunPSK" w:hint="cs"/>
+                <w:szCs w:val="22"/>
+              </w:rPr>
+              <w:t>2025-01-30</w:t>
+            </w:r>
+          </w:p>
+        </w:tc>
+        <w:tc>
+          <w:tcPr>
+            <w:tcW w:w="0" w:type="auto"/>
+            <w:vAlign w:val="center"/>
+            <w:hideMark/>
+          </w:tcPr>
+          <w:p>
+            <w:pPr>
+              <w:jc w:val="center"/>
+              <w:rPr>
+                <w:rFonts w:ascii="TH SarabunPSK" w:hAnsi="TH SarabunPSK" w:cs="TH SarabunPSK" w:hint="cs"/>
+                <w:szCs w:val="22"/>
+              </w:rPr>
+            </w:pPr>
+            <w:r>
+              <w:rPr>
+                <w:rFonts w:ascii="TH SarabunPSK" w:hAnsi="TH SarabunPSK" w:cs="TH SarabunPSK" w:hint="cs"/>
+                <w:szCs w:val="22"/>
+              </w:rPr>
+              <w:t>Kitchen</w:t>
+            </w:r>
+          </w:p>
+        </w:tc>
+        <w:tc>
+          <w:tcPr>
+            <w:tcW w:w="0" w:type="auto"/>
+            <w:vAlign w:val="center"/>
+            <w:hideMark/>
+          </w:tcPr>
+          <w:p>
+            <w:pPr>
+              <w:jc w:val="center"/>
+              <w:rPr>
+                <w:rFonts w:ascii="TH SarabunPSK" w:hAnsi="TH SarabunPSK" w:cs="TH SarabunPSK" w:hint="cs"/>
+                <w:szCs w:val="22"/>
+              </w:rPr>
+            </w:pPr>
+            <w:proofErr w:type="spellStart"/>
+            <w:r>
+              <w:rPr>
+                <w:rFonts w:ascii="TH SarabunPSK" w:hAnsi="TH SarabunPSK" w:cs="TH SarabunPSK" w:hint="cs"/>
+                <w:szCs w:val="22"/>
+              </w:rPr>
+              <w:t>CookEasy</w:t>
+            </w:r>
+            <w:proofErr w:type="spellEnd"/>
+          </w:p>
+        </w:tc>
+        <w:tc>
+          <w:tcPr>
+            <w:tcW w:w="0" w:type="auto"/>
+            <w:vAlign w:val="center"/>
+            <w:hideMark/>
+          </w:tcPr>
+          <w:p>
+            <w:pPr>
+              <w:jc w:val="center"/>
+              <w:rPr>
+                <w:rFonts w:ascii="TH SarabunPSK" w:hAnsi="TH SarabunPSK" w:cs="TH SarabunPSK" w:hint="cs"/>
+                <w:szCs w:val="22"/>
+              </w:rPr>
+            </w:pPr>
+            <w:r>
+              <w:rPr>
+                <w:rFonts w:ascii="TH SarabunPSK" w:hAnsi="TH SarabunPSK" w:cs="TH SarabunPSK" w:hint="cs"/>
+                <w:szCs w:val="22"/>
+              </w:rPr>
+              <w:t>COD</w:t>
+            </w:r>
+          </w:p>
+        </w:tc>
+        <w:tc>
+          <w:tcPr>
+            <w:tcW w:w="0" w:type="auto"/>
+            <w:vAlign w:val="center"/>
+            <w:hideMark/>
+          </w:tcPr>
+          <w:p>
+            <w:pPr>
+              <w:jc w:val="center"/>
+              <w:rPr>
+                <w:rFonts w:ascii="TH SarabunPSK" w:hAnsi="TH SarabunPSK" w:cs="TH SarabunPSK" w:hint="cs"/>
+                <w:szCs w:val="22"/>
+              </w:rPr>
+            </w:pPr>
+            <w:r>
+              <w:rPr>
+                <w:rFonts w:ascii="TH SarabunPSK" w:hAnsi="TH SarabunPSK" w:cs="TH SarabunPSK" w:hint="cs"/>
+                <w:szCs w:val="22"/>
+              </w:rPr>
+              <w:t>Shopee</w:t>
+            </w:r>
+          </w:p>
+        </w:tc>
+        <w:tc>
+          <w:tcPr>
+            <w:tcW w:w="0" w:type="auto"/>
+            <w:vAlign w:val="center"/>
+            <w:hideMark/>
+          </w:tcPr>
+          <w:p>
+            <w:pPr>
+              <w:jc w:val="center"/>
+              <w:rPr>
+                <w:rFonts w:ascii="TH SarabunPSK" w:hAnsi="TH SarabunPSK" w:cs="TH SarabunPSK" w:hint="cs"/>
+                <w:szCs w:val="22"/>
+              </w:rPr>
+            </w:pPr>
+            <w:r>
+              <w:rPr>
+                <w:rFonts w:ascii="TH SarabunPSK" w:hAnsi="TH SarabunPSK" w:cs="TH SarabunPSK" w:hint="cs"/>
+                <w:szCs w:val="22"/>
+              </w:rPr>
+              <w:t>8403.92</w:t>
+            </w:r>
+          </w:p>
+        </w:tc>
+        <w:tc>
+          <w:tcPr>
+            <w:tcW w:w="0" w:type="auto"/>
+            <w:vAlign w:val="center"/>
+            <w:hideMark/>
+          </w:tcPr>
+          <w:p>
+            <w:pPr>
+              <w:jc w:val="center"/>
+              <w:rPr>
+                <w:rFonts w:ascii="TH SarabunPSK" w:hAnsi="TH SarabunPSK" w:cs="TH SarabunPSK" w:hint="cs"/>
+                <w:szCs w:val="22"/>
+              </w:rPr>
+            </w:pPr>
+            <w:r>
+              <w:rPr>
+                <w:rFonts w:ascii="TH SarabunPSK" w:hAnsi="TH SarabunPSK" w:cs="TH SarabunPSK" w:hint="cs"/>
+                <w:szCs w:val="22"/>
+              </w:rPr>
+              <w:t>Not Returned</w:t>
+            </w:r>
+          </w:p>
+        </w:tc>
+        <w:tc>
+          <w:tcPr>
+            <w:tcW w:w="0" w:type="auto"/>
+            <w:vAlign w:val="center"/>
+            <w:hideMark/>
+          </w:tcPr>
+          <w:p>
+            <w:pPr>
+              <w:jc w:val="center"/>
+              <w:rPr>
+                <w:rFonts w:ascii="TH SarabunPSK" w:hAnsi="TH SarabunPSK" w:cs="TH SarabunPSK" w:hint="cs"/>
+                <w:szCs w:val="22"/>
+              </w:rPr>
+            </w:pPr>
+            <w:r>
+              <w:rPr>
+                <w:rFonts w:ascii="TH SarabunPSK" w:hAnsi="TH SarabunPSK" w:cs="TH SarabunPSK" w:hint="cs"/>
+                <w:szCs w:val="22"/>
+              </w:rPr>
+              <w:t>Not Returned</w:t>
+            </w:r>
+          </w:p>
+        </w:tc>
+      </w:tr>
+      <w:tr>
+        <w:trPr>
+          <w:tblCellSpacing w:w="15" w:type="dxa"/>
+        </w:trPr>
+        <w:tc>
+          <w:tcPr>
+            <w:tcW w:w="0" w:type="auto"/>
+            <w:vAlign w:val="center"/>
+            <w:hideMark/>
+          </w:tcPr>
+          <w:p>
+            <w:pPr>
+              <w:jc w:val="center"/>
+              <w:rPr>
+                <w:rFonts w:ascii="TH SarabunPSK" w:hAnsi="TH SarabunPSK" w:cs="TH SarabunPSK" w:hint="cs"/>
+                <w:szCs w:val="22"/>
+              </w:rPr>
+            </w:pPr>
+            <w:r>
+              <w:rPr>
+                <w:rFonts w:ascii="TH SarabunPSK" w:hAnsi="TH SarabunPSK" w:cs="TH SarabunPSK" w:hint="cs"/>
+                <w:szCs w:val="22"/>
+              </w:rPr>
+              <w:t>2</w:t>
+            </w:r>
+          </w:p>
+        </w:tc>
+        <w:tc>
+          <w:tcPr>
+            <w:tcW w:w="0" w:type="auto"/>
+            <w:vAlign w:val="center"/>
+            <w:hideMark/>
+          </w:tcPr>
+          <w:p>
+            <w:pPr>
+              <w:jc w:val="center"/>
+              <w:rPr>
+                <w:rFonts w:ascii="TH SarabunPSK" w:hAnsi="TH SarabunPSK" w:cs="TH SarabunPSK" w:hint="cs"/>
+                <w:szCs w:val="22"/>
+              </w:rPr>
+            </w:pPr>
+            <w:r>
+              <w:rPr>
+                <w:rFonts w:ascii="TH SarabunPSK" w:hAnsi="TH SarabunPSK" w:cs="TH SarabunPSK" w:hint="cs"/>
+                <w:szCs w:val="22"/>
+              </w:rPr>
+              <w:t>LGS1ORD0000783</w:t>
+            </w:r>
+          </w:p>
+        </w:tc>
+        <w:tc>
+          <w:tcPr>
+            <w:tcW w:w="0" w:type="auto"/>
+            <w:vAlign w:val="center"/>
+            <w:hideMark/>
+          </w:tcPr>
+          <w:p>
+            <w:pPr>
+              <w:jc w:val="center"/>
+              <w:rPr>
+                <w:rFonts w:ascii="TH SarabunPSK" w:hAnsi="TH SarabunPSK" w:cs="TH SarabunPSK" w:hint="cs"/>
+                <w:szCs w:val="22"/>
+              </w:rPr>
+            </w:pPr>
+            <w:r>
+              <w:rPr>
+                <w:rFonts w:ascii="TH SarabunPSK" w:hAnsi="TH SarabunPSK" w:cs="TH SarabunPSK" w:hint="cs"/>
+                <w:szCs w:val="22"/>
+              </w:rPr>
+              <w:t>331</w:t>
+            </w:r>
+          </w:p>
+        </w:tc>
+        <w:tc>
+          <w:tcPr>
+            <w:tcW w:w="0" w:type="auto"/>
+            <w:vAlign w:val="center"/>
+            <w:hideMark/>
+          </w:tcPr>
+          <w:p>
+            <w:pPr>
+              <w:jc w:val="center"/>
+              <w:rPr>
+                <w:rFonts w:ascii="TH SarabunPSK" w:hAnsi="TH SarabunPSK" w:cs="TH SarabunPSK" w:hint="cs"/>
+                <w:szCs w:val="22"/>
+              </w:rPr>
+            </w:pPr>
+            <w:r>
+              <w:rPr>
+                <w:rFonts w:ascii="TH SarabunPSK" w:hAnsi="TH SarabunPSK" w:cs="TH SarabunPSK" w:hint="cs"/>
+                <w:szCs w:val="22"/>
+              </w:rPr>
+              <w:t>2025-03-03</w:t>
+            </w:r>
+          </w:p>
+        </w:tc>
+        <w:tc>
+          <w:tcPr>
+            <w:tcW w:w="0" w:type="auto"/>
+            <w:vAlign w:val="center"/>
+            <w:hideMark/>
+          </w:tcPr>
+          <w:p>
+            <w:pPr>
+              <w:jc w:val="center"/>
+              <w:rPr>
+                <w:rFonts w:ascii="TH SarabunPSK" w:hAnsi="TH SarabunPSK" w:cs="TH SarabunPSK" w:hint="cs"/>
+                <w:szCs w:val="22"/>
+              </w:rPr>
+            </w:pPr>
+            <w:r>
+              <w:rPr>
+                <w:rFonts w:ascii="TH SarabunPSK" w:hAnsi="TH SarabunPSK" w:cs="TH SarabunPSK" w:hint="cs"/>
+                <w:szCs w:val="22"/>
+              </w:rPr>
+              <w:t>Kitchen</w:t>
+            </w:r>
+          </w:p>
+        </w:tc>
+        <w:tc>
+          <w:tcPr>
+            <w:tcW w:w="0" w:type="auto"/>
+            <w:vAlign w:val="center"/>
+            <w:hideMark/>
+          </w:tcPr>
+          <w:p>
+            <w:pPr>
+              <w:jc w:val="center"/>
+              <w:rPr>
+                <w:rFonts w:ascii="TH SarabunPSK" w:hAnsi="TH SarabunPSK" w:cs="TH SarabunPSK" w:hint="cs"/>
+                <w:szCs w:val="22"/>
+              </w:rPr>
+            </w:pPr>
+            <w:proofErr w:type="spellStart"/>
+            <w:r>
+              <w:rPr>
+                <w:rFonts w:ascii="TH SarabunPSK" w:hAnsi="TH SarabunPSK" w:cs="TH SarabunPSK" w:hint="cs"/>
+                <w:szCs w:val="22"/>
+              </w:rPr>
+              <w:t>KitchenMax</w:t>
+            </w:r>
+            <w:proofErr w:type="spellEnd"/>
+          </w:p>
+        </w:tc>
+        <w:tc>
+          <w:tcPr>
+            <w:tcW w:w="0" w:type="auto"/>
+            <w:vAlign w:val="center"/>
+            <w:hideMark/>
+          </w:tcPr>
+          <w:p>
+            <w:pPr>
+              <w:jc w:val="center"/>
+              <w:rPr>
+                <w:rFonts w:ascii="TH SarabunPSK" w:hAnsi="TH SarabunPSK" w:cs="TH SarabunPSK" w:hint="cs"/>
+                <w:szCs w:val="22"/>
+              </w:rPr>
+            </w:pPr>
+            <w:proofErr w:type="spellStart"/>
+            <w:r>
+              <w:rPr>
+                <w:rFonts w:ascii="TH SarabunPSK" w:hAnsi="TH SarabunPSK" w:cs="TH SarabunPSK" w:hint="cs"/>
+                <w:szCs w:val="22"/>
+              </w:rPr>
+              <w:t>PromptPay</w:t>
+            </w:r>
+            <w:proofErr w:type="spellEnd"/>
+          </w:p>
+        </w:tc>
+        <w:tc>
+          <w:tcPr>
+            <w:tcW w:w="0" w:type="auto"/>
+            <w:vAlign w:val="center"/>
+            <w:hideMark/>
+          </w:tcPr>
+          <w:p>
+            <w:pPr>
+              <w:jc w:val="center"/>
+              <w:rPr>
+                <w:rFonts w:ascii="TH SarabunPSK" w:hAnsi="TH SarabunPSK" w:cs="TH SarabunPSK" w:hint="cs"/>
+                <w:szCs w:val="22"/>
+              </w:rPr>
+            </w:pPr>
+            <w:r>
+              <w:rPr>
+                <w:rFonts w:ascii="TH SarabunPSK" w:hAnsi="TH SarabunPSK" w:cs="TH SarabunPSK" w:hint="cs"/>
+                <w:szCs w:val="22"/>
+              </w:rPr>
+              <w:t>Shopee</w:t>
+            </w:r>
+          </w:p>
+        </w:tc>
+        <w:tc>
+          <w:tcPr>
+            <w:tcW w:w="0" w:type="auto"/>
+            <w:vAlign w:val="center"/>
+            <w:hideMark/>
+          </w:tcPr>
+          <w:p>
+            <w:pPr>
+              <w:jc w:val="center"/>
+              <w:rPr>
+                <w:rFonts w:ascii="TH SarabunPSK" w:hAnsi="TH SarabunPSK" w:cs="TH SarabunPSK" w:hint="cs"/>
+                <w:szCs w:val="22"/>
+              </w:rPr>
+            </w:pPr>
+            <w:r>
+              <w:rPr>
+                <w:rFonts w:ascii="TH SarabunPSK" w:hAnsi="TH SarabunPSK" w:cs="TH SarabunPSK" w:hint="cs"/>
+                <w:szCs w:val="22"/>
+              </w:rPr>
+              <w:t>16961.44</w:t>
+            </w:r>
+          </w:p>
+        </w:tc>
+        <w:tc>
+          <w:tcPr>
+            <w:tcW w:w="0" w:type="auto"/>
+            <w:vAlign w:val="center"/>
+            <w:hideMark/>
+          </w:tcPr>
+          <w:p>
+            <w:pPr>
+              <w:jc w:val="center"/>
+              <w:rPr>
+                <w:rFonts w:ascii="TH SarabunPSK" w:hAnsi="TH SarabunPSK" w:cs="TH SarabunPSK" w:hint="cs"/>
+                <w:szCs w:val="22"/>
+              </w:rPr>
+            </w:pPr>
+            <w:r>
+              <w:rPr>
+                <w:rFonts w:ascii="TH SarabunPSK" w:hAnsi="TH SarabunPSK" w:cs="TH SarabunPSK" w:hint="cs"/>
+                <w:szCs w:val="22"/>
+              </w:rPr>
+              <w:t>Not Returned</w:t>
+            </w:r>
+          </w:p>
+        </w:tc>
+        <w:tc>
+          <w:tcPr>
+            <w:tcW w:w="0" w:type="auto"/>
+            <w:vAlign w:val="center"/>
+            <w:hideMark/>
+          </w:tcPr>
+          <w:p>
+            <w:pPr>
+              <w:jc w:val="center"/>
+              <w:rPr>
+                <w:rFonts w:ascii="TH SarabunPSK" w:hAnsi="TH SarabunPSK" w:cs="TH SarabunPSK" w:hint="cs"/>
+                <w:szCs w:val="22"/>
+              </w:rPr>
+            </w:pPr>
+            <w:r>
+              <w:rPr>
+                <w:rFonts w:ascii="TH SarabunPSK" w:hAnsi="TH SarabunPSK" w:cs="TH SarabunPSK" w:hint="cs"/>
+                <w:szCs w:val="22"/>
+              </w:rPr>
+              <w:t>Not Returned</w:t>
+            </w:r>
+          </w:p>
+        </w:tc>
+      </w:tr>
+      <w:tr>
+        <w:trPr>
+          <w:tblCellSpacing w:w="15" w:type="dxa"/>
+        </w:trPr>
+        <w:tc>
+          <w:tcPr>
+            <w:tcW w:w="0" w:type="auto"/>
+            <w:vAlign w:val="center"/>
+            <w:hideMark/>
+          </w:tcPr>
+          <w:p>
+            <w:pPr>
+              <w:jc w:val="center"/>
+              <w:rPr>
+                <w:rFonts w:ascii="TH SarabunPSK" w:hAnsi="TH SarabunPSK" w:cs="TH SarabunPSK" w:hint="cs"/>
+                <w:szCs w:val="22"/>
+              </w:rPr>
+            </w:pPr>
+            <w:r>
+              <w:rPr>
+                <w:rFonts w:ascii="TH SarabunPSK" w:hAnsi="TH SarabunPSK" w:cs="TH SarabunPSK" w:hint="cs"/>
+                <w:szCs w:val="22"/>
+              </w:rPr>
+              <w:t>3</w:t>
+            </w:r>
+          </w:p>
+        </w:tc>
+        <w:tc>
+          <w:tcPr>
+            <w:tcW w:w="0" w:type="auto"/>
+            <w:vAlign w:val="center"/>
+            <w:hideMark/>
+          </w:tcPr>
+          <w:p>
+            <w:pPr>
+              <w:jc w:val="center"/>
+              <w:rPr>
+                <w:rFonts w:ascii="TH SarabunPSK" w:hAnsi="TH SarabunPSK" w:cs="TH SarabunPSK" w:hint="cs"/>
+                <w:szCs w:val="22"/>
+              </w:rPr>
+            </w:pPr>
+            <w:r>
+              <w:rPr>
+                <w:rFonts w:ascii="TH SarabunPSK" w:hAnsi="TH SarabunPSK" w:cs="TH SarabunPSK" w:hint="cs"/>
+                <w:szCs w:val="22"/>
+              </w:rPr>
+              <w:t>LGS1ORD0000894</w:t>
+            </w:r>
+          </w:p>
+        </w:tc>
+        <w:tc>
+          <w:tcPr>
+            <w:tcW w:w="0" w:type="auto"/>
+            <w:vAlign w:val="center"/>
+            <w:hideMark/>
+          </w:tcPr>
+          <w:p>
+            <w:pPr>
+              <w:jc w:val="center"/>
+              <w:rPr>
+                <w:rFonts w:ascii="TH SarabunPSK" w:hAnsi="TH SarabunPSK" w:cs="TH SarabunPSK" w:hint="cs"/>
+                <w:szCs w:val="22"/>
+              </w:rPr>
+            </w:pPr>
+            <w:r>
+              <w:rPr>
+                <w:rFonts w:ascii="TH SarabunPSK" w:hAnsi="TH SarabunPSK" w:cs="TH SarabunPSK" w:hint="cs"/>
+                <w:szCs w:val="22"/>
+              </w:rPr>
+              <w:t>322</w:t>
+            </w:r>
+          </w:p>
+        </w:tc>
+        <w:tc>
+          <w:tcPr>
+            <w:tcW w:w="0" w:type="auto"/>
+            <w:vAlign w:val="center"/>
+            <w:hideMark/>
+          </w:tcPr>
+          <w:p>
+            <w:pPr>
+              <w:jc w:val="center"/>
+              <w:rPr>
+                <w:rFonts w:ascii="TH SarabunPSK" w:hAnsi="TH SarabunPSK" w:cs="TH SarabunPSK" w:hint="cs"/>
+                <w:szCs w:val="22"/>
+              </w:rPr>
+            </w:pPr>
+            <w:r>
+              <w:rPr>
+                <w:rFonts w:ascii="TH SarabunPSK" w:hAnsi="TH SarabunPSK" w:cs="TH SarabunPSK" w:hint="cs"/>
+                <w:szCs w:val="22"/>
+              </w:rPr>
+              <w:t>2025-03-12</w:t>
+            </w:r>
+          </w:p>
+        </w:tc>
+        <w:tc>
+          <w:tcPr>
+            <w:tcW w:w="0" w:type="auto"/>
+            <w:vAlign w:val="center"/>
+            <w:hideMark/>
+          </w:tcPr>
+          <w:p>
+            <w:pPr>
+              <w:jc w:val="center"/>
+              <w:rPr>
+                <w:rFonts w:ascii="TH SarabunPSK" w:hAnsi="TH SarabunPSK" w:cs="TH SarabunPSK" w:hint="cs"/>
+                <w:szCs w:val="22"/>
+              </w:rPr>
+            </w:pPr>
+            <w:r>
+              <w:rPr>
+                <w:rFonts w:ascii="TH SarabunPSK" w:hAnsi="TH SarabunPSK" w:cs="TH SarabunPSK" w:hint="cs"/>
+                <w:szCs w:val="22"/>
+              </w:rPr>
+              <w:t>Electronics</w:t>
+            </w:r>
+          </w:p>
+        </w:tc>
+        <w:tc>
+          <w:tcPr>
+            <w:tcW w:w="0" w:type="auto"/>
+            <w:vAlign w:val="center"/>
+            <w:hideMark/>
+          </w:tcPr>
+          <w:p>
+            <w:pPr>
+              <w:jc w:val="center"/>
+              <w:rPr>
+                <w:rFonts w:ascii="TH SarabunPSK" w:hAnsi="TH SarabunPSK" w:cs="TH SarabunPSK" w:hint="cs"/>
+                <w:szCs w:val="22"/>
+              </w:rPr>
+            </w:pPr>
+            <w:proofErr w:type="spellStart"/>
+            <w:r>
+              <w:rPr>
+                <w:rFonts w:ascii="TH SarabunPSK" w:hAnsi="TH SarabunPSK" w:cs="TH SarabunPSK" w:hint="cs"/>
+                <w:szCs w:val="22"/>
+              </w:rPr>
+              <w:t>NovaTech</w:t>
+            </w:r>
+            <w:proofErr w:type="spellEnd"/>
+          </w:p>
+        </w:tc>
+        <w:tc>
+          <w:tcPr>
+            <w:tcW w:w="0" w:type="auto"/>
+            <w:vAlign w:val="center"/>
+            <w:hideMark/>
+          </w:tcPr>
+          <w:p>
+            <w:pPr>
+              <w:jc w:val="center"/>
+              <w:rPr>
+                <w:rFonts w:ascii="TH SarabunPSK" w:hAnsi="TH SarabunPSK" w:cs="TH SarabunPSK" w:hint="cs"/>
+                <w:szCs w:val="22"/>
+              </w:rPr>
+            </w:pPr>
+            <w:proofErr w:type="spellStart"/>
+            <w:r>
+              <w:rPr>
+                <w:rFonts w:ascii="TH SarabunPSK" w:hAnsi="TH SarabunPSK" w:cs="TH SarabunPSK" w:hint="cs"/>
+                <w:szCs w:val="22"/>
+              </w:rPr>
+              <w:t>PromptPay</w:t>
+            </w:r>
+            <w:proofErr w:type="spellEnd"/>
+          </w:p>
+        </w:tc>
+        <w:tc>
+          <w:tcPr>
+            <w:tcW w:w="0" w:type="auto"/>
+            <w:vAlign w:val="center"/>
+            <w:hideMark/>
+          </w:tcPr>
+          <w:p>
+            <w:pPr>
+              <w:jc w:val="center"/>
+              <w:rPr>
+                <w:rFonts w:ascii="TH SarabunPSK" w:hAnsi="TH SarabunPSK" w:cs="TH SarabunPSK" w:hint="cs"/>
+                <w:szCs w:val="22"/>
+              </w:rPr>
+            </w:pPr>
+            <w:r>
+              <w:rPr>
+                <w:rFonts w:ascii="TH SarabunPSK" w:hAnsi="TH SarabunPSK" w:cs="TH SarabunPSK" w:hint="cs"/>
+                <w:szCs w:val="22"/>
+              </w:rPr>
+              <w:t>Shopee</w:t>
+            </w:r>
+          </w:p>
+        </w:tc>
+        <w:tc>
+          <w:tcPr>
+            <w:tcW w:w="0" w:type="auto"/>
+            <w:vAlign w:val="center"/>
+            <w:hideMark/>
+          </w:tcPr>
+          <w:p>
+            <w:pPr>
+              <w:jc w:val="center"/>
+              <w:rPr>
+                <w:rFonts w:ascii="TH SarabunPSK" w:hAnsi="TH SarabunPSK" w:cs="TH SarabunPSK" w:hint="cs"/>
+                <w:szCs w:val="22"/>
+              </w:rPr>
+            </w:pPr>
+            <w:r>
+              <w:rPr>
+                <w:rFonts w:ascii="TH SarabunPSK" w:hAnsi="TH SarabunPSK" w:cs="TH SarabunPSK" w:hint="cs"/>
+                <w:szCs w:val="22"/>
+              </w:rPr>
+              <w:t>16267.30</w:t>
+            </w:r>
+          </w:p>
+        </w:tc>
+        <w:tc>
+          <w:tcPr>
+            <w:tcW w:w="0" w:type="auto"/>
+            <w:vAlign w:val="center"/>
+            <w:hideMark/>
+          </w:tcPr>
+          <w:p>
+            <w:pPr>
+              <w:jc w:val="center"/>
+              <w:rPr>
+                <w:rFonts w:ascii="TH SarabunPSK" w:hAnsi="TH SarabunPSK" w:cs="TH SarabunPSK" w:hint="cs"/>
+                <w:szCs w:val="22"/>
+              </w:rPr>
+            </w:pPr>
+            <w:r>
+              <w:rPr>
+                <w:rFonts w:ascii="TH SarabunPSK" w:hAnsi="TH SarabunPSK" w:cs="TH SarabunPSK" w:hint="cs"/>
+                <w:szCs w:val="22"/>
+              </w:rPr>
+              <w:t>Not Returned</w:t>
+            </w:r>
+          </w:p>
+        </w:tc>
+        <w:tc>
+          <w:tcPr>
+            <w:tcW w:w="0" w:type="auto"/>
+            <w:vAlign w:val="center"/>
+            <w:hideMark/>
+          </w:tcPr>
+          <w:p>
+            <w:pPr>
+              <w:jc w:val="center"/>
+              <w:rPr>
+                <w:rFonts w:ascii="TH SarabunPSK" w:hAnsi="TH SarabunPSK" w:cs="TH SarabunPSK" w:hint="cs"/>
+                <w:szCs w:val="22"/>
+              </w:rPr>
+            </w:pPr>
+            <w:r>
+              <w:rPr>
+                <w:rFonts w:ascii="TH SarabunPSK" w:hAnsi="TH SarabunPSK" w:cs="TH SarabunPSK" w:hint="cs"/>
+                <w:szCs w:val="22"/>
+              </w:rPr>
+              <w:t>Not Returned</w:t>
+            </w:r>
+          </w:p>
+        </w:tc>
+      </w:tr>
+      <w:tr>
+        <w:trPr>
+          <w:tblCellSpacing w:w="15" w:type="dxa"/>
+        </w:trPr>
+        <w:tc>
+          <w:tcPr>
+            <w:tcW w:w="0" w:type="auto"/>
+            <w:vAlign w:val="center"/>
+            <w:hideMark/>
+          </w:tcPr>
+          <w:p>
+            <w:pPr>
+              <w:jc w:val="center"/>
+              <w:rPr>
+                <w:rFonts w:ascii="TH SarabunPSK" w:hAnsi="TH SarabunPSK" w:cs="TH SarabunPSK" w:hint="cs"/>
+                <w:szCs w:val="22"/>
+              </w:rPr>
+            </w:pPr>
+            <w:r>
+              <w:rPr>
+                <w:rFonts w:ascii="TH SarabunPSK" w:hAnsi="TH SarabunPSK" w:cs="TH SarabunPSK" w:hint="cs"/>
+                <w:szCs w:val="22"/>
+              </w:rPr>
+              <w:t>4</w:t>
+            </w:r>
+          </w:p>
+        </w:tc>
+        <w:tc>
+          <w:tcPr>
+            <w:tcW w:w="0" w:type="auto"/>
+            <w:vAlign w:val="center"/>
+            <w:hideMark/>
+          </w:tcPr>
+          <w:p>
+            <w:pPr>
+              <w:jc w:val="center"/>
+              <w:rPr>
+                <w:rFonts w:ascii="TH SarabunPSK" w:hAnsi="TH SarabunPSK" w:cs="TH SarabunPSK" w:hint="cs"/>
+                <w:szCs w:val="22"/>
+              </w:rPr>
+            </w:pPr>
+            <w:r>
+              <w:rPr>
+                <w:rFonts w:ascii="TH SarabunPSK" w:hAnsi="TH SarabunPSK" w:cs="TH SarabunPSK" w:hint="cs"/>
+                <w:szCs w:val="22"/>
+              </w:rPr>
+              <w:t>LGS1ORD0000944</w:t>
+            </w:r>
+          </w:p>
+        </w:tc>
+        <w:tc>
+          <w:tcPr>
+            <w:tcW w:w="0" w:type="auto"/>
+            <w:vAlign w:val="center"/>
+            <w:hideMark/>
+          </w:tcPr>
+          <w:p>
+            <w:pPr>
+              <w:jc w:val="center"/>
+              <w:rPr>
+                <w:rFonts w:ascii="TH SarabunPSK" w:hAnsi="TH SarabunPSK" w:cs="TH SarabunPSK" w:hint="cs"/>
+                <w:szCs w:val="22"/>
+              </w:rPr>
+            </w:pPr>
+            <w:r>
+              <w:rPr>
+                <w:rFonts w:ascii="TH SarabunPSK" w:hAnsi="TH SarabunPSK" w:cs="TH SarabunPSK" w:hint="cs"/>
+                <w:szCs w:val="22"/>
+              </w:rPr>
+              <w:t>318</w:t>
+            </w:r>
+          </w:p>
+        </w:tc>
+        <w:tc>
+          <w:tcPr>
+            <w:tcW w:w="0" w:type="auto"/>
+            <w:vAlign w:val="center"/>
+            <w:hideMark/>
+          </w:tcPr>
+          <w:p>
+            <w:pPr>
+              <w:jc w:val="center"/>
+              <w:rPr>
+                <w:rFonts w:ascii="TH SarabunPSK" w:hAnsi="TH SarabunPSK" w:cs="TH SarabunPSK" w:hint="cs"/>
+                <w:szCs w:val="22"/>
+              </w:rPr>
+            </w:pPr>
+            <w:r>
+              <w:rPr>
+                <w:rFonts w:ascii="TH SarabunPSK" w:hAnsi="TH SarabunPSK" w:cs="TH SarabunPSK" w:hint="cs"/>
+                <w:szCs w:val="22"/>
+              </w:rPr>
+              <w:t>2025-03-16</w:t>
+            </w:r>
+          </w:p>
+        </w:tc>
+        <w:tc>
+          <w:tcPr>
+            <w:tcW w:w="0" w:type="auto"/>
+            <w:vAlign w:val="center"/>
+            <w:hideMark/>
+          </w:tcPr>
+          <w:p>
+            <w:pPr>
+              <w:jc w:val="center"/>
+              <w:rPr>
+                <w:rFonts w:ascii="TH SarabunPSK" w:hAnsi="TH SarabunPSK" w:cs="TH SarabunPSK" w:hint="cs"/>
+                <w:szCs w:val="22"/>
+              </w:rPr>
+            </w:pPr>
+            <w:proofErr w:type="spellStart"/>
+            <w:r>
+              <w:rPr>
+                <w:rFonts w:ascii="TH SarabunPSK" w:hAnsi="TH SarabunPSK" w:cs="TH SarabunPSK" w:hint="cs"/>
+                <w:szCs w:val="22"/>
+              </w:rPr>
+              <w:t>Home_Appliance</w:t>
+            </w:r>
+            <w:proofErr w:type="spellEnd"/>
+          </w:p>
+        </w:tc>
+        <w:tc>
+          <w:tcPr>
+            <w:tcW w:w="0" w:type="auto"/>
+            <w:vAlign w:val="center"/>
+            <w:hideMark/>
+          </w:tcPr>
+          <w:p>
+            <w:pPr>
+              <w:jc w:val="center"/>
+              <w:rPr>
+                <w:rFonts w:ascii="TH SarabunPSK" w:hAnsi="TH SarabunPSK" w:cs="TH SarabunPSK" w:hint="cs"/>
+                <w:szCs w:val="22"/>
+              </w:rPr>
+            </w:pPr>
+            <w:proofErr w:type="spellStart"/>
+            <w:r>
+              <w:rPr>
+                <w:rFonts w:ascii="TH SarabunPSK" w:hAnsi="TH SarabunPSK" w:cs="TH SarabunPSK" w:hint="cs"/>
+                <w:szCs w:val="22"/>
+              </w:rPr>
+              <w:t>CleanMate</w:t>
+            </w:r>
+            <w:proofErr w:type="spellEnd"/>
+          </w:p>
+        </w:tc>
+        <w:tc>
+          <w:tcPr>
+            <w:tcW w:w="0" w:type="auto"/>
+            <w:vAlign w:val="center"/>
+            <w:hideMark/>
+          </w:tcPr>
+          <w:p>
+            <w:pPr>
+              <w:jc w:val="center"/>
+              <w:rPr>
+                <w:rFonts w:ascii="TH SarabunPSK" w:hAnsi="TH SarabunPSK" w:cs="TH SarabunPSK" w:hint="cs"/>
+                <w:szCs w:val="22"/>
+              </w:rPr>
+            </w:pPr>
+            <w:proofErr w:type="spellStart"/>
+            <w:r>
+              <w:rPr>
+                <w:rFonts w:ascii="TH SarabunPSK" w:hAnsi="TH SarabunPSK" w:cs="TH SarabunPSK" w:hint="cs"/>
+                <w:szCs w:val="22"/>
+              </w:rPr>
+              <w:t>Credit_Card</w:t>
+            </w:r>
+            <w:proofErr w:type="spellEnd"/>
+          </w:p>
+        </w:tc>
+        <w:tc>
+          <w:tcPr>
+            <w:tcW w:w="0" w:type="auto"/>
+            <w:vAlign w:val="center"/>
+            <w:hideMark/>
+          </w:tcPr>
+          <w:p>
+            <w:pPr>
+              <w:jc w:val="center"/>
+              <w:rPr>
+                <w:rFonts w:ascii="TH SarabunPSK" w:hAnsi="TH SarabunPSK" w:cs="TH SarabunPSK" w:hint="cs"/>
+                <w:szCs w:val="22"/>
+              </w:rPr>
+            </w:pPr>
+            <w:r>
+              <w:rPr>
+                <w:rFonts w:ascii="TH SarabunPSK" w:hAnsi="TH SarabunPSK" w:cs="TH SarabunPSK" w:hint="cs"/>
+                <w:szCs w:val="22"/>
+              </w:rPr>
+              <w:t>Shopee</w:t>
+            </w:r>
+          </w:p>
+        </w:tc>
+        <w:tc>
+          <w:tcPr>
+            <w:tcW w:w="0" w:type="auto"/>
+            <w:vAlign w:val="center"/>
+            <w:hideMark/>
+          </w:tcPr>
+          <w:p>
+            <w:pPr>
+              <w:jc w:val="center"/>
+              <w:rPr>
+                <w:rFonts w:ascii="TH SarabunPSK" w:hAnsi="TH SarabunPSK" w:cs="TH SarabunPSK" w:hint="cs"/>
+                <w:szCs w:val="22"/>
+              </w:rPr>
+            </w:pPr>
+            <w:r>
+              <w:rPr>
+                <w:rFonts w:ascii="TH SarabunPSK" w:hAnsi="TH SarabunPSK" w:cs="TH SarabunPSK" w:hint="cs"/>
+                <w:szCs w:val="22"/>
+              </w:rPr>
+              <w:t>8474.70</w:t>
+            </w:r>
+          </w:p>
+        </w:tc>
+        <w:tc>
+          <w:tcPr>
+            <w:tcW w:w="0" w:type="auto"/>
+            <w:vAlign w:val="center"/>
+            <w:hideMark/>
+          </w:tcPr>
+          <w:p>
+            <w:pPr>
+              <w:jc w:val="center"/>
+              <w:rPr>
+                <w:rFonts w:ascii="TH SarabunPSK" w:hAnsi="TH SarabunPSK" w:cs="TH SarabunPSK" w:hint="cs"/>
+                <w:szCs w:val="22"/>
+              </w:rPr>
+            </w:pPr>
+            <w:r>
+              <w:rPr>
+                <w:rFonts w:ascii="TH SarabunPSK" w:hAnsi="TH SarabunPSK" w:cs="TH SarabunPSK" w:hint="cs"/>
+                <w:szCs w:val="22"/>
+              </w:rPr>
+              <w:t>Not Returned</w:t>
+            </w:r>
+          </w:p>
+        </w:tc>
+        <w:tc>
+          <w:tcPr>
+            <w:tcW w:w="0" w:type="auto"/>
+            <w:vAlign w:val="center"/>
+            <w:hideMark/>
+          </w:tcPr>
+          <w:p>
+            <w:pPr>
+              <w:jc w:val="center"/>
+              <w:rPr>
+                <w:rFonts w:ascii="TH SarabunPSK" w:hAnsi="TH SarabunPSK" w:cs="TH SarabunPSK" w:hint="cs"/>
+                <w:szCs w:val="22"/>
+              </w:rPr>
+            </w:pPr>
+            <w:r>
+              <w:rPr>
+                <w:rFonts w:ascii="TH SarabunPSK" w:hAnsi="TH SarabunPSK" w:cs="TH SarabunPSK" w:hint="cs"/>
+                <w:szCs w:val="22"/>
+              </w:rPr>
+              <w:t>Not Returned</w:t>
+            </w:r>
+          </w:p>
+        </w:tc>
+      </w:tr>
+      <w:tr>
+        <w:trPr>
+          <w:tblCellSpacing w:w="15" w:type="dxa"/>
+        </w:trPr>
+        <w:tc>
+          <w:tcPr>
+            <w:tcW w:w="0" w:type="auto"/>
+            <w:vAlign w:val="center"/>
+            <w:hideMark/>
+          </w:tcPr>
+          <w:p>
+            <w:pPr>
+              <w:jc w:val="center"/>
+              <w:rPr>
+                <w:rFonts w:ascii="TH SarabunPSK" w:hAnsi="TH SarabunPSK" w:cs="TH SarabunPSK" w:hint="cs"/>
+                <w:szCs w:val="22"/>
+              </w:rPr>
+            </w:pPr>
+            <w:r>
+              <w:rPr>
+                <w:rFonts w:ascii="TH SarabunPSK" w:hAnsi="TH SarabunPSK" w:cs="TH SarabunPSK" w:hint="cs"/>
+                <w:szCs w:val="22"/>
+              </w:rPr>
+              <w:t>5</w:t>
+            </w:r>
+          </w:p>
+        </w:tc>
+        <w:tc>
+          <w:tcPr>
+            <w:tcW w:w="0" w:type="auto"/>
+            <w:vAlign w:val="center"/>
+            <w:hideMark/>
+          </w:tcPr>
+          <w:p>
+            <w:pPr>
+              <w:jc w:val="center"/>
+              <w:rPr>
+                <w:rFonts w:ascii="TH SarabunPSK" w:hAnsi="TH SarabunPSK" w:cs="TH SarabunPSK" w:hint="cs"/>
+                <w:szCs w:val="22"/>
+              </w:rPr>
+            </w:pPr>
+            <w:r>
+              <w:rPr>
+                <w:rFonts w:ascii="TH SarabunPSK" w:hAnsi="TH SarabunPSK" w:cs="TH SarabunPSK" w:hint="cs"/>
+                <w:szCs w:val="22"/>
+              </w:rPr>
+              <w:t>LGS1ORD0001244</w:t>
+            </w:r>
+          </w:p>
+        </w:tc>
+        <w:tc>
+          <w:tcPr>
+            <w:tcW w:w="0" w:type="auto"/>
+            <w:vAlign w:val="center"/>
+            <w:hideMark/>
+          </w:tcPr>
+          <w:p>
+            <w:pPr>
+              <w:jc w:val="center"/>
+              <w:rPr>
+                <w:rFonts w:ascii="TH SarabunPSK" w:hAnsi="TH SarabunPSK" w:cs="TH SarabunPSK" w:hint="cs"/>
+                <w:szCs w:val="22"/>
+              </w:rPr>
+            </w:pPr>
+            <w:r>
+              <w:rPr>
+                <w:rFonts w:ascii="TH SarabunPSK" w:hAnsi="TH SarabunPSK" w:cs="TH SarabunPSK" w:hint="cs"/>
+                <w:szCs w:val="22"/>
+              </w:rPr>
+              <w:t>295</w:t>
+            </w:r>
+          </w:p>
+        </w:tc>
+        <w:tc>
+          <w:tcPr>
+            <w:tcW w:w="0" w:type="auto"/>
+            <w:vAlign w:val="center"/>
+            <w:hideMark/>
+          </w:tcPr>
+          <w:p>
+            <w:pPr>
+              <w:jc w:val="center"/>
+              <w:rPr>
+                <w:rFonts w:ascii="TH SarabunPSK" w:hAnsi="TH SarabunPSK" w:cs="TH SarabunPSK" w:hint="cs"/>
+                <w:szCs w:val="22"/>
+              </w:rPr>
+            </w:pPr>
+            <w:r>
+              <w:rPr>
+                <w:rFonts w:ascii="TH SarabunPSK" w:hAnsi="TH SarabunPSK" w:cs="TH SarabunPSK" w:hint="cs"/>
+                <w:szCs w:val="22"/>
+              </w:rPr>
+              <w:t>2025-04-09</w:t>
+            </w:r>
+          </w:p>
+        </w:tc>
+        <w:tc>
+          <w:tcPr>
+            <w:tcW w:w="0" w:type="auto"/>
+            <w:vAlign w:val="center"/>
+            <w:hideMark/>
+          </w:tcPr>
+          <w:p>
+            <w:pPr>
+              <w:jc w:val="center"/>
+              <w:rPr>
+                <w:rFonts w:ascii="TH SarabunPSK" w:hAnsi="TH SarabunPSK" w:cs="TH SarabunPSK" w:hint="cs"/>
+                <w:szCs w:val="22"/>
+              </w:rPr>
+            </w:pPr>
+            <w:r>
+              <w:rPr>
+                <w:rFonts w:ascii="TH SarabunPSK" w:hAnsi="TH SarabunPSK" w:cs="TH SarabunPSK" w:hint="cs"/>
+                <w:szCs w:val="22"/>
+              </w:rPr>
+              <w:t>Electronics</w:t>
+            </w:r>
+          </w:p>
+        </w:tc>
+        <w:tc>
+          <w:tcPr>
+            <w:tcW w:w="0" w:type="auto"/>
+            <w:vAlign w:val="center"/>
+            <w:hideMark/>
+          </w:tcPr>
+          <w:p>
+            <w:pPr>
+              <w:jc w:val="center"/>
+              <w:rPr>
+                <w:rFonts w:ascii="TH SarabunPSK" w:hAnsi="TH SarabunPSK" w:cs="TH SarabunPSK" w:hint="cs"/>
+                <w:szCs w:val="22"/>
+              </w:rPr>
+            </w:pPr>
+            <w:proofErr w:type="spellStart"/>
+            <w:r>
+              <w:rPr>
+                <w:rFonts w:ascii="TH SarabunPSK" w:hAnsi="TH SarabunPSK" w:cs="TH SarabunPSK" w:hint="cs"/>
+                <w:szCs w:val="22"/>
+              </w:rPr>
+              <w:t>ShieldCase</w:t>
+            </w:r>
+            <w:proofErr w:type="spellEnd"/>
+          </w:p>
+        </w:tc>
+        <w:tc>
+          <w:tcPr>
+            <w:tcW w:w="0" w:type="auto"/>
+            <w:vAlign w:val="center"/>
+            <w:hideMark/>
+          </w:tcPr>
+          <w:p>
+            <w:pPr>
+              <w:jc w:val="center"/>
+              <w:rPr>
+                <w:rFonts w:ascii="TH SarabunPSK" w:hAnsi="TH SarabunPSK" w:cs="TH SarabunPSK" w:hint="cs"/>
+                <w:szCs w:val="22"/>
+              </w:rPr>
+            </w:pPr>
+            <w:r>
+              <w:rPr>
+                <w:rFonts w:ascii="TH SarabunPSK" w:hAnsi="TH SarabunPSK" w:cs="TH SarabunPSK" w:hint="cs"/>
+                <w:szCs w:val="22"/>
+              </w:rPr>
+              <w:t>COD</w:t>
+            </w:r>
+          </w:p>
+        </w:tc>
+        <w:tc>
+          <w:tcPr>
+            <w:tcW w:w="0" w:type="auto"/>
+            <w:vAlign w:val="center"/>
+            <w:hideMark/>
+          </w:tcPr>
+          <w:p>
+            <w:pPr>
+              <w:jc w:val="center"/>
+              <w:rPr>
+                <w:rFonts w:ascii="TH SarabunPSK" w:hAnsi="TH SarabunPSK" w:cs="TH SarabunPSK" w:hint="cs"/>
+                <w:szCs w:val="22"/>
+              </w:rPr>
+            </w:pPr>
+            <w:r>
+              <w:rPr>
+                <w:rFonts w:ascii="TH SarabunPSK" w:hAnsi="TH SarabunPSK" w:cs="TH SarabunPSK" w:hint="cs"/>
+                <w:szCs w:val="22"/>
+              </w:rPr>
+              <w:t>Lazada</w:t>
+            </w:r>
+          </w:p>
+        </w:tc>
+        <w:tc>
+          <w:tcPr>
+            <w:tcW w:w="0" w:type="auto"/>
+            <w:vAlign w:val="center"/>
+            <w:hideMark/>
+          </w:tcPr>
+          <w:p>
+            <w:pPr>
+              <w:jc w:val="center"/>
+              <w:rPr>
+                <w:rFonts w:ascii="TH SarabunPSK" w:hAnsi="TH SarabunPSK" w:cs="TH SarabunPSK" w:hint="cs"/>
+                <w:szCs w:val="22"/>
+              </w:rPr>
+            </w:pPr>
+            <w:r>
+              <w:rPr>
+                <w:rFonts w:ascii="TH SarabunPSK" w:hAnsi="TH SarabunPSK" w:cs="TH SarabunPSK" w:hint="cs"/>
+                <w:szCs w:val="22"/>
+              </w:rPr>
+              <w:t>5251.54</w:t>
+            </w:r>
+          </w:p>
+        </w:tc>
+        <w:tc>
+          <w:tcPr>
+            <w:tcW w:w="0" w:type="auto"/>
+            <w:vAlign w:val="center"/>
+            <w:hideMark/>
+          </w:tcPr>
+          <w:p>
+            <w:pPr>
+              <w:jc w:val="center"/>
+              <w:rPr>
+                <w:rFonts w:ascii="TH SarabunPSK" w:hAnsi="TH SarabunPSK" w:cs="TH SarabunPSK" w:hint="cs"/>
+                <w:szCs w:val="22"/>
+              </w:rPr>
+            </w:pPr>
+            <w:r>
+              <w:rPr>
+                <w:rFonts w:ascii="TH SarabunPSK" w:hAnsi="TH SarabunPSK" w:cs="TH SarabunPSK" w:hint="cs"/>
+                <w:szCs w:val="22"/>
+              </w:rPr>
+              <w:t>Returned</w:t>
+            </w:r>
+          </w:p>
+        </w:tc>
+        <w:tc>
+          <w:tcPr>
+            <w:tcW w:w="0" w:type="auto"/>
+            <w:vAlign w:val="center"/>
+            <w:hideMark/>
+          </w:tcPr>
+          <w:p>
+            <w:pPr>
+              <w:jc w:val="center"/>
+              <w:rPr>
+                <w:rFonts w:ascii="TH SarabunPSK" w:hAnsi="TH SarabunPSK" w:cs="TH SarabunPSK" w:hint="cs"/>
+                <w:szCs w:val="22"/>
+              </w:rPr>
+            </w:pPr>
+            <w:r>
+              <w:rPr>
+                <w:rFonts w:ascii="TH SarabunPSK" w:hAnsi="TH SarabunPSK" w:cs="TH SarabunPSK" w:hint="cs"/>
+                <w:szCs w:val="22"/>
+              </w:rPr>
+              <w:t>Not as Expected</w:t>
+            </w:r>
+          </w:p>
+        </w:tc>
+      </w:tr>
+      <w:tr>
+        <w:trPr>
+          <w:tblCellSpacing w:w="15" w:type="dxa"/>
+        </w:trPr>
+        <w:tc>
+          <w:tcPr>
+            <w:tcW w:w="0" w:type="auto"/>
+            <w:vAlign w:val="center"/>
+            <w:hideMark/>
+          </w:tcPr>
+          <w:p>
+            <w:pPr>
+              <w:jc w:val="center"/>
+              <w:rPr>
+                <w:rFonts w:ascii="TH SarabunPSK" w:hAnsi="TH SarabunPSK" w:cs="TH SarabunPSK" w:hint="cs"/>
+                <w:szCs w:val="22"/>
+              </w:rPr>
+            </w:pPr>
+            <w:r>
+              <w:rPr>
+                <w:rFonts w:ascii="TH SarabunPSK" w:hAnsi="TH SarabunPSK" w:cs="TH SarabunPSK" w:hint="cs"/>
+                <w:szCs w:val="22"/>
+              </w:rPr>
+              <w:t>6</w:t>
+            </w:r>
+          </w:p>
+        </w:tc>
+        <w:tc>
+          <w:tcPr>
+            <w:tcW w:w="0" w:type="auto"/>
+            <w:vAlign w:val="center"/>
+            <w:hideMark/>
+          </w:tcPr>
+          <w:p>
+            <w:pPr>
+              <w:jc w:val="center"/>
+              <w:rPr>
+                <w:rFonts w:ascii="TH SarabunPSK" w:hAnsi="TH SarabunPSK" w:cs="TH SarabunPSK" w:hint="cs"/>
+                <w:szCs w:val="22"/>
+              </w:rPr>
+            </w:pPr>
+            <w:r>
+              <w:rPr>
+                <w:rFonts w:ascii="TH SarabunPSK" w:hAnsi="TH SarabunPSK" w:cs="TH SarabunPSK" w:hint="cs"/>
+                <w:szCs w:val="22"/>
+              </w:rPr>
+              <w:t>LGS1ORD0001480</w:t>
+            </w:r>
+          </w:p>
+        </w:tc>
+        <w:tc>
+          <w:tcPr>
+            <w:tcW w:w="0" w:type="auto"/>
+            <w:vAlign w:val="center"/>
+            <w:hideMark/>
+          </w:tcPr>
+          <w:p>
+            <w:pPr>
+              <w:jc w:val="center"/>
+              <w:rPr>
+                <w:rFonts w:ascii="TH SarabunPSK" w:hAnsi="TH SarabunPSK" w:cs="TH SarabunPSK" w:hint="cs"/>
+                <w:szCs w:val="22"/>
+              </w:rPr>
+            </w:pPr>
+            <w:r>
+              <w:rPr>
+                <w:rFonts w:ascii="TH SarabunPSK" w:hAnsi="TH SarabunPSK" w:cs="TH SarabunPSK" w:hint="cs"/>
+                <w:szCs w:val="22"/>
+              </w:rPr>
+              <w:t>276</w:t>
+            </w:r>
+          </w:p>
+        </w:tc>
+        <w:tc>
+          <w:tcPr>
+            <w:tcW w:w="0" w:type="auto"/>
+            <w:vAlign w:val="center"/>
+            <w:hideMark/>
+          </w:tcPr>
+          <w:p>
+            <w:pPr>
+              <w:jc w:val="center"/>
+              <w:rPr>
+                <w:rFonts w:ascii="TH SarabunPSK" w:hAnsi="TH SarabunPSK" w:cs="TH SarabunPSK" w:hint="cs"/>
+                <w:szCs w:val="22"/>
+              </w:rPr>
+            </w:pPr>
+            <w:r>
+              <w:rPr>
+                <w:rFonts w:ascii="TH SarabunPSK" w:hAnsi="TH SarabunPSK" w:cs="TH SarabunPSK" w:hint="cs"/>
+                <w:szCs w:val="22"/>
+              </w:rPr>
+              <w:t>2025-04-28</w:t>
+            </w:r>
+          </w:p>
+        </w:tc>
+        <w:tc>
+          <w:tcPr>
+            <w:tcW w:w="0" w:type="auto"/>
+            <w:vAlign w:val="center"/>
+            <w:hideMark/>
+          </w:tcPr>
+          <w:p>
+            <w:pPr>
+              <w:jc w:val="center"/>
+              <w:rPr>
+                <w:rFonts w:ascii="TH SarabunPSK" w:hAnsi="TH SarabunPSK" w:cs="TH SarabunPSK" w:hint="cs"/>
+                <w:szCs w:val="22"/>
+              </w:rPr>
+            </w:pPr>
+            <w:r>
+              <w:rPr>
+                <w:rFonts w:ascii="TH SarabunPSK" w:hAnsi="TH SarabunPSK" w:cs="TH SarabunPSK" w:hint="cs"/>
+                <w:szCs w:val="22"/>
+              </w:rPr>
+              <w:t>Health</w:t>
+            </w:r>
+          </w:p>
+        </w:tc>
+        <w:tc>
+          <w:tcPr>
+            <w:tcW w:w="0" w:type="auto"/>
+            <w:vAlign w:val="center"/>
+            <w:hideMark/>
+          </w:tcPr>
+          <w:p>
+            <w:pPr>
+              <w:jc w:val="center"/>
+              <w:rPr>
+                <w:rFonts w:ascii="TH SarabunPSK" w:hAnsi="TH SarabunPSK" w:cs="TH SarabunPSK" w:hint="cs"/>
+                <w:szCs w:val="22"/>
+              </w:rPr>
+            </w:pPr>
+            <w:proofErr w:type="spellStart"/>
+            <w:r>
+              <w:rPr>
+                <w:rFonts w:ascii="TH SarabunPSK" w:hAnsi="TH SarabunPSK" w:cs="TH SarabunPSK" w:hint="cs"/>
+                <w:szCs w:val="22"/>
+              </w:rPr>
+              <w:t>WellPlus</w:t>
+            </w:r>
+            <w:proofErr w:type="spellEnd"/>
+          </w:p>
+        </w:tc>
+        <w:tc>
+          <w:tcPr>
+            <w:tcW w:w="0" w:type="auto"/>
+            <w:vAlign w:val="center"/>
+            <w:hideMark/>
+          </w:tcPr>
+          <w:p>
+            <w:pPr>
+              <w:jc w:val="center"/>
+              <w:rPr>
+                <w:rFonts w:ascii="TH SarabunPSK" w:hAnsi="TH SarabunPSK" w:cs="TH SarabunPSK" w:hint="cs"/>
+                <w:szCs w:val="22"/>
+              </w:rPr>
+            </w:pPr>
+            <w:r>
+              <w:rPr>
+                <w:rFonts w:ascii="TH SarabunPSK" w:hAnsi="TH SarabunPSK" w:cs="TH SarabunPSK" w:hint="cs"/>
+                <w:szCs w:val="22"/>
+              </w:rPr>
+              <w:t>COD</w:t>
+            </w:r>
+          </w:p>
+        </w:tc>
+        <w:tc>
+          <w:tcPr>
+            <w:tcW w:w="0" w:type="auto"/>
+            <w:vAlign w:val="center"/>
+            <w:hideMark/>
+          </w:tcPr>
+          <w:p>
+            <w:pPr>
+              <w:jc w:val="center"/>
+              <w:rPr>
+                <w:rFonts w:ascii="TH SarabunPSK" w:hAnsi="TH SarabunPSK" w:cs="TH SarabunPSK" w:hint="cs"/>
+                <w:szCs w:val="22"/>
+              </w:rPr>
+            </w:pPr>
+            <w:proofErr w:type="spellStart"/>
+            <w:r>
+              <w:rPr>
+                <w:rFonts w:ascii="TH SarabunPSK" w:hAnsi="TH SarabunPSK" w:cs="TH SarabunPSK" w:hint="cs"/>
+                <w:szCs w:val="22"/>
+              </w:rPr>
+              <w:t>TV_Show</w:t>
+            </w:r>
+            <w:proofErr w:type="spellEnd"/>
+          </w:p>
+        </w:tc>
+        <w:tc>
+          <w:tcPr>
+            <w:tcW w:w="0" w:type="auto"/>
+            <w:vAlign w:val="center"/>
+            <w:hideMark/>
+          </w:tcPr>
+          <w:p>
+            <w:pPr>
+              <w:jc w:val="center"/>
+              <w:rPr>
+                <w:rFonts w:ascii="TH SarabunPSK" w:hAnsi="TH SarabunPSK" w:cs="TH SarabunPSK" w:hint="cs"/>
+                <w:szCs w:val="22"/>
+              </w:rPr>
+            </w:pPr>
+            <w:r>
+              <w:rPr>
+                <w:rFonts w:ascii="TH SarabunPSK" w:hAnsi="TH SarabunPSK" w:cs="TH SarabunPSK" w:hint="cs"/>
+                <w:szCs w:val="22"/>
+              </w:rPr>
+              <w:t>849.72</w:t>
+            </w:r>
+          </w:p>
+        </w:tc>
+        <w:tc>
+          <w:tcPr>
+            <w:tcW w:w="0" w:type="auto"/>
+            <w:vAlign w:val="center"/>
+            <w:hideMark/>
+          </w:tcPr>
+          <w:p>
+            <w:pPr>
+              <w:jc w:val="center"/>
+              <w:rPr>
+                <w:rFonts w:ascii="TH SarabunPSK" w:hAnsi="TH SarabunPSK" w:cs="TH SarabunPSK" w:hint="cs"/>
+                <w:szCs w:val="22"/>
+              </w:rPr>
+            </w:pPr>
+            <w:r>
+              <w:rPr>
+                <w:rFonts w:ascii="TH SarabunPSK" w:hAnsi="TH SarabunPSK" w:cs="TH SarabunPSK" w:hint="cs"/>
+                <w:szCs w:val="22"/>
+              </w:rPr>
+              <w:t>Not Returned</w:t>
+            </w:r>
+          </w:p>
+        </w:tc>
+        <w:tc>
+          <w:tcPr>
+            <w:tcW w:w="0" w:type="auto"/>
+            <w:vAlign w:val="center"/>
+            <w:hideMark/>
+          </w:tcPr>
+          <w:p>
+            <w:pPr>
+              <w:jc w:val="center"/>
+              <w:rPr>
+                <w:rFonts w:ascii="TH SarabunPSK" w:hAnsi="TH SarabunPSK" w:cs="TH SarabunPSK" w:hint="cs"/>
+                <w:szCs w:val="22"/>
+              </w:rPr>
+            </w:pPr>
+            <w:r>
+              <w:rPr>
+                <w:rFonts w:ascii="TH SarabunPSK" w:hAnsi="TH SarabunPSK" w:cs="TH SarabunPSK" w:hint="cs"/>
+                <w:szCs w:val="22"/>
+              </w:rPr>
+              <w:t>Not Returned</w:t>
+            </w:r>
+          </w:p>
+        </w:tc>
+      </w:tr>
+      <w:tr>
+        <w:trPr>
+          <w:tblCellSpacing w:w="15" w:type="dxa"/>
+        </w:trPr>
+        <w:tc>
+          <w:tcPr>
+            <w:tcW w:w="0" w:type="auto"/>
+            <w:vAlign w:val="center"/>
+            <w:hideMark/>
+          </w:tcPr>
+          <w:p>
+            <w:pPr>
+              <w:jc w:val="center"/>
+              <w:rPr>
+                <w:rFonts w:ascii="TH SarabunPSK" w:hAnsi="TH SarabunPSK" w:cs="TH SarabunPSK" w:hint="cs"/>
+                <w:szCs w:val="22"/>
+              </w:rPr>
+            </w:pPr>
+            <w:r>
+              <w:rPr>
+                <w:rFonts w:ascii="TH SarabunPSK" w:hAnsi="TH SarabunPSK" w:cs="TH SarabunPSK" w:hint="cs"/>
+                <w:szCs w:val="22"/>
+              </w:rPr>
+              <w:t>7</w:t>
+            </w:r>
+          </w:p>
+        </w:tc>
+        <w:tc>
+          <w:tcPr>
+            <w:tcW w:w="0" w:type="auto"/>
+            <w:vAlign w:val="center"/>
+            <w:hideMark/>
+          </w:tcPr>
+          <w:p>
+            <w:pPr>
+              <w:jc w:val="center"/>
+              <w:rPr>
+                <w:rFonts w:ascii="TH SarabunPSK" w:hAnsi="TH SarabunPSK" w:cs="TH SarabunPSK" w:hint="cs"/>
+                <w:szCs w:val="22"/>
+              </w:rPr>
+            </w:pPr>
+            <w:r>
+              <w:rPr>
+                <w:rFonts w:ascii="TH SarabunPSK" w:hAnsi="TH SarabunPSK" w:cs="TH SarabunPSK" w:hint="cs"/>
+                <w:szCs w:val="22"/>
+              </w:rPr>
+              <w:t>LGS1ORD0001804</w:t>
+            </w:r>
+          </w:p>
+        </w:tc>
+        <w:tc>
+          <w:tcPr>
+            <w:tcW w:w="0" w:type="auto"/>
+            <w:vAlign w:val="center"/>
+            <w:hideMark/>
+          </w:tcPr>
+          <w:p>
+            <w:pPr>
+              <w:jc w:val="center"/>
+              <w:rPr>
+                <w:rFonts w:ascii="TH SarabunPSK" w:hAnsi="TH SarabunPSK" w:cs="TH SarabunPSK" w:hint="cs"/>
+                <w:szCs w:val="22"/>
+              </w:rPr>
+            </w:pPr>
+            <w:r>
+              <w:rPr>
+                <w:rFonts w:ascii="TH SarabunPSK" w:hAnsi="TH SarabunPSK" w:cs="TH SarabunPSK" w:hint="cs"/>
+                <w:szCs w:val="22"/>
+              </w:rPr>
+              <w:t>250</w:t>
+            </w:r>
+          </w:p>
+        </w:tc>
+        <w:tc>
+          <w:tcPr>
+            <w:tcW w:w="0" w:type="auto"/>
+            <w:vAlign w:val="center"/>
+            <w:hideMark/>
+          </w:tcPr>
+          <w:p>
+            <w:pPr>
+              <w:jc w:val="center"/>
+              <w:rPr>
+                <w:rFonts w:ascii="TH SarabunPSK" w:hAnsi="TH SarabunPSK" w:cs="TH SarabunPSK" w:hint="cs"/>
+                <w:szCs w:val="22"/>
+              </w:rPr>
+            </w:pPr>
+            <w:r>
+              <w:rPr>
+                <w:rFonts w:ascii="TH SarabunPSK" w:hAnsi="TH SarabunPSK" w:cs="TH SarabunPSK" w:hint="cs"/>
+                <w:szCs w:val="22"/>
+              </w:rPr>
+              <w:t>2025-05-23</w:t>
+            </w:r>
+          </w:p>
+        </w:tc>
+        <w:tc>
+          <w:tcPr>
+            <w:tcW w:w="0" w:type="auto"/>
+            <w:vAlign w:val="center"/>
+            <w:hideMark/>
+          </w:tcPr>
+          <w:p>
+            <w:pPr>
+              <w:jc w:val="center"/>
+              <w:rPr>
+                <w:rFonts w:ascii="TH SarabunPSK" w:hAnsi="TH SarabunPSK" w:cs="TH SarabunPSK" w:hint="cs"/>
+                <w:szCs w:val="22"/>
+              </w:rPr>
+            </w:pPr>
+            <w:r>
+              <w:rPr>
+                <w:rFonts w:ascii="TH SarabunPSK" w:hAnsi="TH SarabunPSK" w:cs="TH SarabunPSK" w:hint="cs"/>
+                <w:szCs w:val="22"/>
+              </w:rPr>
+              <w:t>Fashion</w:t>
+            </w:r>
+          </w:p>
+        </w:tc>
+        <w:tc>
+          <w:tcPr>
+            <w:tcW w:w="0" w:type="auto"/>
+            <w:vAlign w:val="center"/>
+            <w:hideMark/>
+          </w:tcPr>
+          <w:p>
+            <w:pPr>
+              <w:jc w:val="center"/>
+              <w:rPr>
+                <w:rFonts w:ascii="TH SarabunPSK" w:hAnsi="TH SarabunPSK" w:cs="TH SarabunPSK" w:hint="cs"/>
+                <w:szCs w:val="22"/>
+              </w:rPr>
+            </w:pPr>
+            <w:proofErr w:type="spellStart"/>
+            <w:r>
+              <w:rPr>
+                <w:rFonts w:ascii="TH SarabunPSK" w:hAnsi="TH SarabunPSK" w:cs="TH SarabunPSK" w:hint="cs"/>
+                <w:szCs w:val="22"/>
+              </w:rPr>
+              <w:t>UrbanWear</w:t>
+            </w:r>
+            <w:proofErr w:type="spellEnd"/>
+          </w:p>
+        </w:tc>
+        <w:tc>
+          <w:tcPr>
+            <w:tcW w:w="0" w:type="auto"/>
+            <w:vAlign w:val="center"/>
+            <w:hideMark/>
+          </w:tcPr>
+          <w:p>
+            <w:pPr>
+              <w:jc w:val="center"/>
+              <w:rPr>
+                <w:rFonts w:ascii="TH SarabunPSK" w:hAnsi="TH SarabunPSK" w:cs="TH SarabunPSK" w:hint="cs"/>
+                <w:szCs w:val="22"/>
+              </w:rPr>
+            </w:pPr>
+            <w:r>
+              <w:rPr>
+                <w:rFonts w:ascii="TH SarabunPSK" w:hAnsi="TH SarabunPSK" w:cs="TH SarabunPSK" w:hint="cs"/>
+                <w:szCs w:val="22"/>
+              </w:rPr>
+              <w:t>COD</w:t>
+            </w:r>
+          </w:p>
+        </w:tc>
+        <w:tc>
+          <w:tcPr>
+            <w:tcW w:w="0" w:type="auto"/>
+            <w:vAlign w:val="center"/>
+            <w:hideMark/>
+          </w:tcPr>
+          <w:p>
+            <w:pPr>
+              <w:jc w:val="center"/>
+              <w:rPr>
+                <w:rFonts w:ascii="TH SarabunPSK" w:hAnsi="TH SarabunPSK" w:cs="TH SarabunPSK" w:hint="cs"/>
+                <w:szCs w:val="22"/>
+              </w:rPr>
+            </w:pPr>
+            <w:r>
+              <w:rPr>
+                <w:rFonts w:ascii="TH SarabunPSK" w:hAnsi="TH SarabunPSK" w:cs="TH SarabunPSK" w:hint="cs"/>
+                <w:szCs w:val="22"/>
+              </w:rPr>
+              <w:t>Web</w:t>
+            </w:r>
+          </w:p>
+        </w:tc>
+        <w:tc>
+          <w:tcPr>
+            <w:tcW w:w="0" w:type="auto"/>
+            <w:vAlign w:val="center"/>
+            <w:hideMark/>
+          </w:tcPr>
+          <w:p>
+            <w:pPr>
+              <w:jc w:val="center"/>
+              <w:rPr>
+                <w:rFonts w:ascii="TH SarabunPSK" w:hAnsi="TH SarabunPSK" w:cs="TH SarabunPSK" w:hint="cs"/>
+                <w:szCs w:val="22"/>
+              </w:rPr>
+            </w:pPr>
+            <w:r>
+              <w:rPr>
+                <w:rFonts w:ascii="TH SarabunPSK" w:hAnsi="TH SarabunPSK" w:cs="TH SarabunPSK" w:hint="cs"/>
+                <w:szCs w:val="22"/>
+              </w:rPr>
+              <w:t>924.62</w:t>
+            </w:r>
+          </w:p>
+        </w:tc>
+        <w:tc>
+          <w:tcPr>
+            <w:tcW w:w="0" w:type="auto"/>
+            <w:vAlign w:val="center"/>
+            <w:hideMark/>
+          </w:tcPr>
+          <w:p>
+            <w:pPr>
+              <w:jc w:val="center"/>
+              <w:rPr>
+                <w:rFonts w:ascii="TH SarabunPSK" w:hAnsi="TH SarabunPSK" w:cs="TH SarabunPSK" w:hint="cs"/>
+                <w:szCs w:val="22"/>
+              </w:rPr>
+            </w:pPr>
+            <w:r>
+              <w:rPr>
+                <w:rFonts w:ascii="TH SarabunPSK" w:hAnsi="TH SarabunPSK" w:cs="TH SarabunPSK" w:hint="cs"/>
+                <w:szCs w:val="22"/>
+              </w:rPr>
+              <w:t>Returned</w:t>
+            </w:r>
+          </w:p>
+        </w:tc>
+        <w:tc>
+          <w:tcPr>
+            <w:tcW w:w="0" w:type="auto"/>
+            <w:vAlign w:val="center"/>
+            <w:hideMark/>
+          </w:tcPr>
+          <w:p>
+            <w:pPr>
+              <w:jc w:val="center"/>
+              <w:rPr>
+                <w:rFonts w:ascii="TH SarabunPSK" w:hAnsi="TH SarabunPSK" w:cs="TH SarabunPSK" w:hint="cs"/>
+                <w:szCs w:val="22"/>
+              </w:rPr>
+            </w:pPr>
+            <w:r>
+              <w:rPr>
+                <w:rFonts w:ascii="TH SarabunPSK" w:hAnsi="TH SarabunPSK" w:cs="TH SarabunPSK" w:hint="cs"/>
+                <w:szCs w:val="22"/>
+              </w:rPr>
+              <w:t>Size Issue</w:t>
+            </w:r>
+          </w:p>
+        </w:tc>
+      </w:tr>
+      <w:tr>
+        <w:trPr>
+          <w:tblCellSpacing w:w="15" w:type="dxa"/>
+        </w:trPr>
+        <w:tc>
+          <w:tcPr>
+            <w:tcW w:w="0" w:type="auto"/>
+            <w:vAlign w:val="center"/>
+            <w:hideMark/>
+          </w:tcPr>
+          <w:p>
+            <w:pPr>
+              <w:jc w:val="center"/>
+              <w:rPr>
+                <w:rFonts w:ascii="TH SarabunPSK" w:hAnsi="TH SarabunPSK" w:cs="TH SarabunPSK" w:hint="cs"/>
+                <w:szCs w:val="22"/>
+              </w:rPr>
+            </w:pPr>
+            <w:r>
+              <w:rPr>
+                <w:rFonts w:ascii="TH SarabunPSK" w:hAnsi="TH SarabunPSK" w:cs="TH SarabunPSK" w:hint="cs"/>
+                <w:szCs w:val="22"/>
+              </w:rPr>
+              <w:t>8</w:t>
+            </w:r>
+          </w:p>
+        </w:tc>
+        <w:tc>
+          <w:tcPr>
+            <w:tcW w:w="0" w:type="auto"/>
+            <w:vAlign w:val="center"/>
+            <w:hideMark/>
+          </w:tcPr>
+          <w:p>
+            <w:pPr>
+              <w:jc w:val="center"/>
+              <w:rPr>
+                <w:rFonts w:ascii="TH SarabunPSK" w:hAnsi="TH SarabunPSK" w:cs="TH SarabunPSK" w:hint="cs"/>
+                <w:szCs w:val="22"/>
+              </w:rPr>
+            </w:pPr>
+            <w:r>
+              <w:rPr>
+                <w:rFonts w:ascii="TH SarabunPSK" w:hAnsi="TH SarabunPSK" w:cs="TH SarabunPSK" w:hint="cs"/>
+                <w:szCs w:val="22"/>
+              </w:rPr>
+              <w:t>LGS1ORD0001890</w:t>
+            </w:r>
+          </w:p>
+        </w:tc>
+        <w:tc>
+          <w:tcPr>
+            <w:tcW w:w="0" w:type="auto"/>
+            <w:vAlign w:val="center"/>
+            <w:hideMark/>
+          </w:tcPr>
+          <w:p>
+            <w:pPr>
+              <w:jc w:val="center"/>
+              <w:rPr>
+                <w:rFonts w:ascii="TH SarabunPSK" w:hAnsi="TH SarabunPSK" w:cs="TH SarabunPSK" w:hint="cs"/>
+                <w:szCs w:val="22"/>
+              </w:rPr>
+            </w:pPr>
+            <w:r>
+              <w:rPr>
+                <w:rFonts w:ascii="TH SarabunPSK" w:hAnsi="TH SarabunPSK" w:cs="TH SarabunPSK" w:hint="cs"/>
+                <w:szCs w:val="22"/>
+              </w:rPr>
+              <w:t>244</w:t>
+            </w:r>
+          </w:p>
+        </w:tc>
+        <w:tc>
+          <w:tcPr>
+            <w:tcW w:w="0" w:type="auto"/>
+            <w:vAlign w:val="center"/>
+            <w:hideMark/>
+          </w:tcPr>
+          <w:p>
+            <w:pPr>
+              <w:jc w:val="center"/>
+              <w:rPr>
+                <w:rFonts w:ascii="TH SarabunPSK" w:hAnsi="TH SarabunPSK" w:cs="TH SarabunPSK" w:hint="cs"/>
+                <w:szCs w:val="22"/>
+              </w:rPr>
+            </w:pPr>
+            <w:r>
+              <w:rPr>
+                <w:rFonts w:ascii="TH SarabunPSK" w:hAnsi="TH SarabunPSK" w:cs="TH SarabunPSK" w:hint="cs"/>
+                <w:szCs w:val="22"/>
+              </w:rPr>
+              <w:t>2025-05-30</w:t>
+            </w:r>
+          </w:p>
+        </w:tc>
+        <w:tc>
+          <w:tcPr>
+            <w:tcW w:w="0" w:type="auto"/>
+            <w:vAlign w:val="center"/>
+            <w:hideMark/>
+          </w:tcPr>
+          <w:p>
+            <w:pPr>
+              <w:jc w:val="center"/>
+              <w:rPr>
+                <w:rFonts w:ascii="TH SarabunPSK" w:hAnsi="TH SarabunPSK" w:cs="TH SarabunPSK" w:hint="cs"/>
+                <w:szCs w:val="22"/>
+              </w:rPr>
+            </w:pPr>
+            <w:r>
+              <w:rPr>
+                <w:rFonts w:ascii="TH SarabunPSK" w:hAnsi="TH SarabunPSK" w:cs="TH SarabunPSK" w:hint="cs"/>
+                <w:szCs w:val="22"/>
+              </w:rPr>
+              <w:t>Fashion</w:t>
+            </w:r>
+          </w:p>
+        </w:tc>
+        <w:tc>
+          <w:tcPr>
+            <w:tcW w:w="0" w:type="auto"/>
+            <w:vAlign w:val="center"/>
+            <w:hideMark/>
+          </w:tcPr>
+          <w:p>
+            <w:pPr>
+              <w:jc w:val="center"/>
+              <w:rPr>
+                <w:rFonts w:ascii="TH SarabunPSK" w:hAnsi="TH SarabunPSK" w:cs="TH SarabunPSK" w:hint="cs"/>
+                <w:szCs w:val="22"/>
+              </w:rPr>
+            </w:pPr>
+            <w:proofErr w:type="spellStart"/>
+            <w:r>
+              <w:rPr>
+                <w:rFonts w:ascii="TH SarabunPSK" w:hAnsi="TH SarabunPSK" w:cs="TH SarabunPSK" w:hint="cs"/>
+                <w:szCs w:val="22"/>
+              </w:rPr>
+              <w:t>FitStyle</w:t>
+            </w:r>
+            <w:proofErr w:type="spellEnd"/>
+          </w:p>
+        </w:tc>
+        <w:tc>
+          <w:tcPr>
+            <w:tcW w:w="0" w:type="auto"/>
+            <w:vAlign w:val="center"/>
+            <w:hideMark/>
+          </w:tcPr>
+          <w:p>
+            <w:pPr>
+              <w:jc w:val="center"/>
+              <w:rPr>
+                <w:rFonts w:ascii="TH SarabunPSK" w:hAnsi="TH SarabunPSK" w:cs="TH SarabunPSK" w:hint="cs"/>
+                <w:szCs w:val="22"/>
+              </w:rPr>
+            </w:pPr>
+            <w:proofErr w:type="spellStart"/>
+            <w:r>
+              <w:rPr>
+                <w:rFonts w:ascii="TH SarabunPSK" w:hAnsi="TH SarabunPSK" w:cs="TH SarabunPSK" w:hint="cs"/>
+                <w:szCs w:val="22"/>
+              </w:rPr>
+              <w:t>Credit_Card</w:t>
+            </w:r>
+            <w:proofErr w:type="spellEnd"/>
+          </w:p>
+        </w:tc>
+        <w:tc>
+          <w:tcPr>
+            <w:tcW w:w="0" w:type="auto"/>
+            <w:vAlign w:val="center"/>
+            <w:hideMark/>
+          </w:tcPr>
+          <w:p>
+            <w:pPr>
+              <w:jc w:val="center"/>
+              <w:rPr>
+                <w:rFonts w:ascii="TH SarabunPSK" w:hAnsi="TH SarabunPSK" w:cs="TH SarabunPSK" w:hint="cs"/>
+                <w:szCs w:val="22"/>
+              </w:rPr>
+            </w:pPr>
+            <w:r>
+              <w:rPr>
+                <w:rFonts w:ascii="TH SarabunPSK" w:hAnsi="TH SarabunPSK" w:cs="TH SarabunPSK" w:hint="cs"/>
+                <w:szCs w:val="22"/>
+              </w:rPr>
+              <w:t>Shopee</w:t>
+            </w:r>
+          </w:p>
+        </w:tc>
+        <w:tc>
+          <w:tcPr>
+            <w:tcW w:w="0" w:type="auto"/>
+            <w:vAlign w:val="center"/>
+            <w:hideMark/>
+          </w:tcPr>
+          <w:p>
+            <w:pPr>
+              <w:jc w:val="center"/>
+              <w:rPr>
+                <w:rFonts w:ascii="TH SarabunPSK" w:hAnsi="TH SarabunPSK" w:cs="TH SarabunPSK" w:hint="cs"/>
+                <w:szCs w:val="22"/>
+              </w:rPr>
+            </w:pPr>
+            <w:r>
+              <w:rPr>
+                <w:rFonts w:ascii="TH SarabunPSK" w:hAnsi="TH SarabunPSK" w:cs="TH SarabunPSK" w:hint="cs"/>
+                <w:szCs w:val="22"/>
+              </w:rPr>
+              <w:t>1622.72</w:t>
+            </w:r>
+          </w:p>
+        </w:tc>
+        <w:tc>
+          <w:tcPr>
+            <w:tcW w:w="0" w:type="auto"/>
+            <w:vAlign w:val="center"/>
+            <w:hideMark/>
+          </w:tcPr>
+          <w:p>
+            <w:pPr>
+              <w:jc w:val="center"/>
+              <w:rPr>
+                <w:rFonts w:ascii="TH SarabunPSK" w:hAnsi="TH SarabunPSK" w:cs="TH SarabunPSK" w:hint="cs"/>
+                <w:szCs w:val="22"/>
+              </w:rPr>
+            </w:pPr>
+            <w:r>
+              <w:rPr>
+                <w:rFonts w:ascii="TH SarabunPSK" w:hAnsi="TH SarabunPSK" w:cs="TH SarabunPSK" w:hint="cs"/>
+                <w:szCs w:val="22"/>
+              </w:rPr>
+              <w:t>Returned</w:t>
+            </w:r>
+          </w:p>
+        </w:tc>
+        <w:tc>
+          <w:tcPr>
+            <w:tcW w:w="0" w:type="auto"/>
+            <w:vAlign w:val="center"/>
+            <w:hideMark/>
+          </w:tcPr>
+          <w:p>
+            <w:pPr>
+              <w:jc w:val="center"/>
+              <w:rPr>
+                <w:rFonts w:ascii="TH SarabunPSK" w:hAnsi="TH SarabunPSK" w:cs="TH SarabunPSK" w:hint="cs"/>
+                <w:szCs w:val="22"/>
+              </w:rPr>
+            </w:pPr>
+            <w:r>
+              <w:rPr>
+                <w:rFonts w:ascii="TH SarabunPSK" w:hAnsi="TH SarabunPSK" w:cs="TH SarabunPSK" w:hint="cs"/>
+                <w:szCs w:val="22"/>
+              </w:rPr>
+              <w:t>Changed Mind</w:t>
+            </w:r>
+          </w:p>
+        </w:tc>
+      </w:tr>
+      <w:tr>
+        <w:trPr>
+          <w:tblCellSpacing w:w="15" w:type="dxa"/>
+        </w:trPr>
+        <w:tc>
+          <w:tcPr>
+            <w:tcW w:w="0" w:type="auto"/>
+            <w:vAlign w:val="center"/>
+            <w:hideMark/>
+          </w:tcPr>
+          <w:p>
+            <w:pPr>
+              <w:jc w:val="center"/>
+              <w:rPr>
+                <w:rFonts w:ascii="TH SarabunPSK" w:hAnsi="TH SarabunPSK" w:cs="TH SarabunPSK" w:hint="cs"/>
+                <w:szCs w:val="22"/>
+              </w:rPr>
+            </w:pPr>
+            <w:r>
+              <w:rPr>
+                <w:rFonts w:ascii="TH SarabunPSK" w:hAnsi="TH SarabunPSK" w:cs="TH SarabunPSK" w:hint="cs"/>
+                <w:szCs w:val="22"/>
+              </w:rPr>
+              <w:t>9</w:t>
+            </w:r>
+          </w:p>
+        </w:tc>
+        <w:tc>
+          <w:tcPr>
+            <w:tcW w:w="0" w:type="auto"/>
+            <w:vAlign w:val="center"/>
+            <w:hideMark/>
+          </w:tcPr>
+          <w:p>
+            <w:pPr>
+              <w:jc w:val="center"/>
+              <w:rPr>
+                <w:rFonts w:ascii="TH SarabunPSK" w:hAnsi="TH SarabunPSK" w:cs="TH SarabunPSK" w:hint="cs"/>
+                <w:szCs w:val="22"/>
+              </w:rPr>
+            </w:pPr>
+            <w:r>
+              <w:rPr>
+                <w:rFonts w:ascii="TH SarabunPSK" w:hAnsi="TH SarabunPSK" w:cs="TH SarabunPSK" w:hint="cs"/>
+                <w:szCs w:val="22"/>
+              </w:rPr>
+              <w:t>LGS1ORD0002679</w:t>
+            </w:r>
+          </w:p>
+        </w:tc>
+        <w:tc>
+          <w:tcPr>
+            <w:tcW w:w="0" w:type="auto"/>
+            <w:vAlign w:val="center"/>
+            <w:hideMark/>
+          </w:tcPr>
+          <w:p>
+            <w:pPr>
+              <w:jc w:val="center"/>
+              <w:rPr>
+                <w:rFonts w:ascii="TH SarabunPSK" w:hAnsi="TH SarabunPSK" w:cs="TH SarabunPSK" w:hint="cs"/>
+                <w:szCs w:val="22"/>
+              </w:rPr>
+            </w:pPr>
+            <w:r>
+              <w:rPr>
+                <w:rFonts w:ascii="TH SarabunPSK" w:hAnsi="TH SarabunPSK" w:cs="TH SarabunPSK" w:hint="cs"/>
+                <w:szCs w:val="22"/>
+              </w:rPr>
+              <w:t>181</w:t>
+            </w:r>
+          </w:p>
+        </w:tc>
+        <w:tc>
+          <w:tcPr>
+            <w:tcW w:w="0" w:type="auto"/>
+            <w:vAlign w:val="center"/>
+            <w:hideMark/>
+          </w:tcPr>
+          <w:p>
+            <w:pPr>
+              <w:jc w:val="center"/>
+              <w:rPr>
+                <w:rFonts w:ascii="TH SarabunPSK" w:hAnsi="TH SarabunPSK" w:cs="TH SarabunPSK" w:hint="cs"/>
+                <w:szCs w:val="22"/>
+              </w:rPr>
+            </w:pPr>
+            <w:r>
+              <w:rPr>
+                <w:rFonts w:ascii="TH SarabunPSK" w:hAnsi="TH SarabunPSK" w:cs="TH SarabunPSK" w:hint="cs"/>
+                <w:szCs w:val="22"/>
+              </w:rPr>
+              <w:t>2025-08-01</w:t>
+            </w:r>
+          </w:p>
+        </w:tc>
+        <w:tc>
+          <w:tcPr>
+            <w:tcW w:w="0" w:type="auto"/>
+            <w:vAlign w:val="center"/>
+            <w:hideMark/>
+          </w:tcPr>
+          <w:p>
+            <w:pPr>
+              <w:jc w:val="center"/>
+              <w:rPr>
+                <w:rFonts w:ascii="TH SarabunPSK" w:hAnsi="TH SarabunPSK" w:cs="TH SarabunPSK" w:hint="cs"/>
+                <w:szCs w:val="22"/>
+              </w:rPr>
+            </w:pPr>
+            <w:r>
+              <w:rPr>
+                <w:rFonts w:ascii="TH SarabunPSK" w:hAnsi="TH SarabunPSK" w:cs="TH SarabunPSK" w:hint="cs"/>
+                <w:szCs w:val="22"/>
+              </w:rPr>
+              <w:t>Health</w:t>
+            </w:r>
+          </w:p>
+        </w:tc>
+        <w:tc>
+          <w:tcPr>
+            <w:tcW w:w="0" w:type="auto"/>
+            <w:vAlign w:val="center"/>
+            <w:hideMark/>
+          </w:tcPr>
+          <w:p>
+            <w:pPr>
+              <w:jc w:val="center"/>
+              <w:rPr>
+                <w:rFonts w:ascii="TH SarabunPSK" w:hAnsi="TH SarabunPSK" w:cs="TH SarabunPSK" w:hint="cs"/>
+                <w:szCs w:val="22"/>
+              </w:rPr>
+            </w:pPr>
+            <w:proofErr w:type="spellStart"/>
+            <w:r>
+              <w:rPr>
+                <w:rFonts w:ascii="TH SarabunPSK" w:hAnsi="TH SarabunPSK" w:cs="TH SarabunPSK" w:hint="cs"/>
+                <w:szCs w:val="22"/>
+              </w:rPr>
+              <w:t>WellPlus</w:t>
+            </w:r>
+            <w:proofErr w:type="spellEnd"/>
+          </w:p>
+        </w:tc>
+        <w:tc>
+          <w:tcPr>
+            <w:tcW w:w="0" w:type="auto"/>
+            <w:vAlign w:val="center"/>
+            <w:hideMark/>
+          </w:tcPr>
+          <w:p>
+            <w:pPr>
+              <w:jc w:val="center"/>
+              <w:rPr>
+                <w:rFonts w:ascii="TH SarabunPSK" w:hAnsi="TH SarabunPSK" w:cs="TH SarabunPSK" w:hint="cs"/>
+                <w:szCs w:val="22"/>
+              </w:rPr>
+            </w:pPr>
+            <w:r>
+              <w:rPr>
+                <w:rFonts w:ascii="TH SarabunPSK" w:hAnsi="TH SarabunPSK" w:cs="TH SarabunPSK" w:hint="cs"/>
+                <w:szCs w:val="22"/>
+              </w:rPr>
+              <w:t>COD</w:t>
+            </w:r>
+          </w:p>
+        </w:tc>
+        <w:tc>
+          <w:tcPr>
+            <w:tcW w:w="0" w:type="auto"/>
+            <w:vAlign w:val="center"/>
+            <w:hideMark/>
+          </w:tcPr>
+          <w:p>
+            <w:pPr>
+              <w:jc w:val="center"/>
+              <w:rPr>
+                <w:rFonts w:ascii="TH SarabunPSK" w:hAnsi="TH SarabunPSK" w:cs="TH SarabunPSK" w:hint="cs"/>
+                <w:szCs w:val="22"/>
+              </w:rPr>
+            </w:pPr>
+            <w:proofErr w:type="spellStart"/>
+            <w:r>
+              <w:rPr>
+                <w:rFonts w:ascii="TH SarabunPSK" w:hAnsi="TH SarabunPSK" w:cs="TH SarabunPSK" w:hint="cs"/>
+                <w:szCs w:val="22"/>
+              </w:rPr>
+              <w:t>CallCenter</w:t>
+            </w:r>
+            <w:proofErr w:type="spellEnd"/>
+          </w:p>
+        </w:tc>
+        <w:tc>
+          <w:tcPr>
+            <w:tcW w:w="0" w:type="auto"/>
+            <w:vAlign w:val="center"/>
+            <w:hideMark/>
+          </w:tcPr>
+          <w:p>
+            <w:pPr>
+              <w:jc w:val="center"/>
+              <w:rPr>
+                <w:rFonts w:ascii="TH SarabunPSK" w:hAnsi="TH SarabunPSK" w:cs="TH SarabunPSK" w:hint="cs"/>
+                <w:szCs w:val="22"/>
+              </w:rPr>
+            </w:pPr>
+            <w:r>
+              <w:rPr>
+                <w:rFonts w:ascii="TH SarabunPSK" w:hAnsi="TH SarabunPSK" w:cs="TH SarabunPSK" w:hint="cs"/>
+                <w:szCs w:val="22"/>
+              </w:rPr>
+              <w:t>7394.44</w:t>
+            </w:r>
+          </w:p>
+        </w:tc>
+        <w:tc>
+          <w:tcPr>
+            <w:tcW w:w="0" w:type="auto"/>
+            <w:vAlign w:val="center"/>
+            <w:hideMark/>
+          </w:tcPr>
+          <w:p>
+            <w:pPr>
+              <w:jc w:val="center"/>
+              <w:rPr>
+                <w:rFonts w:ascii="TH SarabunPSK" w:hAnsi="TH SarabunPSK" w:cs="TH SarabunPSK" w:hint="cs"/>
+                <w:szCs w:val="22"/>
+              </w:rPr>
+            </w:pPr>
+            <w:r>
+              <w:rPr>
+                <w:rFonts w:ascii="TH SarabunPSK" w:hAnsi="TH SarabunPSK" w:cs="TH SarabunPSK" w:hint="cs"/>
+                <w:szCs w:val="22"/>
+              </w:rPr>
+              <w:t>Not Returned</w:t>
+            </w:r>
+          </w:p>
+        </w:tc>
+        <w:tc>
+          <w:tcPr>
+            <w:tcW w:w="0" w:type="auto"/>
+            <w:vAlign w:val="center"/>
+            <w:hideMark/>
+          </w:tcPr>
+          <w:p>
+            <w:pPr>
+              <w:jc w:val="center"/>
+              <w:rPr>
+                <w:rFonts w:ascii="TH SarabunPSK" w:hAnsi="TH SarabunPSK" w:cs="TH SarabunPSK" w:hint="cs"/>
+                <w:szCs w:val="22"/>
+              </w:rPr>
+            </w:pPr>
+            <w:r>
+              <w:rPr>
+                <w:rFonts w:ascii="TH SarabunPSK" w:hAnsi="TH SarabunPSK" w:cs="TH SarabunPSK" w:hint="cs"/>
+                <w:szCs w:val="22"/>
+              </w:rPr>
+              <w:t>Not Returned</w:t>
+            </w:r>
+          </w:p>
+        </w:tc>
+      </w:tr>
+      <w:tr>
+        <w:trPr>
+          <w:tblCellSpacing w:w="15" w:type="dxa"/>
+        </w:trPr>
+        <w:tc>
+          <w:tcPr>
+            <w:tcW w:w="0" w:type="auto"/>
+            <w:vAlign w:val="center"/>
+            <w:hideMark/>
+          </w:tcPr>
+          <w:p>
+            <w:pPr>
+              <w:jc w:val="center"/>
+              <w:rPr>
+                <w:rFonts w:ascii="TH SarabunPSK" w:hAnsi="TH SarabunPSK" w:cs="TH SarabunPSK" w:hint="cs"/>
+                <w:szCs w:val="22"/>
+              </w:rPr>
+            </w:pPr>
+            <w:r>
+              <w:rPr>
+                <w:rFonts w:ascii="TH SarabunPSK" w:hAnsi="TH SarabunPSK" w:cs="TH SarabunPSK" w:hint="cs"/>
+                <w:szCs w:val="22"/>
+              </w:rPr>
+              <w:t>10</w:t>
+            </w:r>
+          </w:p>
+        </w:tc>
+        <w:tc>
+          <w:tcPr>
+            <w:tcW w:w="0" w:type="auto"/>
+            <w:vAlign w:val="center"/>
+            <w:hideMark/>
+          </w:tcPr>
+          <w:p>
+            <w:pPr>
+              <w:jc w:val="center"/>
+              <w:rPr>
+                <w:rFonts w:ascii="TH SarabunPSK" w:hAnsi="TH SarabunPSK" w:cs="TH SarabunPSK" w:hint="cs"/>
+                <w:szCs w:val="22"/>
+              </w:rPr>
+            </w:pPr>
+            <w:r>
+              <w:rPr>
+                <w:rFonts w:ascii="TH SarabunPSK" w:hAnsi="TH SarabunPSK" w:cs="TH SarabunPSK" w:hint="cs"/>
+                <w:szCs w:val="22"/>
+              </w:rPr>
+              <w:t>LGS1ORD0002729</w:t>
+            </w:r>
+          </w:p>
+        </w:tc>
+        <w:tc>
+          <w:tcPr>
+            <w:tcW w:w="0" w:type="auto"/>
+            <w:vAlign w:val="center"/>
+            <w:hideMark/>
+          </w:tcPr>
+          <w:p>
+            <w:pPr>
+              <w:jc w:val="center"/>
+              <w:rPr>
+                <w:rFonts w:ascii="TH SarabunPSK" w:hAnsi="TH SarabunPSK" w:cs="TH SarabunPSK" w:hint="cs"/>
+                <w:szCs w:val="22"/>
+              </w:rPr>
+            </w:pPr>
+            <w:r>
+              <w:rPr>
+                <w:rFonts w:ascii="TH SarabunPSK" w:hAnsi="TH SarabunPSK" w:cs="TH SarabunPSK" w:hint="cs"/>
+                <w:szCs w:val="22"/>
+              </w:rPr>
+              <w:t>177</w:t>
+            </w:r>
+          </w:p>
+        </w:tc>
+        <w:tc>
+          <w:tcPr>
+            <w:tcW w:w="0" w:type="auto"/>
+            <w:vAlign w:val="center"/>
+            <w:hideMark/>
+          </w:tcPr>
+          <w:p>
+            <w:pPr>
+              <w:jc w:val="center"/>
+              <w:rPr>
+                <w:rFonts w:ascii="TH SarabunPSK" w:hAnsi="TH SarabunPSK" w:cs="TH SarabunPSK" w:hint="cs"/>
+                <w:szCs w:val="22"/>
+              </w:rPr>
+            </w:pPr>
+            <w:r>
+              <w:rPr>
+                <w:rFonts w:ascii="TH SarabunPSK" w:hAnsi="TH SarabunPSK" w:cs="TH SarabunPSK" w:hint="cs"/>
+                <w:szCs w:val="22"/>
+              </w:rPr>
+              <w:t>2025-08-05</w:t>
+            </w:r>
+          </w:p>
+        </w:tc>
+        <w:tc>
+          <w:tcPr>
+            <w:tcW w:w="0" w:type="auto"/>
+            <w:vAlign w:val="center"/>
+            <w:hideMark/>
+          </w:tcPr>
+          <w:p>
+            <w:pPr>
+              <w:jc w:val="center"/>
+              <w:rPr>
+                <w:rFonts w:ascii="TH SarabunPSK" w:hAnsi="TH SarabunPSK" w:cs="TH SarabunPSK" w:hint="cs"/>
+                <w:szCs w:val="22"/>
+              </w:rPr>
+            </w:pPr>
+            <w:r>
+              <w:rPr>
+                <w:rFonts w:ascii="TH SarabunPSK" w:hAnsi="TH SarabunPSK" w:cs="TH SarabunPSK" w:hint="cs"/>
+                <w:szCs w:val="22"/>
+              </w:rPr>
+              <w:t>Fashion</w:t>
+            </w:r>
+          </w:p>
+        </w:tc>
+        <w:tc>
+          <w:tcPr>
+            <w:tcW w:w="0" w:type="auto"/>
+            <w:vAlign w:val="center"/>
+            <w:hideMark/>
+          </w:tcPr>
+          <w:p>
+            <w:pPr>
+              <w:jc w:val="center"/>
+              <w:rPr>
+                <w:rFonts w:ascii="TH SarabunPSK" w:hAnsi="TH SarabunPSK" w:cs="TH SarabunPSK" w:hint="cs"/>
+                <w:szCs w:val="22"/>
+              </w:rPr>
+            </w:pPr>
+            <w:proofErr w:type="spellStart"/>
+            <w:r>
+              <w:rPr>
+                <w:rFonts w:ascii="TH SarabunPSK" w:hAnsi="TH SarabunPSK" w:cs="TH SarabunPSK" w:hint="cs"/>
+                <w:szCs w:val="22"/>
+              </w:rPr>
+              <w:t>UrbanWear</w:t>
+            </w:r>
+            <w:proofErr w:type="spellEnd"/>
+          </w:p>
+        </w:tc>
+        <w:tc>
+          <w:tcPr>
+            <w:tcW w:w="0" w:type="auto"/>
+            <w:vAlign w:val="center"/>
+            <w:hideMark/>
+          </w:tcPr>
+          <w:p>
+            <w:pPr>
+              <w:jc w:val="center"/>
+              <w:rPr>
+                <w:rFonts w:ascii="TH SarabunPSK" w:hAnsi="TH SarabunPSK" w:cs="TH SarabunPSK" w:hint="cs"/>
+                <w:szCs w:val="22"/>
+              </w:rPr>
+            </w:pPr>
+            <w:proofErr w:type="spellStart"/>
+            <w:r>
+              <w:rPr>
+                <w:rFonts w:ascii="TH SarabunPSK" w:hAnsi="TH SarabunPSK" w:cs="TH SarabunPSK" w:hint="cs"/>
+                <w:szCs w:val="22"/>
+              </w:rPr>
+              <w:t>Credit_Card</w:t>
+            </w:r>
+            <w:proofErr w:type="spellEnd"/>
+          </w:p>
+        </w:tc>
+        <w:tc>
+          <w:tcPr>
+            <w:tcW w:w="0" w:type="auto"/>
+            <w:vAlign w:val="center"/>
+            <w:hideMark/>
+          </w:tcPr>
+          <w:p>
+            <w:pPr>
+              <w:jc w:val="center"/>
+              <w:rPr>
+                <w:rFonts w:ascii="TH SarabunPSK" w:hAnsi="TH SarabunPSK" w:cs="TH SarabunPSK" w:hint="cs"/>
+                <w:szCs w:val="22"/>
+              </w:rPr>
+            </w:pPr>
+            <w:r>
+              <w:rPr>
+                <w:rFonts w:ascii="TH SarabunPSK" w:hAnsi="TH SarabunPSK" w:cs="TH SarabunPSK" w:hint="cs"/>
+                <w:szCs w:val="22"/>
+              </w:rPr>
+              <w:t>Shopee</w:t>
+            </w:r>
+          </w:p>
+        </w:tc>
+        <w:tc>
+          <w:tcPr>
+            <w:tcW w:w="0" w:type="auto"/>
+            <w:vAlign w:val="center"/>
+            <w:hideMark/>
+          </w:tcPr>
+          <w:p>
+            <w:pPr>
+              <w:jc w:val="center"/>
+              <w:rPr>
+                <w:rFonts w:ascii="TH SarabunPSK" w:hAnsi="TH SarabunPSK" w:cs="TH SarabunPSK" w:hint="cs"/>
+                <w:szCs w:val="22"/>
+              </w:rPr>
+            </w:pPr>
+            <w:r>
+              <w:rPr>
+                <w:rFonts w:ascii="TH SarabunPSK" w:hAnsi="TH SarabunPSK" w:cs="TH SarabunPSK" w:hint="cs"/>
+                <w:szCs w:val="22"/>
+              </w:rPr>
+              <w:t>787.94</w:t>
+            </w:r>
+          </w:p>
+        </w:tc>
+        <w:tc>
+          <w:tcPr>
+            <w:tcW w:w="0" w:type="auto"/>
+            <w:vAlign w:val="center"/>
+            <w:hideMark/>
+          </w:tcPr>
+          <w:p>
+            <w:pPr>
+              <w:jc w:val="center"/>
+              <w:rPr>
+                <w:rFonts w:ascii="TH SarabunPSK" w:hAnsi="TH SarabunPSK" w:cs="TH SarabunPSK" w:hint="cs"/>
+                <w:szCs w:val="22"/>
+              </w:rPr>
+            </w:pPr>
+            <w:r>
+              <w:rPr>
+                <w:rFonts w:ascii="TH SarabunPSK" w:hAnsi="TH SarabunPSK" w:cs="TH SarabunPSK" w:hint="cs"/>
+                <w:szCs w:val="22"/>
+              </w:rPr>
+              <w:t>Returned</w:t>
+            </w:r>
+          </w:p>
+        </w:tc>
+        <w:tc>
+          <w:tcPr>
+            <w:tcW w:w="0" w:type="auto"/>
+            <w:vAlign w:val="center"/>
+            <w:hideMark/>
+          </w:tcPr>
+          <w:p>
+            <w:pPr>
+              <w:jc w:val="center"/>
+              <w:rPr>
+                <w:rFonts w:ascii="TH SarabunPSK" w:hAnsi="TH SarabunPSK" w:cs="TH SarabunPSK" w:hint="cs"/>
+                <w:szCs w:val="22"/>
+              </w:rPr>
+            </w:pPr>
+            <w:r>
+              <w:rPr>
+                <w:rFonts w:ascii="TH SarabunPSK" w:hAnsi="TH SarabunPSK" w:cs="TH SarabunPSK" w:hint="cs"/>
+                <w:szCs w:val="22"/>
+              </w:rPr>
+              <w:t>Not as Expected</w:t>
+            </w:r>
+          </w:p>
+        </w:tc>
+      </w:tr>
+      <w:tr>
+        <w:trPr>
+          <w:tblCellSpacing w:w="15" w:type="dxa"/>
+        </w:trPr>
+        <w:tc>
+          <w:tcPr>
+            <w:tcW w:w="0" w:type="auto"/>
+            <w:vAlign w:val="center"/>
+            <w:hideMark/>
+          </w:tcPr>
+          <w:p>
+            <w:pPr>
+              <w:jc w:val="center"/>
+              <w:rPr>
+                <w:rFonts w:ascii="TH SarabunPSK" w:hAnsi="TH SarabunPSK" w:cs="TH SarabunPSK" w:hint="cs"/>
+                <w:szCs w:val="22"/>
+              </w:rPr>
+            </w:pPr>
+            <w:r>
+              <w:rPr>
+                <w:rFonts w:ascii="TH SarabunPSK" w:hAnsi="TH SarabunPSK" w:cs="TH SarabunPSK" w:hint="cs"/>
+                <w:szCs w:val="22"/>
+              </w:rPr>
+              <w:t>11</w:t>
+            </w:r>
+          </w:p>
+        </w:tc>
+        <w:tc>
+          <w:tcPr>
+            <w:tcW w:w="0" w:type="auto"/>
+            <w:vAlign w:val="center"/>
+            <w:hideMark/>
+          </w:tcPr>
+          <w:p>
+            <w:pPr>
+              <w:jc w:val="center"/>
+              <w:rPr>
+                <w:rFonts w:ascii="TH SarabunPSK" w:hAnsi="TH SarabunPSK" w:cs="TH SarabunPSK" w:hint="cs"/>
+                <w:szCs w:val="22"/>
+              </w:rPr>
+            </w:pPr>
+            <w:r>
+              <w:rPr>
+                <w:rFonts w:ascii="TH SarabunPSK" w:hAnsi="TH SarabunPSK" w:cs="TH SarabunPSK" w:hint="cs"/>
+                <w:szCs w:val="22"/>
+              </w:rPr>
+              <w:t>LGS1ORD0002882</w:t>
+            </w:r>
+          </w:p>
+        </w:tc>
+        <w:tc>
+          <w:tcPr>
+            <w:tcW w:w="0" w:type="auto"/>
+            <w:vAlign w:val="center"/>
+            <w:hideMark/>
+          </w:tcPr>
+          <w:p>
+            <w:pPr>
+              <w:jc w:val="center"/>
+              <w:rPr>
+                <w:rFonts w:ascii="TH SarabunPSK" w:hAnsi="TH SarabunPSK" w:cs="TH SarabunPSK" w:hint="cs"/>
+                <w:szCs w:val="22"/>
+              </w:rPr>
+            </w:pPr>
+            <w:r>
+              <w:rPr>
+                <w:rFonts w:ascii="TH SarabunPSK" w:hAnsi="TH SarabunPSK" w:cs="TH SarabunPSK" w:hint="cs"/>
+                <w:szCs w:val="22"/>
+              </w:rPr>
+              <w:t>165</w:t>
+            </w:r>
+          </w:p>
+        </w:tc>
+        <w:tc>
+          <w:tcPr>
+            <w:tcW w:w="0" w:type="auto"/>
+            <w:vAlign w:val="center"/>
+            <w:hideMark/>
+          </w:tcPr>
+          <w:p>
+            <w:pPr>
+              <w:jc w:val="center"/>
+              <w:rPr>
+                <w:rFonts w:ascii="TH SarabunPSK" w:hAnsi="TH SarabunPSK" w:cs="TH SarabunPSK" w:hint="cs"/>
+                <w:szCs w:val="22"/>
+              </w:rPr>
+            </w:pPr>
+            <w:r>
+              <w:rPr>
+                <w:rFonts w:ascii="TH SarabunPSK" w:hAnsi="TH SarabunPSK" w:cs="TH SarabunPSK" w:hint="cs"/>
+                <w:szCs w:val="22"/>
+              </w:rPr>
+              <w:t>2025-08-17</w:t>
+            </w:r>
+          </w:p>
+        </w:tc>
+        <w:tc>
+          <w:tcPr>
+            <w:tcW w:w="0" w:type="auto"/>
+            <w:vAlign w:val="center"/>
+            <w:hideMark/>
+          </w:tcPr>
+          <w:p>
+            <w:pPr>
+              <w:jc w:val="center"/>
+              <w:rPr>
+                <w:rFonts w:ascii="TH SarabunPSK" w:hAnsi="TH SarabunPSK" w:cs="TH SarabunPSK" w:hint="cs"/>
+                <w:szCs w:val="22"/>
+              </w:rPr>
+            </w:pPr>
+            <w:r>
+              <w:rPr>
+                <w:rFonts w:ascii="TH SarabunPSK" w:hAnsi="TH SarabunPSK" w:cs="TH SarabunPSK" w:hint="cs"/>
+                <w:szCs w:val="22"/>
+              </w:rPr>
+              <w:t>Health</w:t>
+            </w:r>
+          </w:p>
+        </w:tc>
+        <w:tc>
+          <w:tcPr>
+            <w:tcW w:w="0" w:type="auto"/>
+            <w:vAlign w:val="center"/>
+            <w:hideMark/>
+          </w:tcPr>
+          <w:p>
+            <w:pPr>
+              <w:jc w:val="center"/>
+              <w:rPr>
+                <w:rFonts w:ascii="TH SarabunPSK" w:hAnsi="TH SarabunPSK" w:cs="TH SarabunPSK" w:hint="cs"/>
+                <w:szCs w:val="22"/>
+              </w:rPr>
+            </w:pPr>
+            <w:proofErr w:type="spellStart"/>
+            <w:r>
+              <w:rPr>
+                <w:rFonts w:ascii="TH SarabunPSK" w:hAnsi="TH SarabunPSK" w:cs="TH SarabunPSK" w:hint="cs"/>
+                <w:szCs w:val="22"/>
+              </w:rPr>
+              <w:t>MediCare</w:t>
+            </w:r>
+            <w:proofErr w:type="spellEnd"/>
+          </w:p>
+        </w:tc>
+        <w:tc>
+          <w:tcPr>
+            <w:tcW w:w="0" w:type="auto"/>
+            <w:vAlign w:val="center"/>
+            <w:hideMark/>
+          </w:tcPr>
+          <w:p>
+            <w:pPr>
+              <w:jc w:val="center"/>
+              <w:rPr>
+                <w:rFonts w:ascii="TH SarabunPSK" w:hAnsi="TH SarabunPSK" w:cs="TH SarabunPSK" w:hint="cs"/>
+                <w:szCs w:val="22"/>
+              </w:rPr>
+            </w:pPr>
+            <w:proofErr w:type="spellStart"/>
+            <w:r>
+              <w:rPr>
+                <w:rFonts w:ascii="TH SarabunPSK" w:hAnsi="TH SarabunPSK" w:cs="TH SarabunPSK" w:hint="cs"/>
+                <w:szCs w:val="22"/>
+              </w:rPr>
+              <w:t>Credit_Card</w:t>
+            </w:r>
+            <w:proofErr w:type="spellEnd"/>
+          </w:p>
+        </w:tc>
+        <w:tc>
+          <w:tcPr>
+            <w:tcW w:w="0" w:type="auto"/>
+            <w:vAlign w:val="center"/>
+            <w:hideMark/>
+          </w:tcPr>
+          <w:p>
+            <w:pPr>
+              <w:jc w:val="center"/>
+              <w:rPr>
+                <w:rFonts w:ascii="TH SarabunPSK" w:hAnsi="TH SarabunPSK" w:cs="TH SarabunPSK" w:hint="cs"/>
+                <w:szCs w:val="22"/>
+              </w:rPr>
+            </w:pPr>
+            <w:r>
+              <w:rPr>
+                <w:rFonts w:ascii="TH SarabunPSK" w:hAnsi="TH SarabunPSK" w:cs="TH SarabunPSK" w:hint="cs"/>
+                <w:szCs w:val="22"/>
+              </w:rPr>
+              <w:t>Shopee</w:t>
+            </w:r>
+          </w:p>
+        </w:tc>
+        <w:tc>
+          <w:tcPr>
+            <w:tcW w:w="0" w:type="auto"/>
+            <w:vAlign w:val="center"/>
+            <w:hideMark/>
+          </w:tcPr>
+          <w:p>
+            <w:pPr>
+              <w:jc w:val="center"/>
+              <w:rPr>
+                <w:rFonts w:ascii="TH SarabunPSK" w:hAnsi="TH SarabunPSK" w:cs="TH SarabunPSK" w:hint="cs"/>
+                <w:szCs w:val="22"/>
+              </w:rPr>
+            </w:pPr>
+            <w:r>
+              <w:rPr>
+                <w:rFonts w:ascii="TH SarabunPSK" w:hAnsi="TH SarabunPSK" w:cs="TH SarabunPSK" w:hint="cs"/>
+                <w:szCs w:val="22"/>
+              </w:rPr>
+              <w:t>4334.52</w:t>
+            </w:r>
+          </w:p>
+        </w:tc>
+        <w:tc>
+          <w:tcPr>
+            <w:tcW w:w="0" w:type="auto"/>
+            <w:vAlign w:val="center"/>
+            <w:hideMark/>
+          </w:tcPr>
+          <w:p>
+            <w:pPr>
+              <w:jc w:val="center"/>
+              <w:rPr>
+                <w:rFonts w:ascii="TH SarabunPSK" w:hAnsi="TH SarabunPSK" w:cs="TH SarabunPSK" w:hint="cs"/>
+                <w:szCs w:val="22"/>
+              </w:rPr>
+            </w:pPr>
+            <w:r>
+              <w:rPr>
+                <w:rFonts w:ascii="TH SarabunPSK" w:hAnsi="TH SarabunPSK" w:cs="TH SarabunPSK" w:hint="cs"/>
+                <w:szCs w:val="22"/>
+              </w:rPr>
+              <w:t>Not Returned</w:t>
+            </w:r>
+          </w:p>
+        </w:tc>
+        <w:tc>
+          <w:tcPr>
+            <w:tcW w:w="0" w:type="auto"/>
+            <w:vAlign w:val="center"/>
+            <w:hideMark/>
+          </w:tcPr>
+          <w:p>
+            <w:pPr>
+              <w:jc w:val="center"/>
+              <w:rPr>
+                <w:rFonts w:ascii="TH SarabunPSK" w:hAnsi="TH SarabunPSK" w:cs="TH SarabunPSK" w:hint="cs"/>
+                <w:szCs w:val="22"/>
+              </w:rPr>
+            </w:pPr>
+            <w:r>
+              <w:rPr>
+                <w:rFonts w:ascii="TH SarabunPSK" w:hAnsi="TH SarabunPSK" w:cs="TH SarabunPSK" w:hint="cs"/>
+                <w:szCs w:val="22"/>
+              </w:rPr>
+              <w:t>Not Returned</w:t>
+            </w:r>
+          </w:p>
+        </w:tc>
+      </w:tr>
+      <w:tr>
+        <w:trPr>
+          <w:tblCellSpacing w:w="15" w:type="dxa"/>
+        </w:trPr>
+        <w:tc>
+          <w:tcPr>
+            <w:tcW w:w="0" w:type="auto"/>
+            <w:vAlign w:val="center"/>
+            <w:hideMark/>
+          </w:tcPr>
+          <w:p>
+            <w:pPr>
+              <w:jc w:val="center"/>
+              <w:rPr>
+                <w:rFonts w:ascii="TH SarabunPSK" w:hAnsi="TH SarabunPSK" w:cs="TH SarabunPSK" w:hint="cs"/>
+                <w:szCs w:val="22"/>
+              </w:rPr>
+            </w:pPr>
+            <w:r>
+              <w:rPr>
+                <w:rFonts w:ascii="TH SarabunPSK" w:hAnsi="TH SarabunPSK" w:cs="TH SarabunPSK" w:hint="cs"/>
+                <w:szCs w:val="22"/>
+              </w:rPr>
+              <w:t>12</w:t>
+            </w:r>
+          </w:p>
+        </w:tc>
+        <w:tc>
+          <w:tcPr>
+            <w:tcW w:w="0" w:type="auto"/>
+            <w:vAlign w:val="center"/>
+            <w:hideMark/>
+          </w:tcPr>
+          <w:p>
+            <w:pPr>
+              <w:jc w:val="center"/>
+              <w:rPr>
+                <w:rFonts w:ascii="TH SarabunPSK" w:hAnsi="TH SarabunPSK" w:cs="TH SarabunPSK" w:hint="cs"/>
+                <w:szCs w:val="22"/>
+              </w:rPr>
+            </w:pPr>
+            <w:r>
+              <w:rPr>
+                <w:rFonts w:ascii="TH SarabunPSK" w:hAnsi="TH SarabunPSK" w:cs="TH SarabunPSK" w:hint="cs"/>
+                <w:szCs w:val="22"/>
+              </w:rPr>
+              <w:t>LGS1ORD0003517</w:t>
+            </w:r>
+          </w:p>
+        </w:tc>
+        <w:tc>
+          <w:tcPr>
+            <w:tcW w:w="0" w:type="auto"/>
+            <w:vAlign w:val="center"/>
+            <w:hideMark/>
+          </w:tcPr>
+          <w:p>
+            <w:pPr>
+              <w:jc w:val="center"/>
+              <w:rPr>
+                <w:rFonts w:ascii="TH SarabunPSK" w:hAnsi="TH SarabunPSK" w:cs="TH SarabunPSK" w:hint="cs"/>
+                <w:szCs w:val="22"/>
+              </w:rPr>
+            </w:pPr>
+            <w:r>
+              <w:rPr>
+                <w:rFonts w:ascii="TH SarabunPSK" w:hAnsi="TH SarabunPSK" w:cs="TH SarabunPSK" w:hint="cs"/>
+                <w:szCs w:val="22"/>
+              </w:rPr>
+              <w:t>115</w:t>
+            </w:r>
+          </w:p>
+        </w:tc>
+        <w:tc>
+          <w:tcPr>
+            <w:tcW w:w="0" w:type="auto"/>
+            <w:vAlign w:val="center"/>
+            <w:hideMark/>
+          </w:tcPr>
+          <w:p>
+            <w:pPr>
+              <w:jc w:val="center"/>
+              <w:rPr>
+                <w:rFonts w:ascii="TH SarabunPSK" w:hAnsi="TH SarabunPSK" w:cs="TH SarabunPSK" w:hint="cs"/>
+                <w:szCs w:val="22"/>
+              </w:rPr>
+            </w:pPr>
+            <w:r>
+              <w:rPr>
+                <w:rFonts w:ascii="TH SarabunPSK" w:hAnsi="TH SarabunPSK" w:cs="TH SarabunPSK" w:hint="cs"/>
+                <w:szCs w:val="22"/>
+              </w:rPr>
+              <w:t>2025-10-06</w:t>
+            </w:r>
+          </w:p>
+        </w:tc>
+        <w:tc>
+          <w:tcPr>
+            <w:tcW w:w="0" w:type="auto"/>
+            <w:vAlign w:val="center"/>
+            <w:hideMark/>
+          </w:tcPr>
+          <w:p>
+            <w:pPr>
+              <w:jc w:val="center"/>
+              <w:rPr>
+                <w:rFonts w:ascii="TH SarabunPSK" w:hAnsi="TH SarabunPSK" w:cs="TH SarabunPSK" w:hint="cs"/>
+                <w:szCs w:val="22"/>
+              </w:rPr>
+            </w:pPr>
+            <w:r>
+              <w:rPr>
+                <w:rFonts w:ascii="TH SarabunPSK" w:hAnsi="TH SarabunPSK" w:cs="TH SarabunPSK" w:hint="cs"/>
+                <w:szCs w:val="22"/>
+              </w:rPr>
+              <w:t>Electronics</w:t>
+            </w:r>
+          </w:p>
+        </w:tc>
+        <w:tc>
+          <w:tcPr>
+            <w:tcW w:w="0" w:type="auto"/>
+            <w:vAlign w:val="center"/>
+            <w:hideMark/>
+          </w:tcPr>
+          <w:p>
+            <w:pPr>
+              <w:jc w:val="center"/>
+              <w:rPr>
+                <w:rFonts w:ascii="TH SarabunPSK" w:hAnsi="TH SarabunPSK" w:cs="TH SarabunPSK" w:hint="cs"/>
+                <w:szCs w:val="22"/>
+              </w:rPr>
+            </w:pPr>
+            <w:proofErr w:type="spellStart"/>
+            <w:r>
+              <w:rPr>
+                <w:rFonts w:ascii="TH SarabunPSK" w:hAnsi="TH SarabunPSK" w:cs="TH SarabunPSK" w:hint="cs"/>
+                <w:szCs w:val="22"/>
+              </w:rPr>
+              <w:t>GadgetWorld</w:t>
+            </w:r>
+            <w:proofErr w:type="spellEnd"/>
+          </w:p>
+        </w:tc>
+        <w:tc>
+          <w:tcPr>
+            <w:tcW w:w="0" w:type="auto"/>
+            <w:vAlign w:val="center"/>
+            <w:hideMark/>
+          </w:tcPr>
+          <w:p>
+            <w:pPr>
+              <w:jc w:val="center"/>
+              <w:rPr>
+                <w:rFonts w:ascii="TH SarabunPSK" w:hAnsi="TH SarabunPSK" w:cs="TH SarabunPSK" w:hint="cs"/>
+                <w:szCs w:val="22"/>
+              </w:rPr>
+            </w:pPr>
+            <w:r>
+              <w:rPr>
+                <w:rFonts w:ascii="TH SarabunPSK" w:hAnsi="TH SarabunPSK" w:cs="TH SarabunPSK" w:hint="cs"/>
+                <w:szCs w:val="22"/>
+              </w:rPr>
+              <w:t>COD</w:t>
+            </w:r>
+          </w:p>
+        </w:tc>
+        <w:tc>
+          <w:tcPr>
+            <w:tcW w:w="0" w:type="auto"/>
+            <w:vAlign w:val="center"/>
+            <w:hideMark/>
+          </w:tcPr>
+          <w:p>
+            <w:pPr>
+              <w:jc w:val="center"/>
+              <w:rPr>
+                <w:rFonts w:ascii="TH SarabunPSK" w:hAnsi="TH SarabunPSK" w:cs="TH SarabunPSK" w:hint="cs"/>
+                <w:szCs w:val="22"/>
+              </w:rPr>
+            </w:pPr>
+            <w:r>
+              <w:rPr>
+                <w:rFonts w:ascii="TH SarabunPSK" w:hAnsi="TH SarabunPSK" w:cs="TH SarabunPSK" w:hint="cs"/>
+                <w:szCs w:val="22"/>
+              </w:rPr>
+              <w:t>Web</w:t>
+            </w:r>
+          </w:p>
+        </w:tc>
+        <w:tc>
+          <w:tcPr>
+            <w:tcW w:w="0" w:type="auto"/>
+            <w:vAlign w:val="center"/>
+            <w:hideMark/>
+          </w:tcPr>
+          <w:p>
+            <w:pPr>
+              <w:jc w:val="center"/>
+              <w:rPr>
+                <w:rFonts w:ascii="TH SarabunPSK" w:hAnsi="TH SarabunPSK" w:cs="TH SarabunPSK" w:hint="cs"/>
+                <w:szCs w:val="22"/>
+              </w:rPr>
+            </w:pPr>
+            <w:r>
+              <w:rPr>
+                <w:rFonts w:ascii="TH SarabunPSK" w:hAnsi="TH SarabunPSK" w:cs="TH SarabunPSK" w:hint="cs"/>
+                <w:szCs w:val="22"/>
+              </w:rPr>
+              <w:t>1412.41</w:t>
+            </w:r>
+          </w:p>
+        </w:tc>
+        <w:tc>
+          <w:tcPr>
+            <w:tcW w:w="0" w:type="auto"/>
+            <w:vAlign w:val="center"/>
+            <w:hideMark/>
+          </w:tcPr>
+          <w:p>
+            <w:pPr>
+              <w:jc w:val="center"/>
+              <w:rPr>
+                <w:rFonts w:ascii="TH SarabunPSK" w:hAnsi="TH SarabunPSK" w:cs="TH SarabunPSK" w:hint="cs"/>
+                <w:szCs w:val="22"/>
+              </w:rPr>
+            </w:pPr>
+            <w:r>
+              <w:rPr>
+                <w:rFonts w:ascii="TH SarabunPSK" w:hAnsi="TH SarabunPSK" w:cs="TH SarabunPSK" w:hint="cs"/>
+                <w:szCs w:val="22"/>
+              </w:rPr>
+              <w:t>Returned</w:t>
+            </w:r>
+          </w:p>
+        </w:tc>
+        <w:tc>
+          <w:tcPr>
+            <w:tcW w:w="0" w:type="auto"/>
+            <w:vAlign w:val="center"/>
+            <w:hideMark/>
+          </w:tcPr>
+          <w:p>
+            <w:pPr>
+              <w:jc w:val="center"/>
+              <w:rPr>
+                <w:rFonts w:ascii="TH SarabunPSK" w:hAnsi="TH SarabunPSK" w:cs="TH SarabunPSK" w:hint="cs"/>
+                <w:szCs w:val="22"/>
+              </w:rPr>
+            </w:pPr>
+            <w:r>
+              <w:rPr>
+                <w:rFonts w:ascii="TH SarabunPSK" w:hAnsi="TH SarabunPSK" w:cs="TH SarabunPSK" w:hint="cs"/>
+                <w:szCs w:val="22"/>
+              </w:rPr>
+              <w:t>Not as Expected</w:t>
+            </w:r>
+          </w:p>
+        </w:tc>
+      </w:tr>
+      <w:tr>
+        <w:trPr>
+          <w:tblCellSpacing w:w="15" w:type="dxa"/>
+        </w:trPr>
+        <w:tc>
+          <w:tcPr>
+            <w:tcW w:w="0" w:type="auto"/>
+            <w:vAlign w:val="center"/>
+            <w:hideMark/>
+          </w:tcPr>
+          <w:p>
+            <w:pPr>
+              <w:jc w:val="center"/>
+              <w:rPr>
+                <w:rFonts w:ascii="TH SarabunPSK" w:hAnsi="TH SarabunPSK" w:cs="TH SarabunPSK" w:hint="cs"/>
+                <w:szCs w:val="22"/>
+              </w:rPr>
+            </w:pPr>
+            <w:r>
+              <w:rPr>
+                <w:rFonts w:ascii="TH SarabunPSK" w:hAnsi="TH SarabunPSK" w:cs="TH SarabunPSK" w:hint="cs"/>
+                <w:szCs w:val="22"/>
+              </w:rPr>
+              <w:t>13</w:t>
+            </w:r>
+          </w:p>
+        </w:tc>
+        <w:tc>
+          <w:tcPr>
+            <w:tcW w:w="0" w:type="auto"/>
+            <w:vAlign w:val="center"/>
+            <w:hideMark/>
+          </w:tcPr>
+          <w:p>
+            <w:pPr>
+              <w:jc w:val="center"/>
+              <w:rPr>
+                <w:rFonts w:ascii="TH SarabunPSK" w:hAnsi="TH SarabunPSK" w:cs="TH SarabunPSK" w:hint="cs"/>
+                <w:szCs w:val="22"/>
+              </w:rPr>
+            </w:pPr>
+            <w:r>
+              <w:rPr>
+                <w:rFonts w:ascii="TH SarabunPSK" w:hAnsi="TH SarabunPSK" w:cs="TH SarabunPSK" w:hint="cs"/>
+                <w:szCs w:val="22"/>
+              </w:rPr>
+              <w:t>LGS1ORD0004206</w:t>
+            </w:r>
+          </w:p>
+        </w:tc>
+        <w:tc>
+          <w:tcPr>
+            <w:tcW w:w="0" w:type="auto"/>
+            <w:vAlign w:val="center"/>
+            <w:hideMark/>
+          </w:tcPr>
+          <w:p>
+            <w:pPr>
+              <w:jc w:val="center"/>
+              <w:rPr>
+                <w:rFonts w:ascii="TH SarabunPSK" w:hAnsi="TH SarabunPSK" w:cs="TH SarabunPSK" w:hint="cs"/>
+                <w:szCs w:val="22"/>
+              </w:rPr>
+            </w:pPr>
+            <w:r>
+              <w:rPr>
+                <w:rFonts w:ascii="TH SarabunPSK" w:hAnsi="TH SarabunPSK" w:cs="TH SarabunPSK" w:hint="cs"/>
+                <w:szCs w:val="22"/>
+              </w:rPr>
+              <w:t>60</w:t>
+            </w:r>
+          </w:p>
+        </w:tc>
+        <w:tc>
+          <w:tcPr>
+            <w:tcW w:w="0" w:type="auto"/>
+            <w:vAlign w:val="center"/>
+            <w:hideMark/>
+          </w:tcPr>
+          <w:p>
+            <w:pPr>
+              <w:jc w:val="center"/>
+              <w:rPr>
+                <w:rFonts w:ascii="TH SarabunPSK" w:hAnsi="TH SarabunPSK" w:cs="TH SarabunPSK" w:hint="cs"/>
+                <w:szCs w:val="22"/>
+              </w:rPr>
+            </w:pPr>
+            <w:r>
+              <w:rPr>
+                <w:rFonts w:ascii="TH SarabunPSK" w:hAnsi="TH SarabunPSK" w:cs="TH SarabunPSK" w:hint="cs"/>
+                <w:szCs w:val="22"/>
+              </w:rPr>
+              <w:t>2025-11-30</w:t>
+            </w:r>
+          </w:p>
+        </w:tc>
+        <w:tc>
+          <w:tcPr>
+            <w:tcW w:w="0" w:type="auto"/>
+            <w:vAlign w:val="center"/>
+            <w:hideMark/>
+          </w:tcPr>
+          <w:p>
+            <w:pPr>
+              <w:jc w:val="center"/>
+              <w:rPr>
+                <w:rFonts w:ascii="TH SarabunPSK" w:hAnsi="TH SarabunPSK" w:cs="TH SarabunPSK" w:hint="cs"/>
+                <w:szCs w:val="22"/>
+              </w:rPr>
+            </w:pPr>
+            <w:r>
+              <w:rPr>
+                <w:rFonts w:ascii="TH SarabunPSK" w:hAnsi="TH SarabunPSK" w:cs="TH SarabunPSK" w:hint="cs"/>
+                <w:szCs w:val="22"/>
+              </w:rPr>
+              <w:t>Fashion</w:t>
+            </w:r>
+          </w:p>
+        </w:tc>
+        <w:tc>
+          <w:tcPr>
+            <w:tcW w:w="0" w:type="auto"/>
+            <w:vAlign w:val="center"/>
+            <w:hideMark/>
+          </w:tcPr>
+          <w:p>
+            <w:pPr>
+              <w:jc w:val="center"/>
+              <w:rPr>
+                <w:rFonts w:ascii="TH SarabunPSK" w:hAnsi="TH SarabunPSK" w:cs="TH SarabunPSK" w:hint="cs"/>
+                <w:szCs w:val="22"/>
+              </w:rPr>
+            </w:pPr>
+            <w:proofErr w:type="spellStart"/>
+            <w:r>
+              <w:rPr>
+                <w:rFonts w:ascii="TH SarabunPSK" w:hAnsi="TH SarabunPSK" w:cs="TH SarabunPSK" w:hint="cs"/>
+                <w:szCs w:val="22"/>
+              </w:rPr>
+              <w:t>UrbanWear</w:t>
+            </w:r>
+            <w:proofErr w:type="spellEnd"/>
+          </w:p>
+        </w:tc>
+        <w:tc>
+          <w:tcPr>
+            <w:tcW w:w="0" w:type="auto"/>
+            <w:vAlign w:val="center"/>
+            <w:hideMark/>
+          </w:tcPr>
+          <w:p>
+            <w:pPr>
+              <w:jc w:val="center"/>
+              <w:rPr>
+                <w:rFonts w:ascii="TH SarabunPSK" w:hAnsi="TH SarabunPSK" w:cs="TH SarabunPSK" w:hint="cs"/>
+                <w:szCs w:val="22"/>
+              </w:rPr>
+            </w:pPr>
+            <w:proofErr w:type="spellStart"/>
+            <w:r>
+              <w:rPr>
+                <w:rFonts w:ascii="TH SarabunPSK" w:hAnsi="TH SarabunPSK" w:cs="TH SarabunPSK" w:hint="cs"/>
+                <w:szCs w:val="22"/>
+              </w:rPr>
+              <w:t>Credit_Card</w:t>
+            </w:r>
+            <w:proofErr w:type="spellEnd"/>
+          </w:p>
+        </w:tc>
+        <w:tc>
+          <w:tcPr>
+            <w:tcW w:w="0" w:type="auto"/>
+            <w:vAlign w:val="center"/>
+            <w:hideMark/>
+          </w:tcPr>
+          <w:p>
+            <w:pPr>
+              <w:jc w:val="center"/>
+              <w:rPr>
+                <w:rFonts w:ascii="TH SarabunPSK" w:hAnsi="TH SarabunPSK" w:cs="TH SarabunPSK" w:hint="cs"/>
+                <w:szCs w:val="22"/>
+              </w:rPr>
+            </w:pPr>
+            <w:proofErr w:type="spellStart"/>
+            <w:r>
+              <w:rPr>
+                <w:rFonts w:ascii="TH SarabunPSK" w:hAnsi="TH SarabunPSK" w:cs="TH SarabunPSK" w:hint="cs"/>
+                <w:szCs w:val="22"/>
+              </w:rPr>
+              <w:t>TV_Show</w:t>
+            </w:r>
+            <w:proofErr w:type="spellEnd"/>
+          </w:p>
+        </w:tc>
+        <w:tc>
+          <w:tcPr>
+            <w:tcW w:w="0" w:type="auto"/>
+            <w:vAlign w:val="center"/>
+            <w:hideMark/>
+          </w:tcPr>
+          <w:p>
+            <w:pPr>
+              <w:jc w:val="center"/>
+              <w:rPr>
+                <w:rFonts w:ascii="TH SarabunPSK" w:hAnsi="TH SarabunPSK" w:cs="TH SarabunPSK" w:hint="cs"/>
+                <w:szCs w:val="22"/>
+              </w:rPr>
+            </w:pPr>
+            <w:r>
+              <w:rPr>
+                <w:rFonts w:ascii="TH SarabunPSK" w:hAnsi="TH SarabunPSK" w:cs="TH SarabunPSK" w:hint="cs"/>
+                <w:szCs w:val="22"/>
+              </w:rPr>
+              <w:t>585.88</w:t>
+            </w:r>
+          </w:p>
+        </w:tc>
+        <w:tc>
+          <w:tcPr>
+            <w:tcW w:w="0" w:type="auto"/>
+            <w:vAlign w:val="center"/>
+            <w:hideMark/>
+          </w:tcPr>
+          <w:p>
+            <w:pPr>
+              <w:jc w:val="center"/>
+              <w:rPr>
+                <w:rFonts w:ascii="TH SarabunPSK" w:hAnsi="TH SarabunPSK" w:cs="TH SarabunPSK" w:hint="cs"/>
+                <w:szCs w:val="22"/>
+              </w:rPr>
+            </w:pPr>
+            <w:r>
+              <w:rPr>
+                <w:rFonts w:ascii="TH SarabunPSK" w:hAnsi="TH SarabunPSK" w:cs="TH SarabunPSK" w:hint="cs"/>
+                <w:szCs w:val="22"/>
+              </w:rPr>
+              <w:t>Not Returned</w:t>
+            </w:r>
+          </w:p>
+        </w:tc>
+        <w:tc>
+          <w:tcPr>
+            <w:tcW w:w="0" w:type="auto"/>
+            <w:vAlign w:val="center"/>
+            <w:hideMark/>
+          </w:tcPr>
+          <w:p>
+            <w:pPr>
+              <w:jc w:val="center"/>
+              <w:rPr>
+                <w:rFonts w:ascii="TH SarabunPSK" w:hAnsi="TH SarabunPSK" w:cs="TH SarabunPSK" w:hint="cs"/>
+                <w:szCs w:val="22"/>
+              </w:rPr>
+            </w:pPr>
+            <w:r>
+              <w:rPr>
+                <w:rFonts w:ascii="TH SarabunPSK" w:hAnsi="TH SarabunPSK" w:cs="TH SarabunPSK" w:hint="cs"/>
+                <w:szCs w:val="22"/>
+              </w:rPr>
+              <w:t>Not Returned</w:t>
+            </w:r>
+          </w:p>
+        </w:tc>
+      </w:tr>
+      <w:tr>
+        <w:trPr>
+          <w:tblCellSpacing w:w="15" w:type="dxa"/>
+        </w:trPr>
+        <w:tc>
+          <w:tcPr>
+            <w:tcW w:w="0" w:type="auto"/>
+            <w:vAlign w:val="center"/>
+            <w:hideMark/>
+          </w:tcPr>
+          <w:p>
+            <w:pPr>
+              <w:jc w:val="center"/>
+              <w:rPr>
+                <w:rFonts w:ascii="TH SarabunPSK" w:hAnsi="TH SarabunPSK" w:cs="TH SarabunPSK" w:hint="cs"/>
+                <w:szCs w:val="22"/>
+              </w:rPr>
+            </w:pPr>
+            <w:r>
+              <w:rPr>
+                <w:rFonts w:ascii="TH SarabunPSK" w:hAnsi="TH SarabunPSK" w:cs="TH SarabunPSK" w:hint="cs"/>
+                <w:szCs w:val="22"/>
+              </w:rPr>
+              <w:lastRenderedPageBreak/>
+              <w:t>14</w:t>
+            </w:r>
+          </w:p>
+        </w:tc>
+        <w:tc>
+          <w:tcPr>
+            <w:tcW w:w="0" w:type="auto"/>
+            <w:vAlign w:val="center"/>
+            <w:hideMark/>
+          </w:tcPr>
+          <w:p>
+            <w:pPr>
+              <w:jc w:val="center"/>
+              <w:rPr>
+                <w:rFonts w:ascii="TH SarabunPSK" w:hAnsi="TH SarabunPSK" w:cs="TH SarabunPSK" w:hint="cs"/>
+                <w:szCs w:val="22"/>
+              </w:rPr>
+            </w:pPr>
+            <w:r>
+              <w:rPr>
+                <w:rFonts w:ascii="TH SarabunPSK" w:hAnsi="TH SarabunPSK" w:cs="TH SarabunPSK" w:hint="cs"/>
+                <w:szCs w:val="22"/>
+              </w:rPr>
+              <w:t>LGS1ORD0004436</w:t>
+            </w:r>
+          </w:p>
+        </w:tc>
+        <w:tc>
+          <w:tcPr>
+            <w:tcW w:w="0" w:type="auto"/>
+            <w:vAlign w:val="center"/>
+            <w:hideMark/>
+          </w:tcPr>
+          <w:p>
+            <w:pPr>
+              <w:jc w:val="center"/>
+              <w:rPr>
+                <w:rFonts w:ascii="TH SarabunPSK" w:hAnsi="TH SarabunPSK" w:cs="TH SarabunPSK" w:hint="cs"/>
+                <w:szCs w:val="22"/>
+              </w:rPr>
+            </w:pPr>
+            <w:r>
+              <w:rPr>
+                <w:rFonts w:ascii="TH SarabunPSK" w:hAnsi="TH SarabunPSK" w:cs="TH SarabunPSK" w:hint="cs"/>
+                <w:szCs w:val="22"/>
+              </w:rPr>
+              <w:t>42</w:t>
+            </w:r>
+          </w:p>
+        </w:tc>
+        <w:tc>
+          <w:tcPr>
+            <w:tcW w:w="0" w:type="auto"/>
+            <w:vAlign w:val="center"/>
+            <w:hideMark/>
+          </w:tcPr>
+          <w:p>
+            <w:pPr>
+              <w:jc w:val="center"/>
+              <w:rPr>
+                <w:rFonts w:ascii="TH SarabunPSK" w:hAnsi="TH SarabunPSK" w:cs="TH SarabunPSK" w:hint="cs"/>
+                <w:szCs w:val="22"/>
+              </w:rPr>
+            </w:pPr>
+            <w:r>
+              <w:rPr>
+                <w:rFonts w:ascii="TH SarabunPSK" w:hAnsi="TH SarabunPSK" w:cs="TH SarabunPSK" w:hint="cs"/>
+                <w:szCs w:val="22"/>
+              </w:rPr>
+              <w:t>2025-12-18</w:t>
+            </w:r>
+          </w:p>
+        </w:tc>
+        <w:tc>
+          <w:tcPr>
+            <w:tcW w:w="0" w:type="auto"/>
+            <w:vAlign w:val="center"/>
+            <w:hideMark/>
+          </w:tcPr>
+          <w:p>
+            <w:pPr>
+              <w:jc w:val="center"/>
+              <w:rPr>
+                <w:rFonts w:ascii="TH SarabunPSK" w:hAnsi="TH SarabunPSK" w:cs="TH SarabunPSK" w:hint="cs"/>
+                <w:szCs w:val="22"/>
+              </w:rPr>
+            </w:pPr>
+            <w:proofErr w:type="spellStart"/>
+            <w:r>
+              <w:rPr>
+                <w:rFonts w:ascii="TH SarabunPSK" w:hAnsi="TH SarabunPSK" w:cs="TH SarabunPSK" w:hint="cs"/>
+                <w:szCs w:val="22"/>
+              </w:rPr>
+              <w:t>Home_Appliance</w:t>
+            </w:r>
+            <w:proofErr w:type="spellEnd"/>
+          </w:p>
+        </w:tc>
+        <w:tc>
+          <w:tcPr>
+            <w:tcW w:w="0" w:type="auto"/>
+            <w:vAlign w:val="center"/>
+            <w:hideMark/>
+          </w:tcPr>
+          <w:p>
+            <w:pPr>
+              <w:jc w:val="center"/>
+              <w:rPr>
+                <w:rFonts w:ascii="TH SarabunPSK" w:hAnsi="TH SarabunPSK" w:cs="TH SarabunPSK" w:hint="cs"/>
+                <w:szCs w:val="22"/>
+              </w:rPr>
+            </w:pPr>
+            <w:proofErr w:type="spellStart"/>
+            <w:r>
+              <w:rPr>
+                <w:rFonts w:ascii="TH SarabunPSK" w:hAnsi="TH SarabunPSK" w:cs="TH SarabunPSK" w:hint="cs"/>
+                <w:szCs w:val="22"/>
+              </w:rPr>
+              <w:t>CleanMate</w:t>
+            </w:r>
+            <w:proofErr w:type="spellEnd"/>
+          </w:p>
+        </w:tc>
+        <w:tc>
+          <w:tcPr>
+            <w:tcW w:w="0" w:type="auto"/>
+            <w:vAlign w:val="center"/>
+            <w:hideMark/>
+          </w:tcPr>
+          <w:p>
+            <w:pPr>
+              <w:jc w:val="center"/>
+              <w:rPr>
+                <w:rFonts w:ascii="TH SarabunPSK" w:hAnsi="TH SarabunPSK" w:cs="TH SarabunPSK" w:hint="cs"/>
+                <w:szCs w:val="22"/>
+              </w:rPr>
+            </w:pPr>
+            <w:r>
+              <w:rPr>
+                <w:rFonts w:ascii="TH SarabunPSK" w:hAnsi="TH SarabunPSK" w:cs="TH SarabunPSK" w:hint="cs"/>
+                <w:szCs w:val="22"/>
+              </w:rPr>
+              <w:t>COD</w:t>
+            </w:r>
+          </w:p>
+        </w:tc>
+        <w:tc>
+          <w:tcPr>
+            <w:tcW w:w="0" w:type="auto"/>
+            <w:vAlign w:val="center"/>
+            <w:hideMark/>
+          </w:tcPr>
+          <w:p>
+            <w:pPr>
+              <w:jc w:val="center"/>
+              <w:rPr>
+                <w:rFonts w:ascii="TH SarabunPSK" w:hAnsi="TH SarabunPSK" w:cs="TH SarabunPSK" w:hint="cs"/>
+                <w:szCs w:val="22"/>
+              </w:rPr>
+            </w:pPr>
+            <w:r>
+              <w:rPr>
+                <w:rFonts w:ascii="TH SarabunPSK" w:hAnsi="TH SarabunPSK" w:cs="TH SarabunPSK" w:hint="cs"/>
+                <w:szCs w:val="22"/>
+              </w:rPr>
+              <w:t>Shopee</w:t>
+            </w:r>
+          </w:p>
+        </w:tc>
+        <w:tc>
+          <w:tcPr>
+            <w:tcW w:w="0" w:type="auto"/>
+            <w:vAlign w:val="center"/>
+            <w:hideMark/>
+          </w:tcPr>
+          <w:p>
+            <w:pPr>
+              <w:jc w:val="center"/>
+              <w:rPr>
+                <w:rFonts w:ascii="TH SarabunPSK" w:hAnsi="TH SarabunPSK" w:cs="TH SarabunPSK" w:hint="cs"/>
+                <w:szCs w:val="22"/>
+              </w:rPr>
+            </w:pPr>
+            <w:r>
+              <w:rPr>
+                <w:rFonts w:ascii="TH SarabunPSK" w:hAnsi="TH SarabunPSK" w:cs="TH SarabunPSK" w:hint="cs"/>
+                <w:szCs w:val="22"/>
+              </w:rPr>
+              <w:t>2676.22</w:t>
+            </w:r>
+          </w:p>
+        </w:tc>
+        <w:tc>
+          <w:tcPr>
+            <w:tcW w:w="0" w:type="auto"/>
+            <w:vAlign w:val="center"/>
+            <w:hideMark/>
+          </w:tcPr>
+          <w:p>
+            <w:pPr>
+              <w:jc w:val="center"/>
+              <w:rPr>
+                <w:rFonts w:ascii="TH SarabunPSK" w:hAnsi="TH SarabunPSK" w:cs="TH SarabunPSK" w:hint="cs"/>
+                <w:szCs w:val="22"/>
+              </w:rPr>
+            </w:pPr>
+            <w:r>
+              <w:rPr>
+                <w:rFonts w:ascii="TH SarabunPSK" w:hAnsi="TH SarabunPSK" w:cs="TH SarabunPSK" w:hint="cs"/>
+                <w:szCs w:val="22"/>
+              </w:rPr>
+              <w:t>Returned</w:t>
+            </w:r>
+          </w:p>
+        </w:tc>
+        <w:tc>
+          <w:tcPr>
+            <w:tcW w:w="0" w:type="auto"/>
+            <w:vAlign w:val="center"/>
+            <w:hideMark/>
+          </w:tcPr>
+          <w:p>
+            <w:pPr>
+              <w:jc w:val="center"/>
+              <w:rPr>
+                <w:rFonts w:ascii="TH SarabunPSK" w:hAnsi="TH SarabunPSK" w:cs="TH SarabunPSK" w:hint="cs"/>
+                <w:szCs w:val="22"/>
+              </w:rPr>
+            </w:pPr>
+            <w:r>
+              <w:rPr>
+                <w:rFonts w:ascii="TH SarabunPSK" w:hAnsi="TH SarabunPSK" w:cs="TH SarabunPSK" w:hint="cs"/>
+                <w:szCs w:val="22"/>
+              </w:rPr>
+              <w:t>Damaged Packaging</w:t>
+            </w:r>
+          </w:p>
+        </w:tc>
+      </w:tr>
+      <w:tr>
+        <w:trPr>
+          <w:tblCellSpacing w:w="15" w:type="dxa"/>
+        </w:trPr>
+        <w:tc>
+          <w:tcPr>
+            <w:tcW w:w="0" w:type="auto"/>
+            <w:vAlign w:val="center"/>
+            <w:hideMark/>
+          </w:tcPr>
+          <w:p>
+            <w:pPr>
+              <w:jc w:val="center"/>
+              <w:rPr>
+                <w:rFonts w:ascii="TH SarabunPSK" w:hAnsi="TH SarabunPSK" w:cs="TH SarabunPSK" w:hint="cs"/>
+                <w:szCs w:val="22"/>
+              </w:rPr>
+            </w:pPr>
+            <w:r>
+              <w:rPr>
+                <w:rFonts w:ascii="TH SarabunPSK" w:hAnsi="TH SarabunPSK" w:cs="TH SarabunPSK" w:hint="cs"/>
+                <w:szCs w:val="22"/>
+              </w:rPr>
+              <w:t>15</w:t>
+            </w:r>
+          </w:p>
+        </w:tc>
+        <w:tc>
+          <w:tcPr>
+            <w:tcW w:w="0" w:type="auto"/>
+            <w:vAlign w:val="center"/>
+            <w:hideMark/>
+          </w:tcPr>
+          <w:p>
+            <w:pPr>
+              <w:jc w:val="center"/>
+              <w:rPr>
+                <w:rFonts w:ascii="TH SarabunPSK" w:hAnsi="TH SarabunPSK" w:cs="TH SarabunPSK" w:hint="cs"/>
+                <w:szCs w:val="22"/>
+              </w:rPr>
+            </w:pPr>
+            <w:r>
+              <w:rPr>
+                <w:rFonts w:ascii="TH SarabunPSK" w:hAnsi="TH SarabunPSK" w:cs="TH SarabunPSK" w:hint="cs"/>
+                <w:szCs w:val="22"/>
+              </w:rPr>
+              <w:t>LGS1ORD0004473</w:t>
+            </w:r>
+          </w:p>
+        </w:tc>
+        <w:tc>
+          <w:tcPr>
+            <w:tcW w:w="0" w:type="auto"/>
+            <w:vAlign w:val="center"/>
+            <w:hideMark/>
+          </w:tcPr>
+          <w:p>
+            <w:pPr>
+              <w:jc w:val="center"/>
+              <w:rPr>
+                <w:rFonts w:ascii="TH SarabunPSK" w:hAnsi="TH SarabunPSK" w:cs="TH SarabunPSK" w:hint="cs"/>
+                <w:szCs w:val="22"/>
+              </w:rPr>
+            </w:pPr>
+            <w:r>
+              <w:rPr>
+                <w:rFonts w:ascii="TH SarabunPSK" w:hAnsi="TH SarabunPSK" w:cs="TH SarabunPSK" w:hint="cs"/>
+                <w:szCs w:val="22"/>
+              </w:rPr>
+              <w:t>39</w:t>
+            </w:r>
+          </w:p>
+        </w:tc>
+        <w:tc>
+          <w:tcPr>
+            <w:tcW w:w="0" w:type="auto"/>
+            <w:vAlign w:val="center"/>
+            <w:hideMark/>
+          </w:tcPr>
+          <w:p>
+            <w:pPr>
+              <w:jc w:val="center"/>
+              <w:rPr>
+                <w:rFonts w:ascii="TH SarabunPSK" w:hAnsi="TH SarabunPSK" w:cs="TH SarabunPSK" w:hint="cs"/>
+                <w:szCs w:val="22"/>
+              </w:rPr>
+            </w:pPr>
+            <w:r>
+              <w:rPr>
+                <w:rFonts w:ascii="TH SarabunPSK" w:hAnsi="TH SarabunPSK" w:cs="TH SarabunPSK" w:hint="cs"/>
+                <w:szCs w:val="22"/>
+              </w:rPr>
+              <w:t>2025-12-21</w:t>
+            </w:r>
+          </w:p>
+        </w:tc>
+        <w:tc>
+          <w:tcPr>
+            <w:tcW w:w="0" w:type="auto"/>
+            <w:vAlign w:val="center"/>
+            <w:hideMark/>
+          </w:tcPr>
+          <w:p>
+            <w:pPr>
+              <w:jc w:val="center"/>
+              <w:rPr>
+                <w:rFonts w:ascii="TH SarabunPSK" w:hAnsi="TH SarabunPSK" w:cs="TH SarabunPSK" w:hint="cs"/>
+                <w:szCs w:val="22"/>
+              </w:rPr>
+            </w:pPr>
+            <w:r>
+              <w:rPr>
+                <w:rFonts w:ascii="TH SarabunPSK" w:hAnsi="TH SarabunPSK" w:cs="TH SarabunPSK" w:hint="cs"/>
+                <w:szCs w:val="22"/>
+              </w:rPr>
+              <w:t>Electronics</w:t>
+            </w:r>
+          </w:p>
+        </w:tc>
+        <w:tc>
+          <w:tcPr>
+            <w:tcW w:w="0" w:type="auto"/>
+            <w:vAlign w:val="center"/>
+            <w:hideMark/>
+          </w:tcPr>
+          <w:p>
+            <w:pPr>
+              <w:jc w:val="center"/>
+              <w:rPr>
+                <w:rFonts w:ascii="TH SarabunPSK" w:hAnsi="TH SarabunPSK" w:cs="TH SarabunPSK" w:hint="cs"/>
+                <w:szCs w:val="22"/>
+              </w:rPr>
+            </w:pPr>
+            <w:proofErr w:type="spellStart"/>
+            <w:r>
+              <w:rPr>
+                <w:rFonts w:ascii="TH SarabunPSK" w:hAnsi="TH SarabunPSK" w:cs="TH SarabunPSK" w:hint="cs"/>
+                <w:szCs w:val="22"/>
+              </w:rPr>
+              <w:t>GadgetWorld</w:t>
+            </w:r>
+            <w:proofErr w:type="spellEnd"/>
+          </w:p>
+        </w:tc>
+        <w:tc>
+          <w:tcPr>
+            <w:tcW w:w="0" w:type="auto"/>
+            <w:vAlign w:val="center"/>
+            <w:hideMark/>
+          </w:tcPr>
+          <w:p>
+            <w:pPr>
+              <w:jc w:val="center"/>
+              <w:rPr>
+                <w:rFonts w:ascii="TH SarabunPSK" w:hAnsi="TH SarabunPSK" w:cs="TH SarabunPSK" w:hint="cs"/>
+                <w:szCs w:val="22"/>
+              </w:rPr>
+            </w:pPr>
+            <w:proofErr w:type="spellStart"/>
+            <w:r>
+              <w:rPr>
+                <w:rFonts w:ascii="TH SarabunPSK" w:hAnsi="TH SarabunPSK" w:cs="TH SarabunPSK" w:hint="cs"/>
+                <w:szCs w:val="22"/>
+              </w:rPr>
+              <w:t>Credit_Card</w:t>
+            </w:r>
+            <w:proofErr w:type="spellEnd"/>
+          </w:p>
+        </w:tc>
+        <w:tc>
+          <w:tcPr>
+            <w:tcW w:w="0" w:type="auto"/>
+            <w:vAlign w:val="center"/>
+            <w:hideMark/>
+          </w:tcPr>
+          <w:p>
+            <w:pPr>
+              <w:jc w:val="center"/>
+              <w:rPr>
+                <w:rFonts w:ascii="TH SarabunPSK" w:hAnsi="TH SarabunPSK" w:cs="TH SarabunPSK" w:hint="cs"/>
+                <w:szCs w:val="22"/>
+              </w:rPr>
+            </w:pPr>
+            <w:proofErr w:type="spellStart"/>
+            <w:r>
+              <w:rPr>
+                <w:rFonts w:ascii="TH SarabunPSK" w:hAnsi="TH SarabunPSK" w:cs="TH SarabunPSK" w:hint="cs"/>
+                <w:szCs w:val="22"/>
+              </w:rPr>
+              <w:t>CallCenter</w:t>
+            </w:r>
+            <w:proofErr w:type="spellEnd"/>
+          </w:p>
+        </w:tc>
+        <w:tc>
+          <w:tcPr>
+            <w:tcW w:w="0" w:type="auto"/>
+            <w:vAlign w:val="center"/>
+            <w:hideMark/>
+          </w:tcPr>
+          <w:p>
+            <w:pPr>
+              <w:jc w:val="center"/>
+              <w:rPr>
+                <w:rFonts w:ascii="TH SarabunPSK" w:hAnsi="TH SarabunPSK" w:cs="TH SarabunPSK" w:hint="cs"/>
+                <w:szCs w:val="22"/>
+              </w:rPr>
+            </w:pPr>
+            <w:r>
+              <w:rPr>
+                <w:rFonts w:ascii="TH SarabunPSK" w:hAnsi="TH SarabunPSK" w:cs="TH SarabunPSK" w:hint="cs"/>
+                <w:szCs w:val="22"/>
+              </w:rPr>
+              <w:t>6344.81</w:t>
+            </w:r>
+          </w:p>
+        </w:tc>
+        <w:tc>
+          <w:tcPr>
+            <w:tcW w:w="0" w:type="auto"/>
+            <w:vAlign w:val="center"/>
+            <w:hideMark/>
+          </w:tcPr>
+          <w:p>
+            <w:pPr>
+              <w:jc w:val="center"/>
+              <w:rPr>
+                <w:rFonts w:ascii="TH SarabunPSK" w:hAnsi="TH SarabunPSK" w:cs="TH SarabunPSK" w:hint="cs"/>
+                <w:szCs w:val="22"/>
+              </w:rPr>
+            </w:pPr>
+            <w:r>
+              <w:rPr>
+                <w:rFonts w:ascii="TH SarabunPSK" w:hAnsi="TH SarabunPSK" w:cs="TH SarabunPSK" w:hint="cs"/>
+                <w:szCs w:val="22"/>
+              </w:rPr>
+              <w:t>Not Returned</w:t>
+            </w:r>
+          </w:p>
+        </w:tc>
+        <w:tc>
+          <w:tcPr>
+            <w:tcW w:w="0" w:type="auto"/>
+            <w:vAlign w:val="center"/>
+            <w:hideMark/>
+          </w:tcPr>
+          <w:p>
+            <w:pPr>
+              <w:jc w:val="center"/>
+              <w:rPr>
+                <w:rFonts w:ascii="TH SarabunPSK" w:hAnsi="TH SarabunPSK" w:cs="TH SarabunPSK" w:hint="cs"/>
+                <w:szCs w:val="22"/>
+              </w:rPr>
+            </w:pPr>
+            <w:r>
+              <w:rPr>
+                <w:rFonts w:ascii="TH SarabunPSK" w:hAnsi="TH SarabunPSK" w:cs="TH SarabunPSK" w:hint="cs"/>
+                <w:szCs w:val="22"/>
+              </w:rPr>
+              <w:t>Not Returned</w:t>
+            </w:r>
+          </w:p>
+        </w:tc>
+      </w:tr>
+    </w:tbl>
+    <w:p>
+      <w:pPr>
+        <w:rPr>
+          <w:rFonts w:ascii="TH SarabunPSK" w:hAnsi="TH SarabunPSK" w:cs="TH SarabunPSK"/>
+          <w:sz w:val="32"/>
+          <w:szCs w:val="40"/>
+        </w:rPr>
+      </w:pPr>
+    </w:p>
+    <w:p>
+      <w:pPr>
+        <w:rPr>
+          <w:rFonts w:ascii="TH SarabunPSK" w:hAnsi="TH SarabunPSK" w:cs="TH SarabunPSK"/>
+          <w:b/>
+          <w:bCs/>
+          <w:sz w:val="32"/>
+          <w:szCs w:val="40"/>
+          <w:u w:val="single"/>
+        </w:rPr>
+      </w:pPr>
+      <w:r>
+        <w:rPr>
+          <w:rFonts w:ascii="TH SarabunPSK" w:hAnsi="TH SarabunPSK" w:cs="TH SarabunPSK"/>
+          <w:b/>
+          <w:bCs/>
+          <w:sz w:val="32"/>
+          <w:szCs w:val="40"/>
+          <w:u w:val="single"/>
+        </w:rPr>
+        <w:t xml:space="preserve">Customer Query Just 1 row 1 Person </w:t>
+      </w:r>
+    </w:p>
+    <w:tbl>
+      <w:tblPr>
+        <w:tblW w:w="0" w:type="auto"/>
+        <w:tblCellSpacing w:w="15" w:type="dxa"/>
+        <w:tblBorders>
+          <w:top w:val="single" w:sz="4" w:space="0" w:color="auto"/>
+          <w:left w:val="single" w:sz="4" w:space="0" w:color="auto"/>
+          <w:bottom w:val="single" w:sz="4" w:space="0" w:color="auto"/>
+          <w:right w:val="single" w:sz="4" w:space="0" w:color="auto"/>
+          <w:insideH w:val="single" w:sz="4" w:space="0" w:color="auto"/>
+          <w:insideV w:val="single" w:sz="4" w:space="0" w:color="auto"/>
+        </w:tblBorders>
+        <w:tblCellMar>
+          <w:top w:w="15" w:type="dxa"/>
+          <w:left w:w="15" w:type="dxa"/>
+          <w:bottom w:w="15" w:type="dxa"/>
+          <w:right w:w="15" w:type="dxa"/>
+        </w:tblCellMar>
+        <w:tblLook w:val="04A0" w:firstRow="1" w:lastRow="0" w:firstColumn="1" w:lastColumn="0" w:noHBand="0" w:noVBand="1"/>
+      </w:tblPr>
+      <w:tblGrid>
+        <w:gridCol w:w="1422"/>
+        <w:gridCol w:w="1669"/>
+        <w:gridCol w:w="754"/>
+        <w:gridCol w:w="502"/>
+        <w:gridCol w:w="1136"/>
+        <w:gridCol w:w="955"/>
+      </w:tblGrid>
+      <w:tr>
+        <w:trPr>
+          <w:tblHeader/>
+          <w:tblCellSpacing w:w="15" w:type="dxa"/>
+        </w:trPr>
+        <w:tc>
+          <w:tcPr>
+            <w:tcW w:w="0" w:type="auto"/>
+            <w:vAlign w:val="center"/>
+            <w:hideMark/>
+          </w:tcPr>
+          <w:p>
+            <w:pPr>
+              <w:jc w:val="center"/>
+              <w:rPr>
+                <w:rFonts w:ascii="TH SarabunPSK" w:hAnsi="TH SarabunPSK" w:cs="TH SarabunPSK" w:hint="cs"/>
+                <w:b/>
+                <w:bCs/>
+                <w:sz w:val="28"/>
+              </w:rPr>
+            </w:pPr>
+            <w:r>
+              <w:rPr>
+                <w:rFonts w:ascii="TH SarabunPSK" w:hAnsi="TH SarabunPSK" w:cs="TH SarabunPSK" w:hint="cs"/>
+                <w:b/>
+                <w:bCs/>
+                <w:sz w:val="28"/>
+              </w:rPr>
+              <w:t>Lookback</w:t>
+            </w:r>
+          </w:p>
+        </w:tc>
+        <w:tc>
+          <w:tcPr>
+            <w:tcW w:w="0" w:type="auto"/>
+            <w:vAlign w:val="center"/>
+            <w:hideMark/>
+          </w:tcPr>
+          <w:p>
+            <w:pPr>
+              <w:jc w:val="center"/>
+              <w:rPr>
+                <w:rFonts w:ascii="TH SarabunPSK" w:hAnsi="TH SarabunPSK" w:cs="TH SarabunPSK" w:hint="cs"/>
+                <w:b/>
+                <w:bCs/>
+                <w:sz w:val="28"/>
+              </w:rPr>
+            </w:pPr>
+            <w:r>
+              <w:rPr>
+                <w:rFonts w:ascii="TH SarabunPSK" w:hAnsi="TH SarabunPSK" w:cs="TH SarabunPSK" w:hint="cs"/>
+                <w:b/>
+                <w:bCs/>
+                <w:sz w:val="28"/>
+                <w:cs/>
+              </w:rPr>
+              <w:t xml:space="preserve">จำนวน </w:t>
+            </w:r>
+            <w:r>
+              <w:rPr>
+                <w:rFonts w:ascii="TH SarabunPSK" w:hAnsi="TH SarabunPSK" w:cs="TH SarabunPSK" w:hint="cs"/>
+                <w:b/>
+                <w:bCs/>
+                <w:sz w:val="28"/>
+              </w:rPr>
+              <w:t xml:space="preserve">rows </w:t>
+            </w:r>
+            <w:r>
+              <w:rPr>
+                <w:rFonts w:ascii="TH SarabunPSK" w:hAnsi="TH SarabunPSK" w:cs="TH SarabunPSK" w:hint="cs"/>
+                <w:b/>
+                <w:bCs/>
+                <w:sz w:val="28"/>
+                <w:cs/>
+              </w:rPr>
+              <w:t>ที่ดึงได้</w:t>
+            </w:r>
+          </w:p>
+        </w:tc>
+        <w:tc>
+          <w:tcPr>
+            <w:tcW w:w="0" w:type="auto"/>
+            <w:vAlign w:val="center"/>
+            <w:hideMark/>
+          </w:tcPr>
+          <w:p>
+            <w:pPr>
+              <w:jc w:val="center"/>
+              <w:rPr>
+                <w:rFonts w:ascii="TH SarabunPSK" w:hAnsi="TH SarabunPSK" w:cs="TH SarabunPSK" w:hint="cs"/>
+                <w:b/>
+                <w:bCs/>
+                <w:sz w:val="28"/>
+              </w:rPr>
+            </w:pPr>
+            <w:r>
+              <w:rPr>
+                <w:rFonts w:ascii="TH SarabunPSK" w:hAnsi="TH SarabunPSK" w:cs="TH SarabunPSK" w:hint="cs"/>
+                <w:b/>
+                <w:bCs/>
+                <w:sz w:val="28"/>
+                <w:cs/>
+              </w:rPr>
+              <w:t>คืนสินค้า</w:t>
+            </w:r>
+          </w:p>
+        </w:tc>
+        <w:tc>
+          <w:tcPr>
+            <w:tcW w:w="0" w:type="auto"/>
+            <w:vAlign w:val="center"/>
+            <w:hideMark/>
+          </w:tcPr>
+          <w:p>
+            <w:pPr>
+              <w:jc w:val="center"/>
+              <w:rPr>
+                <w:rFonts w:ascii="TH SarabunPSK" w:hAnsi="TH SarabunPSK" w:cs="TH SarabunPSK" w:hint="cs"/>
+                <w:b/>
+                <w:bCs/>
+                <w:sz w:val="28"/>
+              </w:rPr>
+            </w:pPr>
+            <w:r>
+              <w:rPr>
+                <w:rFonts w:ascii="TH SarabunPSK" w:hAnsi="TH SarabunPSK" w:cs="TH SarabunPSK" w:hint="cs"/>
+                <w:b/>
+                <w:bCs/>
+                <w:sz w:val="28"/>
+                <w:cs/>
+              </w:rPr>
+              <w:t>ไม่คืน</w:t>
+            </w:r>
+          </w:p>
+        </w:tc>
+        <w:tc>
+          <w:tcPr>
+            <w:tcW w:w="0" w:type="auto"/>
+            <w:vAlign w:val="center"/>
+            <w:hideMark/>
+          </w:tcPr>
+          <w:p>
+            <w:pPr>
+              <w:jc w:val="center"/>
+              <w:rPr>
+                <w:rFonts w:ascii="TH SarabunPSK" w:hAnsi="TH SarabunPSK" w:cs="TH SarabunPSK" w:hint="cs"/>
+                <w:b/>
+                <w:bCs/>
+                <w:sz w:val="28"/>
+              </w:rPr>
+            </w:pPr>
+            <w:r>
+              <w:rPr>
+                <w:rFonts w:ascii="TH SarabunPSK" w:hAnsi="TH SarabunPSK" w:cs="TH SarabunPSK" w:hint="cs"/>
+                <w:b/>
+                <w:bCs/>
+                <w:sz w:val="28"/>
+              </w:rPr>
+              <w:t>Return Rate</w:t>
+            </w:r>
+          </w:p>
+        </w:tc>
+        <w:tc>
+          <w:tcPr>
+            <w:tcW w:w="0" w:type="auto"/>
+            <w:vAlign w:val="center"/>
+            <w:hideMark/>
+          </w:tcPr>
+          <w:p>
+            <w:pPr>
+              <w:jc w:val="center"/>
+              <w:rPr>
+                <w:rFonts w:ascii="TH SarabunPSK" w:hAnsi="TH SarabunPSK" w:cs="TH SarabunPSK" w:hint="cs"/>
+                <w:b/>
+                <w:bCs/>
+                <w:sz w:val="28"/>
+              </w:rPr>
+            </w:pPr>
+            <w:r>
+              <w:rPr>
+                <w:rFonts w:ascii="TH SarabunPSK" w:hAnsi="TH SarabunPSK" w:cs="TH SarabunPSK" w:hint="cs"/>
+                <w:b/>
+                <w:bCs/>
+                <w:sz w:val="28"/>
+              </w:rPr>
+              <w:t>Runtime</w:t>
+            </w:r>
+          </w:p>
+        </w:tc>
+      </w:tr>
+      <w:tr>
+        <w:trPr>
+          <w:tblCellSpacing w:w="15" w:type="dxa"/>
+        </w:trPr>
+        <w:tc>
+          <w:tcPr>
+            <w:tcW w:w="0" w:type="auto"/>
+            <w:vAlign w:val="center"/>
+            <w:hideMark/>
+          </w:tcPr>
+          <w:p>
+            <w:pPr>
+              <w:jc w:val="center"/>
+              <w:rPr>
+                <w:rFonts w:ascii="TH SarabunPSK" w:hAnsi="TH SarabunPSK" w:cs="TH SarabunPSK" w:hint="cs"/>
+                <w:sz w:val="28"/>
+              </w:rPr>
+            </w:pPr>
+            <w:r>
+              <w:rPr>
+                <w:rFonts w:ascii="TH SarabunPSK" w:hAnsi="TH SarabunPSK" w:cs="TH SarabunPSK" w:hint="cs"/>
+                <w:sz w:val="28"/>
+              </w:rPr>
+              <w:t xml:space="preserve">6 </w:t>
+            </w:r>
+            <w:r>
+              <w:rPr>
+                <w:rFonts w:ascii="TH SarabunPSK" w:hAnsi="TH SarabunPSK" w:cs="TH SarabunPSK" w:hint="cs"/>
+                <w:sz w:val="28"/>
+                <w:cs/>
+              </w:rPr>
+              <w:t xml:space="preserve">เดือน / </w:t>
+            </w:r>
+            <w:r>
+              <w:rPr>
+                <w:rFonts w:ascii="TH SarabunPSK" w:hAnsi="TH SarabunPSK" w:cs="TH SarabunPSK" w:hint="cs"/>
+                <w:sz w:val="28"/>
+              </w:rPr>
+              <w:t xml:space="preserve">180 </w:t>
+            </w:r>
+            <w:r>
+              <w:rPr>
+                <w:rFonts w:ascii="TH SarabunPSK" w:hAnsi="TH SarabunPSK" w:cs="TH SarabunPSK" w:hint="cs"/>
+                <w:sz w:val="28"/>
+                <w:cs/>
+              </w:rPr>
+              <w:t>วัน</w:t>
+            </w:r>
+          </w:p>
+        </w:tc>
+        <w:tc>
+          <w:tcPr>
+            <w:tcW w:w="0" w:type="auto"/>
+            <w:vAlign w:val="center"/>
+            <w:hideMark/>
+          </w:tcPr>
+          <w:p>
+            <w:pPr>
+              <w:jc w:val="center"/>
+              <w:rPr>
+                <w:rFonts w:ascii="TH SarabunPSK" w:hAnsi="TH SarabunPSK" w:cs="TH SarabunPSK" w:hint="cs"/>
+                <w:sz w:val="28"/>
+              </w:rPr>
+            </w:pPr>
+            <w:r>
+              <w:rPr>
+                <w:rFonts w:ascii="TH SarabunPSK" w:hAnsi="TH SarabunPSK" w:cs="TH SarabunPSK" w:hint="cs"/>
+                <w:sz w:val="28"/>
+              </w:rPr>
+              <w:t>6 rows</w:t>
+            </w:r>
+          </w:p>
+        </w:tc>
+        <w:tc>
+          <w:tcPr>
+            <w:tcW w:w="0" w:type="auto"/>
+            <w:vAlign w:val="center"/>
+            <w:hideMark/>
+          </w:tcPr>
+          <w:p>
+            <w:pPr>
+              <w:jc w:val="center"/>
+              <w:rPr>
+                <w:rFonts w:ascii="TH SarabunPSK" w:hAnsi="TH SarabunPSK" w:cs="TH SarabunPSK" w:hint="cs"/>
+                <w:sz w:val="28"/>
+              </w:rPr>
+            </w:pPr>
+            <w:r>
+              <w:rPr>
+                <w:rFonts w:ascii="TH SarabunPSK" w:hAnsi="TH SarabunPSK" w:cs="TH SarabunPSK" w:hint="cs"/>
+                <w:sz w:val="28"/>
+              </w:rPr>
+              <w:t>3</w:t>
+            </w:r>
+          </w:p>
+        </w:tc>
+        <w:tc>
+          <w:tcPr>
+            <w:tcW w:w="0" w:type="auto"/>
+            <w:vAlign w:val="center"/>
+            <w:hideMark/>
+          </w:tcPr>
+          <w:p>
+            <w:pPr>
+              <w:jc w:val="center"/>
+              <w:rPr>
+                <w:rFonts w:ascii="TH SarabunPSK" w:hAnsi="TH SarabunPSK" w:cs="TH SarabunPSK" w:hint="cs"/>
+                <w:sz w:val="28"/>
+              </w:rPr>
+            </w:pPr>
+            <w:r>
+              <w:rPr>
+                <w:rFonts w:ascii="TH SarabunPSK" w:hAnsi="TH SarabunPSK" w:cs="TH SarabunPSK" w:hint="cs"/>
+                <w:sz w:val="28"/>
+              </w:rPr>
+              <w:t>3</w:t>
+            </w:r>
+          </w:p>
+        </w:tc>
+        <w:tc>
+          <w:tcPr>
+            <w:tcW w:w="0" w:type="auto"/>
+            <w:vAlign w:val="center"/>
+            <w:hideMark/>
+          </w:tcPr>
+          <w:p>
+            <w:pPr>
+              <w:jc w:val="center"/>
+              <w:rPr>
+                <w:rFonts w:ascii="TH SarabunPSK" w:hAnsi="TH SarabunPSK" w:cs="TH SarabunPSK"/>
+                <w:sz w:val="28"/>
+              </w:rPr>
+            </w:pPr>
+            <w:r>
+              <w:rPr>
+                <w:rFonts w:ascii="TH SarabunPSK" w:hAnsi="TH SarabunPSK" w:cs="TH SarabunPSK" w:hint="cs"/>
+                <w:sz w:val="28"/>
+              </w:rPr>
+              <w:t>50.00%</w:t>
+            </w:r>
+          </w:p>
+        </w:tc>
+        <w:tc>
+          <w:tcPr>
+            <w:tcW w:w="0" w:type="auto"/>
+            <w:vAlign w:val="center"/>
+            <w:hideMark/>
+          </w:tcPr>
+          <w:p>
+            <w:pPr>
+              <w:jc w:val="center"/>
+              <w:rPr>
+                <w:rFonts w:ascii="TH SarabunPSK" w:hAnsi="TH SarabunPSK" w:cs="TH SarabunPSK" w:hint="cs"/>
+                <w:sz w:val="28"/>
+              </w:rPr>
+            </w:pPr>
+            <w:r>
+              <w:rPr>
+                <w:rFonts w:ascii="TH SarabunPSK" w:hAnsi="TH SarabunPSK" w:cs="TH SarabunPSK" w:hint="cs"/>
+                <w:sz w:val="28"/>
+              </w:rPr>
+              <w:t xml:space="preserve">1.2659 </w:t>
+            </w:r>
+            <w:proofErr w:type="spellStart"/>
+            <w:r>
+              <w:rPr>
+                <w:rFonts w:ascii="TH SarabunPSK" w:hAnsi="TH SarabunPSK" w:cs="TH SarabunPSK" w:hint="cs"/>
+                <w:sz w:val="28"/>
+              </w:rPr>
+              <w:t>ms</w:t>
+            </w:r>
+            <w:proofErr w:type="spellEnd"/>
+          </w:p>
+        </w:tc>
+      </w:tr>
+      <w:tr>
+        <w:trPr>
+          <w:tblCellSpacing w:w="15" w:type="dxa"/>
+        </w:trPr>
+        <w:tc>
+          <w:tcPr>
+            <w:tcW w:w="0" w:type="auto"/>
+            <w:vAlign w:val="center"/>
+            <w:hideMark/>
+          </w:tcPr>
+          <w:p>
+            <w:pPr>
+              <w:jc w:val="center"/>
+              <w:rPr>
+                <w:rFonts w:ascii="TH SarabunPSK" w:hAnsi="TH SarabunPSK" w:cs="TH SarabunPSK" w:hint="cs"/>
+                <w:sz w:val="28"/>
+              </w:rPr>
+            </w:pPr>
+            <w:r>
+              <w:rPr>
+                <w:rFonts w:ascii="TH SarabunPSK" w:hAnsi="TH SarabunPSK" w:cs="TH SarabunPSK" w:hint="cs"/>
+                <w:sz w:val="28"/>
+              </w:rPr>
+              <w:t xml:space="preserve">1 </w:t>
+            </w:r>
+            <w:r>
+              <w:rPr>
+                <w:rFonts w:ascii="TH SarabunPSK" w:hAnsi="TH SarabunPSK" w:cs="TH SarabunPSK" w:hint="cs"/>
+                <w:sz w:val="28"/>
+                <w:cs/>
+              </w:rPr>
+              <w:t xml:space="preserve">ปี / </w:t>
+            </w:r>
+            <w:r>
+              <w:rPr>
+                <w:rFonts w:ascii="TH SarabunPSK" w:hAnsi="TH SarabunPSK" w:cs="TH SarabunPSK" w:hint="cs"/>
+                <w:sz w:val="28"/>
+              </w:rPr>
+              <w:t xml:space="preserve">365 </w:t>
+            </w:r>
+            <w:r>
+              <w:rPr>
+                <w:rFonts w:ascii="TH SarabunPSK" w:hAnsi="TH SarabunPSK" w:cs="TH SarabunPSK" w:hint="cs"/>
+                <w:sz w:val="28"/>
+                <w:cs/>
+              </w:rPr>
+              <w:t>วัน</w:t>
+            </w:r>
+          </w:p>
+        </w:tc>
+        <w:tc>
+          <w:tcPr>
+            <w:tcW w:w="0" w:type="auto"/>
+            <w:vAlign w:val="center"/>
+            <w:hideMark/>
+          </w:tcPr>
+          <w:p>
+            <w:pPr>
+              <w:jc w:val="center"/>
+              <w:rPr>
+                <w:rFonts w:ascii="TH SarabunPSK" w:hAnsi="TH SarabunPSK" w:cs="TH SarabunPSK" w:hint="cs"/>
+                <w:sz w:val="28"/>
+              </w:rPr>
+            </w:pPr>
+            <w:r>
+              <w:rPr>
+                <w:rFonts w:ascii="TH SarabunPSK" w:hAnsi="TH SarabunPSK" w:cs="TH SarabunPSK" w:hint="cs"/>
+                <w:sz w:val="28"/>
+              </w:rPr>
+              <w:t>15 rows</w:t>
+            </w:r>
+          </w:p>
+        </w:tc>
+        <w:tc>
+          <w:tcPr>
+            <w:tcW w:w="0" w:type="auto"/>
+            <w:vAlign w:val="center"/>
+            <w:hideMark/>
+          </w:tcPr>
+          <w:p>
+            <w:pPr>
+              <w:jc w:val="center"/>
+              <w:rPr>
+                <w:rFonts w:ascii="TH SarabunPSK" w:hAnsi="TH SarabunPSK" w:cs="TH SarabunPSK" w:hint="cs"/>
+                <w:sz w:val="28"/>
+              </w:rPr>
+            </w:pPr>
+            <w:r>
+              <w:rPr>
+                <w:rFonts w:ascii="TH SarabunPSK" w:hAnsi="TH SarabunPSK" w:cs="TH SarabunPSK" w:hint="cs"/>
+                <w:sz w:val="28"/>
+              </w:rPr>
+              <w:t>6</w:t>
+            </w:r>
+          </w:p>
+        </w:tc>
+        <w:tc>
+          <w:tcPr>
+            <w:tcW w:w="0" w:type="auto"/>
+            <w:vAlign w:val="center"/>
+            <w:hideMark/>
+          </w:tcPr>
+          <w:p>
+            <w:pPr>
+              <w:jc w:val="center"/>
+              <w:rPr>
+                <w:rFonts w:ascii="TH SarabunPSK" w:hAnsi="TH SarabunPSK" w:cs="TH SarabunPSK" w:hint="cs"/>
+                <w:sz w:val="28"/>
+              </w:rPr>
+            </w:pPr>
+            <w:r>
+              <w:rPr>
+                <w:rFonts w:ascii="TH SarabunPSK" w:hAnsi="TH SarabunPSK" w:cs="TH SarabunPSK" w:hint="cs"/>
+                <w:sz w:val="28"/>
+              </w:rPr>
+              <w:t>9</w:t>
+            </w:r>
+          </w:p>
+        </w:tc>
+        <w:tc>
+          <w:tcPr>
+            <w:tcW w:w="0" w:type="auto"/>
+            <w:vAlign w:val="center"/>
+            <w:hideMark/>
+          </w:tcPr>
+          <w:p>
+            <w:pPr>
+              <w:jc w:val="center"/>
+              <w:rPr>
+                <w:rFonts w:ascii="TH SarabunPSK" w:hAnsi="TH SarabunPSK" w:cs="TH SarabunPSK" w:hint="cs"/>
+                <w:sz w:val="28"/>
+              </w:rPr>
+            </w:pPr>
+            <w:r>
+              <w:rPr>
+                <w:rFonts w:ascii="TH SarabunPSK" w:hAnsi="TH SarabunPSK" w:cs="TH SarabunPSK" w:hint="cs"/>
+                <w:sz w:val="28"/>
+              </w:rPr>
+              <w:t>40.00%</w:t>
+            </w:r>
+          </w:p>
+        </w:tc>
+        <w:tc>
+          <w:tcPr>
+            <w:tcW w:w="0" w:type="auto"/>
+            <w:vAlign w:val="center"/>
+            <w:hideMark/>
+          </w:tcPr>
+          <w:p>
+            <w:pPr>
+              <w:jc w:val="center"/>
+              <w:rPr>
+                <w:rFonts w:ascii="TH SarabunPSK" w:hAnsi="TH SarabunPSK" w:cs="TH SarabunPSK" w:hint="cs"/>
+                <w:sz w:val="28"/>
+              </w:rPr>
+            </w:pPr>
+            <w:r>
+              <w:rPr>
+                <w:rFonts w:ascii="TH SarabunPSK" w:hAnsi="TH SarabunPSK" w:cs="TH SarabunPSK" w:hint="cs"/>
+                <w:sz w:val="28"/>
+              </w:rPr>
+              <w:t xml:space="preserve">1.2327 </w:t>
+            </w:r>
+            <w:proofErr w:type="spellStart"/>
+            <w:r>
+              <w:rPr>
+                <w:rFonts w:ascii="TH SarabunPSK" w:hAnsi="TH SarabunPSK" w:cs="TH SarabunPSK" w:hint="cs"/>
+                <w:sz w:val="28"/>
+              </w:rPr>
+              <w:t>ms</w:t>
+            </w:r>
+            <w:proofErr w:type="spellEnd"/>
+          </w:p>
+        </w:tc>
+      </w:tr>
+    </w:tbl>
+    <w:p>
+      <w:pPr>
+        <w:rPr>
+          <w:rFonts w:ascii="TH SarabunPSK" w:hAnsi="TH SarabunPSK" w:cs="TH SarabunPSK" w:hint="cs"/>
+          <w:sz w:val="32"/>
+          <w:szCs w:val="40"/>
+          <w:cs/>
+        </w:rPr>
+      </w:pPr>
+    </w:p>
+    <w:p>
+      <w:pPr>
+        <w:jc w:val="center"/>
+        <w:rPr>
+          <w:rFonts w:ascii="TH SarabunPSK" w:hAnsi="TH SarabunPSK" w:cs="TH SarabunPSK"/>
+          <w:sz w:val="32"/>
+          <w:szCs w:val="40"/>
+        </w:rPr>
+      </w:pPr>
+    </w:p>
+    <w:p>
+      <w:pPr>
+        <w:jc w:val="center"/>
+        <w:rPr>
+          <w:rFonts w:ascii="TH SarabunPSK" w:hAnsi="TH SarabunPSK" w:cs="TH SarabunPSK"/>
+          <w:sz w:val="32"/>
+          <w:szCs w:val="40"/>
+        </w:rPr>
+      </w:pPr>
+    </w:p>
+    <w:p>
+      <w:pPr>
+        <w:jc w:val="center"/>
+        <w:rPr>
+          <w:rFonts w:ascii="TH SarabunPSK" w:hAnsi="TH SarabunPSK" w:cs="TH SarabunPSK"/>
+          <w:sz w:val="32"/>
+          <w:szCs w:val="40"/>
+        </w:rPr>
+      </w:pPr>
+    </w:p>
+    <w:p>
+      <w:pPr>
+        <w:jc w:val="center"/>
+        <w:rPr>
+          <w:rFonts w:ascii="TH SarabunPSK" w:hAnsi="TH SarabunPSK" w:cs="TH SarabunPSK"/>
+          <w:sz w:val="32"/>
+          <w:szCs w:val="40"/>
+        </w:rPr>
+      </w:pPr>
+    </w:p>
+    <w:p>
+      <w:pPr>
+        <w:jc w:val="center"/>
+        <w:rPr>
+          <w:rFonts w:ascii="TH SarabunPSK" w:hAnsi="TH SarabunPSK" w:cs="TH SarabunPSK"/>
+          <w:sz w:val="32"/>
+          <w:szCs w:val="40"/>
+        </w:rPr>
+      </w:pPr>
+    </w:p>
+    <w:p>
+      <w:pPr>
+        <w:jc w:val="center"/>
+        <w:rPr>
+          <w:rFonts w:ascii="TH SarabunPSK" w:hAnsi="TH SarabunPSK" w:cs="TH SarabunPSK"/>
+          <w:sz w:val="32"/>
+          <w:szCs w:val="40"/>
+        </w:rPr>
+      </w:pPr>
+    </w:p>
+    <w:p>
+      <w:pPr>
+        <w:jc w:val="center"/>
+        <w:rPr>
+          <w:rFonts w:ascii="TH SarabunPSK" w:hAnsi="TH SarabunPSK" w:cs="TH SarabunPSK"/>
+          <w:sz w:val="32"/>
+          <w:szCs w:val="40"/>
+        </w:rPr>
+      </w:pPr>
+    </w:p>
+    <w:p>
+      <w:pPr>
+        <w:jc w:val="center"/>
+        <w:rPr>
+          <w:rFonts w:ascii="TH SarabunPSK" w:hAnsi="TH SarabunPSK" w:cs="TH SarabunPSK"/>
+          <w:sz w:val="32"/>
+          <w:szCs w:val="40"/>
+        </w:rPr>
+      </w:pPr>
+    </w:p>
+    <w:p>
+      <w:pPr>
+        <w:jc w:val="center"/>
+        <w:rPr>
+          <w:rFonts w:ascii="TH SarabunPSK" w:hAnsi="TH SarabunPSK" w:cs="TH SarabunPSK"/>
+          <w:sz w:val="32"/>
+          <w:szCs w:val="40"/>
+        </w:rPr>
+      </w:pPr>
+    </w:p>
+    <w:p>
+      <w:pPr>
+        <w:jc w:val="center"/>
+        <w:rPr>
+          <w:rFonts w:ascii="TH SarabunPSK" w:hAnsi="TH SarabunPSK" w:cs="TH SarabunPSK"/>
+          <w:sz w:val="32"/>
+          <w:szCs w:val="40"/>
+        </w:rPr>
+      </w:pPr>
+    </w:p>
+    <w:p>
+      <w:pPr>
+        <w:jc w:val="center"/>
+        <w:rPr>
+          <w:rFonts w:ascii="TH SarabunPSK" w:hAnsi="TH SarabunPSK" w:cs="TH SarabunPSK"/>
+          <w:sz w:val="32"/>
+          <w:szCs w:val="40"/>
+        </w:rPr>
+      </w:pPr>
+    </w:p>
+    <w:p>
+      <w:pPr>
+        <w:jc w:val="center"/>
+        <w:rPr>
+          <w:rFonts w:ascii="TH SarabunPSK" w:hAnsi="TH SarabunPSK" w:cs="TH SarabunPSK"/>
+          <w:sz w:val="32"/>
+          <w:szCs w:val="40"/>
+        </w:rPr>
+      </w:pPr>
+    </w:p>
+    <w:p>
+      <w:pPr>
+        <w:jc w:val="center"/>
+        <w:rPr>
+          <w:rFonts w:ascii="TH SarabunPSK" w:hAnsi="TH SarabunPSK" w:cs="TH SarabunPSK"/>
+          <w:sz w:val="32"/>
+          <w:szCs w:val="40"/>
+        </w:rPr>
+      </w:pPr>
+    </w:p>
+    <w:p>
+      <w:pPr>
+        <w:rPr>
+          <w:rFonts w:ascii="TH SarabunPSK" w:hAnsi="TH SarabunPSK" w:cs="TH SarabunPSK"/>
+          <w:sz w:val="32"/>
+          <w:szCs w:val="40"/>
+        </w:rPr>
+      </w:pPr>
+    </w:p>
+    <w:p>
+      <w:pPr>
+        <w:rPr>
+          <w:rFonts w:ascii="TH SarabunPSK" w:hAnsi="TH SarabunPSK" w:cs="TH SarabunPSK"/>
+          <w:sz w:val="32"/>
+          <w:szCs w:val="40"/>
+        </w:rPr>
+      </w:pPr>
+      <w:r>
+        <w:rPr>
+          <w:rFonts w:ascii="TH SarabunPSK" w:hAnsi="TH SarabunPSK" w:cs="TH SarabunPSK"/>
+          <w:sz w:val="32"/>
+          <w:szCs w:val="40"/>
+        </w:rPr>
+        <w:lastRenderedPageBreak/>
         <w:t>Clean Dataset S1 vs S2</w:t>
       </w:r>
     </w:p>
@@ -2394,7 +9605,7 @@
             <w:pPr>
               <w:jc w:val="center"/>
               <w:rPr>
-                <w:rFonts w:ascii="TH SarabunPSK" w:hAnsi="TH SarabunPSK" w:cs="TH SarabunPSK" w:hint="cs"/>
+                <w:rFonts w:ascii="TH SarabunPSK" w:hAnsi="TH SarabunPSK" w:cs="TH SarabunPSK"/>
                 <w:b/>
                 <w:bCs/>
                 <w:sz w:val="28"/>
@@ -2420,7 +9631,7 @@
             <w:pPr>
               <w:jc w:val="center"/>
               <w:rPr>
-                <w:rFonts w:ascii="TH SarabunPSK" w:hAnsi="TH SarabunPSK" w:cs="TH SarabunPSK" w:hint="cs"/>
+                <w:rFonts w:ascii="TH SarabunPSK" w:hAnsi="TH SarabunPSK" w:cs="TH SarabunPSK"/>
                 <w:b/>
                 <w:bCs/>
                 <w:sz w:val="28"/>
@@ -2446,7 +9657,7 @@
             <w:pPr>
               <w:jc w:val="center"/>
               <w:rPr>
-                <w:rFonts w:ascii="TH SarabunPSK" w:hAnsi="TH SarabunPSK" w:cs="TH SarabunPSK" w:hint="cs"/>
+                <w:rFonts w:ascii="TH SarabunPSK" w:hAnsi="TH SarabunPSK" w:cs="TH SarabunPSK"/>
                 <w:b/>
                 <w:bCs/>
                 <w:sz w:val="28"/>
@@ -2481,29 +9692,20 @@
             <w:pPr>
               <w:jc w:val="center"/>
               <w:rPr>
-                <w:rFonts w:ascii="TH SarabunPSK" w:hAnsi="TH SarabunPSK" w:cs="TH SarabunPSK" w:hint="cs"/>
-                <w:b/>
-                <w:bCs/>
-                <w:sz w:val="28"/>
-              </w:rPr>
-            </w:pPr>
-            <w:r>
-              <w:rPr>
-                <w:rFonts w:ascii="TH SarabunPSK" w:hAnsi="TH SarabunPSK" w:cs="TH SarabunPSK" w:hint="cs"/>
-                <w:b/>
-                <w:bCs/>
-                <w:sz w:val="28"/>
-              </w:rPr>
-              <w:t xml:space="preserve">S2 </w:t>
-            </w:r>
-            <w:r>
-              <w:rPr>
-                <w:rFonts w:ascii="TH SarabunPSK" w:hAnsi="TH SarabunPSK" w:cs="TH SarabunPSK" w:hint="cs"/>
-                <w:b/>
-                <w:bCs/>
-                <w:sz w:val="28"/>
-              </w:rPr>
-              <w:t>Acc</w:t>
+                <w:rFonts w:ascii="TH SarabunPSK" w:hAnsi="TH SarabunPSK" w:cs="TH SarabunPSK"/>
+                <w:b/>
+                <w:bCs/>
+                <w:sz w:val="28"/>
+              </w:rPr>
+            </w:pPr>
+            <w:r>
+              <w:rPr>
+                <w:rFonts w:ascii="TH SarabunPSK" w:hAnsi="TH SarabunPSK" w:cs="TH SarabunPSK" w:hint="cs"/>
+                <w:b/>
+                <w:bCs/>
+                <w:sz w:val="28"/>
+              </w:rPr>
+              <w:t>S2 Acc</w:t>
             </w:r>
             <w:r>
               <w:rPr>
@@ -2525,7 +9727,7 @@
             <w:pPr>
               <w:jc w:val="center"/>
               <w:rPr>
-                <w:rFonts w:ascii="TH SarabunPSK" w:hAnsi="TH SarabunPSK" w:cs="TH SarabunPSK" w:hint="cs"/>
+                <w:rFonts w:ascii="TH SarabunPSK" w:hAnsi="TH SarabunPSK" w:cs="TH SarabunPSK"/>
                 <w:b/>
                 <w:bCs/>
                 <w:sz w:val="28"/>
@@ -2551,7 +9753,7 @@
             <w:pPr>
               <w:jc w:val="center"/>
               <w:rPr>
-                <w:rFonts w:ascii="TH SarabunPSK" w:hAnsi="TH SarabunPSK" w:cs="TH SarabunPSK" w:hint="cs"/>
+                <w:rFonts w:ascii="TH SarabunPSK" w:hAnsi="TH SarabunPSK" w:cs="TH SarabunPSK"/>
                 <w:b/>
                 <w:bCs/>
                 <w:sz w:val="28"/>
@@ -2577,7 +9779,7 @@
             <w:pPr>
               <w:jc w:val="center"/>
               <w:rPr>
-                <w:rFonts w:ascii="TH SarabunPSK" w:hAnsi="TH SarabunPSK" w:cs="TH SarabunPSK" w:hint="cs"/>
+                <w:rFonts w:ascii="TH SarabunPSK" w:hAnsi="TH SarabunPSK" w:cs="TH SarabunPSK"/>
                 <w:b/>
                 <w:bCs/>
                 <w:sz w:val="28"/>
@@ -2603,7 +9805,7 @@
             <w:pPr>
               <w:jc w:val="center"/>
               <w:rPr>
-                <w:rFonts w:ascii="TH SarabunPSK" w:hAnsi="TH SarabunPSK" w:cs="TH SarabunPSK" w:hint="cs"/>
+                <w:rFonts w:ascii="TH SarabunPSK" w:hAnsi="TH SarabunPSK" w:cs="TH SarabunPSK"/>
                 <w:b/>
                 <w:bCs/>
                 <w:sz w:val="28"/>
@@ -2629,7 +9831,7 @@
             <w:pPr>
               <w:jc w:val="center"/>
               <w:rPr>
-                <w:rFonts w:ascii="TH SarabunPSK" w:hAnsi="TH SarabunPSK" w:cs="TH SarabunPSK" w:hint="cs"/>
+                <w:rFonts w:ascii="TH SarabunPSK" w:hAnsi="TH SarabunPSK" w:cs="TH SarabunPSK"/>
                 <w:b/>
                 <w:bCs/>
                 <w:sz w:val="28"/>
@@ -2657,7 +9859,7 @@
             <w:pPr>
               <w:jc w:val="center"/>
               <w:rPr>
-                <w:rFonts w:ascii="TH SarabunPSK" w:hAnsi="TH SarabunPSK" w:cs="TH SarabunPSK" w:hint="cs"/>
+                <w:rFonts w:ascii="TH SarabunPSK" w:hAnsi="TH SarabunPSK" w:cs="TH SarabunPSK"/>
                 <w:b/>
                 <w:bCs/>
                 <w:sz w:val="28"/>
@@ -2681,7 +9883,7 @@
             <w:pPr>
               <w:jc w:val="center"/>
               <w:rPr>
-                <w:rFonts w:ascii="TH SarabunPSK" w:hAnsi="TH SarabunPSK" w:cs="TH SarabunPSK" w:hint="cs"/>
+                <w:rFonts w:ascii="TH SarabunPSK" w:hAnsi="TH SarabunPSK" w:cs="TH SarabunPSK"/>
                 <w:b/>
                 <w:bCs/>
                 <w:sz w:val="28"/>
@@ -2705,7 +9907,7 @@
             <w:pPr>
               <w:jc w:val="center"/>
               <w:rPr>
-                <w:rFonts w:ascii="TH SarabunPSK" w:hAnsi="TH SarabunPSK" w:cs="TH SarabunPSK" w:hint="cs"/>
+                <w:rFonts w:ascii="TH SarabunPSK" w:hAnsi="TH SarabunPSK" w:cs="TH SarabunPSK"/>
                 <w:b/>
                 <w:bCs/>
                 <w:sz w:val="28"/>
@@ -2729,7 +9931,7 @@
             <w:pPr>
               <w:jc w:val="center"/>
               <w:rPr>
-                <w:rFonts w:ascii="TH SarabunPSK" w:hAnsi="TH SarabunPSK" w:cs="TH SarabunPSK" w:hint="cs"/>
+                <w:rFonts w:ascii="TH SarabunPSK" w:hAnsi="TH SarabunPSK" w:cs="TH SarabunPSK"/>
                 <w:b/>
                 <w:bCs/>
                 <w:sz w:val="28"/>
@@ -2753,7 +9955,7 @@
             <w:pPr>
               <w:jc w:val="center"/>
               <w:rPr>
-                <w:rFonts w:ascii="TH SarabunPSK" w:hAnsi="TH SarabunPSK" w:cs="TH SarabunPSK" w:hint="cs"/>
+                <w:rFonts w:ascii="TH SarabunPSK" w:hAnsi="TH SarabunPSK" w:cs="TH SarabunPSK"/>
                 <w:b/>
                 <w:bCs/>
                 <w:sz w:val="28"/>
@@ -2777,7 +9979,7 @@
             <w:pPr>
               <w:jc w:val="center"/>
               <w:rPr>
-                <w:rFonts w:ascii="TH SarabunPSK" w:hAnsi="TH SarabunPSK" w:cs="TH SarabunPSK" w:hint="cs"/>
+                <w:rFonts w:ascii="TH SarabunPSK" w:hAnsi="TH SarabunPSK" w:cs="TH SarabunPSK"/>
                 <w:b/>
                 <w:bCs/>
                 <w:sz w:val="28"/>
@@ -2801,7 +10003,7 @@
             <w:pPr>
               <w:jc w:val="center"/>
               <w:rPr>
-                <w:rFonts w:ascii="TH SarabunPSK" w:hAnsi="TH SarabunPSK" w:cs="TH SarabunPSK" w:hint="cs"/>
+                <w:rFonts w:ascii="TH SarabunPSK" w:hAnsi="TH SarabunPSK" w:cs="TH SarabunPSK"/>
                 <w:b/>
                 <w:bCs/>
                 <w:sz w:val="28"/>
@@ -2825,7 +10027,7 @@
             <w:pPr>
               <w:jc w:val="center"/>
               <w:rPr>
-                <w:rFonts w:ascii="TH SarabunPSK" w:hAnsi="TH SarabunPSK" w:cs="TH SarabunPSK" w:hint="cs"/>
+                <w:rFonts w:ascii="TH SarabunPSK" w:hAnsi="TH SarabunPSK" w:cs="TH SarabunPSK"/>
                 <w:b/>
                 <w:bCs/>
                 <w:sz w:val="28"/>
@@ -2849,7 +10051,7 @@
             <w:pPr>
               <w:jc w:val="center"/>
               <w:rPr>
-                <w:rFonts w:ascii="TH SarabunPSK" w:hAnsi="TH SarabunPSK" w:cs="TH SarabunPSK" w:hint="cs"/>
+                <w:rFonts w:ascii="TH SarabunPSK" w:hAnsi="TH SarabunPSK" w:cs="TH SarabunPSK"/>
                 <w:sz w:val="28"/>
               </w:rPr>
             </w:pPr>
@@ -2873,7 +10075,7 @@
             <w:pPr>
               <w:jc w:val="center"/>
               <w:rPr>
-                <w:rFonts w:ascii="TH SarabunPSK" w:hAnsi="TH SarabunPSK" w:cs="TH SarabunPSK" w:hint="cs"/>
+                <w:rFonts w:ascii="TH SarabunPSK" w:hAnsi="TH SarabunPSK" w:cs="TH SarabunPSK"/>
                 <w:b/>
                 <w:bCs/>
                 <w:sz w:val="28"/>
@@ -2897,7 +10099,7 @@
             <w:pPr>
               <w:jc w:val="center"/>
               <w:rPr>
-                <w:rFonts w:ascii="TH SarabunPSK" w:hAnsi="TH SarabunPSK" w:cs="TH SarabunPSK" w:hint="cs"/>
+                <w:rFonts w:ascii="TH SarabunPSK" w:hAnsi="TH SarabunPSK" w:cs="TH SarabunPSK"/>
                 <w:b/>
                 <w:bCs/>
                 <w:sz w:val="28"/>
@@ -2921,7 +10123,7 @@
             <w:pPr>
               <w:jc w:val="center"/>
               <w:rPr>
-                <w:rFonts w:ascii="TH SarabunPSK" w:hAnsi="TH SarabunPSK" w:cs="TH SarabunPSK" w:hint="cs"/>
+                <w:rFonts w:ascii="TH SarabunPSK" w:hAnsi="TH SarabunPSK" w:cs="TH SarabunPSK"/>
                 <w:b/>
                 <w:bCs/>
                 <w:sz w:val="28"/>
@@ -2945,7 +10147,7 @@
             <w:pPr>
               <w:jc w:val="center"/>
               <w:rPr>
-                <w:rFonts w:ascii="TH SarabunPSK" w:hAnsi="TH SarabunPSK" w:cs="TH SarabunPSK" w:hint="cs"/>
+                <w:rFonts w:ascii="TH SarabunPSK" w:hAnsi="TH SarabunPSK" w:cs="TH SarabunPSK"/>
                 <w:b/>
                 <w:bCs/>
                 <w:sz w:val="28"/>
@@ -2969,7 +10171,7 @@
             <w:pPr>
               <w:jc w:val="center"/>
               <w:rPr>
-                <w:rFonts w:ascii="TH SarabunPSK" w:hAnsi="TH SarabunPSK" w:cs="TH SarabunPSK" w:hint="cs"/>
+                <w:rFonts w:ascii="TH SarabunPSK" w:hAnsi="TH SarabunPSK" w:cs="TH SarabunPSK"/>
                 <w:b/>
                 <w:bCs/>
                 <w:sz w:val="28"/>
@@ -2993,7 +10195,7 @@
             <w:pPr>
               <w:jc w:val="center"/>
               <w:rPr>
-                <w:rFonts w:ascii="TH SarabunPSK" w:hAnsi="TH SarabunPSK" w:cs="TH SarabunPSK" w:hint="cs"/>
+                <w:rFonts w:ascii="TH SarabunPSK" w:hAnsi="TH SarabunPSK" w:cs="TH SarabunPSK"/>
                 <w:b/>
                 <w:bCs/>
                 <w:sz w:val="28"/>
@@ -3017,7 +10219,7 @@
             <w:pPr>
               <w:jc w:val="center"/>
               <w:rPr>
-                <w:rFonts w:ascii="TH SarabunPSK" w:hAnsi="TH SarabunPSK" w:cs="TH SarabunPSK" w:hint="cs"/>
+                <w:rFonts w:ascii="TH SarabunPSK" w:hAnsi="TH SarabunPSK" w:cs="TH SarabunPSK"/>
                 <w:b/>
                 <w:bCs/>
                 <w:sz w:val="28"/>
@@ -3041,7 +10243,7 @@
             <w:pPr>
               <w:jc w:val="center"/>
               <w:rPr>
-                <w:rFonts w:ascii="TH SarabunPSK" w:hAnsi="TH SarabunPSK" w:cs="TH SarabunPSK" w:hint="cs"/>
+                <w:rFonts w:ascii="TH SarabunPSK" w:hAnsi="TH SarabunPSK" w:cs="TH SarabunPSK"/>
                 <w:b/>
                 <w:bCs/>
                 <w:sz w:val="28"/>
@@ -3065,7 +10267,7 @@
             <w:pPr>
               <w:jc w:val="center"/>
               <w:rPr>
-                <w:rFonts w:ascii="TH SarabunPSK" w:hAnsi="TH SarabunPSK" w:cs="TH SarabunPSK" w:hint="cs"/>
+                <w:rFonts w:ascii="TH SarabunPSK" w:hAnsi="TH SarabunPSK" w:cs="TH SarabunPSK"/>
                 <w:sz w:val="28"/>
               </w:rPr>
             </w:pPr>
@@ -3089,7 +10291,7 @@
             <w:pPr>
               <w:jc w:val="center"/>
               <w:rPr>
-                <w:rFonts w:ascii="TH SarabunPSK" w:hAnsi="TH SarabunPSK" w:cs="TH SarabunPSK" w:hint="cs"/>
+                <w:rFonts w:ascii="TH SarabunPSK" w:hAnsi="TH SarabunPSK" w:cs="TH SarabunPSK"/>
                 <w:b/>
                 <w:bCs/>
                 <w:sz w:val="28"/>
@@ -3113,7 +10315,7 @@
             <w:pPr>
               <w:jc w:val="center"/>
               <w:rPr>
-                <w:rFonts w:ascii="TH SarabunPSK" w:hAnsi="TH SarabunPSK" w:cs="TH SarabunPSK" w:hint="cs"/>
+                <w:rFonts w:ascii="TH SarabunPSK" w:hAnsi="TH SarabunPSK" w:cs="TH SarabunPSK"/>
                 <w:b/>
                 <w:bCs/>
                 <w:sz w:val="28"/>
@@ -3137,7 +10339,7 @@
             <w:pPr>
               <w:jc w:val="center"/>
               <w:rPr>
-                <w:rFonts w:ascii="TH SarabunPSK" w:hAnsi="TH SarabunPSK" w:cs="TH SarabunPSK" w:hint="cs"/>
+                <w:rFonts w:ascii="TH SarabunPSK" w:hAnsi="TH SarabunPSK" w:cs="TH SarabunPSK"/>
                 <w:b/>
                 <w:bCs/>
                 <w:sz w:val="28"/>
@@ -3161,7 +10363,7 @@
             <w:pPr>
               <w:jc w:val="center"/>
               <w:rPr>
-                <w:rFonts w:ascii="TH SarabunPSK" w:hAnsi="TH SarabunPSK" w:cs="TH SarabunPSK" w:hint="cs"/>
+                <w:rFonts w:ascii="TH SarabunPSK" w:hAnsi="TH SarabunPSK" w:cs="TH SarabunPSK"/>
                 <w:b/>
                 <w:bCs/>
                 <w:sz w:val="28"/>
@@ -3185,7 +10387,7 @@
             <w:pPr>
               <w:jc w:val="center"/>
               <w:rPr>
-                <w:rFonts w:ascii="TH SarabunPSK" w:hAnsi="TH SarabunPSK" w:cs="TH SarabunPSK" w:hint="cs"/>
+                <w:rFonts w:ascii="TH SarabunPSK" w:hAnsi="TH SarabunPSK" w:cs="TH SarabunPSK"/>
                 <w:b/>
                 <w:bCs/>
                 <w:sz w:val="28"/>
@@ -3209,7 +10411,7 @@
             <w:pPr>
               <w:jc w:val="center"/>
               <w:rPr>
-                <w:rFonts w:ascii="TH SarabunPSK" w:hAnsi="TH SarabunPSK" w:cs="TH SarabunPSK" w:hint="cs"/>
+                <w:rFonts w:ascii="TH SarabunPSK" w:hAnsi="TH SarabunPSK" w:cs="TH SarabunPSK"/>
                 <w:b/>
                 <w:bCs/>
                 <w:sz w:val="28"/>
@@ -3233,7 +10435,7 @@
             <w:pPr>
               <w:jc w:val="center"/>
               <w:rPr>
-                <w:rFonts w:ascii="TH SarabunPSK" w:hAnsi="TH SarabunPSK" w:cs="TH SarabunPSK" w:hint="cs"/>
+                <w:rFonts w:ascii="TH SarabunPSK" w:hAnsi="TH SarabunPSK" w:cs="TH SarabunPSK"/>
                 <w:b/>
                 <w:bCs/>
                 <w:sz w:val="28"/>
@@ -3257,7 +10459,7 @@
             <w:pPr>
               <w:jc w:val="center"/>
               <w:rPr>
-                <w:rFonts w:ascii="TH SarabunPSK" w:hAnsi="TH SarabunPSK" w:cs="TH SarabunPSK" w:hint="cs"/>
+                <w:rFonts w:ascii="TH SarabunPSK" w:hAnsi="TH SarabunPSK" w:cs="TH SarabunPSK"/>
                 <w:b/>
                 <w:bCs/>
                 <w:sz w:val="28"/>
@@ -3281,7 +10483,7 @@
             <w:pPr>
               <w:jc w:val="center"/>
               <w:rPr>
-                <w:rFonts w:ascii="TH SarabunPSK" w:hAnsi="TH SarabunPSK" w:cs="TH SarabunPSK" w:hint="cs"/>
+                <w:rFonts w:ascii="TH SarabunPSK" w:hAnsi="TH SarabunPSK" w:cs="TH SarabunPSK"/>
                 <w:sz w:val="28"/>
               </w:rPr>
             </w:pPr>
@@ -3305,7 +10507,7 @@
             <w:pPr>
               <w:jc w:val="center"/>
               <w:rPr>
-                <w:rFonts w:ascii="TH SarabunPSK" w:hAnsi="TH SarabunPSK" w:cs="TH SarabunPSK" w:hint="cs"/>
+                <w:rFonts w:ascii="TH SarabunPSK" w:hAnsi="TH SarabunPSK" w:cs="TH SarabunPSK"/>
                 <w:b/>
                 <w:bCs/>
                 <w:sz w:val="28"/>
@@ -3329,7 +10531,7 @@
             <w:pPr>
               <w:jc w:val="center"/>
               <w:rPr>
-                <w:rFonts w:ascii="TH SarabunPSK" w:hAnsi="TH SarabunPSK" w:cs="TH SarabunPSK" w:hint="cs"/>
+                <w:rFonts w:ascii="TH SarabunPSK" w:hAnsi="TH SarabunPSK" w:cs="TH SarabunPSK"/>
                 <w:b/>
                 <w:bCs/>
                 <w:sz w:val="28"/>
@@ -3353,7 +10555,7 @@
             <w:pPr>
               <w:jc w:val="center"/>
               <w:rPr>
-                <w:rFonts w:ascii="TH SarabunPSK" w:hAnsi="TH SarabunPSK" w:cs="TH SarabunPSK" w:hint="cs"/>
+                <w:rFonts w:ascii="TH SarabunPSK" w:hAnsi="TH SarabunPSK" w:cs="TH SarabunPSK"/>
                 <w:b/>
                 <w:bCs/>
                 <w:sz w:val="28"/>
@@ -3377,7 +10579,7 @@
             <w:pPr>
               <w:jc w:val="center"/>
               <w:rPr>
-                <w:rFonts w:ascii="TH SarabunPSK" w:hAnsi="TH SarabunPSK" w:cs="TH SarabunPSK" w:hint="cs"/>
+                <w:rFonts w:ascii="TH SarabunPSK" w:hAnsi="TH SarabunPSK" w:cs="TH SarabunPSK"/>
                 <w:b/>
                 <w:bCs/>
                 <w:sz w:val="28"/>
@@ -3401,7 +10603,7 @@
             <w:pPr>
               <w:jc w:val="center"/>
               <w:rPr>
-                <w:rFonts w:ascii="TH SarabunPSK" w:hAnsi="TH SarabunPSK" w:cs="TH SarabunPSK" w:hint="cs"/>
+                <w:rFonts w:ascii="TH SarabunPSK" w:hAnsi="TH SarabunPSK" w:cs="TH SarabunPSK"/>
                 <w:b/>
                 <w:bCs/>
                 <w:sz w:val="28"/>
@@ -3425,7 +10627,7 @@
             <w:pPr>
               <w:jc w:val="center"/>
               <w:rPr>
-                <w:rFonts w:ascii="TH SarabunPSK" w:hAnsi="TH SarabunPSK" w:cs="TH SarabunPSK" w:hint="cs"/>
+                <w:rFonts w:ascii="TH SarabunPSK" w:hAnsi="TH SarabunPSK" w:cs="TH SarabunPSK"/>
                 <w:b/>
                 <w:bCs/>
                 <w:sz w:val="28"/>
@@ -3449,7 +10651,7 @@
             <w:pPr>
               <w:jc w:val="center"/>
               <w:rPr>
-                <w:rFonts w:ascii="TH SarabunPSK" w:hAnsi="TH SarabunPSK" w:cs="TH SarabunPSK" w:hint="cs"/>
+                <w:rFonts w:ascii="TH SarabunPSK" w:hAnsi="TH SarabunPSK" w:cs="TH SarabunPSK"/>
                 <w:b/>
                 <w:bCs/>
                 <w:sz w:val="28"/>
@@ -3473,7 +10675,7 @@
             <w:pPr>
               <w:jc w:val="center"/>
               <w:rPr>
-                <w:rFonts w:ascii="TH SarabunPSK" w:hAnsi="TH SarabunPSK" w:cs="TH SarabunPSK" w:hint="cs"/>
+                <w:rFonts w:ascii="TH SarabunPSK" w:hAnsi="TH SarabunPSK" w:cs="TH SarabunPSK"/>
                 <w:b/>
                 <w:bCs/>
                 <w:sz w:val="28"/>
@@ -3497,7 +10699,7 @@
             <w:pPr>
               <w:jc w:val="center"/>
               <w:rPr>
-                <w:rFonts w:ascii="TH SarabunPSK" w:hAnsi="TH SarabunPSK" w:cs="TH SarabunPSK" w:hint="cs"/>
+                <w:rFonts w:ascii="TH SarabunPSK" w:hAnsi="TH SarabunPSK" w:cs="TH SarabunPSK"/>
                 <w:sz w:val="28"/>
               </w:rPr>
             </w:pPr>
@@ -3521,7 +10723,7 @@
             <w:pPr>
               <w:jc w:val="center"/>
               <w:rPr>
-                <w:rFonts w:ascii="TH SarabunPSK" w:hAnsi="TH SarabunPSK" w:cs="TH SarabunPSK" w:hint="cs"/>
+                <w:rFonts w:ascii="TH SarabunPSK" w:hAnsi="TH SarabunPSK" w:cs="TH SarabunPSK"/>
                 <w:b/>
                 <w:bCs/>
                 <w:sz w:val="28"/>
@@ -3545,7 +10747,7 @@
             <w:pPr>
               <w:jc w:val="center"/>
               <w:rPr>
-                <w:rFonts w:ascii="TH SarabunPSK" w:hAnsi="TH SarabunPSK" w:cs="TH SarabunPSK" w:hint="cs"/>
+                <w:rFonts w:ascii="TH SarabunPSK" w:hAnsi="TH SarabunPSK" w:cs="TH SarabunPSK"/>
                 <w:b/>
                 <w:bCs/>
                 <w:sz w:val="28"/>
@@ -3569,7 +10771,7 @@
             <w:pPr>
               <w:jc w:val="center"/>
               <w:rPr>
-                <w:rFonts w:ascii="TH SarabunPSK" w:hAnsi="TH SarabunPSK" w:cs="TH SarabunPSK" w:hint="cs"/>
+                <w:rFonts w:ascii="TH SarabunPSK" w:hAnsi="TH SarabunPSK" w:cs="TH SarabunPSK"/>
                 <w:b/>
                 <w:bCs/>
                 <w:sz w:val="28"/>
@@ -3593,7 +10795,7 @@
             <w:pPr>
               <w:jc w:val="center"/>
               <w:rPr>
-                <w:rFonts w:ascii="TH SarabunPSK" w:hAnsi="TH SarabunPSK" w:cs="TH SarabunPSK" w:hint="cs"/>
+                <w:rFonts w:ascii="TH SarabunPSK" w:hAnsi="TH SarabunPSK" w:cs="TH SarabunPSK"/>
                 <w:b/>
                 <w:bCs/>
                 <w:sz w:val="28"/>
@@ -3617,7 +10819,7 @@
             <w:pPr>
               <w:jc w:val="center"/>
               <w:rPr>
-                <w:rFonts w:ascii="TH SarabunPSK" w:hAnsi="TH SarabunPSK" w:cs="TH SarabunPSK" w:hint="cs"/>
+                <w:rFonts w:ascii="TH SarabunPSK" w:hAnsi="TH SarabunPSK" w:cs="TH SarabunPSK"/>
                 <w:b/>
                 <w:bCs/>
                 <w:sz w:val="28"/>
@@ -3641,7 +10843,7 @@
             <w:pPr>
               <w:jc w:val="center"/>
               <w:rPr>
-                <w:rFonts w:ascii="TH SarabunPSK" w:hAnsi="TH SarabunPSK" w:cs="TH SarabunPSK" w:hint="cs"/>
+                <w:rFonts w:ascii="TH SarabunPSK" w:hAnsi="TH SarabunPSK" w:cs="TH SarabunPSK"/>
                 <w:b/>
                 <w:bCs/>
                 <w:sz w:val="28"/>
@@ -3665,7 +10867,7 @@
             <w:pPr>
               <w:jc w:val="center"/>
               <w:rPr>
-                <w:rFonts w:ascii="TH SarabunPSK" w:hAnsi="TH SarabunPSK" w:cs="TH SarabunPSK" w:hint="cs"/>
+                <w:rFonts w:ascii="TH SarabunPSK" w:hAnsi="TH SarabunPSK" w:cs="TH SarabunPSK"/>
                 <w:b/>
                 <w:bCs/>
                 <w:sz w:val="28"/>
@@ -3689,7 +10891,7 @@
             <w:pPr>
               <w:jc w:val="center"/>
               <w:rPr>
-                <w:rFonts w:ascii="TH SarabunPSK" w:hAnsi="TH SarabunPSK" w:cs="TH SarabunPSK" w:hint="cs"/>
+                <w:rFonts w:ascii="TH SarabunPSK" w:hAnsi="TH SarabunPSK" w:cs="TH SarabunPSK"/>
                 <w:b/>
                 <w:bCs/>
                 <w:sz w:val="28"/>
@@ -3713,7 +10915,7 @@
             <w:pPr>
               <w:jc w:val="center"/>
               <w:rPr>
-                <w:rFonts w:ascii="TH SarabunPSK" w:hAnsi="TH SarabunPSK" w:cs="TH SarabunPSK" w:hint="cs"/>
+                <w:rFonts w:ascii="TH SarabunPSK" w:hAnsi="TH SarabunPSK" w:cs="TH SarabunPSK"/>
                 <w:sz w:val="28"/>
               </w:rPr>
             </w:pPr>
@@ -3806,7 +11008,7 @@
             <w:pPr>
               <w:jc w:val="center"/>
               <w:rPr>
-                <w:rFonts w:ascii="TH SarabunPSK" w:hAnsi="TH SarabunPSK" w:cs="TH SarabunPSK" w:hint="cs"/>
+                <w:rFonts w:ascii="TH SarabunPSK" w:hAnsi="TH SarabunPSK" w:cs="TH SarabunPSK"/>
                 <w:sz w:val="28"/>
               </w:rPr>
             </w:pPr>
@@ -3830,7 +11032,7 @@
             <w:pPr>
               <w:jc w:val="center"/>
               <w:rPr>
-                <w:rFonts w:ascii="TH SarabunPSK" w:hAnsi="TH SarabunPSK" w:cs="TH SarabunPSK" w:hint="cs"/>
+                <w:rFonts w:ascii="TH SarabunPSK" w:hAnsi="TH SarabunPSK" w:cs="TH SarabunPSK"/>
                 <w:sz w:val="28"/>
               </w:rPr>
             </w:pPr>
@@ -3854,27 +11056,18 @@
             <w:pPr>
               <w:jc w:val="center"/>
               <w:rPr>
-                <w:rFonts w:ascii="TH SarabunPSK" w:hAnsi="TH SarabunPSK" w:cs="TH SarabunPSK" w:hint="cs"/>
-                <w:sz w:val="28"/>
-              </w:rPr>
-            </w:pPr>
-            <w:r>
-              <w:rPr>
-                <w:rFonts w:ascii="TH SarabunPSK" w:hAnsi="TH SarabunPSK" w:cs="TH SarabunPSK" w:hint="cs"/>
-                <w:b/>
-                <w:bCs/>
-                <w:sz w:val="28"/>
-              </w:rPr>
-              <w:t xml:space="preserve">S3 </w:t>
-            </w:r>
-            <w:r>
-              <w:rPr>
-                <w:rFonts w:ascii="TH SarabunPSK" w:hAnsi="TH SarabunPSK" w:cs="TH SarabunPSK" w:hint="cs"/>
-                <w:b/>
-                <w:bCs/>
-                <w:sz w:val="28"/>
-              </w:rPr>
-              <w:t>Acc</w:t>
+                <w:rFonts w:ascii="TH SarabunPSK" w:hAnsi="TH SarabunPSK" w:cs="TH SarabunPSK"/>
+                <w:sz w:val="28"/>
+              </w:rPr>
+            </w:pPr>
+            <w:r>
+              <w:rPr>
+                <w:rFonts w:ascii="TH SarabunPSK" w:hAnsi="TH SarabunPSK" w:cs="TH SarabunPSK" w:hint="cs"/>
+                <w:b/>
+                <w:bCs/>
+                <w:sz w:val="28"/>
+              </w:rPr>
+              <w:t>S3 Acc</w:t>
             </w:r>
             <w:r>
               <w:rPr>
@@ -3896,27 +11089,18 @@
             <w:pPr>
               <w:jc w:val="center"/>
               <w:rPr>
-                <w:rFonts w:ascii="TH SarabunPSK" w:hAnsi="TH SarabunPSK" w:cs="TH SarabunPSK" w:hint="cs"/>
-                <w:sz w:val="28"/>
-              </w:rPr>
-            </w:pPr>
-            <w:r>
-              <w:rPr>
-                <w:rFonts w:ascii="TH SarabunPSK" w:hAnsi="TH SarabunPSK" w:cs="TH SarabunPSK" w:hint="cs"/>
-                <w:b/>
-                <w:bCs/>
-                <w:sz w:val="28"/>
-              </w:rPr>
-              <w:t xml:space="preserve">S4 </w:t>
-            </w:r>
-            <w:r>
-              <w:rPr>
-                <w:rFonts w:ascii="TH SarabunPSK" w:hAnsi="TH SarabunPSK" w:cs="TH SarabunPSK" w:hint="cs"/>
-                <w:b/>
-                <w:bCs/>
-                <w:sz w:val="28"/>
-              </w:rPr>
-              <w:t>Acc</w:t>
+                <w:rFonts w:ascii="TH SarabunPSK" w:hAnsi="TH SarabunPSK" w:cs="TH SarabunPSK"/>
+                <w:sz w:val="28"/>
+              </w:rPr>
+            </w:pPr>
+            <w:r>
+              <w:rPr>
+                <w:rFonts w:ascii="TH SarabunPSK" w:hAnsi="TH SarabunPSK" w:cs="TH SarabunPSK" w:hint="cs"/>
+                <w:b/>
+                <w:bCs/>
+                <w:sz w:val="28"/>
+              </w:rPr>
+              <w:t>S4 Acc</w:t>
             </w:r>
             <w:r>
               <w:rPr>
@@ -3938,7 +11122,7 @@
             <w:pPr>
               <w:jc w:val="center"/>
               <w:rPr>
-                <w:rFonts w:ascii="TH SarabunPSK" w:hAnsi="TH SarabunPSK" w:cs="TH SarabunPSK" w:hint="cs"/>
+                <w:rFonts w:ascii="TH SarabunPSK" w:hAnsi="TH SarabunPSK" w:cs="TH SarabunPSK"/>
                 <w:sz w:val="28"/>
               </w:rPr>
             </w:pPr>
@@ -3962,7 +11146,7 @@
             <w:pPr>
               <w:jc w:val="center"/>
               <w:rPr>
-                <w:rFonts w:ascii="TH SarabunPSK" w:hAnsi="TH SarabunPSK" w:cs="TH SarabunPSK" w:hint="cs"/>
+                <w:rFonts w:ascii="TH SarabunPSK" w:hAnsi="TH SarabunPSK" w:cs="TH SarabunPSK"/>
                 <w:sz w:val="28"/>
               </w:rPr>
             </w:pPr>
@@ -3986,7 +11170,7 @@
             <w:pPr>
               <w:jc w:val="center"/>
               <w:rPr>
-                <w:rFonts w:ascii="TH SarabunPSK" w:hAnsi="TH SarabunPSK" w:cs="TH SarabunPSK" w:hint="cs"/>
+                <w:rFonts w:ascii="TH SarabunPSK" w:hAnsi="TH SarabunPSK" w:cs="TH SarabunPSK"/>
                 <w:sz w:val="28"/>
               </w:rPr>
             </w:pPr>
@@ -4010,7 +11194,7 @@
             <w:pPr>
               <w:jc w:val="center"/>
               <w:rPr>
-                <w:rFonts w:ascii="TH SarabunPSK" w:hAnsi="TH SarabunPSK" w:cs="TH SarabunPSK" w:hint="cs"/>
+                <w:rFonts w:ascii="TH SarabunPSK" w:hAnsi="TH SarabunPSK" w:cs="TH SarabunPSK"/>
                 <w:sz w:val="28"/>
               </w:rPr>
             </w:pPr>
@@ -4034,7 +11218,7 @@
             <w:pPr>
               <w:jc w:val="center"/>
               <w:rPr>
-                <w:rFonts w:ascii="TH SarabunPSK" w:hAnsi="TH SarabunPSK" w:cs="TH SarabunPSK" w:hint="cs"/>
+                <w:rFonts w:ascii="TH SarabunPSK" w:hAnsi="TH SarabunPSK" w:cs="TH SarabunPSK"/>
                 <w:sz w:val="28"/>
               </w:rPr>
             </w:pPr>
@@ -4060,7 +11244,7 @@
             <w:pPr>
               <w:jc w:val="center"/>
               <w:rPr>
-                <w:rFonts w:ascii="TH SarabunPSK" w:hAnsi="TH SarabunPSK" w:cs="TH SarabunPSK" w:hint="cs"/>
+                <w:rFonts w:ascii="TH SarabunPSK" w:hAnsi="TH SarabunPSK" w:cs="TH SarabunPSK"/>
                 <w:sz w:val="28"/>
               </w:rPr>
             </w:pPr>
@@ -4082,7 +11266,7 @@
             <w:pPr>
               <w:jc w:val="center"/>
               <w:rPr>
-                <w:rFonts w:ascii="TH SarabunPSK" w:hAnsi="TH SarabunPSK" w:cs="TH SarabunPSK" w:hint="cs"/>
+                <w:rFonts w:ascii="TH SarabunPSK" w:hAnsi="TH SarabunPSK" w:cs="TH SarabunPSK"/>
                 <w:sz w:val="28"/>
               </w:rPr>
             </w:pPr>
@@ -4104,7 +11288,7 @@
             <w:pPr>
               <w:jc w:val="center"/>
               <w:rPr>
-                <w:rFonts w:ascii="TH SarabunPSK" w:hAnsi="TH SarabunPSK" w:cs="TH SarabunPSK" w:hint="cs"/>
+                <w:rFonts w:ascii="TH SarabunPSK" w:hAnsi="TH SarabunPSK" w:cs="TH SarabunPSK"/>
                 <w:sz w:val="28"/>
               </w:rPr>
             </w:pPr>
@@ -4126,7 +11310,7 @@
             <w:pPr>
               <w:jc w:val="center"/>
               <w:rPr>
-                <w:rFonts w:ascii="TH SarabunPSK" w:hAnsi="TH SarabunPSK" w:cs="TH SarabunPSK" w:hint="cs"/>
+                <w:rFonts w:ascii="TH SarabunPSK" w:hAnsi="TH SarabunPSK" w:cs="TH SarabunPSK"/>
                 <w:sz w:val="28"/>
               </w:rPr>
             </w:pPr>
@@ -4148,7 +11332,7 @@
             <w:pPr>
               <w:jc w:val="center"/>
               <w:rPr>
-                <w:rFonts w:ascii="TH SarabunPSK" w:hAnsi="TH SarabunPSK" w:cs="TH SarabunPSK" w:hint="cs"/>
+                <w:rFonts w:ascii="TH SarabunPSK" w:hAnsi="TH SarabunPSK" w:cs="TH SarabunPSK"/>
                 <w:sz w:val="28"/>
               </w:rPr>
             </w:pPr>
@@ -4170,7 +11354,7 @@
             <w:pPr>
               <w:jc w:val="center"/>
               <w:rPr>
-                <w:rFonts w:ascii="TH SarabunPSK" w:hAnsi="TH SarabunPSK" w:cs="TH SarabunPSK" w:hint="cs"/>
+                <w:rFonts w:ascii="TH SarabunPSK" w:hAnsi="TH SarabunPSK" w:cs="TH SarabunPSK"/>
                 <w:sz w:val="28"/>
               </w:rPr>
             </w:pPr>
@@ -4192,7 +11376,7 @@
             <w:pPr>
               <w:jc w:val="center"/>
               <w:rPr>
-                <w:rFonts w:ascii="TH SarabunPSK" w:hAnsi="TH SarabunPSK" w:cs="TH SarabunPSK" w:hint="cs"/>
+                <w:rFonts w:ascii="TH SarabunPSK" w:hAnsi="TH SarabunPSK" w:cs="TH SarabunPSK"/>
                 <w:sz w:val="28"/>
                 <w:cs/>
               </w:rPr>
@@ -4215,7 +11399,7 @@
             <w:pPr>
               <w:jc w:val="center"/>
               <w:rPr>
-                <w:rFonts w:ascii="TH SarabunPSK" w:hAnsi="TH SarabunPSK" w:cs="TH SarabunPSK" w:hint="cs"/>
+                <w:rFonts w:ascii="TH SarabunPSK" w:hAnsi="TH SarabunPSK" w:cs="TH SarabunPSK"/>
                 <w:sz w:val="28"/>
               </w:rPr>
             </w:pPr>
@@ -4237,7 +11421,7 @@
             <w:pPr>
               <w:jc w:val="center"/>
               <w:rPr>
-                <w:rFonts w:ascii="TH SarabunPSK" w:hAnsi="TH SarabunPSK" w:cs="TH SarabunPSK" w:hint="cs"/>
+                <w:rFonts w:ascii="TH SarabunPSK" w:hAnsi="TH SarabunPSK" w:cs="TH SarabunPSK"/>
                 <w:sz w:val="28"/>
               </w:rPr>
             </w:pPr>
@@ -4261,7 +11445,7 @@
             <w:pPr>
               <w:jc w:val="center"/>
               <w:rPr>
-                <w:rFonts w:ascii="TH SarabunPSK" w:hAnsi="TH SarabunPSK" w:cs="TH SarabunPSK" w:hint="cs"/>
+                <w:rFonts w:ascii="TH SarabunPSK" w:hAnsi="TH SarabunPSK" w:cs="TH SarabunPSK"/>
                 <w:sz w:val="28"/>
               </w:rPr>
             </w:pPr>
@@ -4283,7 +11467,7 @@
             <w:pPr>
               <w:jc w:val="center"/>
               <w:rPr>
-                <w:rFonts w:ascii="TH SarabunPSK" w:hAnsi="TH SarabunPSK" w:cs="TH SarabunPSK" w:hint="cs"/>
+                <w:rFonts w:ascii="TH SarabunPSK" w:hAnsi="TH SarabunPSK" w:cs="TH SarabunPSK"/>
                 <w:sz w:val="28"/>
               </w:rPr>
             </w:pPr>
@@ -4305,7 +11489,7 @@
             <w:pPr>
               <w:jc w:val="center"/>
               <w:rPr>
-                <w:rFonts w:ascii="TH SarabunPSK" w:hAnsi="TH SarabunPSK" w:cs="TH SarabunPSK" w:hint="cs"/>
+                <w:rFonts w:ascii="TH SarabunPSK" w:hAnsi="TH SarabunPSK" w:cs="TH SarabunPSK"/>
                 <w:sz w:val="28"/>
               </w:rPr>
             </w:pPr>
@@ -4327,7 +11511,7 @@
             <w:pPr>
               <w:jc w:val="center"/>
               <w:rPr>
-                <w:rFonts w:ascii="TH SarabunPSK" w:hAnsi="TH SarabunPSK" w:cs="TH SarabunPSK" w:hint="cs"/>
+                <w:rFonts w:ascii="TH SarabunPSK" w:hAnsi="TH SarabunPSK" w:cs="TH SarabunPSK"/>
                 <w:sz w:val="28"/>
               </w:rPr>
             </w:pPr>
@@ -4349,7 +11533,7 @@
             <w:pPr>
               <w:jc w:val="center"/>
               <w:rPr>
-                <w:rFonts w:ascii="TH SarabunPSK" w:hAnsi="TH SarabunPSK" w:cs="TH SarabunPSK" w:hint="cs"/>
+                <w:rFonts w:ascii="TH SarabunPSK" w:hAnsi="TH SarabunPSK" w:cs="TH SarabunPSK"/>
                 <w:sz w:val="28"/>
               </w:rPr>
             </w:pPr>
@@ -4371,7 +11555,7 @@
             <w:pPr>
               <w:jc w:val="center"/>
               <w:rPr>
-                <w:rFonts w:ascii="TH SarabunPSK" w:hAnsi="TH SarabunPSK" w:cs="TH SarabunPSK" w:hint="cs"/>
+                <w:rFonts w:ascii="TH SarabunPSK" w:hAnsi="TH SarabunPSK" w:cs="TH SarabunPSK"/>
                 <w:sz w:val="28"/>
               </w:rPr>
             </w:pPr>
@@ -4393,7 +11577,7 @@
             <w:pPr>
               <w:jc w:val="center"/>
               <w:rPr>
-                <w:rFonts w:ascii="TH SarabunPSK" w:hAnsi="TH SarabunPSK" w:cs="TH SarabunPSK" w:hint="cs"/>
+                <w:rFonts w:ascii="TH SarabunPSK" w:hAnsi="TH SarabunPSK" w:cs="TH SarabunPSK"/>
                 <w:sz w:val="28"/>
               </w:rPr>
             </w:pPr>
@@ -4415,7 +11599,7 @@
             <w:pPr>
               <w:jc w:val="center"/>
               <w:rPr>
-                <w:rFonts w:ascii="TH SarabunPSK" w:hAnsi="TH SarabunPSK" w:cs="TH SarabunPSK" w:hint="cs"/>
+                <w:rFonts w:ascii="TH SarabunPSK" w:hAnsi="TH SarabunPSK" w:cs="TH SarabunPSK"/>
                 <w:sz w:val="28"/>
               </w:rPr>
             </w:pPr>
@@ -4437,7 +11621,7 @@
             <w:pPr>
               <w:jc w:val="center"/>
               <w:rPr>
-                <w:rFonts w:ascii="TH SarabunPSK" w:hAnsi="TH SarabunPSK" w:cs="TH SarabunPSK" w:hint="cs"/>
+                <w:rFonts w:ascii="TH SarabunPSK" w:hAnsi="TH SarabunPSK" w:cs="TH SarabunPSK"/>
                 <w:sz w:val="28"/>
               </w:rPr>
             </w:pPr>
@@ -4461,7 +11645,7 @@
             <w:pPr>
               <w:jc w:val="center"/>
               <w:rPr>
-                <w:rFonts w:ascii="TH SarabunPSK" w:hAnsi="TH SarabunPSK" w:cs="TH SarabunPSK" w:hint="cs"/>
+                <w:rFonts w:ascii="TH SarabunPSK" w:hAnsi="TH SarabunPSK" w:cs="TH SarabunPSK"/>
                 <w:sz w:val="28"/>
               </w:rPr>
             </w:pPr>
@@ -4483,7 +11667,7 @@
             <w:pPr>
               <w:jc w:val="center"/>
               <w:rPr>
-                <w:rFonts w:ascii="TH SarabunPSK" w:hAnsi="TH SarabunPSK" w:cs="TH SarabunPSK" w:hint="cs"/>
+                <w:rFonts w:ascii="TH SarabunPSK" w:hAnsi="TH SarabunPSK" w:cs="TH SarabunPSK"/>
                 <w:sz w:val="28"/>
               </w:rPr>
             </w:pPr>
@@ -4505,7 +11689,7 @@
             <w:pPr>
               <w:jc w:val="center"/>
               <w:rPr>
-                <w:rFonts w:ascii="TH SarabunPSK" w:hAnsi="TH SarabunPSK" w:cs="TH SarabunPSK" w:hint="cs"/>
+                <w:rFonts w:ascii="TH SarabunPSK" w:hAnsi="TH SarabunPSK" w:cs="TH SarabunPSK"/>
                 <w:sz w:val="28"/>
               </w:rPr>
             </w:pPr>
@@ -4527,7 +11711,7 @@
             <w:pPr>
               <w:jc w:val="center"/>
               <w:rPr>
-                <w:rFonts w:ascii="TH SarabunPSK" w:hAnsi="TH SarabunPSK" w:cs="TH SarabunPSK" w:hint="cs"/>
+                <w:rFonts w:ascii="TH SarabunPSK" w:hAnsi="TH SarabunPSK" w:cs="TH SarabunPSK"/>
                 <w:sz w:val="28"/>
               </w:rPr>
             </w:pPr>
@@ -4549,7 +11733,7 @@
             <w:pPr>
               <w:jc w:val="center"/>
               <w:rPr>
-                <w:rFonts w:ascii="TH SarabunPSK" w:hAnsi="TH SarabunPSK" w:cs="TH SarabunPSK" w:hint="cs"/>
+                <w:rFonts w:ascii="TH SarabunPSK" w:hAnsi="TH SarabunPSK" w:cs="TH SarabunPSK"/>
                 <w:sz w:val="28"/>
               </w:rPr>
             </w:pPr>
@@ -4571,7 +11755,7 @@
             <w:pPr>
               <w:jc w:val="center"/>
               <w:rPr>
-                <w:rFonts w:ascii="TH SarabunPSK" w:hAnsi="TH SarabunPSK" w:cs="TH SarabunPSK" w:hint="cs"/>
+                <w:rFonts w:ascii="TH SarabunPSK" w:hAnsi="TH SarabunPSK" w:cs="TH SarabunPSK"/>
                 <w:sz w:val="28"/>
               </w:rPr>
             </w:pPr>
@@ -4593,7 +11777,7 @@
             <w:pPr>
               <w:jc w:val="center"/>
               <w:rPr>
-                <w:rFonts w:ascii="TH SarabunPSK" w:hAnsi="TH SarabunPSK" w:cs="TH SarabunPSK" w:hint="cs"/>
+                <w:rFonts w:ascii="TH SarabunPSK" w:hAnsi="TH SarabunPSK" w:cs="TH SarabunPSK"/>
                 <w:sz w:val="28"/>
               </w:rPr>
             </w:pPr>
@@ -4615,7 +11799,7 @@
             <w:pPr>
               <w:jc w:val="center"/>
               <w:rPr>
-                <w:rFonts w:ascii="TH SarabunPSK" w:hAnsi="TH SarabunPSK" w:cs="TH SarabunPSK" w:hint="cs"/>
+                <w:rFonts w:ascii="TH SarabunPSK" w:hAnsi="TH SarabunPSK" w:cs="TH SarabunPSK"/>
                 <w:sz w:val="28"/>
               </w:rPr>
             </w:pPr>
@@ -4637,7 +11821,7 @@
             <w:pPr>
               <w:jc w:val="center"/>
               <w:rPr>
-                <w:rFonts w:ascii="TH SarabunPSK" w:hAnsi="TH SarabunPSK" w:cs="TH SarabunPSK" w:hint="cs"/>
+                <w:rFonts w:ascii="TH SarabunPSK" w:hAnsi="TH SarabunPSK" w:cs="TH SarabunPSK"/>
                 <w:sz w:val="28"/>
               </w:rPr>
             </w:pPr>
@@ -4661,7 +11845,7 @@
             <w:pPr>
               <w:jc w:val="center"/>
               <w:rPr>
-                <w:rFonts w:ascii="TH SarabunPSK" w:hAnsi="TH SarabunPSK" w:cs="TH SarabunPSK" w:hint="cs"/>
+                <w:rFonts w:ascii="TH SarabunPSK" w:hAnsi="TH SarabunPSK" w:cs="TH SarabunPSK"/>
                 <w:sz w:val="28"/>
               </w:rPr>
             </w:pPr>
@@ -4683,7 +11867,7 @@
             <w:pPr>
               <w:jc w:val="center"/>
               <w:rPr>
-                <w:rFonts w:ascii="TH SarabunPSK" w:hAnsi="TH SarabunPSK" w:cs="TH SarabunPSK" w:hint="cs"/>
+                <w:rFonts w:ascii="TH SarabunPSK" w:hAnsi="TH SarabunPSK" w:cs="TH SarabunPSK"/>
                 <w:sz w:val="28"/>
               </w:rPr>
             </w:pPr>
@@ -4705,7 +11889,7 @@
             <w:pPr>
               <w:jc w:val="center"/>
               <w:rPr>
-                <w:rFonts w:ascii="TH SarabunPSK" w:hAnsi="TH SarabunPSK" w:cs="TH SarabunPSK" w:hint="cs"/>
+                <w:rFonts w:ascii="TH SarabunPSK" w:hAnsi="TH SarabunPSK" w:cs="TH SarabunPSK"/>
                 <w:sz w:val="28"/>
               </w:rPr>
             </w:pPr>
@@ -4727,7 +11911,7 @@
             <w:pPr>
               <w:jc w:val="center"/>
               <w:rPr>
-                <w:rFonts w:ascii="TH SarabunPSK" w:hAnsi="TH SarabunPSK" w:cs="TH SarabunPSK" w:hint="cs"/>
+                <w:rFonts w:ascii="TH SarabunPSK" w:hAnsi="TH SarabunPSK" w:cs="TH SarabunPSK"/>
                 <w:sz w:val="28"/>
               </w:rPr>
             </w:pPr>
@@ -4749,7 +11933,7 @@
             <w:pPr>
               <w:jc w:val="center"/>
               <w:rPr>
-                <w:rFonts w:ascii="TH SarabunPSK" w:hAnsi="TH SarabunPSK" w:cs="TH SarabunPSK" w:hint="cs"/>
+                <w:rFonts w:ascii="TH SarabunPSK" w:hAnsi="TH SarabunPSK" w:cs="TH SarabunPSK"/>
                 <w:sz w:val="28"/>
               </w:rPr>
             </w:pPr>
@@ -4771,7 +11955,7 @@
             <w:pPr>
               <w:jc w:val="center"/>
               <w:rPr>
-                <w:rFonts w:ascii="TH SarabunPSK" w:hAnsi="TH SarabunPSK" w:cs="TH SarabunPSK" w:hint="cs"/>
+                <w:rFonts w:ascii="TH SarabunPSK" w:hAnsi="TH SarabunPSK" w:cs="TH SarabunPSK"/>
                 <w:sz w:val="28"/>
               </w:rPr>
             </w:pPr>
@@ -4793,7 +11977,7 @@
             <w:pPr>
               <w:jc w:val="center"/>
               <w:rPr>
-                <w:rFonts w:ascii="TH SarabunPSK" w:hAnsi="TH SarabunPSK" w:cs="TH SarabunPSK" w:hint="cs"/>
+                <w:rFonts w:ascii="TH SarabunPSK" w:hAnsi="TH SarabunPSK" w:cs="TH SarabunPSK"/>
                 <w:sz w:val="28"/>
               </w:rPr>
             </w:pPr>
@@ -4815,7 +11999,7 @@
             <w:pPr>
               <w:jc w:val="center"/>
               <w:rPr>
-                <w:rFonts w:ascii="TH SarabunPSK" w:hAnsi="TH SarabunPSK" w:cs="TH SarabunPSK" w:hint="cs"/>
+                <w:rFonts w:ascii="TH SarabunPSK" w:hAnsi="TH SarabunPSK" w:cs="TH SarabunPSK"/>
                 <w:sz w:val="28"/>
               </w:rPr>
             </w:pPr>
@@ -4837,7 +12021,7 @@
             <w:pPr>
               <w:jc w:val="center"/>
               <w:rPr>
-                <w:rFonts w:ascii="TH SarabunPSK" w:hAnsi="TH SarabunPSK" w:cs="TH SarabunPSK" w:hint="cs"/>
+                <w:rFonts w:ascii="TH SarabunPSK" w:hAnsi="TH SarabunPSK" w:cs="TH SarabunPSK"/>
                 <w:sz w:val="28"/>
               </w:rPr>
             </w:pPr>
@@ -4861,7 +12045,7 @@
             <w:pPr>
               <w:jc w:val="center"/>
               <w:rPr>
-                <w:rFonts w:ascii="TH SarabunPSK" w:hAnsi="TH SarabunPSK" w:cs="TH SarabunPSK" w:hint="cs"/>
+                <w:rFonts w:ascii="TH SarabunPSK" w:hAnsi="TH SarabunPSK" w:cs="TH SarabunPSK"/>
                 <w:sz w:val="28"/>
               </w:rPr>
             </w:pPr>
@@ -4883,7 +12067,7 @@
             <w:pPr>
               <w:jc w:val="center"/>
               <w:rPr>
-                <w:rFonts w:ascii="TH SarabunPSK" w:hAnsi="TH SarabunPSK" w:cs="TH SarabunPSK" w:hint="cs"/>
+                <w:rFonts w:ascii="TH SarabunPSK" w:hAnsi="TH SarabunPSK" w:cs="TH SarabunPSK"/>
                 <w:sz w:val="28"/>
               </w:rPr>
             </w:pPr>
@@ -4905,7 +12089,7 @@
             <w:pPr>
               <w:jc w:val="center"/>
               <w:rPr>
-                <w:rFonts w:ascii="TH SarabunPSK" w:hAnsi="TH SarabunPSK" w:cs="TH SarabunPSK" w:hint="cs"/>
+                <w:rFonts w:ascii="TH SarabunPSK" w:hAnsi="TH SarabunPSK" w:cs="TH SarabunPSK"/>
                 <w:sz w:val="28"/>
               </w:rPr>
             </w:pPr>
@@ -4927,7 +12111,7 @@
             <w:pPr>
               <w:jc w:val="center"/>
               <w:rPr>
-                <w:rFonts w:ascii="TH SarabunPSK" w:hAnsi="TH SarabunPSK" w:cs="TH SarabunPSK" w:hint="cs"/>
+                <w:rFonts w:ascii="TH SarabunPSK" w:hAnsi="TH SarabunPSK" w:cs="TH SarabunPSK"/>
                 <w:sz w:val="28"/>
               </w:rPr>
             </w:pPr>
@@ -4949,7 +12133,7 @@
             <w:pPr>
               <w:jc w:val="center"/>
               <w:rPr>
-                <w:rFonts w:ascii="TH SarabunPSK" w:hAnsi="TH SarabunPSK" w:cs="TH SarabunPSK" w:hint="cs"/>
+                <w:rFonts w:ascii="TH SarabunPSK" w:hAnsi="TH SarabunPSK" w:cs="TH SarabunPSK"/>
                 <w:sz w:val="28"/>
               </w:rPr>
             </w:pPr>
@@ -4971,7 +12155,7 @@
             <w:pPr>
               <w:jc w:val="center"/>
               <w:rPr>
-                <w:rFonts w:ascii="TH SarabunPSK" w:hAnsi="TH SarabunPSK" w:cs="TH SarabunPSK" w:hint="cs"/>
+                <w:rFonts w:ascii="TH SarabunPSK" w:hAnsi="TH SarabunPSK" w:cs="TH SarabunPSK"/>
                 <w:sz w:val="28"/>
               </w:rPr>
             </w:pPr>
@@ -4993,7 +12177,7 @@
             <w:pPr>
               <w:jc w:val="center"/>
               <w:rPr>
-                <w:rFonts w:ascii="TH SarabunPSK" w:hAnsi="TH SarabunPSK" w:cs="TH SarabunPSK" w:hint="cs"/>
+                <w:rFonts w:ascii="TH SarabunPSK" w:hAnsi="TH SarabunPSK" w:cs="TH SarabunPSK"/>
                 <w:sz w:val="28"/>
               </w:rPr>
             </w:pPr>
@@ -5015,7 +12199,7 @@
             <w:pPr>
               <w:jc w:val="center"/>
               <w:rPr>
-                <w:rFonts w:ascii="TH SarabunPSK" w:hAnsi="TH SarabunPSK" w:cs="TH SarabunPSK" w:hint="cs"/>
+                <w:rFonts w:ascii="TH SarabunPSK" w:hAnsi="TH SarabunPSK" w:cs="TH SarabunPSK"/>
                 <w:sz w:val="28"/>
               </w:rPr>
             </w:pPr>
@@ -5037,7 +12221,7 @@
             <w:pPr>
               <w:jc w:val="center"/>
               <w:rPr>
-                <w:rFonts w:ascii="TH SarabunPSK" w:hAnsi="TH SarabunPSK" w:cs="TH SarabunPSK" w:hint="cs"/>
+                <w:rFonts w:ascii="TH SarabunPSK" w:hAnsi="TH SarabunPSK" w:cs="TH SarabunPSK"/>
                 <w:sz w:val="28"/>
               </w:rPr>
             </w:pPr>
@@ -5518,7 +12702,7 @@
         <w:ind w:left="360"/>
         <w:jc w:val="center"/>
         <w:rPr>
-          <w:rFonts w:ascii="TH SarabunPSK" w:eastAsia="Times New Roman" w:hAnsi="TH SarabunPSK" w:cs="TH SarabunPSK" w:hint="cs"/>
+          <w:rFonts w:ascii="TH SarabunPSK" w:eastAsia="Times New Roman" w:hAnsi="TH SarabunPSK" w:cs="TH SarabunPSK"/>
           <w:kern w:val="0"/>
           <w:sz w:val="32"/>
           <w:szCs w:val="32"/>
@@ -5574,7 +12758,7 @@
               </w:tabs>
               <w:jc w:val="center"/>
               <w:rPr>
-                <w:rFonts w:ascii="TH SarabunPSK" w:eastAsia="Times New Roman" w:hAnsi="TH SarabunPSK" w:cs="TH SarabunPSK" w:hint="cs"/>
+                <w:rFonts w:ascii="TH SarabunPSK" w:eastAsia="Times New Roman" w:hAnsi="TH SarabunPSK" w:cs="TH SarabunPSK"/>
                 <w:b/>
                 <w:bCs/>
                 <w:kern w:val="0"/>
@@ -5620,7 +12804,7 @@
               </w:tabs>
               <w:jc w:val="center"/>
               <w:rPr>
-                <w:rFonts w:ascii="TH SarabunPSK" w:eastAsia="Times New Roman" w:hAnsi="TH SarabunPSK" w:cs="TH SarabunPSK" w:hint="cs"/>
+                <w:rFonts w:ascii="TH SarabunPSK" w:eastAsia="Times New Roman" w:hAnsi="TH SarabunPSK" w:cs="TH SarabunPSK"/>
                 <w:kern w:val="0"/>
                 <w:sz w:val="28"/>
                 <w14:ligatures w14:val="none"/>
@@ -5664,7 +12848,7 @@
               </w:tabs>
               <w:jc w:val="center"/>
               <w:rPr>
-                <w:rFonts w:ascii="TH SarabunPSK" w:eastAsia="Times New Roman" w:hAnsi="TH SarabunPSK" w:cs="TH SarabunPSK" w:hint="cs"/>
+                <w:rFonts w:ascii="TH SarabunPSK" w:eastAsia="Times New Roman" w:hAnsi="TH SarabunPSK" w:cs="TH SarabunPSK"/>
                 <w:kern w:val="0"/>
                 <w:sz w:val="28"/>
                 <w14:ligatures w14:val="none"/>
@@ -5708,7 +12892,7 @@
               </w:tabs>
               <w:jc w:val="center"/>
               <w:rPr>
-                <w:rFonts w:ascii="TH SarabunPSK" w:eastAsia="Times New Roman" w:hAnsi="TH SarabunPSK" w:cs="TH SarabunPSK" w:hint="cs"/>
+                <w:rFonts w:ascii="TH SarabunPSK" w:eastAsia="Times New Roman" w:hAnsi="TH SarabunPSK" w:cs="TH SarabunPSK"/>
                 <w:kern w:val="0"/>
                 <w:sz w:val="28"/>
                 <w14:ligatures w14:val="none"/>
@@ -5752,7 +12936,7 @@
               </w:tabs>
               <w:jc w:val="center"/>
               <w:rPr>
-                <w:rFonts w:ascii="TH SarabunPSK" w:eastAsia="Times New Roman" w:hAnsi="TH SarabunPSK" w:cs="TH SarabunPSK" w:hint="cs"/>
+                <w:rFonts w:ascii="TH SarabunPSK" w:eastAsia="Times New Roman" w:hAnsi="TH SarabunPSK" w:cs="TH SarabunPSK"/>
                 <w:kern w:val="0"/>
                 <w:sz w:val="28"/>
                 <w14:ligatures w14:val="none"/>
@@ -5796,7 +12980,7 @@
               </w:tabs>
               <w:jc w:val="center"/>
               <w:rPr>
-                <w:rFonts w:ascii="TH SarabunPSK" w:eastAsia="Times New Roman" w:hAnsi="TH SarabunPSK" w:cs="TH SarabunPSK" w:hint="cs"/>
+                <w:rFonts w:ascii="TH SarabunPSK" w:eastAsia="Times New Roman" w:hAnsi="TH SarabunPSK" w:cs="TH SarabunPSK"/>
                 <w:kern w:val="0"/>
                 <w:sz w:val="28"/>
                 <w14:ligatures w14:val="none"/>
@@ -5840,7 +13024,7 @@
               </w:tabs>
               <w:jc w:val="center"/>
               <w:rPr>
-                <w:rFonts w:ascii="TH SarabunPSK" w:eastAsia="Times New Roman" w:hAnsi="TH SarabunPSK" w:cs="TH SarabunPSK" w:hint="cs"/>
+                <w:rFonts w:ascii="TH SarabunPSK" w:eastAsia="Times New Roman" w:hAnsi="TH SarabunPSK" w:cs="TH SarabunPSK"/>
                 <w:kern w:val="0"/>
                 <w:sz w:val="28"/>
                 <w14:ligatures w14:val="none"/>
@@ -5884,7 +13068,7 @@
               </w:tabs>
               <w:jc w:val="center"/>
               <w:rPr>
-                <w:rFonts w:ascii="TH SarabunPSK" w:eastAsia="Times New Roman" w:hAnsi="TH SarabunPSK" w:cs="TH SarabunPSK" w:hint="cs"/>
+                <w:rFonts w:ascii="TH SarabunPSK" w:eastAsia="Times New Roman" w:hAnsi="TH SarabunPSK" w:cs="TH SarabunPSK"/>
                 <w:kern w:val="0"/>
                 <w:sz w:val="28"/>
                 <w14:ligatures w14:val="none"/>
@@ -5933,7 +13117,7 @@
               </w:tabs>
               <w:jc w:val="center"/>
               <w:rPr>
-                <w:rFonts w:ascii="TH SarabunPSK" w:eastAsia="Times New Roman" w:hAnsi="TH SarabunPSK" w:cs="TH SarabunPSK" w:hint="cs"/>
+                <w:rFonts w:ascii="TH SarabunPSK" w:eastAsia="Times New Roman" w:hAnsi="TH SarabunPSK" w:cs="TH SarabunPSK"/>
                 <w:kern w:val="0"/>
                 <w:sz w:val="28"/>
                 <w14:ligatures w14:val="none"/>
@@ -5975,7 +13159,7 @@
               </w:tabs>
               <w:jc w:val="center"/>
               <w:rPr>
-                <w:rFonts w:ascii="TH SarabunPSK" w:eastAsia="Times New Roman" w:hAnsi="TH SarabunPSK" w:cs="TH SarabunPSK" w:hint="cs"/>
+                <w:rFonts w:ascii="TH SarabunPSK" w:eastAsia="Times New Roman" w:hAnsi="TH SarabunPSK" w:cs="TH SarabunPSK"/>
                 <w:kern w:val="0"/>
                 <w:sz w:val="28"/>
                 <w14:ligatures w14:val="none"/>
@@ -6017,7 +13201,7 @@
               </w:tabs>
               <w:jc w:val="center"/>
               <w:rPr>
-                <w:rFonts w:ascii="TH SarabunPSK" w:eastAsia="Times New Roman" w:hAnsi="TH SarabunPSK" w:cs="TH SarabunPSK" w:hint="cs"/>
+                <w:rFonts w:ascii="TH SarabunPSK" w:eastAsia="Times New Roman" w:hAnsi="TH SarabunPSK" w:cs="TH SarabunPSK"/>
                 <w:kern w:val="0"/>
                 <w:sz w:val="28"/>
                 <w14:ligatures w14:val="none"/>
@@ -6059,7 +13243,7 @@
               </w:tabs>
               <w:jc w:val="center"/>
               <w:rPr>
-                <w:rFonts w:ascii="TH SarabunPSK" w:eastAsia="Times New Roman" w:hAnsi="TH SarabunPSK" w:cs="TH SarabunPSK" w:hint="cs"/>
+                <w:rFonts w:ascii="TH SarabunPSK" w:eastAsia="Times New Roman" w:hAnsi="TH SarabunPSK" w:cs="TH SarabunPSK"/>
                 <w:kern w:val="0"/>
                 <w:sz w:val="28"/>
                 <w14:ligatures w14:val="none"/>
@@ -6101,7 +13285,7 @@
               </w:tabs>
               <w:jc w:val="center"/>
               <w:rPr>
-                <w:rFonts w:ascii="TH SarabunPSK" w:eastAsia="Times New Roman" w:hAnsi="TH SarabunPSK" w:cs="TH SarabunPSK" w:hint="cs"/>
+                <w:rFonts w:ascii="TH SarabunPSK" w:eastAsia="Times New Roman" w:hAnsi="TH SarabunPSK" w:cs="TH SarabunPSK"/>
                 <w:kern w:val="0"/>
                 <w:sz w:val="28"/>
                 <w14:ligatures w14:val="none"/>
@@ -6143,7 +13327,7 @@
               </w:tabs>
               <w:jc w:val="center"/>
               <w:rPr>
-                <w:rFonts w:ascii="TH SarabunPSK" w:eastAsia="Times New Roman" w:hAnsi="TH SarabunPSK" w:cs="TH SarabunPSK" w:hint="cs"/>
+                <w:rFonts w:ascii="TH SarabunPSK" w:eastAsia="Times New Roman" w:hAnsi="TH SarabunPSK" w:cs="TH SarabunPSK"/>
                 <w:kern w:val="0"/>
                 <w:sz w:val="28"/>
                 <w14:ligatures w14:val="none"/>
@@ -6185,7 +13369,7 @@
               </w:tabs>
               <w:jc w:val="center"/>
               <w:rPr>
-                <w:rFonts w:ascii="TH SarabunPSK" w:eastAsia="Times New Roman" w:hAnsi="TH SarabunPSK" w:cs="TH SarabunPSK" w:hint="cs"/>
+                <w:rFonts w:ascii="TH SarabunPSK" w:eastAsia="Times New Roman" w:hAnsi="TH SarabunPSK" w:cs="TH SarabunPSK"/>
                 <w:kern w:val="0"/>
                 <w:sz w:val="28"/>
                 <w14:ligatures w14:val="none"/>
@@ -6227,7 +13411,7 @@
               </w:tabs>
               <w:jc w:val="center"/>
               <w:rPr>
-                <w:rFonts w:ascii="TH SarabunPSK" w:eastAsia="Times New Roman" w:hAnsi="TH SarabunPSK" w:cs="TH SarabunPSK" w:hint="cs"/>
+                <w:rFonts w:ascii="TH SarabunPSK" w:eastAsia="Times New Roman" w:hAnsi="TH SarabunPSK" w:cs="TH SarabunPSK"/>
                 <w:kern w:val="0"/>
                 <w:sz w:val="28"/>
                 <w14:ligatures w14:val="none"/>
@@ -6274,7 +13458,7 @@
               </w:tabs>
               <w:jc w:val="center"/>
               <w:rPr>
-                <w:rFonts w:ascii="TH SarabunPSK" w:eastAsia="Times New Roman" w:hAnsi="TH SarabunPSK" w:cs="TH SarabunPSK" w:hint="cs"/>
+                <w:rFonts w:ascii="TH SarabunPSK" w:eastAsia="Times New Roman" w:hAnsi="TH SarabunPSK" w:cs="TH SarabunPSK"/>
                 <w:kern w:val="0"/>
                 <w:sz w:val="28"/>
                 <w14:ligatures w14:val="none"/>
@@ -6316,7 +13500,7 @@
               </w:tabs>
               <w:jc w:val="center"/>
               <w:rPr>
-                <w:rFonts w:ascii="TH SarabunPSK" w:eastAsia="Times New Roman" w:hAnsi="TH SarabunPSK" w:cs="TH SarabunPSK" w:hint="cs"/>
+                <w:rFonts w:ascii="TH SarabunPSK" w:eastAsia="Times New Roman" w:hAnsi="TH SarabunPSK" w:cs="TH SarabunPSK"/>
                 <w:kern w:val="0"/>
                 <w:sz w:val="28"/>
                 <w14:ligatures w14:val="none"/>
@@ -6358,7 +13542,7 @@
               </w:tabs>
               <w:jc w:val="center"/>
               <w:rPr>
-                <w:rFonts w:ascii="TH SarabunPSK" w:eastAsia="Times New Roman" w:hAnsi="TH SarabunPSK" w:cs="TH SarabunPSK" w:hint="cs"/>
+                <w:rFonts w:ascii="TH SarabunPSK" w:eastAsia="Times New Roman" w:hAnsi="TH SarabunPSK" w:cs="TH SarabunPSK"/>
                 <w:kern w:val="0"/>
                 <w:sz w:val="28"/>
                 <w14:ligatures w14:val="none"/>
@@ -6400,7 +13584,7 @@
               </w:tabs>
               <w:jc w:val="center"/>
               <w:rPr>
-                <w:rFonts w:ascii="TH SarabunPSK" w:eastAsia="Times New Roman" w:hAnsi="TH SarabunPSK" w:cs="TH SarabunPSK" w:hint="cs"/>
+                <w:rFonts w:ascii="TH SarabunPSK" w:eastAsia="Times New Roman" w:hAnsi="TH SarabunPSK" w:cs="TH SarabunPSK"/>
                 <w:kern w:val="0"/>
                 <w:sz w:val="28"/>
                 <w14:ligatures w14:val="none"/>
@@ -6442,7 +13626,7 @@
               </w:tabs>
               <w:jc w:val="center"/>
               <w:rPr>
-                <w:rFonts w:ascii="TH SarabunPSK" w:eastAsia="Times New Roman" w:hAnsi="TH SarabunPSK" w:cs="TH SarabunPSK" w:hint="cs"/>
+                <w:rFonts w:ascii="TH SarabunPSK" w:eastAsia="Times New Roman" w:hAnsi="TH SarabunPSK" w:cs="TH SarabunPSK"/>
                 <w:kern w:val="0"/>
                 <w:sz w:val="28"/>
                 <w14:ligatures w14:val="none"/>
@@ -6484,7 +13668,7 @@
               </w:tabs>
               <w:jc w:val="center"/>
               <w:rPr>
-                <w:rFonts w:ascii="TH SarabunPSK" w:eastAsia="Times New Roman" w:hAnsi="TH SarabunPSK" w:cs="TH SarabunPSK" w:hint="cs"/>
+                <w:rFonts w:ascii="TH SarabunPSK" w:eastAsia="Times New Roman" w:hAnsi="TH SarabunPSK" w:cs="TH SarabunPSK"/>
                 <w:kern w:val="0"/>
                 <w:sz w:val="28"/>
                 <w14:ligatures w14:val="none"/>
@@ -6526,7 +13710,7 @@
               </w:tabs>
               <w:jc w:val="center"/>
               <w:rPr>
-                <w:rFonts w:ascii="TH SarabunPSK" w:eastAsia="Times New Roman" w:hAnsi="TH SarabunPSK" w:cs="TH SarabunPSK" w:hint="cs"/>
+                <w:rFonts w:ascii="TH SarabunPSK" w:eastAsia="Times New Roman" w:hAnsi="TH SarabunPSK" w:cs="TH SarabunPSK"/>
                 <w:kern w:val="0"/>
                 <w:sz w:val="28"/>
                 <w14:ligatures w14:val="none"/>
@@ -6568,7 +13752,7 @@
               </w:tabs>
               <w:jc w:val="center"/>
               <w:rPr>
-                <w:rFonts w:ascii="TH SarabunPSK" w:eastAsia="Times New Roman" w:hAnsi="TH SarabunPSK" w:cs="TH SarabunPSK" w:hint="cs"/>
+                <w:rFonts w:ascii="TH SarabunPSK" w:eastAsia="Times New Roman" w:hAnsi="TH SarabunPSK" w:cs="TH SarabunPSK"/>
                 <w:kern w:val="0"/>
                 <w:sz w:val="28"/>
                 <w14:ligatures w14:val="none"/>
@@ -6615,7 +13799,7 @@
               </w:tabs>
               <w:jc w:val="center"/>
               <w:rPr>
-                <w:rFonts w:ascii="TH SarabunPSK" w:eastAsia="Times New Roman" w:hAnsi="TH SarabunPSK" w:cs="TH SarabunPSK" w:hint="cs"/>
+                <w:rFonts w:ascii="TH SarabunPSK" w:eastAsia="Times New Roman" w:hAnsi="TH SarabunPSK" w:cs="TH SarabunPSK"/>
                 <w:kern w:val="0"/>
                 <w:sz w:val="28"/>
                 <w14:ligatures w14:val="none"/>
@@ -6657,7 +13841,7 @@
               </w:tabs>
               <w:jc w:val="center"/>
               <w:rPr>
-                <w:rFonts w:ascii="TH SarabunPSK" w:eastAsia="Times New Roman" w:hAnsi="TH SarabunPSK" w:cs="TH SarabunPSK" w:hint="cs"/>
+                <w:rFonts w:ascii="TH SarabunPSK" w:eastAsia="Times New Roman" w:hAnsi="TH SarabunPSK" w:cs="TH SarabunPSK"/>
                 <w:kern w:val="0"/>
                 <w:sz w:val="28"/>
                 <w14:ligatures w14:val="none"/>
@@ -6699,7 +13883,7 @@
               </w:tabs>
               <w:jc w:val="center"/>
               <w:rPr>
-                <w:rFonts w:ascii="TH SarabunPSK" w:eastAsia="Times New Roman" w:hAnsi="TH SarabunPSK" w:cs="TH SarabunPSK" w:hint="cs"/>
+                <w:rFonts w:ascii="TH SarabunPSK" w:eastAsia="Times New Roman" w:hAnsi="TH SarabunPSK" w:cs="TH SarabunPSK"/>
                 <w:kern w:val="0"/>
                 <w:sz w:val="28"/>
                 <w14:ligatures w14:val="none"/>
@@ -6741,7 +13925,7 @@
               </w:tabs>
               <w:jc w:val="center"/>
               <w:rPr>
-                <w:rFonts w:ascii="TH SarabunPSK" w:eastAsia="Times New Roman" w:hAnsi="TH SarabunPSK" w:cs="TH SarabunPSK" w:hint="cs"/>
+                <w:rFonts w:ascii="TH SarabunPSK" w:eastAsia="Times New Roman" w:hAnsi="TH SarabunPSK" w:cs="TH SarabunPSK"/>
                 <w:kern w:val="0"/>
                 <w:sz w:val="28"/>
                 <w14:ligatures w14:val="none"/>
@@ -6783,7 +13967,7 @@
               </w:tabs>
               <w:jc w:val="center"/>
               <w:rPr>
-                <w:rFonts w:ascii="TH SarabunPSK" w:eastAsia="Times New Roman" w:hAnsi="TH SarabunPSK" w:cs="TH SarabunPSK" w:hint="cs"/>
+                <w:rFonts w:ascii="TH SarabunPSK" w:eastAsia="Times New Roman" w:hAnsi="TH SarabunPSK" w:cs="TH SarabunPSK"/>
                 <w:kern w:val="0"/>
                 <w:sz w:val="28"/>
                 <w14:ligatures w14:val="none"/>
@@ -6825,7 +14009,7 @@
               </w:tabs>
               <w:jc w:val="center"/>
               <w:rPr>
-                <w:rFonts w:ascii="TH SarabunPSK" w:eastAsia="Times New Roman" w:hAnsi="TH SarabunPSK" w:cs="TH SarabunPSK" w:hint="cs"/>
+                <w:rFonts w:ascii="TH SarabunPSK" w:eastAsia="Times New Roman" w:hAnsi="TH SarabunPSK" w:cs="TH SarabunPSK"/>
                 <w:kern w:val="0"/>
                 <w:sz w:val="28"/>
                 <w14:ligatures w14:val="none"/>
@@ -6867,7 +14051,7 @@
               </w:tabs>
               <w:jc w:val="center"/>
               <w:rPr>
-                <w:rFonts w:ascii="TH SarabunPSK" w:eastAsia="Times New Roman" w:hAnsi="TH SarabunPSK" w:cs="TH SarabunPSK" w:hint="cs"/>
+                <w:rFonts w:ascii="TH SarabunPSK" w:eastAsia="Times New Roman" w:hAnsi="TH SarabunPSK" w:cs="TH SarabunPSK"/>
                 <w:kern w:val="0"/>
                 <w:sz w:val="28"/>
                 <w14:ligatures w14:val="none"/>
@@ -6909,7 +14093,7 @@
               </w:tabs>
               <w:jc w:val="center"/>
               <w:rPr>
-                <w:rFonts w:ascii="TH SarabunPSK" w:eastAsia="Times New Roman" w:hAnsi="TH SarabunPSK" w:cs="TH SarabunPSK" w:hint="cs"/>
+                <w:rFonts w:ascii="TH SarabunPSK" w:eastAsia="Times New Roman" w:hAnsi="TH SarabunPSK" w:cs="TH SarabunPSK"/>
                 <w:kern w:val="0"/>
                 <w:sz w:val="28"/>
                 <w14:ligatures w14:val="none"/>
@@ -6956,7 +14140,7 @@
               </w:tabs>
               <w:jc w:val="center"/>
               <w:rPr>
-                <w:rFonts w:ascii="TH SarabunPSK" w:eastAsia="Times New Roman" w:hAnsi="TH SarabunPSK" w:cs="TH SarabunPSK" w:hint="cs"/>
+                <w:rFonts w:ascii="TH SarabunPSK" w:eastAsia="Times New Roman" w:hAnsi="TH SarabunPSK" w:cs="TH SarabunPSK"/>
                 <w:kern w:val="0"/>
                 <w:sz w:val="28"/>
                 <w14:ligatures w14:val="none"/>
@@ -6998,7 +14182,7 @@
               </w:tabs>
               <w:jc w:val="center"/>
               <w:rPr>
-                <w:rFonts w:ascii="TH SarabunPSK" w:eastAsia="Times New Roman" w:hAnsi="TH SarabunPSK" w:cs="TH SarabunPSK" w:hint="cs"/>
+                <w:rFonts w:ascii="TH SarabunPSK" w:eastAsia="Times New Roman" w:hAnsi="TH SarabunPSK" w:cs="TH SarabunPSK"/>
                 <w:kern w:val="0"/>
                 <w:sz w:val="28"/>
                 <w14:ligatures w14:val="none"/>
@@ -7040,7 +14224,7 @@
               </w:tabs>
               <w:jc w:val="center"/>
               <w:rPr>
-                <w:rFonts w:ascii="TH SarabunPSK" w:eastAsia="Times New Roman" w:hAnsi="TH SarabunPSK" w:cs="TH SarabunPSK" w:hint="cs"/>
+                <w:rFonts w:ascii="TH SarabunPSK" w:eastAsia="Times New Roman" w:hAnsi="TH SarabunPSK" w:cs="TH SarabunPSK"/>
                 <w:kern w:val="0"/>
                 <w:sz w:val="28"/>
                 <w14:ligatures w14:val="none"/>
@@ -7082,7 +14266,7 @@
               </w:tabs>
               <w:jc w:val="center"/>
               <w:rPr>
-                <w:rFonts w:ascii="TH SarabunPSK" w:eastAsia="Times New Roman" w:hAnsi="TH SarabunPSK" w:cs="TH SarabunPSK" w:hint="cs"/>
+                <w:rFonts w:ascii="TH SarabunPSK" w:eastAsia="Times New Roman" w:hAnsi="TH SarabunPSK" w:cs="TH SarabunPSK"/>
                 <w:kern w:val="0"/>
                 <w:sz w:val="28"/>
                 <w14:ligatures w14:val="none"/>
@@ -7124,7 +14308,7 @@
               </w:tabs>
               <w:jc w:val="center"/>
               <w:rPr>
-                <w:rFonts w:ascii="TH SarabunPSK" w:eastAsia="Times New Roman" w:hAnsi="TH SarabunPSK" w:cs="TH SarabunPSK" w:hint="cs"/>
+                <w:rFonts w:ascii="TH SarabunPSK" w:eastAsia="Times New Roman" w:hAnsi="TH SarabunPSK" w:cs="TH SarabunPSK"/>
                 <w:kern w:val="0"/>
                 <w:sz w:val="28"/>
                 <w14:ligatures w14:val="none"/>
@@ -7166,7 +14350,7 @@
               </w:tabs>
               <w:jc w:val="center"/>
               <w:rPr>
-                <w:rFonts w:ascii="TH SarabunPSK" w:eastAsia="Times New Roman" w:hAnsi="TH SarabunPSK" w:cs="TH SarabunPSK" w:hint="cs"/>
+                <w:rFonts w:ascii="TH SarabunPSK" w:eastAsia="Times New Roman" w:hAnsi="TH SarabunPSK" w:cs="TH SarabunPSK"/>
                 <w:kern w:val="0"/>
                 <w:sz w:val="28"/>
                 <w14:ligatures w14:val="none"/>
@@ -7208,7 +14392,7 @@
               </w:tabs>
               <w:jc w:val="center"/>
               <w:rPr>
-                <w:rFonts w:ascii="TH SarabunPSK" w:eastAsia="Times New Roman" w:hAnsi="TH SarabunPSK" w:cs="TH SarabunPSK" w:hint="cs"/>
+                <w:rFonts w:ascii="TH SarabunPSK" w:eastAsia="Times New Roman" w:hAnsi="TH SarabunPSK" w:cs="TH SarabunPSK"/>
                 <w:kern w:val="0"/>
                 <w:sz w:val="28"/>
                 <w14:ligatures w14:val="none"/>
@@ -7250,7 +14434,7 @@
               </w:tabs>
               <w:jc w:val="center"/>
               <w:rPr>
-                <w:rFonts w:ascii="TH SarabunPSK" w:eastAsia="Times New Roman" w:hAnsi="TH SarabunPSK" w:cs="TH SarabunPSK" w:hint="cs"/>
+                <w:rFonts w:ascii="TH SarabunPSK" w:eastAsia="Times New Roman" w:hAnsi="TH SarabunPSK" w:cs="TH SarabunPSK"/>
                 <w:kern w:val="0"/>
                 <w:sz w:val="28"/>
                 <w14:ligatures w14:val="none"/>
@@ -7297,7 +14481,7 @@
               </w:tabs>
               <w:jc w:val="center"/>
               <w:rPr>
-                <w:rFonts w:ascii="TH SarabunPSK" w:eastAsia="Times New Roman" w:hAnsi="TH SarabunPSK" w:cs="TH SarabunPSK" w:hint="cs"/>
+                <w:rFonts w:ascii="TH SarabunPSK" w:eastAsia="Times New Roman" w:hAnsi="TH SarabunPSK" w:cs="TH SarabunPSK"/>
                 <w:kern w:val="0"/>
                 <w:sz w:val="28"/>
                 <w14:ligatures w14:val="none"/>
@@ -7339,7 +14523,7 @@
               </w:tabs>
               <w:jc w:val="center"/>
               <w:rPr>
-                <w:rFonts w:ascii="TH SarabunPSK" w:eastAsia="Times New Roman" w:hAnsi="TH SarabunPSK" w:cs="TH SarabunPSK" w:hint="cs"/>
+                <w:rFonts w:ascii="TH SarabunPSK" w:eastAsia="Times New Roman" w:hAnsi="TH SarabunPSK" w:cs="TH SarabunPSK"/>
                 <w:kern w:val="0"/>
                 <w:sz w:val="28"/>
                 <w14:ligatures w14:val="none"/>
@@ -7381,7 +14565,7 @@
               </w:tabs>
               <w:jc w:val="center"/>
               <w:rPr>
-                <w:rFonts w:ascii="TH SarabunPSK" w:eastAsia="Times New Roman" w:hAnsi="TH SarabunPSK" w:cs="TH SarabunPSK" w:hint="cs"/>
+                <w:rFonts w:ascii="TH SarabunPSK" w:eastAsia="Times New Roman" w:hAnsi="TH SarabunPSK" w:cs="TH SarabunPSK"/>
                 <w:kern w:val="0"/>
                 <w:sz w:val="28"/>
                 <w14:ligatures w14:val="none"/>
@@ -7423,7 +14607,7 @@
               </w:tabs>
               <w:jc w:val="center"/>
               <w:rPr>
-                <w:rFonts w:ascii="TH SarabunPSK" w:eastAsia="Times New Roman" w:hAnsi="TH SarabunPSK" w:cs="TH SarabunPSK" w:hint="cs"/>
+                <w:rFonts w:ascii="TH SarabunPSK" w:eastAsia="Times New Roman" w:hAnsi="TH SarabunPSK" w:cs="TH SarabunPSK"/>
                 <w:kern w:val="0"/>
                 <w:sz w:val="28"/>
                 <w14:ligatures w14:val="none"/>
@@ -7465,7 +14649,7 @@
               </w:tabs>
               <w:jc w:val="center"/>
               <w:rPr>
-                <w:rFonts w:ascii="TH SarabunPSK" w:eastAsia="Times New Roman" w:hAnsi="TH SarabunPSK" w:cs="TH SarabunPSK" w:hint="cs"/>
+                <w:rFonts w:ascii="TH SarabunPSK" w:eastAsia="Times New Roman" w:hAnsi="TH SarabunPSK" w:cs="TH SarabunPSK"/>
                 <w:kern w:val="0"/>
                 <w:sz w:val="28"/>
                 <w14:ligatures w14:val="none"/>
@@ -7507,7 +14691,7 @@
               </w:tabs>
               <w:jc w:val="center"/>
               <w:rPr>
-                <w:rFonts w:ascii="TH SarabunPSK" w:eastAsia="Times New Roman" w:hAnsi="TH SarabunPSK" w:cs="TH SarabunPSK" w:hint="cs"/>
+                <w:rFonts w:ascii="TH SarabunPSK" w:eastAsia="Times New Roman" w:hAnsi="TH SarabunPSK" w:cs="TH SarabunPSK"/>
                 <w:kern w:val="0"/>
                 <w:sz w:val="28"/>
                 <w14:ligatures w14:val="none"/>
@@ -7549,7 +14733,7 @@
               </w:tabs>
               <w:jc w:val="center"/>
               <w:rPr>
-                <w:rFonts w:ascii="TH SarabunPSK" w:eastAsia="Times New Roman" w:hAnsi="TH SarabunPSK" w:cs="TH SarabunPSK" w:hint="cs"/>
+                <w:rFonts w:ascii="TH SarabunPSK" w:eastAsia="Times New Roman" w:hAnsi="TH SarabunPSK" w:cs="TH SarabunPSK"/>
                 <w:kern w:val="0"/>
                 <w:sz w:val="28"/>
                 <w14:ligatures w14:val="none"/>
@@ -7591,7 +14775,7 @@
               </w:tabs>
               <w:jc w:val="center"/>
               <w:rPr>
-                <w:rFonts w:ascii="TH SarabunPSK" w:eastAsia="Times New Roman" w:hAnsi="TH SarabunPSK" w:cs="TH SarabunPSK" w:hint="cs"/>
+                <w:rFonts w:ascii="TH SarabunPSK" w:eastAsia="Times New Roman" w:hAnsi="TH SarabunPSK" w:cs="TH SarabunPSK"/>
                 <w:kern w:val="0"/>
                 <w:sz w:val="28"/>
                 <w14:ligatures w14:val="none"/>

--- a/reports/MODEL VERSION SELECT.docx
+++ b/reports/MODEL VERSION SELECT.docx
@@ -8863,12 +8863,12 @@
         <w:tblLook w:val="04A0" w:firstRow="1" w:lastRow="0" w:firstColumn="1" w:lastColumn="0" w:noHBand="0" w:noVBand="1"/>
       </w:tblPr>
       <w:tblGrid>
-        <w:gridCol w:w="1422"/>
-        <w:gridCol w:w="1669"/>
-        <w:gridCol w:w="754"/>
-        <w:gridCol w:w="502"/>
-        <w:gridCol w:w="1136"/>
-        <w:gridCol w:w="955"/>
+        <w:gridCol w:w="1129"/>
+        <w:gridCol w:w="1962"/>
+        <w:gridCol w:w="1015"/>
+        <w:gridCol w:w="851"/>
+        <w:gridCol w:w="1417"/>
+        <w:gridCol w:w="1418"/>
       </w:tblGrid>
       <w:tr>
         <w:trPr>
@@ -8877,7 +8877,7 @@
         </w:trPr>
         <w:tc>
           <w:tcPr>
-            <w:tcW w:w="0" w:type="auto"/>
+            <w:tcW w:w="1084" w:type="dxa"/>
             <w:vAlign w:val="center"/>
             <w:hideMark/>
           </w:tcPr>
@@ -8904,7 +8904,7 @@
         </w:tc>
         <w:tc>
           <w:tcPr>
-            <w:tcW w:w="0" w:type="auto"/>
+            <w:tcW w:w="1932" w:type="dxa"/>
             <w:vAlign w:val="center"/>
             <w:hideMark/>
           </w:tcPr>
@@ -8951,7 +8951,7 @@
         </w:tc>
         <w:tc>
           <w:tcPr>
-            <w:tcW w:w="0" w:type="auto"/>
+            <w:tcW w:w="985" w:type="dxa"/>
             <w:vAlign w:val="center"/>
             <w:hideMark/>
           </w:tcPr>
@@ -8979,7 +8979,7 @@
         </w:tc>
         <w:tc>
           <w:tcPr>
-            <w:tcW w:w="0" w:type="auto"/>
+            <w:tcW w:w="821" w:type="dxa"/>
             <w:vAlign w:val="center"/>
             <w:hideMark/>
           </w:tcPr>
@@ -9007,7 +9007,7 @@
         </w:tc>
         <w:tc>
           <w:tcPr>
-            <w:tcW w:w="0" w:type="auto"/>
+            <w:tcW w:w="1387" w:type="dxa"/>
             <w:vAlign w:val="center"/>
             <w:hideMark/>
           </w:tcPr>
@@ -9034,7 +9034,7 @@
         </w:tc>
         <w:tc>
           <w:tcPr>
-            <w:tcW w:w="0" w:type="auto"/>
+            <w:tcW w:w="1373" w:type="dxa"/>
             <w:vAlign w:val="center"/>
             <w:hideMark/>
           </w:tcPr>
@@ -9066,7 +9066,7 @@
         </w:trPr>
         <w:tc>
           <w:tcPr>
-            <w:tcW w:w="0" w:type="auto"/>
+            <w:tcW w:w="1084" w:type="dxa"/>
             <w:vAlign w:val="center"/>
             <w:hideMark/>
           </w:tcPr>
@@ -9112,7 +9112,7 @@
         </w:tc>
         <w:tc>
           <w:tcPr>
-            <w:tcW w:w="0" w:type="auto"/>
+            <w:tcW w:w="1932" w:type="dxa"/>
             <w:vAlign w:val="center"/>
             <w:hideMark/>
           </w:tcPr>
@@ -9135,7 +9135,7 @@
         </w:tc>
         <w:tc>
           <w:tcPr>
-            <w:tcW w:w="0" w:type="auto"/>
+            <w:tcW w:w="985" w:type="dxa"/>
             <w:vAlign w:val="center"/>
             <w:hideMark/>
           </w:tcPr>
@@ -9158,7 +9158,7 @@
         </w:tc>
         <w:tc>
           <w:tcPr>
-            <w:tcW w:w="0" w:type="auto"/>
+            <w:tcW w:w="821" w:type="dxa"/>
             <w:vAlign w:val="center"/>
             <w:hideMark/>
           </w:tcPr>
@@ -9181,7 +9181,7 @@
         </w:tc>
         <w:tc>
           <w:tcPr>
-            <w:tcW w:w="0" w:type="auto"/>
+            <w:tcW w:w="1387" w:type="dxa"/>
             <w:vAlign w:val="center"/>
             <w:hideMark/>
           </w:tcPr>
@@ -9204,7 +9204,7 @@
         </w:tc>
         <w:tc>
           <w:tcPr>
-            <w:tcW w:w="0" w:type="auto"/>
+            <w:tcW w:w="1373" w:type="dxa"/>
             <w:vAlign w:val="center"/>
             <w:hideMark/>
           </w:tcPr>
@@ -9237,11 +9237,12 @@
       </w:tr>
       <w:tr>
         <w:trPr>
+          <w:trHeight w:val="23"/>
           <w:tblCellSpacing w:w="15" w:type="dxa"/>
         </w:trPr>
         <w:tc>
           <w:tcPr>
-            <w:tcW w:w="0" w:type="auto"/>
+            <w:tcW w:w="1084" w:type="dxa"/>
             <w:vAlign w:val="center"/>
             <w:hideMark/>
           </w:tcPr>
@@ -9287,7 +9288,7 @@
         </w:tc>
         <w:tc>
           <w:tcPr>
-            <w:tcW w:w="0" w:type="auto"/>
+            <w:tcW w:w="1932" w:type="dxa"/>
             <w:vAlign w:val="center"/>
             <w:hideMark/>
           </w:tcPr>
@@ -9310,7 +9311,7 @@
         </w:tc>
         <w:tc>
           <w:tcPr>
-            <w:tcW w:w="0" w:type="auto"/>
+            <w:tcW w:w="985" w:type="dxa"/>
             <w:vAlign w:val="center"/>
             <w:hideMark/>
           </w:tcPr>
@@ -9333,7 +9334,7 @@
         </w:tc>
         <w:tc>
           <w:tcPr>
-            <w:tcW w:w="0" w:type="auto"/>
+            <w:tcW w:w="821" w:type="dxa"/>
             <w:vAlign w:val="center"/>
             <w:hideMark/>
           </w:tcPr>
@@ -9356,7 +9357,7 @@
         </w:tc>
         <w:tc>
           <w:tcPr>
-            <w:tcW w:w="0" w:type="auto"/>
+            <w:tcW w:w="1387" w:type="dxa"/>
             <w:vAlign w:val="center"/>
             <w:hideMark/>
           </w:tcPr>
@@ -9379,7 +9380,7 @@
         </w:tc>
         <w:tc>
           <w:tcPr>
-            <w:tcW w:w="0" w:type="auto"/>
+            <w:tcW w:w="1373" w:type="dxa"/>
             <w:vAlign w:val="center"/>
             <w:hideMark/>
           </w:tcPr>
@@ -9574,7 +9575,6 @@
           <w:sz w:val="32"/>
           <w:szCs w:val="40"/>
         </w:rPr>
-        <w:lastRenderedPageBreak/>
         <w:t>Clean Dataset S1 vs S2</w:t>
       </w:r>
     </w:p>
